--- a/CV.docx
+++ b/CV.docx
@@ -367,7 +367,7 @@
           <w:lang w:eastAsia="fr-FR"/>
         </w:rPr>
         <w:drawing>
-          <wp:anchor distT="0" distB="0" distL="114300" distR="114300" simplePos="0" relativeHeight="251661312" behindDoc="0" locked="0" layoutInCell="1" allowOverlap="1" wp14:anchorId="0F5533F9" wp14:editId="3490A358">
+          <wp:anchor distT="0" distB="0" distL="114300" distR="114300" simplePos="0" relativeHeight="251661312" behindDoc="0" locked="0" layoutInCell="1" allowOverlap="1" wp14:anchorId="0F5533F9" wp14:editId="17EA873A">
             <wp:simplePos x="0" y="0"/>
             <wp:positionH relativeFrom="column">
               <wp:posOffset>1013249</wp:posOffset>
@@ -2081,13 +2081,23 @@
           <w:sz w:val="20"/>
         </w:rPr>
       </w:pPr>
-      <w:r>
-        <w:rPr>
-          <w:rFonts w:ascii="Arial" w:hAnsi="Arial" w:cs="Arial"/>
-          <w:b/>
-          <w:sz w:val="20"/>
-        </w:rPr>
-        <w:t xml:space="preserve">Applied </w:t>
+      <w:proofErr w:type="spellStart"/>
+      <w:r>
+        <w:rPr>
+          <w:rFonts w:ascii="Arial" w:hAnsi="Arial" w:cs="Arial"/>
+          <w:b/>
+          <w:sz w:val="20"/>
+        </w:rPr>
+        <w:t>Applied</w:t>
+      </w:r>
+      <w:proofErr w:type="spellEnd"/>
+      <w:r>
+        <w:rPr>
+          <w:rFonts w:ascii="Arial" w:hAnsi="Arial" w:cs="Arial"/>
+          <w:b/>
+          <w:sz w:val="20"/>
+        </w:rPr>
+        <w:t xml:space="preserve"> </w:t>
       </w:r>
       <w:proofErr w:type="spellStart"/>
       <w:r>
@@ -4922,7 +4932,30 @@
           <w:sz w:val="20"/>
           <w:szCs w:val="20"/>
         </w:rPr>
-        <w:t>Randonnée &amp; Musculation</w:t>
+        <w:t xml:space="preserve">Sport : Course à pied, Musculation </w:t>
+      </w:r>
+    </w:p>
+    <w:p>
+      <w:pPr>
+        <w:pStyle w:val="Paragraphedeliste"/>
+        <w:numPr>
+          <w:ilvl w:val="0"/>
+          <w:numId w:val="9"/>
+        </w:numPr>
+        <w:spacing w:after="0"/>
+        <w:rPr>
+          <w:rFonts w:ascii="Arial" w:hAnsi="Arial" w:cs="Arial"/>
+          <w:sz w:val="20"/>
+          <w:szCs w:val="20"/>
+        </w:rPr>
+      </w:pPr>
+      <w:r>
+        <w:rPr>
+          <w:rFonts w:ascii="Arial" w:hAnsi="Arial" w:cs="Arial"/>
+          <w:sz w:val="20"/>
+          <w:szCs w:val="20"/>
+        </w:rPr>
+        <w:t>Trek</w:t>
       </w:r>
     </w:p>
     <w:p>
@@ -4967,14 +5000,6 @@
           <w:docGrid w:linePitch="360"/>
         </w:sectPr>
       </w:pPr>
-      <w:r>
-        <w:rPr>
-          <w:rFonts w:ascii="Arial" w:hAnsi="Arial" w:cs="Arial"/>
-          <w:sz w:val="20"/>
-          <w:szCs w:val="20"/>
-        </w:rPr>
-        <w:t>Tatouage</w:t>
-      </w:r>
     </w:p>
     <w:p>
       <w:pPr>

--- a/CV.docx
+++ b/CV.docx
@@ -1,6 +1,6 @@
 
 <file path=word/document.xml><?xml version="1.0" encoding="utf-8"?>
-<w:document xmlns:wpc="http://schemas.microsoft.com/office/word/2010/wordprocessingCanvas" xmlns:cx="http://schemas.microsoft.com/office/drawing/2014/chartex" xmlns:cx1="http://schemas.microsoft.com/office/drawing/2015/9/8/chartex" xmlns:cx2="http://schemas.microsoft.com/office/drawing/2015/10/21/chartex" xmlns:cx3="http://schemas.microsoft.com/office/drawing/2016/5/9/chartex" xmlns:cx4="http://schemas.microsoft.com/office/drawing/2016/5/10/chartex" xmlns:cx5="http://schemas.microsoft.com/office/drawing/2016/5/11/chartex" xmlns:cx6="http://schemas.microsoft.com/office/drawing/2016/5/12/chartex" xmlns:cx7="http://schemas.microsoft.com/office/drawing/2016/5/13/chartex" xmlns:cx8="http://schemas.microsoft.com/office/drawing/2016/5/14/chartex" xmlns:mc="http://schemas.openxmlformats.org/markup-compatibility/2006" xmlns:aink="http://schemas.microsoft.com/office/drawing/2016/ink" xmlns:am3d="http://schemas.microsoft.com/office/drawing/2017/model3d" xmlns:o="urn:schemas-microsoft-com:office:office" xmlns:oel="http://schemas.microsoft.com/office/2019/extlst" xmlns:r="http://schemas.openxmlformats.org/officeDocument/2006/relationships" xmlns:m="http://schemas.openxmlformats.org/officeDocument/2006/math" xmlns:v="urn:schemas-microsoft-com:vml" xmlns:wp14="http://schemas.microsoft.com/office/word/2010/wordprocessingDrawing" xmlns:wp="http://schemas.openxmlformats.org/drawingml/2006/wordprocessingDrawing" xmlns:w10="urn:schemas-microsoft-com:office:word" xmlns:w="http://schemas.openxmlformats.org/wordprocessingml/2006/main" xmlns:w14="http://schemas.microsoft.com/office/word/2010/wordml" xmlns:w15="http://schemas.microsoft.com/office/word/2012/wordml" xmlns:w16cex="http://schemas.microsoft.com/office/word/2018/wordml/cex" xmlns:w16cid="http://schemas.microsoft.com/office/word/2016/wordml/cid" xmlns:w16="http://schemas.microsoft.com/office/word/2018/wordml" xmlns:w16du="http://schemas.microsoft.com/office/word/2023/wordml/word16du" xmlns:w16sdtdh="http://schemas.microsoft.com/office/word/2020/wordml/sdtdatahash" xmlns:w16sdtfl="http://schemas.microsoft.com/office/word/2024/wordml/sdtformatlock" xmlns:w16se="http://schemas.microsoft.com/office/word/2015/wordml/symex" xmlns:wpg="http://schemas.microsoft.com/office/word/2010/wordprocessingGroup" xmlns:wpi="http://schemas.microsoft.com/office/word/2010/wordprocessingInk" xmlns:wne="http://schemas.microsoft.com/office/word/2006/wordml" xmlns:wps="http://schemas.microsoft.com/office/word/2010/wordprocessingShape" mc:Ignorable="w14 w15 w16se w16cid w16 w16cex w16sdtdh w16sdtfl w16du wp14">
+<w:document xmlns:wpc="http://schemas.microsoft.com/office/word/2010/wordprocessingCanvas" xmlns:mc="http://schemas.openxmlformats.org/markup-compatibility/2006" xmlns:o="urn:schemas-microsoft-com:office:office" xmlns:r="http://schemas.openxmlformats.org/officeDocument/2006/relationships" xmlns:m="http://schemas.openxmlformats.org/officeDocument/2006/math" xmlns:v="urn:schemas-microsoft-com:vml" xmlns:wp14="http://schemas.microsoft.com/office/word/2010/wordprocessingDrawing" xmlns:wp="http://schemas.openxmlformats.org/drawingml/2006/wordprocessingDrawing" xmlns:w10="urn:schemas-microsoft-com:office:word" xmlns:w="http://schemas.openxmlformats.org/wordprocessingml/2006/main" xmlns:w14="http://schemas.microsoft.com/office/word/2010/wordml" xmlns:w15="http://schemas.microsoft.com/office/word/2012/wordml" xmlns:wpg="http://schemas.microsoft.com/office/word/2010/wordprocessingGroup" xmlns:wpi="http://schemas.microsoft.com/office/word/2010/wordprocessingInk" xmlns:wne="http://schemas.microsoft.com/office/word/2006/wordml" xmlns:wps="http://schemas.microsoft.com/office/word/2010/wordprocessingShape" mc:Ignorable="w14 w15 wp14">
   <w:body>
     <w:p>
       <w:pPr>
@@ -120,7 +120,6 @@
           <w:lang w:val="en-US"/>
         </w:rPr>
       </w:pPr>
-      <w:proofErr w:type="spellStart"/>
       <w:r>
         <w:rPr>
           <w:rFonts w:ascii="Arial" w:hAnsi="Arial" w:cs="Arial"/>
@@ -130,7 +129,6 @@
         </w:rPr>
         <w:t>Biostatisticien</w:t>
       </w:r>
-      <w:proofErr w:type="spellEnd"/>
     </w:p>
     <w:p>
       <w:pPr>
@@ -179,7 +177,7 @@
                           <a14:useLocalDpi xmlns:a14="http://schemas.microsoft.com/office/drawing/2010/main" val="0"/>
                         </a:ext>
                         <a:ext uri="{96DAC541-7B7A-43D3-8B79-37D633B846F1}">
-                          <asvg:svgBlip xmlns:asvg="http://schemas.microsoft.com/office/drawing/2016/SVG/main" r:embed="rId9"/>
+                          <asvg:svgBlip xmlns:asvg="http://schemas.microsoft.com/office/drawing/2016/SVG/main" xmlns:w16se="http://schemas.microsoft.com/office/word/2015/wordml/symex" xmlns:w16sdtfl="http://schemas.microsoft.com/office/word/2024/wordml/sdtformatlock" xmlns:w16sdtdh="http://schemas.microsoft.com/office/word/2020/wordml/sdtdatahash" xmlns:w16du="http://schemas.microsoft.com/office/word/2023/wordml/word16du" xmlns:w16="http://schemas.microsoft.com/office/word/2018/wordml" xmlns:w16cid="http://schemas.microsoft.com/office/word/2016/wordml/cid" xmlns:w16cex="http://schemas.microsoft.com/office/word/2018/wordml/cex" xmlns:w="http://schemas.openxmlformats.org/wordprocessingml/2006/main" xmlns:w10="urn:schemas-microsoft-com:office:word" xmlns:v="urn:schemas-microsoft-com:vml" xmlns:oel="http://schemas.microsoft.com/office/2019/extlst" xmlns:o="urn:schemas-microsoft-com:office:office" xmlns:am3d="http://schemas.microsoft.com/office/drawing/2017/model3d" xmlns:aink="http://schemas.microsoft.com/office/drawing/2016/ink" xmlns:cx8="http://schemas.microsoft.com/office/drawing/2016/5/14/chartex" xmlns:cx7="http://schemas.microsoft.com/office/drawing/2016/5/13/chartex" xmlns:cx6="http://schemas.microsoft.com/office/drawing/2016/5/12/chartex" xmlns:cx5="http://schemas.microsoft.com/office/drawing/2016/5/11/chartex" xmlns:cx4="http://schemas.microsoft.com/office/drawing/2016/5/10/chartex" xmlns:cx3="http://schemas.microsoft.com/office/drawing/2016/5/9/chartex" xmlns:cx2="http://schemas.microsoft.com/office/drawing/2015/10/21/chartex" xmlns:cx1="http://schemas.microsoft.com/office/drawing/2015/9/8/chartex" xmlns:cx="http://schemas.microsoft.com/office/drawing/2014/chartex" xmlns="" r:embed="rId9"/>
                         </a:ext>
                       </a:extLst>
                     </a:blip>
@@ -247,7 +245,7 @@
                           <a14:useLocalDpi xmlns:a14="http://schemas.microsoft.com/office/drawing/2010/main" val="0"/>
                         </a:ext>
                         <a:ext uri="{96DAC541-7B7A-43D3-8B79-37D633B846F1}">
-                          <asvg:svgBlip xmlns:asvg="http://schemas.microsoft.com/office/drawing/2016/SVG/main" r:embed="rId11"/>
+                          <asvg:svgBlip xmlns:asvg="http://schemas.microsoft.com/office/drawing/2016/SVG/main" xmlns:w16se="http://schemas.microsoft.com/office/word/2015/wordml/symex" xmlns:w16sdtfl="http://schemas.microsoft.com/office/word/2024/wordml/sdtformatlock" xmlns:w16sdtdh="http://schemas.microsoft.com/office/word/2020/wordml/sdtdatahash" xmlns:w16du="http://schemas.microsoft.com/office/word/2023/wordml/word16du" xmlns:w16="http://schemas.microsoft.com/office/word/2018/wordml" xmlns:w16cid="http://schemas.microsoft.com/office/word/2016/wordml/cid" xmlns:w16cex="http://schemas.microsoft.com/office/word/2018/wordml/cex" xmlns:w="http://schemas.openxmlformats.org/wordprocessingml/2006/main" xmlns:w10="urn:schemas-microsoft-com:office:word" xmlns:v="urn:schemas-microsoft-com:vml" xmlns:oel="http://schemas.microsoft.com/office/2019/extlst" xmlns:o="urn:schemas-microsoft-com:office:office" xmlns:am3d="http://schemas.microsoft.com/office/drawing/2017/model3d" xmlns:aink="http://schemas.microsoft.com/office/drawing/2016/ink" xmlns:cx8="http://schemas.microsoft.com/office/drawing/2016/5/14/chartex" xmlns:cx7="http://schemas.microsoft.com/office/drawing/2016/5/13/chartex" xmlns:cx6="http://schemas.microsoft.com/office/drawing/2016/5/12/chartex" xmlns:cx5="http://schemas.microsoft.com/office/drawing/2016/5/11/chartex" xmlns:cx4="http://schemas.microsoft.com/office/drawing/2016/5/10/chartex" xmlns:cx3="http://schemas.microsoft.com/office/drawing/2016/5/9/chartex" xmlns:cx2="http://schemas.microsoft.com/office/drawing/2015/10/21/chartex" xmlns:cx1="http://schemas.microsoft.com/office/drawing/2015/9/8/chartex" xmlns:cx="http://schemas.microsoft.com/office/drawing/2014/chartex" xmlns="" r:embed="rId11"/>
                         </a:ext>
                       </a:extLst>
                     </a:blip>
@@ -309,7 +307,7 @@
                           <a14:useLocalDpi xmlns:a14="http://schemas.microsoft.com/office/drawing/2010/main" val="0"/>
                         </a:ext>
                         <a:ext uri="{96DAC541-7B7A-43D3-8B79-37D633B846F1}">
-                          <asvg:svgBlip xmlns:asvg="http://schemas.microsoft.com/office/drawing/2016/SVG/main" r:embed="rId13"/>
+                          <asvg:svgBlip xmlns:asvg="http://schemas.microsoft.com/office/drawing/2016/SVG/main" xmlns:w16se="http://schemas.microsoft.com/office/word/2015/wordml/symex" xmlns:w16sdtfl="http://schemas.microsoft.com/office/word/2024/wordml/sdtformatlock" xmlns:w16sdtdh="http://schemas.microsoft.com/office/word/2020/wordml/sdtdatahash" xmlns:w16du="http://schemas.microsoft.com/office/word/2023/wordml/word16du" xmlns:w16="http://schemas.microsoft.com/office/word/2018/wordml" xmlns:w16cid="http://schemas.microsoft.com/office/word/2016/wordml/cid" xmlns:w16cex="http://schemas.microsoft.com/office/word/2018/wordml/cex" xmlns:w="http://schemas.openxmlformats.org/wordprocessingml/2006/main" xmlns:w10="urn:schemas-microsoft-com:office:word" xmlns:v="urn:schemas-microsoft-com:vml" xmlns:oel="http://schemas.microsoft.com/office/2019/extlst" xmlns:o="urn:schemas-microsoft-com:office:office" xmlns:am3d="http://schemas.microsoft.com/office/drawing/2017/model3d" xmlns:aink="http://schemas.microsoft.com/office/drawing/2016/ink" xmlns:cx8="http://schemas.microsoft.com/office/drawing/2016/5/14/chartex" xmlns:cx7="http://schemas.microsoft.com/office/drawing/2016/5/13/chartex" xmlns:cx6="http://schemas.microsoft.com/office/drawing/2016/5/12/chartex" xmlns:cx5="http://schemas.microsoft.com/office/drawing/2016/5/11/chartex" xmlns:cx4="http://schemas.microsoft.com/office/drawing/2016/5/10/chartex" xmlns:cx3="http://schemas.microsoft.com/office/drawing/2016/5/9/chartex" xmlns:cx2="http://schemas.microsoft.com/office/drawing/2015/10/21/chartex" xmlns:cx1="http://schemas.microsoft.com/office/drawing/2015/9/8/chartex" xmlns:cx="http://schemas.microsoft.com/office/drawing/2014/chartex" xmlns="" r:embed="rId13"/>
                         </a:ext>
                       </a:extLst>
                     </a:blip>
@@ -651,25 +649,21 @@
         <w:t xml:space="preserve">    </w:t>
       </w:r>
       <w:hyperlink r:id="rId18" w:history="1">
-        <w:proofErr w:type="spellStart"/>
         <w:r>
           <w:rPr>
             <w:rStyle w:val="Lienhypertexte"/>
             <w:rFonts w:ascii="Arial" w:hAnsi="Arial" w:cs="Arial"/>
             <w:sz w:val="24"/>
             <w:szCs w:val="24"/>
-            <w:lang w:val="en-US"/>
           </w:rPr>
           <w:t>hugo-marthinet</w:t>
         </w:r>
-        <w:proofErr w:type="spellEnd"/>
       </w:hyperlink>
       <w:r>
         <w:rPr>
           <w:rFonts w:ascii="Arial" w:hAnsi="Arial" w:cs="Arial"/>
           <w:sz w:val="24"/>
           <w:szCs w:val="24"/>
-          <w:lang w:val="en-US"/>
         </w:rPr>
         <w:t xml:space="preserve">   </w:t>
       </w:r>
@@ -678,7 +672,6 @@
           <w:rFonts w:ascii="Arial" w:hAnsi="Arial" w:cs="Arial"/>
           <w:sz w:val="24"/>
           <w:szCs w:val="24"/>
-          <w:lang w:val="en-US"/>
         </w:rPr>
         <w:t xml:space="preserve"> </w:t>
       </w:r>
@@ -687,44 +680,30 @@
           <w:rFonts w:ascii="Arial" w:hAnsi="Arial" w:cs="Arial"/>
           <w:sz w:val="24"/>
           <w:szCs w:val="24"/>
-          <w:lang w:val="en-US"/>
         </w:rPr>
         <w:t xml:space="preserve">      </w:t>
       </w:r>
       <w:hyperlink r:id="rId19" w:history="1">
-        <w:proofErr w:type="spellStart"/>
         <w:r>
           <w:rPr>
             <w:rStyle w:val="Lienhypertexte"/>
             <w:rFonts w:ascii="Arial" w:hAnsi="Arial" w:cs="Arial"/>
             <w:sz w:val="24"/>
             <w:szCs w:val="24"/>
-            <w:lang w:val="en-US"/>
           </w:rPr>
           <w:t>HugoMrth</w:t>
         </w:r>
-        <w:proofErr w:type="spellEnd"/>
       </w:hyperlink>
       <w:r>
         <w:t xml:space="preserve">       </w:t>
       </w:r>
-      <w:proofErr w:type="gramStart"/>
       <w:r>
         <w:rPr>
           <w:rFonts w:ascii="Arial" w:hAnsi="Arial" w:cs="Arial"/>
           <w:sz w:val="24"/>
           <w:szCs w:val="24"/>
         </w:rPr>
-        <w:t>ORCID :</w:t>
-      </w:r>
-      <w:proofErr w:type="gramEnd"/>
-      <w:r>
-        <w:rPr>
-          <w:rFonts w:ascii="Arial" w:hAnsi="Arial" w:cs="Arial"/>
-          <w:sz w:val="24"/>
-          <w:szCs w:val="24"/>
-        </w:rPr>
-        <w:t xml:space="preserve"> 0009-0000-5965-3514</w:t>
+        <w:t>ORCID : 0009-0000-5965-3514</w:t>
       </w:r>
     </w:p>
     <w:p>
@@ -810,7 +789,6 @@
           <w:bCs/>
         </w:rPr>
       </w:pPr>
-      <w:proofErr w:type="spellStart"/>
       <w:r>
         <w:rPr>
           <w:rStyle w:val="t-14"/>
@@ -820,7 +798,6 @@
         </w:rPr>
         <w:t>Epimentis</w:t>
       </w:r>
-      <w:proofErr w:type="spellEnd"/>
     </w:p>
     <w:p>
       <w:pPr>
@@ -837,43 +814,7 @@
           <w:sz w:val="20"/>
           <w:szCs w:val="20"/>
         </w:rPr>
-        <w:t xml:space="preserve">Biostatisticien – Data </w:t>
-      </w:r>
-      <w:proofErr w:type="spellStart"/>
-      <w:r>
-        <w:rPr>
-          <w:rFonts w:ascii="Arial" w:hAnsi="Arial" w:cs="Arial"/>
-          <w:sz w:val="20"/>
-          <w:szCs w:val="20"/>
-        </w:rPr>
-        <w:t>Analyst</w:t>
-      </w:r>
-      <w:proofErr w:type="spellEnd"/>
-      <w:r>
-        <w:rPr>
-          <w:rFonts w:ascii="Arial" w:hAnsi="Arial" w:cs="Arial"/>
-          <w:sz w:val="20"/>
-          <w:szCs w:val="20"/>
-        </w:rPr>
-        <w:t xml:space="preserve">                                                                                                   </w:t>
-      </w:r>
-      <w:proofErr w:type="gramStart"/>
-      <w:r>
-        <w:rPr>
-          <w:rFonts w:ascii="Arial" w:hAnsi="Arial" w:cs="Arial"/>
-          <w:sz w:val="20"/>
-          <w:szCs w:val="20"/>
-        </w:rPr>
-        <w:t>Février</w:t>
-      </w:r>
-      <w:proofErr w:type="gramEnd"/>
-      <w:r>
-        <w:rPr>
-          <w:rFonts w:ascii="Arial" w:hAnsi="Arial" w:cs="Arial"/>
-          <w:sz w:val="20"/>
-          <w:szCs w:val="20"/>
-        </w:rPr>
-        <w:t xml:space="preserve"> 2026</w:t>
+        <w:t>Biostatisticien – Data Analyst                                                                                                   Février 2026</w:t>
       </w:r>
       <w:r>
         <w:rPr>
@@ -906,6 +847,14 @@
         </w:rPr>
         <w:t>Relecture des protocoles et rédaction des plans d’analyse statistiques</w:t>
       </w:r>
+      <w:r>
+        <w:rPr>
+          <w:rFonts w:ascii="Arial" w:hAnsi="Arial" w:cs="Arial"/>
+          <w:sz w:val="20"/>
+          <w:szCs w:val="20"/>
+        </w:rPr>
+        <w:t>,</w:t>
+      </w:r>
     </w:p>
     <w:p>
       <w:pPr>
@@ -929,6 +878,14 @@
         </w:rPr>
         <w:t>Extraction et validation des données et analyses statistiques</w:t>
       </w:r>
+      <w:r>
+        <w:rPr>
+          <w:rFonts w:ascii="Arial" w:hAnsi="Arial" w:cs="Arial"/>
+          <w:sz w:val="20"/>
+          <w:szCs w:val="20"/>
+        </w:rPr>
+        <w:t>,</w:t>
+      </w:r>
     </w:p>
     <w:p>
       <w:pPr>
@@ -950,220 +907,31 @@
           <w:sz w:val="20"/>
           <w:szCs w:val="20"/>
         </w:rPr>
-        <w:t>Contrôle qualité, participation aux réunions de suivi de projet et à la rédaction des document scientifiques</w:t>
-      </w:r>
-    </w:p>
-    <w:p>
-      <w:pPr>
-        <w:spacing w:after="0"/>
-        <w:rPr>
-          <w:rStyle w:val="t-14"/>
-          <w:rFonts w:ascii="Arial" w:hAnsi="Arial" w:cs="Arial"/>
-          <w:b/>
-          <w:bCs/>
-        </w:rPr>
-      </w:pPr>
-    </w:p>
-    <w:p>
-      <w:pPr>
-        <w:spacing w:after="0"/>
-        <w:rPr>
-          <w:rFonts w:ascii="Arial" w:hAnsi="Arial" w:cs="Arial"/>
-          <w:b/>
-          <w:bCs/>
-          <w:lang w:val="en-US"/>
-        </w:rPr>
-      </w:pPr>
-      <w:proofErr w:type="spellStart"/>
-      <w:r>
-        <w:rPr>
-          <w:rStyle w:val="t-14"/>
-          <w:rFonts w:ascii="Arial" w:hAnsi="Arial" w:cs="Arial"/>
-          <w:b/>
-          <w:bCs/>
-          <w:lang w:val="en-US"/>
-        </w:rPr>
-        <w:t>Laboratoire</w:t>
-      </w:r>
-      <w:proofErr w:type="spellEnd"/>
-      <w:r>
-        <w:rPr>
-          <w:rStyle w:val="t-14"/>
-          <w:rFonts w:ascii="Arial" w:hAnsi="Arial" w:cs="Arial"/>
-          <w:b/>
-          <w:bCs/>
-          <w:lang w:val="en-US"/>
-        </w:rPr>
-        <w:t xml:space="preserve"> RESHAPE </w:t>
-      </w:r>
-      <w:r>
-        <w:rPr>
-          <w:rFonts w:ascii="Arial" w:hAnsi="Arial" w:cs="Arial"/>
-          <w:b/>
-          <w:bCs/>
-          <w:lang w:val="en-US"/>
-        </w:rPr>
-        <w:t>(</w:t>
-      </w:r>
-      <w:proofErr w:type="spellStart"/>
-      <w:r>
-        <w:rPr>
-          <w:rFonts w:ascii="Arial" w:hAnsi="Arial" w:cs="Arial"/>
-          <w:b/>
-          <w:bCs/>
-          <w:lang w:val="en-US"/>
-        </w:rPr>
-        <w:t>RESearch</w:t>
-      </w:r>
-      <w:proofErr w:type="spellEnd"/>
-      <w:r>
-        <w:rPr>
-          <w:rFonts w:ascii="Arial" w:hAnsi="Arial" w:cs="Arial"/>
-          <w:b/>
-          <w:bCs/>
-          <w:lang w:val="en-US"/>
-        </w:rPr>
-        <w:t xml:space="preserve"> on </w:t>
-      </w:r>
-      <w:proofErr w:type="spellStart"/>
-      <w:r>
-        <w:rPr>
-          <w:rFonts w:ascii="Arial" w:hAnsi="Arial" w:cs="Arial"/>
-          <w:b/>
-          <w:bCs/>
-          <w:lang w:val="en-US"/>
-        </w:rPr>
-        <w:t>HealthcAre</w:t>
-      </w:r>
-      <w:proofErr w:type="spellEnd"/>
-      <w:r>
-        <w:rPr>
-          <w:rFonts w:ascii="Arial" w:hAnsi="Arial" w:cs="Arial"/>
-          <w:b/>
-          <w:bCs/>
-          <w:lang w:val="en-US"/>
-        </w:rPr>
-        <w:t xml:space="preserve"> </w:t>
-      </w:r>
-      <w:proofErr w:type="spellStart"/>
-      <w:r>
-        <w:rPr>
-          <w:rFonts w:ascii="Arial" w:hAnsi="Arial" w:cs="Arial"/>
-          <w:b/>
-          <w:bCs/>
-          <w:lang w:val="en-US"/>
-        </w:rPr>
-        <w:t>PErformance</w:t>
-      </w:r>
-      <w:proofErr w:type="spellEnd"/>
-      <w:r>
-        <w:rPr>
-          <w:rFonts w:ascii="Arial" w:hAnsi="Arial" w:cs="Arial"/>
-          <w:b/>
-          <w:bCs/>
-          <w:lang w:val="en-US"/>
-        </w:rPr>
-        <w:t>) – U1290 Inserm-UCBL</w:t>
-      </w:r>
-    </w:p>
-    <w:p>
-      <w:pPr>
-        <w:spacing w:after="0"/>
-        <w:rPr>
-          <w:rFonts w:ascii="Arial" w:hAnsi="Arial" w:cs="Arial"/>
-          <w:sz w:val="20"/>
-          <w:szCs w:val="20"/>
-        </w:rPr>
-      </w:pPr>
-      <w:r>
-        <w:rPr>
-          <w:rFonts w:ascii="Arial" w:hAnsi="Arial" w:cs="Arial"/>
-          <w:sz w:val="20"/>
-          <w:szCs w:val="20"/>
-        </w:rPr>
-        <w:t>Bios</w:t>
-      </w:r>
-      <w:r>
-        <w:rPr>
-          <w:rFonts w:ascii="Arial" w:hAnsi="Arial" w:cs="Arial"/>
-          <w:sz w:val="20"/>
-          <w:szCs w:val="20"/>
-        </w:rPr>
-        <w:t xml:space="preserve">tatisticien </w:t>
-      </w:r>
-      <w:r>
-        <w:rPr>
-          <w:rFonts w:ascii="Arial" w:hAnsi="Arial" w:cs="Arial"/>
-          <w:sz w:val="20"/>
-          <w:szCs w:val="20"/>
-        </w:rPr>
-        <w:t xml:space="preserve">                                                                                                                 </w:t>
-      </w:r>
-      <w:r>
-        <w:rPr>
-          <w:rFonts w:ascii="Arial" w:hAnsi="Arial" w:cs="Arial"/>
-          <w:sz w:val="20"/>
-          <w:szCs w:val="20"/>
-        </w:rPr>
-        <w:t xml:space="preserve">          </w:t>
-      </w:r>
-      <w:r>
-        <w:rPr>
-          <w:rFonts w:ascii="Arial" w:hAnsi="Arial" w:cs="Arial"/>
-          <w:sz w:val="20"/>
-          <w:szCs w:val="20"/>
-        </w:rPr>
-        <w:t xml:space="preserve">  </w:t>
-      </w:r>
-      <w:proofErr w:type="gramStart"/>
-      <w:r>
-        <w:rPr>
-          <w:rFonts w:ascii="Arial" w:hAnsi="Arial" w:cs="Arial"/>
-          <w:sz w:val="20"/>
-          <w:szCs w:val="20"/>
-        </w:rPr>
-        <w:t>J</w:t>
-      </w:r>
-      <w:r>
-        <w:rPr>
-          <w:rFonts w:ascii="Arial" w:hAnsi="Arial" w:cs="Arial"/>
-          <w:sz w:val="20"/>
-          <w:szCs w:val="20"/>
-        </w:rPr>
-        <w:t>uin</w:t>
-      </w:r>
-      <w:proofErr w:type="gramEnd"/>
-      <w:r>
-        <w:rPr>
-          <w:rFonts w:ascii="Arial" w:hAnsi="Arial" w:cs="Arial"/>
-          <w:sz w:val="20"/>
-          <w:szCs w:val="20"/>
-        </w:rPr>
-        <w:t xml:space="preserve"> </w:t>
-      </w:r>
-      <w:r>
-        <w:rPr>
-          <w:rFonts w:ascii="Arial" w:hAnsi="Arial" w:cs="Arial"/>
-          <w:sz w:val="20"/>
-          <w:szCs w:val="20"/>
-        </w:rPr>
-        <w:t xml:space="preserve">2024 – </w:t>
-      </w:r>
-      <w:r>
-        <w:rPr>
-          <w:rFonts w:ascii="Arial" w:hAnsi="Arial" w:cs="Arial"/>
-          <w:sz w:val="20"/>
-          <w:szCs w:val="20"/>
-        </w:rPr>
-        <w:t>Février 2026</w:t>
-      </w:r>
-      <w:r>
-        <w:rPr>
-          <w:rFonts w:ascii="Arial" w:hAnsi="Arial" w:cs="Arial"/>
-          <w:sz w:val="20"/>
-          <w:szCs w:val="20"/>
-        </w:rPr>
-        <w:t xml:space="preserve"> </w:t>
+        <w:t>Contrôle qualité, participation aux réunions de suivi de projet et à la rédaction des document</w:t>
+      </w:r>
+      <w:r>
+        <w:rPr>
+          <w:rFonts w:ascii="Arial" w:hAnsi="Arial" w:cs="Arial"/>
+          <w:sz w:val="20"/>
+          <w:szCs w:val="20"/>
+        </w:rPr>
+        <w:t>s</w:t>
+      </w:r>
+      <w:r>
+        <w:rPr>
+          <w:rFonts w:ascii="Arial" w:hAnsi="Arial" w:cs="Arial"/>
+          <w:sz w:val="20"/>
+          <w:szCs w:val="20"/>
+        </w:rPr>
+        <w:t xml:space="preserve"> scientifiques</w:t>
+      </w:r>
+      <w:r>
+        <w:rPr>
+          <w:rFonts w:ascii="Arial" w:hAnsi="Arial" w:cs="Arial"/>
+          <w:sz w:val="20"/>
+          <w:szCs w:val="20"/>
+        </w:rPr>
+        <w:t>,</w:t>
       </w:r>
     </w:p>
     <w:p>
@@ -1186,7 +954,130 @@
           <w:sz w:val="20"/>
           <w:szCs w:val="20"/>
         </w:rPr>
-        <w:t>Equipe IMPULSE (Impact des nouvelles organisations de soins, politiques publiques et</w:t>
+        <w:t>Participation aux appels d’offre et rédaction de fiche statistiques</w:t>
+      </w:r>
+      <w:r>
+        <w:rPr>
+          <w:rFonts w:ascii="Arial" w:hAnsi="Arial" w:cs="Arial"/>
+          <w:sz w:val="20"/>
+          <w:szCs w:val="20"/>
+        </w:rPr>
+        <w:t>.</w:t>
+      </w:r>
+    </w:p>
+    <w:p>
+      <w:pPr>
+        <w:spacing w:after="0"/>
+        <w:rPr>
+          <w:rStyle w:val="t-14"/>
+          <w:rFonts w:ascii="Arial" w:hAnsi="Arial" w:cs="Arial"/>
+          <w:b/>
+          <w:bCs/>
+        </w:rPr>
+      </w:pPr>
+    </w:p>
+    <w:p>
+      <w:pPr>
+        <w:spacing w:after="0"/>
+        <w:rPr>
+          <w:rFonts w:ascii="Arial" w:hAnsi="Arial" w:cs="Arial"/>
+          <w:b/>
+          <w:bCs/>
+          <w:lang w:val="en-US"/>
+        </w:rPr>
+      </w:pPr>
+      <w:r>
+        <w:rPr>
+          <w:rStyle w:val="t-14"/>
+          <w:rFonts w:ascii="Arial" w:hAnsi="Arial" w:cs="Arial"/>
+          <w:b/>
+          <w:bCs/>
+          <w:lang w:val="en-US"/>
+        </w:rPr>
+        <w:t xml:space="preserve">Laboratoire RESHAPE </w:t>
+      </w:r>
+      <w:r>
+        <w:rPr>
+          <w:rFonts w:ascii="Arial" w:hAnsi="Arial" w:cs="Arial"/>
+          <w:b/>
+          <w:bCs/>
+          <w:lang w:val="en-US"/>
+        </w:rPr>
+        <w:t>(RESearch on HealthcAre PErformance) – U1290 Inserm-UCBL</w:t>
+      </w:r>
+    </w:p>
+    <w:p>
+      <w:pPr>
+        <w:spacing w:after="0"/>
+        <w:rPr>
+          <w:rFonts w:ascii="Arial" w:hAnsi="Arial" w:cs="Arial"/>
+          <w:sz w:val="20"/>
+          <w:szCs w:val="20"/>
+        </w:rPr>
+      </w:pPr>
+      <w:r>
+        <w:rPr>
+          <w:rFonts w:ascii="Arial" w:hAnsi="Arial" w:cs="Arial"/>
+          <w:sz w:val="20"/>
+          <w:szCs w:val="20"/>
+        </w:rPr>
+        <w:t>Bios</w:t>
+      </w:r>
+      <w:r>
+        <w:rPr>
+          <w:rFonts w:ascii="Arial" w:hAnsi="Arial" w:cs="Arial"/>
+          <w:sz w:val="20"/>
+          <w:szCs w:val="20"/>
+        </w:rPr>
+        <w:t xml:space="preserve">tatisticien </w:t>
+      </w:r>
+      <w:r>
+        <w:rPr>
+          <w:rFonts w:ascii="Arial" w:hAnsi="Arial" w:cs="Arial"/>
+          <w:sz w:val="20"/>
+          <w:szCs w:val="20"/>
+        </w:rPr>
+        <w:t xml:space="preserve">                                                                                                                 </w:t>
+      </w:r>
+      <w:r>
+        <w:rPr>
+          <w:rFonts w:ascii="Arial" w:hAnsi="Arial" w:cs="Arial"/>
+          <w:sz w:val="20"/>
+          <w:szCs w:val="20"/>
+        </w:rPr>
+        <w:t xml:space="preserve">          </w:t>
+      </w:r>
+      <w:r>
+        <w:rPr>
+          <w:rFonts w:ascii="Arial" w:hAnsi="Arial" w:cs="Arial"/>
+          <w:sz w:val="20"/>
+          <w:szCs w:val="20"/>
+        </w:rPr>
+        <w:t xml:space="preserve">  J</w:t>
+      </w:r>
+      <w:r>
+        <w:rPr>
+          <w:rFonts w:ascii="Arial" w:hAnsi="Arial" w:cs="Arial"/>
+          <w:sz w:val="20"/>
+          <w:szCs w:val="20"/>
+        </w:rPr>
+        <w:t xml:space="preserve">uin </w:t>
+      </w:r>
+      <w:r>
+        <w:rPr>
+          <w:rFonts w:ascii="Arial" w:hAnsi="Arial" w:cs="Arial"/>
+          <w:sz w:val="20"/>
+          <w:szCs w:val="20"/>
+        </w:rPr>
+        <w:t xml:space="preserve">2024 – </w:t>
+      </w:r>
+      <w:r>
+        <w:rPr>
+          <w:rFonts w:ascii="Arial" w:hAnsi="Arial" w:cs="Arial"/>
+          <w:sz w:val="20"/>
+          <w:szCs w:val="20"/>
+        </w:rPr>
+        <w:t>Février 2026</w:t>
       </w:r>
       <w:r>
         <w:rPr>
@@ -1195,22 +1086,6 @@
           <w:szCs w:val="20"/>
         </w:rPr>
         <w:t xml:space="preserve"> </w:t>
-      </w:r>
-      <w:r>
-        <w:rPr>
-          <w:rFonts w:ascii="Arial" w:hAnsi="Arial" w:cs="Arial"/>
-          <w:sz w:val="20"/>
-          <w:szCs w:val="20"/>
-        </w:rPr>
-        <w:t>communications sur l’uti</w:t>
-      </w:r>
-      <w:r>
-        <w:rPr>
-          <w:rFonts w:ascii="Arial" w:hAnsi="Arial" w:cs="Arial"/>
-          <w:sz w:val="20"/>
-          <w:szCs w:val="20"/>
-        </w:rPr>
-        <w:t>lisation des produits de santé),</w:t>
       </w:r>
     </w:p>
     <w:p>
@@ -1233,15 +1108,31 @@
           <w:sz w:val="20"/>
           <w:szCs w:val="20"/>
         </w:rPr>
-        <w:t>Analyses statistiques des données du Système Natio</w:t>
-      </w:r>
-      <w:r>
-        <w:rPr>
-          <w:rFonts w:ascii="Arial" w:hAnsi="Arial" w:cs="Arial"/>
-          <w:sz w:val="20"/>
-          <w:szCs w:val="20"/>
-        </w:rPr>
-        <w:t>nal des Données de Santé (SNDS),</w:t>
+        <w:t>Equipe IMPULSE (Impact des nouvelles organisations de soins, politiques publiques et</w:t>
+      </w:r>
+      <w:r>
+        <w:rPr>
+          <w:rFonts w:ascii="Arial" w:hAnsi="Arial" w:cs="Arial"/>
+          <w:sz w:val="20"/>
+          <w:szCs w:val="20"/>
+        </w:rPr>
+        <w:t xml:space="preserve"> </w:t>
+      </w:r>
+      <w:r>
+        <w:rPr>
+          <w:rFonts w:ascii="Arial" w:hAnsi="Arial" w:cs="Arial"/>
+          <w:sz w:val="20"/>
+          <w:szCs w:val="20"/>
+        </w:rPr>
+        <w:t>communications sur l’uti</w:t>
+      </w:r>
+      <w:r>
+        <w:rPr>
+          <w:rFonts w:ascii="Arial" w:hAnsi="Arial" w:cs="Arial"/>
+          <w:sz w:val="20"/>
+          <w:szCs w:val="20"/>
+        </w:rPr>
+        <w:t>lisation des produits de santé),</w:t>
       </w:r>
     </w:p>
     <w:p>
@@ -1264,31 +1155,15 @@
           <w:sz w:val="20"/>
           <w:szCs w:val="20"/>
         </w:rPr>
-        <w:t xml:space="preserve">Rédaction de protocoles de recherche, </w:t>
-      </w:r>
-      <w:r>
-        <w:rPr>
-          <w:rFonts w:ascii="Arial" w:hAnsi="Arial" w:cs="Arial"/>
-          <w:sz w:val="20"/>
-          <w:szCs w:val="20"/>
-        </w:rPr>
-        <w:t xml:space="preserve">de </w:t>
-      </w:r>
-      <w:r>
-        <w:rPr>
-          <w:rFonts w:ascii="Arial" w:hAnsi="Arial" w:cs="Arial"/>
-          <w:sz w:val="20"/>
-          <w:szCs w:val="20"/>
-        </w:rPr>
-        <w:t>rapport</w:t>
-      </w:r>
-      <w:r>
-        <w:rPr>
-          <w:rFonts w:ascii="Arial" w:hAnsi="Arial" w:cs="Arial"/>
-          <w:sz w:val="20"/>
-          <w:szCs w:val="20"/>
-        </w:rPr>
-        <w:t>s d’étude et d’articles scientifiques,</w:t>
+        <w:t>Analyses statistiques des données du Système Natio</w:t>
+      </w:r>
+      <w:r>
+        <w:rPr>
+          <w:rFonts w:ascii="Arial" w:hAnsi="Arial" w:cs="Arial"/>
+          <w:sz w:val="20"/>
+          <w:szCs w:val="20"/>
+        </w:rPr>
+        <w:t>nal des Données de Santé (SNDS),</w:t>
       </w:r>
     </w:p>
     <w:p>
@@ -1311,6 +1186,53 @@
           <w:sz w:val="20"/>
           <w:szCs w:val="20"/>
         </w:rPr>
+        <w:t xml:space="preserve">Rédaction de protocoles de recherche, </w:t>
+      </w:r>
+      <w:r>
+        <w:rPr>
+          <w:rFonts w:ascii="Arial" w:hAnsi="Arial" w:cs="Arial"/>
+          <w:sz w:val="20"/>
+          <w:szCs w:val="20"/>
+        </w:rPr>
+        <w:t xml:space="preserve">de </w:t>
+      </w:r>
+      <w:r>
+        <w:rPr>
+          <w:rFonts w:ascii="Arial" w:hAnsi="Arial" w:cs="Arial"/>
+          <w:sz w:val="20"/>
+          <w:szCs w:val="20"/>
+        </w:rPr>
+        <w:t>rapport</w:t>
+      </w:r>
+      <w:r>
+        <w:rPr>
+          <w:rFonts w:ascii="Arial" w:hAnsi="Arial" w:cs="Arial"/>
+          <w:sz w:val="20"/>
+          <w:szCs w:val="20"/>
+        </w:rPr>
+        <w:t>s d’étude et d’articles scientifiques,</w:t>
+      </w:r>
+    </w:p>
+    <w:p>
+      <w:pPr>
+        <w:pStyle w:val="Paragraphedeliste"/>
+        <w:numPr>
+          <w:ilvl w:val="0"/>
+          <w:numId w:val="4"/>
+        </w:numPr>
+        <w:spacing w:after="0"/>
+        <w:rPr>
+          <w:rFonts w:ascii="Arial" w:hAnsi="Arial" w:cs="Arial"/>
+          <w:sz w:val="20"/>
+          <w:szCs w:val="20"/>
+        </w:rPr>
+      </w:pPr>
+      <w:r>
+        <w:rPr>
+          <w:rFonts w:ascii="Arial" w:hAnsi="Arial" w:cs="Arial"/>
+          <w:sz w:val="20"/>
+          <w:szCs w:val="20"/>
+        </w:rPr>
         <w:t>Participation aux congrès et animations scientifiques sur l’épidémiologie des produits de santé.</w:t>
       </w:r>
     </w:p>
@@ -1723,7 +1645,6 @@
         </w:rPr>
         <w:t xml:space="preserve">                             </w:t>
       </w:r>
-      <w:proofErr w:type="gramStart"/>
       <w:r>
         <w:rPr>
           <w:rStyle w:val="pvs-entitycaption-wrapper"/>
@@ -1751,7 +1672,6 @@
         </w:rPr>
         <w:t>il</w:t>
       </w:r>
-      <w:proofErr w:type="gramEnd"/>
       <w:r>
         <w:rPr>
           <w:rStyle w:val="pvs-entitycaption-wrapper"/>
@@ -1770,7 +1690,6 @@
         </w:rPr>
         <w:t xml:space="preserve">uin 2017, </w:t>
       </w:r>
-      <w:proofErr w:type="spellStart"/>
       <w:r>
         <w:rPr>
           <w:rStyle w:val="pvs-entitycaption-wrapper"/>
@@ -1798,7 +1717,6 @@
         </w:rPr>
         <w:t>let</w:t>
       </w:r>
-      <w:proofErr w:type="spellEnd"/>
       <w:r>
         <w:rPr>
           <w:rStyle w:val="pvs-entitycaption-wrapper"/>
@@ -1971,6 +1889,210 @@
         <w:spacing w:after="0"/>
         <w:rPr>
           <w:rFonts w:ascii="Arial" w:hAnsi="Arial" w:cs="Arial"/>
+          <w:bCs/>
+          <w:sz w:val="20"/>
+          <w:lang w:val="en-US"/>
+        </w:rPr>
+      </w:pPr>
+      <w:r>
+        <w:rPr>
+          <w:rFonts w:ascii="Arial" w:hAnsi="Arial" w:cs="Arial"/>
+          <w:b/>
+          <w:sz w:val="20"/>
+          <w:lang w:val="en-US"/>
+        </w:rPr>
+        <w:t xml:space="preserve">Addressing Unmeasured </w:t>
+      </w:r>
+      <w:r>
+        <w:rPr>
+          <w:rFonts w:ascii="Arial" w:hAnsi="Arial" w:cs="Arial"/>
+          <w:b/>
+          <w:sz w:val="20"/>
+          <w:lang w:val="en-US"/>
+        </w:rPr>
+        <w:t>Confounding through Study Design and Analysis</w:t>
+      </w:r>
+      <w:r>
+        <w:rPr>
+          <w:rFonts w:ascii="Arial" w:hAnsi="Arial" w:cs="Arial"/>
+          <w:b/>
+          <w:sz w:val="20"/>
+          <w:lang w:val="en-US"/>
+        </w:rPr>
+        <w:t xml:space="preserve"> </w:t>
+      </w:r>
+      <w:r>
+        <w:rPr>
+          <w:rFonts w:ascii="Arial" w:hAnsi="Arial" w:cs="Arial"/>
+          <w:bCs/>
+          <w:sz w:val="20"/>
+          <w:lang w:val="en-US"/>
+        </w:rPr>
+        <w:t>(</w:t>
+      </w:r>
+      <w:r>
+        <w:rPr>
+          <w:rFonts w:ascii="Arial" w:hAnsi="Arial" w:cs="Arial"/>
+          <w:bCs/>
+          <w:sz w:val="20"/>
+          <w:lang w:val="en-US"/>
+        </w:rPr>
+        <w:t xml:space="preserve">0,5 jour)      </w:t>
+      </w:r>
+      <w:r>
+        <w:rPr>
+          <w:rFonts w:ascii="Arial" w:hAnsi="Arial" w:cs="Arial"/>
+          <w:b/>
+          <w:sz w:val="20"/>
+          <w:lang w:val="en-US"/>
+        </w:rPr>
+        <w:t xml:space="preserve"> ISPE 202</w:t>
+      </w:r>
+      <w:r>
+        <w:rPr>
+          <w:rFonts w:ascii="Arial" w:hAnsi="Arial" w:cs="Arial"/>
+          <w:b/>
+          <w:sz w:val="20"/>
+          <w:lang w:val="en-US"/>
+        </w:rPr>
+        <w:t>6</w:t>
+      </w:r>
+      <w:r>
+        <w:rPr>
+          <w:rFonts w:ascii="Arial" w:hAnsi="Arial" w:cs="Arial"/>
+          <w:b/>
+          <w:sz w:val="20"/>
+          <w:lang w:val="en-US"/>
+        </w:rPr>
+        <w:t xml:space="preserve"> </w:t>
+      </w:r>
+      <w:r>
+        <w:rPr>
+          <w:rFonts w:ascii="Arial" w:hAnsi="Arial" w:cs="Arial"/>
+          <w:bCs/>
+          <w:sz w:val="20"/>
+          <w:lang w:val="en-US"/>
+        </w:rPr>
+        <w:t>– Aout 202</w:t>
+      </w:r>
+      <w:r>
+        <w:rPr>
+          <w:rFonts w:ascii="Arial" w:hAnsi="Arial" w:cs="Arial"/>
+          <w:bCs/>
+          <w:sz w:val="20"/>
+          <w:lang w:val="en-US"/>
+        </w:rPr>
+        <w:t>6</w:t>
+      </w:r>
+    </w:p>
+    <w:p>
+      <w:pPr>
+        <w:spacing w:after="0"/>
+        <w:rPr>
+          <w:rFonts w:ascii="Arial" w:hAnsi="Arial" w:cs="Arial"/>
+          <w:b/>
+          <w:sz w:val="20"/>
+          <w:lang w:val="en-US"/>
+        </w:rPr>
+      </w:pPr>
+      <w:r>
+        <w:rPr>
+          <w:rFonts w:ascii="Arial" w:hAnsi="Arial" w:cs="Arial"/>
+          <w:b/>
+          <w:sz w:val="20"/>
+          <w:lang w:val="en-US"/>
+        </w:rPr>
+        <w:t>Defining and Estimatin</w:t>
+      </w:r>
+      <w:r>
+        <w:rPr>
+          <w:rFonts w:ascii="Arial" w:hAnsi="Arial" w:cs="Arial"/>
+          <w:b/>
+          <w:sz w:val="20"/>
+          <w:lang w:val="en-US"/>
+        </w:rPr>
+        <w:t>g the Effects of Dynamic Treatment Strategies using RWD</w:t>
+      </w:r>
+      <w:r>
+        <w:rPr>
+          <w:rFonts w:ascii="Arial" w:hAnsi="Arial" w:cs="Arial"/>
+          <w:b/>
+          <w:sz w:val="20"/>
+          <w:lang w:val="en-US"/>
+        </w:rPr>
+        <w:t xml:space="preserve"> </w:t>
+      </w:r>
+      <w:r>
+        <w:rPr>
+          <w:rFonts w:ascii="Arial" w:hAnsi="Arial" w:cs="Arial"/>
+          <w:bCs/>
+          <w:sz w:val="20"/>
+          <w:lang w:val="en-US"/>
+        </w:rPr>
+        <w:t>(</w:t>
+      </w:r>
+      <w:r>
+        <w:rPr>
+          <w:rFonts w:ascii="Arial" w:hAnsi="Arial" w:cs="Arial"/>
+          <w:bCs/>
+          <w:sz w:val="20"/>
+          <w:lang w:val="en-US"/>
+        </w:rPr>
+        <w:t xml:space="preserve">0,5 j)  </w:t>
+      </w:r>
+      <w:r>
+        <w:rPr>
+          <w:rFonts w:ascii="Arial" w:hAnsi="Arial" w:cs="Arial"/>
+          <w:b/>
+          <w:sz w:val="20"/>
+          <w:lang w:val="en-US"/>
+        </w:rPr>
+        <w:t>ISPE 202</w:t>
+      </w:r>
+      <w:r>
+        <w:rPr>
+          <w:rFonts w:ascii="Arial" w:hAnsi="Arial" w:cs="Arial"/>
+          <w:b/>
+          <w:sz w:val="20"/>
+          <w:lang w:val="en-US"/>
+        </w:rPr>
+        <w:t>6</w:t>
+      </w:r>
+      <w:r>
+        <w:rPr>
+          <w:rFonts w:ascii="Arial" w:hAnsi="Arial" w:cs="Arial"/>
+          <w:b/>
+          <w:sz w:val="20"/>
+          <w:lang w:val="en-US"/>
+        </w:rPr>
+        <w:t xml:space="preserve"> </w:t>
+      </w:r>
+      <w:r>
+        <w:rPr>
+          <w:rFonts w:ascii="Arial" w:hAnsi="Arial" w:cs="Arial"/>
+          <w:bCs/>
+          <w:sz w:val="20"/>
+          <w:lang w:val="en-US"/>
+        </w:rPr>
+        <w:t>– Aout 2026</w:t>
+      </w:r>
+    </w:p>
+    <w:p>
+      <w:pPr>
+        <w:spacing w:after="0"/>
+        <w:rPr>
+          <w:rFonts w:ascii="Arial" w:hAnsi="Arial" w:cs="Arial"/>
+          <w:b/>
+          <w:sz w:val="20"/>
+          <w:lang w:val="en-US"/>
+        </w:rPr>
+      </w:pPr>
+    </w:p>
+    <w:p>
+      <w:pPr>
+        <w:spacing w:after="0"/>
+        <w:rPr>
+          <w:rFonts w:ascii="Arial" w:hAnsi="Arial" w:cs="Arial"/>
           <w:sz w:val="20"/>
         </w:rPr>
       </w:pPr>
@@ -1996,33 +2118,15 @@
           <w:bCs/>
           <w:sz w:val="20"/>
         </w:rPr>
-        <w:t xml:space="preserve">(3 </w:t>
-      </w:r>
-      <w:proofErr w:type="gramStart"/>
-      <w:r>
-        <w:rPr>
-          <w:rFonts w:ascii="Arial" w:hAnsi="Arial" w:cs="Arial"/>
-          <w:bCs/>
-          <w:sz w:val="20"/>
-        </w:rPr>
-        <w:t>jours)</w:t>
-      </w:r>
-      <w:r>
-        <w:rPr>
-          <w:rFonts w:ascii="Arial" w:hAnsi="Arial" w:cs="Arial"/>
-          <w:b/>
-          <w:sz w:val="20"/>
-        </w:rPr>
-        <w:t xml:space="preserve">   </w:t>
-      </w:r>
-      <w:proofErr w:type="gramEnd"/>
-      <w:r>
-        <w:rPr>
-          <w:rFonts w:ascii="Arial" w:hAnsi="Arial" w:cs="Arial"/>
-          <w:b/>
-          <w:sz w:val="20"/>
-        </w:rPr>
-        <w:t xml:space="preserve">                        </w:t>
+        <w:t>(3 jours)</w:t>
+      </w:r>
+      <w:r>
+        <w:rPr>
+          <w:rFonts w:ascii="Arial" w:hAnsi="Arial" w:cs="Arial"/>
+          <w:b/>
+          <w:sz w:val="20"/>
+        </w:rPr>
+        <w:t xml:space="preserve">                           </w:t>
       </w:r>
       <w:r>
         <w:rPr>
@@ -2081,16 +2185,74 @@
           <w:sz w:val="20"/>
         </w:rPr>
       </w:pPr>
-      <w:proofErr w:type="spellStart"/>
-      <w:r>
-        <w:rPr>
-          <w:rFonts w:ascii="Arial" w:hAnsi="Arial" w:cs="Arial"/>
-          <w:b/>
-          <w:sz w:val="20"/>
-        </w:rPr>
-        <w:t>Applied</w:t>
-      </w:r>
-      <w:proofErr w:type="spellEnd"/>
+      <w:r>
+        <w:rPr>
+          <w:rFonts w:ascii="Arial" w:hAnsi="Arial" w:cs="Arial"/>
+          <w:b/>
+          <w:sz w:val="20"/>
+        </w:rPr>
+        <w:t xml:space="preserve">Applied Sensitivity Analyses in Pharmacoepidemiolgy Database Studies </w:t>
+      </w:r>
+      <w:r>
+        <w:rPr>
+          <w:rFonts w:ascii="Arial" w:hAnsi="Arial" w:cs="Arial"/>
+          <w:bCs/>
+          <w:sz w:val="20"/>
+        </w:rPr>
+        <w:t>(</w:t>
+      </w:r>
+      <w:r>
+        <w:rPr>
+          <w:rFonts w:ascii="Arial" w:hAnsi="Arial" w:cs="Arial"/>
+          <w:bCs/>
+          <w:sz w:val="20"/>
+        </w:rPr>
+        <w:t xml:space="preserve">0,5 jour)      </w:t>
+      </w:r>
+      <w:r>
+        <w:rPr>
+          <w:rFonts w:ascii="Arial" w:hAnsi="Arial" w:cs="Arial"/>
+          <w:b/>
+          <w:sz w:val="20"/>
+        </w:rPr>
+        <w:t xml:space="preserve">     ISPE 2025 </w:t>
+      </w:r>
+      <w:r>
+        <w:rPr>
+          <w:rFonts w:ascii="Arial" w:hAnsi="Arial" w:cs="Arial"/>
+          <w:bCs/>
+          <w:sz w:val="20"/>
+        </w:rPr>
+        <w:t>– Aout 2025</w:t>
+      </w:r>
+    </w:p>
+    <w:p>
+      <w:pPr>
+        <w:spacing w:after="0"/>
+        <w:rPr>
+          <w:rFonts w:ascii="Arial" w:hAnsi="Arial" w:cs="Arial"/>
+          <w:b/>
+          <w:sz w:val="20"/>
+        </w:rPr>
+      </w:pPr>
+    </w:p>
+    <w:p>
+      <w:pPr>
+        <w:spacing w:after="0"/>
+        <w:rPr>
+          <w:rFonts w:ascii="Arial" w:hAnsi="Arial" w:cs="Arial"/>
+          <w:sz w:val="20"/>
+          <w:szCs w:val="20"/>
+        </w:rPr>
+      </w:pPr>
+      <w:r>
+        <w:rPr>
+          <w:rFonts w:ascii="Arial" w:hAnsi="Arial" w:cs="Arial"/>
+          <w:b/>
+          <w:sz w:val="20"/>
+        </w:rPr>
+        <w:t>Formation complète SNIIRAM-SNDS</w:t>
+      </w:r>
       <w:r>
         <w:rPr>
           <w:rFonts w:ascii="Arial" w:hAnsi="Arial" w:cs="Arial"/>
@@ -2099,184 +2261,67 @@
         </w:rPr>
         <w:t xml:space="preserve"> </w:t>
       </w:r>
-      <w:proofErr w:type="spellStart"/>
-      <w:r>
-        <w:rPr>
-          <w:rFonts w:ascii="Arial" w:hAnsi="Arial" w:cs="Arial"/>
-          <w:b/>
-          <w:sz w:val="20"/>
-        </w:rPr>
-        <w:t>Sensitivity</w:t>
-      </w:r>
-      <w:proofErr w:type="spellEnd"/>
-      <w:r>
-        <w:rPr>
-          <w:rFonts w:ascii="Arial" w:hAnsi="Arial" w:cs="Arial"/>
-          <w:b/>
-          <w:sz w:val="20"/>
-        </w:rPr>
-        <w:t xml:space="preserve"> Analyses in </w:t>
-      </w:r>
-      <w:proofErr w:type="spellStart"/>
-      <w:r>
-        <w:rPr>
-          <w:rFonts w:ascii="Arial" w:hAnsi="Arial" w:cs="Arial"/>
-          <w:b/>
-          <w:sz w:val="20"/>
-        </w:rPr>
-        <w:t>Pharmacoepidemiolgy</w:t>
-      </w:r>
-      <w:proofErr w:type="spellEnd"/>
-      <w:r>
-        <w:rPr>
-          <w:rFonts w:ascii="Arial" w:hAnsi="Arial" w:cs="Arial"/>
-          <w:b/>
-          <w:sz w:val="20"/>
+      <w:r>
+        <w:rPr>
+          <w:rFonts w:ascii="Arial" w:hAnsi="Arial" w:cs="Arial"/>
+          <w:bCs/>
+          <w:sz w:val="20"/>
+        </w:rPr>
+        <w:t>(5 jours)</w:t>
+      </w:r>
+      <w:r>
+        <w:rPr>
+          <w:rFonts w:ascii="Arial" w:hAnsi="Arial" w:cs="Arial"/>
+          <w:bCs/>
+          <w:sz w:val="18"/>
+          <w:szCs w:val="20"/>
         </w:rPr>
         <w:t xml:space="preserve"> </w:t>
       </w:r>
-      <w:proofErr w:type="spellStart"/>
-      <w:r>
-        <w:rPr>
-          <w:rFonts w:ascii="Arial" w:hAnsi="Arial" w:cs="Arial"/>
-          <w:b/>
-          <w:sz w:val="20"/>
-        </w:rPr>
-        <w:t>Database</w:t>
-      </w:r>
-      <w:proofErr w:type="spellEnd"/>
-      <w:r>
-        <w:rPr>
-          <w:rFonts w:ascii="Arial" w:hAnsi="Arial" w:cs="Arial"/>
-          <w:b/>
-          <w:sz w:val="20"/>
+      <w:r>
+        <w:rPr>
+          <w:rFonts w:ascii="Arial" w:hAnsi="Arial" w:cs="Arial"/>
+          <w:b/>
+          <w:bCs/>
+          <w:sz w:val="18"/>
+          <w:szCs w:val="20"/>
+        </w:rPr>
+        <w:t xml:space="preserve">                              </w:t>
+      </w:r>
+      <w:r>
+        <w:rPr>
+          <w:rFonts w:ascii="Arial" w:hAnsi="Arial" w:cs="Arial"/>
+          <w:b/>
+          <w:bCs/>
+          <w:sz w:val="18"/>
+          <w:szCs w:val="20"/>
         </w:rPr>
         <w:t xml:space="preserve"> </w:t>
       </w:r>
-      <w:proofErr w:type="spellStart"/>
-      <w:r>
-        <w:rPr>
-          <w:rFonts w:ascii="Arial" w:hAnsi="Arial" w:cs="Arial"/>
-          <w:b/>
-          <w:sz w:val="20"/>
-        </w:rPr>
-        <w:t>Studies</w:t>
-      </w:r>
-      <w:proofErr w:type="spellEnd"/>
-      <w:r>
-        <w:rPr>
-          <w:rFonts w:ascii="Arial" w:hAnsi="Arial" w:cs="Arial"/>
-          <w:b/>
-          <w:sz w:val="20"/>
+      <w:r>
+        <w:rPr>
+          <w:rFonts w:ascii="Arial" w:hAnsi="Arial" w:cs="Arial"/>
+          <w:b/>
+          <w:bCs/>
+          <w:sz w:val="18"/>
+          <w:szCs w:val="20"/>
         </w:rPr>
         <w:t xml:space="preserve"> </w:t>
       </w:r>
       <w:r>
         <w:rPr>
           <w:rFonts w:ascii="Arial" w:hAnsi="Arial" w:cs="Arial"/>
-          <w:bCs/>
-          <w:sz w:val="20"/>
-        </w:rPr>
-        <w:t>(</w:t>
-      </w:r>
-      <w:r>
-        <w:rPr>
-          <w:rFonts w:ascii="Arial" w:hAnsi="Arial" w:cs="Arial"/>
-          <w:bCs/>
-          <w:sz w:val="20"/>
-        </w:rPr>
-        <w:t xml:space="preserve">0,5 </w:t>
-      </w:r>
-      <w:proofErr w:type="gramStart"/>
-      <w:r>
-        <w:rPr>
-          <w:rFonts w:ascii="Arial" w:hAnsi="Arial" w:cs="Arial"/>
-          <w:bCs/>
-          <w:sz w:val="20"/>
-        </w:rPr>
-        <w:t xml:space="preserve">jour)   </w:t>
-      </w:r>
-      <w:proofErr w:type="gramEnd"/>
-      <w:r>
-        <w:rPr>
-          <w:rFonts w:ascii="Arial" w:hAnsi="Arial" w:cs="Arial"/>
-          <w:bCs/>
-          <w:sz w:val="20"/>
-        </w:rPr>
-        <w:t xml:space="preserve">   </w:t>
-      </w:r>
-      <w:r>
-        <w:rPr>
-          <w:rFonts w:ascii="Arial" w:hAnsi="Arial" w:cs="Arial"/>
-          <w:b/>
-          <w:sz w:val="20"/>
-        </w:rPr>
-        <w:t xml:space="preserve">     ISPE 2025 </w:t>
-      </w:r>
-      <w:r>
-        <w:rPr>
-          <w:rFonts w:ascii="Arial" w:hAnsi="Arial" w:cs="Arial"/>
-          <w:bCs/>
-          <w:sz w:val="20"/>
-        </w:rPr>
-        <w:t>– Aout 2025</w:t>
-      </w:r>
-    </w:p>
-    <w:p>
-      <w:pPr>
-        <w:spacing w:after="0"/>
-        <w:rPr>
-          <w:rFonts w:ascii="Arial" w:hAnsi="Arial" w:cs="Arial"/>
-          <w:b/>
-          <w:sz w:val="20"/>
-        </w:rPr>
-      </w:pPr>
-    </w:p>
-    <w:p>
-      <w:pPr>
-        <w:spacing w:after="0"/>
-        <w:rPr>
-          <w:rFonts w:ascii="Arial" w:hAnsi="Arial" w:cs="Arial"/>
-          <w:sz w:val="20"/>
-          <w:szCs w:val="20"/>
-        </w:rPr>
-      </w:pPr>
-      <w:r>
-        <w:rPr>
-          <w:rFonts w:ascii="Arial" w:hAnsi="Arial" w:cs="Arial"/>
-          <w:b/>
-          <w:sz w:val="20"/>
-        </w:rPr>
-        <w:t>Formation complète SNIIRAM-SNDS</w:t>
-      </w:r>
-      <w:r>
-        <w:rPr>
-          <w:rFonts w:ascii="Arial" w:hAnsi="Arial" w:cs="Arial"/>
-          <w:b/>
-          <w:sz w:val="20"/>
+          <w:b/>
+          <w:bCs/>
+          <w:sz w:val="18"/>
+          <w:szCs w:val="20"/>
         </w:rPr>
         <w:t xml:space="preserve"> </w:t>
       </w:r>
       <w:r>
         <w:rPr>
           <w:rFonts w:ascii="Arial" w:hAnsi="Arial" w:cs="Arial"/>
-          <w:bCs/>
-          <w:sz w:val="20"/>
-        </w:rPr>
-        <w:t xml:space="preserve">(5 </w:t>
-      </w:r>
-      <w:proofErr w:type="gramStart"/>
-      <w:r>
-        <w:rPr>
-          <w:rFonts w:ascii="Arial" w:hAnsi="Arial" w:cs="Arial"/>
-          <w:bCs/>
-          <w:sz w:val="20"/>
-        </w:rPr>
-        <w:t>jours)</w:t>
-      </w:r>
-      <w:r>
-        <w:rPr>
-          <w:rFonts w:ascii="Arial" w:hAnsi="Arial" w:cs="Arial"/>
+          <w:b/>
           <w:bCs/>
           <w:sz w:val="18"/>
           <w:szCs w:val="20"/>
@@ -2287,67 +2332,6 @@
         <w:rPr>
           <w:rFonts w:ascii="Arial" w:hAnsi="Arial" w:cs="Arial"/>
           <w:b/>
-          <w:bCs/>
-          <w:sz w:val="18"/>
-          <w:szCs w:val="20"/>
-        </w:rPr>
-        <w:t xml:space="preserve">  </w:t>
-      </w:r>
-      <w:proofErr w:type="gramEnd"/>
-      <w:r>
-        <w:rPr>
-          <w:rFonts w:ascii="Arial" w:hAnsi="Arial" w:cs="Arial"/>
-          <w:b/>
-          <w:bCs/>
-          <w:sz w:val="18"/>
-          <w:szCs w:val="20"/>
-        </w:rPr>
-        <w:t xml:space="preserve">                            </w:t>
-      </w:r>
-      <w:r>
-        <w:rPr>
-          <w:rFonts w:ascii="Arial" w:hAnsi="Arial" w:cs="Arial"/>
-          <w:b/>
-          <w:bCs/>
-          <w:sz w:val="18"/>
-          <w:szCs w:val="20"/>
-        </w:rPr>
-        <w:t xml:space="preserve"> </w:t>
-      </w:r>
-      <w:r>
-        <w:rPr>
-          <w:rFonts w:ascii="Arial" w:hAnsi="Arial" w:cs="Arial"/>
-          <w:b/>
-          <w:bCs/>
-          <w:sz w:val="18"/>
-          <w:szCs w:val="20"/>
-        </w:rPr>
-        <w:t xml:space="preserve"> </w:t>
-      </w:r>
-      <w:r>
-        <w:rPr>
-          <w:rFonts w:ascii="Arial" w:hAnsi="Arial" w:cs="Arial"/>
-          <w:b/>
-          <w:bCs/>
-          <w:sz w:val="18"/>
-          <w:szCs w:val="20"/>
-        </w:rPr>
-        <w:t xml:space="preserve"> </w:t>
-      </w:r>
-      <w:r>
-        <w:rPr>
-          <w:rFonts w:ascii="Arial" w:hAnsi="Arial" w:cs="Arial"/>
-          <w:b/>
-          <w:bCs/>
-          <w:sz w:val="18"/>
-          <w:szCs w:val="20"/>
-        </w:rPr>
-        <w:t xml:space="preserve"> </w:t>
-      </w:r>
-      <w:r>
-        <w:rPr>
-          <w:rFonts w:ascii="Arial" w:hAnsi="Arial" w:cs="Arial"/>
-          <w:b/>
           <w:sz w:val="20"/>
           <w:szCs w:val="20"/>
         </w:rPr>
@@ -2393,7 +2377,6 @@
         </w:rPr>
         <w:t xml:space="preserve"> 2021 et </w:t>
       </w:r>
-      <w:proofErr w:type="gramStart"/>
       <w:r>
         <w:rPr>
           <w:rFonts w:ascii="Arial" w:hAnsi="Arial" w:cs="Arial"/>
@@ -2418,7 +2401,6 @@
         </w:rPr>
         <w:t>embre</w:t>
       </w:r>
-      <w:proofErr w:type="gramEnd"/>
       <w:r>
         <w:rPr>
           <w:rFonts w:ascii="Arial" w:hAnsi="Arial" w:cs="Arial"/>
@@ -2557,18 +2539,7 @@
           <w:sz w:val="20"/>
           <w:szCs w:val="20"/>
         </w:rPr>
-        <w:t xml:space="preserve"> (</w:t>
-      </w:r>
-      <w:proofErr w:type="gramStart"/>
-      <w:r>
-        <w:rPr>
-          <w:rFonts w:ascii="Arial" w:hAnsi="Arial" w:cs="Arial"/>
-          <w:b/>
-          <w:bCs/>
-          <w:sz w:val="20"/>
-          <w:szCs w:val="20"/>
-        </w:rPr>
-        <w:t>SSD)</w:t>
+        <w:t xml:space="preserve"> (SSD)</w:t>
       </w:r>
       <w:r>
         <w:rPr>
@@ -2578,7 +2549,6 @@
         </w:rPr>
         <w:t xml:space="preserve">   </w:t>
       </w:r>
-      <w:proofErr w:type="gramEnd"/>
       <w:r>
         <w:rPr>
           <w:rFonts w:ascii="Arial" w:hAnsi="Arial" w:cs="Arial"/>
@@ -2702,6 +2672,7 @@
           <w:sz w:val="20"/>
           <w:szCs w:val="20"/>
         </w:rPr>
+        <w:lastRenderedPageBreak/>
         <w:t xml:space="preserve">DUT Statistique et Informatique Décisionnelle </w:t>
       </w:r>
       <w:r>
@@ -2736,7 +2707,6 @@
         <w:rPr>
           <w:rFonts w:cs="Arial"/>
         </w:rPr>
-        <w:lastRenderedPageBreak/>
         <w:t>ENGAGEMENT</w:t>
       </w:r>
     </w:p>
@@ -2783,25 +2753,7 @@
           <w:sz w:val="20"/>
           <w:szCs w:val="20"/>
         </w:rPr>
-        <w:t xml:space="preserve">Réserviste spécialiste – Expert Haut Niveau Statistique                                                        </w:t>
-      </w:r>
-      <w:proofErr w:type="gramStart"/>
-      <w:r>
-        <w:rPr>
-          <w:rFonts w:ascii="Arial" w:hAnsi="Arial" w:cs="Arial"/>
-          <w:sz w:val="20"/>
-          <w:szCs w:val="20"/>
-        </w:rPr>
-        <w:t>Octobre</w:t>
-      </w:r>
-      <w:proofErr w:type="gramEnd"/>
-      <w:r>
-        <w:rPr>
-          <w:rFonts w:ascii="Arial" w:hAnsi="Arial" w:cs="Arial"/>
-          <w:sz w:val="20"/>
-          <w:szCs w:val="20"/>
-        </w:rPr>
-        <w:t xml:space="preserve"> 2025</w:t>
+        <w:t>Réserviste spécialiste – Expert Haut Niveau Statistique                                                        Octobre 2025</w:t>
       </w:r>
       <w:r>
         <w:rPr>
@@ -2909,7 +2861,6 @@
           <w:lang w:val="en-US"/>
         </w:rPr>
       </w:pPr>
-      <w:proofErr w:type="spellStart"/>
       <w:r>
         <w:rPr>
           <w:rFonts w:ascii="Arial" w:hAnsi="Arial" w:cs="Arial"/>
@@ -2919,7 +2870,6 @@
         </w:rPr>
         <w:t>Baltazard</w:t>
       </w:r>
-      <w:proofErr w:type="spellEnd"/>
       <w:r>
         <w:rPr>
           <w:rFonts w:ascii="Arial" w:hAnsi="Arial" w:cs="Arial"/>
@@ -3044,29 +2994,7 @@
           <w:sz w:val="20"/>
           <w:szCs w:val="20"/>
         </w:rPr>
-        <w:t xml:space="preserve">Formation en soins critiques et préparation opérationnelle avant projection sur un poste d’évacuation </w:t>
-      </w:r>
-      <w:proofErr w:type="spellStart"/>
-      <w:r>
-        <w:rPr>
-          <w:rFonts w:ascii="Arial" w:hAnsi="Arial" w:cs="Arial"/>
-          <w:b/>
-          <w:i/>
-          <w:sz w:val="20"/>
-          <w:szCs w:val="20"/>
-        </w:rPr>
-        <w:t>aéromédicale</w:t>
-      </w:r>
-      <w:proofErr w:type="spellEnd"/>
-      <w:r>
-        <w:rPr>
-          <w:rFonts w:ascii="Arial" w:hAnsi="Arial" w:cs="Arial"/>
-          <w:b/>
-          <w:i/>
-          <w:sz w:val="20"/>
-          <w:szCs w:val="20"/>
-        </w:rPr>
-        <w:t xml:space="preserve"> en opérations extérieures. Etude par questionnaire auprès de 82 médecins au cours de l’opération Barkhane.</w:t>
+        <w:t>Formation en soins critiques et préparation opérationnelle avant projection sur un poste d’évacuation aéromédicale en opérations extérieures. Etude par questionnaire auprès de 82 médecins au cours de l’opération Barkhane.</w:t>
       </w:r>
       <w:r>
         <w:rPr>
@@ -3117,27 +3045,7 @@
           <w:szCs w:val="20"/>
           <w:lang w:val="en-US"/>
         </w:rPr>
-        <w:t xml:space="preserve">Imfeld, C., </w:t>
-      </w:r>
-      <w:proofErr w:type="spellStart"/>
-      <w:r>
-        <w:rPr>
-          <w:rFonts w:ascii="Arial" w:hAnsi="Arial" w:cs="Arial"/>
-          <w:sz w:val="20"/>
-          <w:szCs w:val="20"/>
-          <w:lang w:val="en-US"/>
-        </w:rPr>
-        <w:t>Daurat</w:t>
-      </w:r>
-      <w:proofErr w:type="spellEnd"/>
-      <w:r>
-        <w:rPr>
-          <w:rFonts w:ascii="Arial" w:hAnsi="Arial" w:cs="Arial"/>
-          <w:sz w:val="20"/>
-          <w:szCs w:val="20"/>
-          <w:lang w:val="en-US"/>
-        </w:rPr>
-        <w:t xml:space="preserve">, M., Marthinet, H. (2025). </w:t>
+        <w:t xml:space="preserve">Imfeld, C., Daurat, M., Marthinet, H. (2025). </w:t>
       </w:r>
       <w:r>
         <w:rPr>
@@ -3202,25 +3110,14 @@
           <w:lang w:val="en-US"/>
         </w:rPr>
       </w:pPr>
-      <w:proofErr w:type="spellStart"/>
-      <w:r>
-        <w:rPr>
-          <w:rFonts w:ascii="Arial" w:hAnsi="Arial" w:cs="Arial"/>
-          <w:sz w:val="20"/>
-          <w:szCs w:val="20"/>
-          <w:lang w:val="en-US"/>
-        </w:rPr>
-        <w:t>Chêne</w:t>
-      </w:r>
-      <w:proofErr w:type="spellEnd"/>
-      <w:r>
-        <w:rPr>
-          <w:rFonts w:ascii="Arial" w:hAnsi="Arial" w:cs="Arial"/>
-          <w:sz w:val="20"/>
-          <w:szCs w:val="20"/>
-          <w:lang w:val="en-US"/>
-        </w:rPr>
-        <w:t>, L.</w:t>
+      <w:r>
+        <w:rPr>
+          <w:rFonts w:ascii="Arial" w:hAnsi="Arial" w:cs="Arial"/>
+          <w:sz w:val="20"/>
+          <w:szCs w:val="20"/>
+          <w:lang w:val="en-US"/>
+        </w:rPr>
+        <w:t>Chêne, L.</w:t>
       </w:r>
       <w:r>
         <w:rPr>
@@ -3355,7 +3252,6 @@
         </w:rPr>
         <w:t xml:space="preserve">(2024). </w:t>
       </w:r>
-      <w:proofErr w:type="spellStart"/>
       <w:r>
         <w:rPr>
           <w:rFonts w:ascii="Arial" w:hAnsi="Arial" w:cs="Arial"/>
@@ -3365,19 +3261,7 @@
           <w:szCs w:val="20"/>
           <w:lang w:val="en-US"/>
         </w:rPr>
-        <w:t>MSProfileR</w:t>
-      </w:r>
-      <w:proofErr w:type="spellEnd"/>
-      <w:r>
-        <w:rPr>
-          <w:rFonts w:ascii="Arial" w:hAnsi="Arial" w:cs="Arial"/>
-          <w:b/>
-          <w:i/>
-          <w:sz w:val="20"/>
-          <w:szCs w:val="20"/>
-          <w:lang w:val="en-US"/>
-        </w:rPr>
-        <w:t>: An Open-Source Software for Quality Control of Matrix-Assisted Laser Desorption Ionization–Time of Flight Spectra.</w:t>
+        <w:t>MSProfileR: An Open-Source Software for Quality Control of Matrix-Assisted Laser Desorption Ionization–Time of Flight Spectra.</w:t>
       </w:r>
       <w:r>
         <w:rPr>
@@ -3532,31 +3416,7 @@
           <w:szCs w:val="20"/>
           <w:lang w:val="en-US"/>
         </w:rPr>
-        <w:t xml:space="preserve">Washington, DC, USA                                                                                </w:t>
-      </w:r>
-      <w:proofErr w:type="spellStart"/>
-      <w:r>
-        <w:rPr>
-          <w:rStyle w:val="normaltextrun"/>
-          <w:rFonts w:ascii="Arial" w:hAnsi="Arial" w:cs="Arial"/>
-          <w:bCs/>
-          <w:sz w:val="20"/>
-          <w:szCs w:val="20"/>
-          <w:lang w:val="en-US"/>
-        </w:rPr>
-        <w:t>Août</w:t>
-      </w:r>
-      <w:proofErr w:type="spellEnd"/>
-      <w:r>
-        <w:rPr>
-          <w:rStyle w:val="normaltextrun"/>
-          <w:rFonts w:ascii="Arial" w:hAnsi="Arial" w:cs="Arial"/>
-          <w:bCs/>
-          <w:sz w:val="20"/>
-          <w:szCs w:val="20"/>
-          <w:lang w:val="en-US"/>
-        </w:rPr>
-        <w:t xml:space="preserve"> 2025 </w:t>
+        <w:t xml:space="preserve">Washington, DC, USA                                                                                Août 2025 </w:t>
       </w:r>
       <w:r>
         <w:rPr>
@@ -3705,8 +3565,10 @@
           <w:sz w:val="20"/>
           <w:szCs w:val="20"/>
         </w:rPr>
-        <w:t> »</w:t>
-      </w:r>
+        <w:t>.</w:t>
+      </w:r>
+      <w:bookmarkStart w:id="0" w:name="_GoBack"/>
+      <w:bookmarkEnd w:id="0"/>
     </w:p>
     <w:p>
       <w:pPr>
@@ -3737,7 +3599,7 @@
           <w:sz w:val="20"/>
           <w:szCs w:val="20"/>
         </w:rPr>
-        <w:t xml:space="preserve">                                   </w:t>
+        <w:t xml:space="preserve">                         </w:t>
       </w:r>
     </w:p>
     <w:p>
@@ -4700,19 +4562,8 @@
           <w:szCs w:val="20"/>
           <w:lang w:eastAsia="fr-FR"/>
         </w:rPr>
-        <w:t xml:space="preserve">: R, SAS, Python, ArcGIS, </w:t>
-      </w:r>
-      <w:proofErr w:type="spellStart"/>
-      <w:r>
-        <w:rPr>
-          <w:rFonts w:ascii="Arial" w:eastAsia="Times New Roman" w:hAnsi="Arial" w:cs="Arial"/>
-          <w:sz w:val="20"/>
-          <w:szCs w:val="20"/>
-          <w:lang w:eastAsia="fr-FR"/>
-        </w:rPr>
-        <w:t>github</w:t>
-      </w:r>
-      <w:proofErr w:type="spellEnd"/>
+        <w:t>: R, SAS, Python, ArcGIS, github</w:t>
+      </w:r>
     </w:p>
     <w:p>
       <w:pPr>
@@ -4765,36 +4616,8 @@
           <w:sz w:val="20"/>
           <w:szCs w:val="20"/>
         </w:rPr>
-        <w:t xml:space="preserve">Visualisation de données : ggplot2, </w:t>
-      </w:r>
-      <w:proofErr w:type="spellStart"/>
-      <w:r>
-        <w:rPr>
-          <w:rFonts w:ascii="Arial" w:hAnsi="Arial" w:cs="Arial"/>
-          <w:sz w:val="20"/>
-          <w:szCs w:val="20"/>
-        </w:rPr>
-        <w:t>mpsf</w:t>
-      </w:r>
-      <w:proofErr w:type="spellEnd"/>
-      <w:r>
-        <w:rPr>
-          <w:rFonts w:ascii="Arial" w:hAnsi="Arial" w:cs="Arial"/>
-          <w:sz w:val="20"/>
-          <w:szCs w:val="20"/>
-        </w:rPr>
-        <w:t xml:space="preserve">, </w:t>
-      </w:r>
-      <w:proofErr w:type="spellStart"/>
-      <w:r>
-        <w:rPr>
-          <w:rFonts w:ascii="Arial" w:hAnsi="Arial" w:cs="Arial"/>
-          <w:sz w:val="20"/>
-          <w:szCs w:val="20"/>
-        </w:rPr>
-        <w:t>ArcQIS</w:t>
-      </w:r>
-      <w:proofErr w:type="spellEnd"/>
+        <w:t>Visualisation de données : ggplot2, mpsf, ArcQIS</w:t>
+      </w:r>
     </w:p>
     <w:p>
       <w:pPr>
@@ -4838,6 +4661,7 @@
         <w:rPr>
           <w:rFonts w:cs="Arial"/>
         </w:rPr>
+        <w:lastRenderedPageBreak/>
         <w:t>LANGUES</w:t>
       </w:r>
     </w:p>
@@ -4886,7 +4710,6 @@
           <w:sz w:val="20"/>
           <w:szCs w:val="20"/>
         </w:rPr>
-        <w:lastRenderedPageBreak/>
         <w:t>A</w:t>
       </w:r>
       <w:r>
@@ -5034,7 +4857,7 @@
 </file>
 
 <file path=word/endnotes.xml><?xml version="1.0" encoding="utf-8"?>
-<w:endnotes xmlns:wpc="http://schemas.microsoft.com/office/word/2010/wordprocessingCanvas" xmlns:cx="http://schemas.microsoft.com/office/drawing/2014/chartex" xmlns:cx1="http://schemas.microsoft.com/office/drawing/2015/9/8/chartex" xmlns:cx2="http://schemas.microsoft.com/office/drawing/2015/10/21/chartex" xmlns:cx3="http://schemas.microsoft.com/office/drawing/2016/5/9/chartex" xmlns:cx4="http://schemas.microsoft.com/office/drawing/2016/5/10/chartex" xmlns:cx5="http://schemas.microsoft.com/office/drawing/2016/5/11/chartex" xmlns:cx6="http://schemas.microsoft.com/office/drawing/2016/5/12/chartex" xmlns:cx7="http://schemas.microsoft.com/office/drawing/2016/5/13/chartex" xmlns:cx8="http://schemas.microsoft.com/office/drawing/2016/5/14/chartex" xmlns:mc="http://schemas.openxmlformats.org/markup-compatibility/2006" xmlns:aink="http://schemas.microsoft.com/office/drawing/2016/ink" xmlns:am3d="http://schemas.microsoft.com/office/drawing/2017/model3d" xmlns:o="urn:schemas-microsoft-com:office:office" xmlns:oel="http://schemas.microsoft.com/office/2019/extlst" xmlns:r="http://schemas.openxmlformats.org/officeDocument/2006/relationships" xmlns:m="http://schemas.openxmlformats.org/officeDocument/2006/math" xmlns:v="urn:schemas-microsoft-com:vml" xmlns:wp14="http://schemas.microsoft.com/office/word/2010/wordprocessingDrawing" xmlns:wp="http://schemas.openxmlformats.org/drawingml/2006/wordprocessingDrawing" xmlns:w10="urn:schemas-microsoft-com:office:word" xmlns:w="http://schemas.openxmlformats.org/wordprocessingml/2006/main" xmlns:w14="http://schemas.microsoft.com/office/word/2010/wordml" xmlns:w15="http://schemas.microsoft.com/office/word/2012/wordml" xmlns:w16cex="http://schemas.microsoft.com/office/word/2018/wordml/cex" xmlns:w16cid="http://schemas.microsoft.com/office/word/2016/wordml/cid" xmlns:w16="http://schemas.microsoft.com/office/word/2018/wordml" xmlns:w16du="http://schemas.microsoft.com/office/word/2023/wordml/word16du" xmlns:w16sdtdh="http://schemas.microsoft.com/office/word/2020/wordml/sdtdatahash" xmlns:w16sdtfl="http://schemas.microsoft.com/office/word/2024/wordml/sdtformatlock" xmlns:w16se="http://schemas.microsoft.com/office/word/2015/wordml/symex" xmlns:wpg="http://schemas.microsoft.com/office/word/2010/wordprocessingGroup" xmlns:wpi="http://schemas.microsoft.com/office/word/2010/wordprocessingInk" xmlns:wne="http://schemas.microsoft.com/office/word/2006/wordml" xmlns:wps="http://schemas.microsoft.com/office/word/2010/wordprocessingShape" mc:Ignorable="w14 w15 w16se w16cid w16 w16cex w16sdtdh w16sdtfl w16du wp14">
+<w:endnotes xmlns:wpc="http://schemas.microsoft.com/office/word/2010/wordprocessingCanvas" xmlns:mc="http://schemas.openxmlformats.org/markup-compatibility/2006" xmlns:o="urn:schemas-microsoft-com:office:office" xmlns:r="http://schemas.openxmlformats.org/officeDocument/2006/relationships" xmlns:m="http://schemas.openxmlformats.org/officeDocument/2006/math" xmlns:v="urn:schemas-microsoft-com:vml" xmlns:wp14="http://schemas.microsoft.com/office/word/2010/wordprocessingDrawing" xmlns:wp="http://schemas.openxmlformats.org/drawingml/2006/wordprocessingDrawing" xmlns:w10="urn:schemas-microsoft-com:office:word" xmlns:w="http://schemas.openxmlformats.org/wordprocessingml/2006/main" xmlns:w14="http://schemas.microsoft.com/office/word/2010/wordml" xmlns:w15="http://schemas.microsoft.com/office/word/2012/wordml" xmlns:wpg="http://schemas.microsoft.com/office/word/2010/wordprocessingGroup" xmlns:wpi="http://schemas.microsoft.com/office/word/2010/wordprocessingInk" xmlns:wne="http://schemas.microsoft.com/office/word/2006/wordml" xmlns:wps="http://schemas.microsoft.com/office/word/2010/wordprocessingShape" mc:Ignorable="w14 w15 wp14">
   <w:endnote w:type="separator" w:id="-1">
     <w:p>
       <w:pPr>
@@ -5059,7 +4882,7 @@
 </file>
 
 <file path=word/footnotes.xml><?xml version="1.0" encoding="utf-8"?>
-<w:footnotes xmlns:wpc="http://schemas.microsoft.com/office/word/2010/wordprocessingCanvas" xmlns:cx="http://schemas.microsoft.com/office/drawing/2014/chartex" xmlns:cx1="http://schemas.microsoft.com/office/drawing/2015/9/8/chartex" xmlns:cx2="http://schemas.microsoft.com/office/drawing/2015/10/21/chartex" xmlns:cx3="http://schemas.microsoft.com/office/drawing/2016/5/9/chartex" xmlns:cx4="http://schemas.microsoft.com/office/drawing/2016/5/10/chartex" xmlns:cx5="http://schemas.microsoft.com/office/drawing/2016/5/11/chartex" xmlns:cx6="http://schemas.microsoft.com/office/drawing/2016/5/12/chartex" xmlns:cx7="http://schemas.microsoft.com/office/drawing/2016/5/13/chartex" xmlns:cx8="http://schemas.microsoft.com/office/drawing/2016/5/14/chartex" xmlns:mc="http://schemas.openxmlformats.org/markup-compatibility/2006" xmlns:aink="http://schemas.microsoft.com/office/drawing/2016/ink" xmlns:am3d="http://schemas.microsoft.com/office/drawing/2017/model3d" xmlns:o="urn:schemas-microsoft-com:office:office" xmlns:oel="http://schemas.microsoft.com/office/2019/extlst" xmlns:r="http://schemas.openxmlformats.org/officeDocument/2006/relationships" xmlns:m="http://schemas.openxmlformats.org/officeDocument/2006/math" xmlns:v="urn:schemas-microsoft-com:vml" xmlns:wp14="http://schemas.microsoft.com/office/word/2010/wordprocessingDrawing" xmlns:wp="http://schemas.openxmlformats.org/drawingml/2006/wordprocessingDrawing" xmlns:w10="urn:schemas-microsoft-com:office:word" xmlns:w="http://schemas.openxmlformats.org/wordprocessingml/2006/main" xmlns:w14="http://schemas.microsoft.com/office/word/2010/wordml" xmlns:w15="http://schemas.microsoft.com/office/word/2012/wordml" xmlns:w16cex="http://schemas.microsoft.com/office/word/2018/wordml/cex" xmlns:w16cid="http://schemas.microsoft.com/office/word/2016/wordml/cid" xmlns:w16="http://schemas.microsoft.com/office/word/2018/wordml" xmlns:w16du="http://schemas.microsoft.com/office/word/2023/wordml/word16du" xmlns:w16sdtdh="http://schemas.microsoft.com/office/word/2020/wordml/sdtdatahash" xmlns:w16sdtfl="http://schemas.microsoft.com/office/word/2024/wordml/sdtformatlock" xmlns:w16se="http://schemas.microsoft.com/office/word/2015/wordml/symex" xmlns:wpg="http://schemas.microsoft.com/office/word/2010/wordprocessingGroup" xmlns:wpi="http://schemas.microsoft.com/office/word/2010/wordprocessingInk" xmlns:wne="http://schemas.microsoft.com/office/word/2006/wordml" xmlns:wps="http://schemas.microsoft.com/office/word/2010/wordprocessingShape" mc:Ignorable="w14 w15 w16se w16cid w16 w16cex w16sdtdh w16sdtfl w16du wp14">
+<w:footnotes xmlns:wpc="http://schemas.microsoft.com/office/word/2010/wordprocessingCanvas" xmlns:mc="http://schemas.openxmlformats.org/markup-compatibility/2006" xmlns:o="urn:schemas-microsoft-com:office:office" xmlns:r="http://schemas.openxmlformats.org/officeDocument/2006/relationships" xmlns:m="http://schemas.openxmlformats.org/officeDocument/2006/math" xmlns:v="urn:schemas-microsoft-com:vml" xmlns:wp14="http://schemas.microsoft.com/office/word/2010/wordprocessingDrawing" xmlns:wp="http://schemas.openxmlformats.org/drawingml/2006/wordprocessingDrawing" xmlns:w10="urn:schemas-microsoft-com:office:word" xmlns:w="http://schemas.openxmlformats.org/wordprocessingml/2006/main" xmlns:w14="http://schemas.microsoft.com/office/word/2010/wordml" xmlns:w15="http://schemas.microsoft.com/office/word/2012/wordml" xmlns:wpg="http://schemas.microsoft.com/office/word/2010/wordprocessingGroup" xmlns:wpi="http://schemas.microsoft.com/office/word/2010/wordprocessingInk" xmlns:wne="http://schemas.microsoft.com/office/word/2006/wordml" xmlns:wps="http://schemas.microsoft.com/office/word/2010/wordprocessingShape" mc:Ignorable="w14 w15 wp14">
   <w:footnote w:type="separator" w:id="-1">
     <w:p>
       <w:pPr>
@@ -5084,7 +4907,7 @@
 </file>
 
 <file path=word/numbering.xml><?xml version="1.0" encoding="utf-8"?>
-<w:numbering xmlns:wpc="http://schemas.microsoft.com/office/word/2010/wordprocessingCanvas" xmlns:cx="http://schemas.microsoft.com/office/drawing/2014/chartex" xmlns:cx1="http://schemas.microsoft.com/office/drawing/2015/9/8/chartex" xmlns:cx2="http://schemas.microsoft.com/office/drawing/2015/10/21/chartex" xmlns:cx3="http://schemas.microsoft.com/office/drawing/2016/5/9/chartex" xmlns:cx4="http://schemas.microsoft.com/office/drawing/2016/5/10/chartex" xmlns:cx5="http://schemas.microsoft.com/office/drawing/2016/5/11/chartex" xmlns:cx6="http://schemas.microsoft.com/office/drawing/2016/5/12/chartex" xmlns:cx7="http://schemas.microsoft.com/office/drawing/2016/5/13/chartex" xmlns:cx8="http://schemas.microsoft.com/office/drawing/2016/5/14/chartex" xmlns:mc="http://schemas.openxmlformats.org/markup-compatibility/2006" xmlns:aink="http://schemas.microsoft.com/office/drawing/2016/ink" xmlns:am3d="http://schemas.microsoft.com/office/drawing/2017/model3d" xmlns:o="urn:schemas-microsoft-com:office:office" xmlns:oel="http://schemas.microsoft.com/office/2019/extlst" xmlns:r="http://schemas.openxmlformats.org/officeDocument/2006/relationships" xmlns:m="http://schemas.openxmlformats.org/officeDocument/2006/math" xmlns:v="urn:schemas-microsoft-com:vml" xmlns:wp14="http://schemas.microsoft.com/office/word/2010/wordprocessingDrawing" xmlns:wp="http://schemas.openxmlformats.org/drawingml/2006/wordprocessingDrawing" xmlns:w10="urn:schemas-microsoft-com:office:word" xmlns:w="http://schemas.openxmlformats.org/wordprocessingml/2006/main" xmlns:w14="http://schemas.microsoft.com/office/word/2010/wordml" xmlns:w15="http://schemas.microsoft.com/office/word/2012/wordml" xmlns:w16cex="http://schemas.microsoft.com/office/word/2018/wordml/cex" xmlns:w16cid="http://schemas.microsoft.com/office/word/2016/wordml/cid" xmlns:w16="http://schemas.microsoft.com/office/word/2018/wordml" xmlns:w16du="http://schemas.microsoft.com/office/word/2023/wordml/word16du" xmlns:w16sdtdh="http://schemas.microsoft.com/office/word/2020/wordml/sdtdatahash" xmlns:w16sdtfl="http://schemas.microsoft.com/office/word/2024/wordml/sdtformatlock" xmlns:w16se="http://schemas.microsoft.com/office/word/2015/wordml/symex" xmlns:wpg="http://schemas.microsoft.com/office/word/2010/wordprocessingGroup" xmlns:wpi="http://schemas.microsoft.com/office/word/2010/wordprocessingInk" xmlns:wne="http://schemas.microsoft.com/office/word/2006/wordml" xmlns:wps="http://schemas.microsoft.com/office/word/2010/wordprocessingShape" mc:Ignorable="w14 w15 w16se w16cid w16 w16cex w16sdtdh w16sdtfl w16du wp14">
+<w:numbering xmlns:wpc="http://schemas.microsoft.com/office/word/2010/wordprocessingCanvas" xmlns:mc="http://schemas.openxmlformats.org/markup-compatibility/2006" xmlns:o="urn:schemas-microsoft-com:office:office" xmlns:r="http://schemas.openxmlformats.org/officeDocument/2006/relationships" xmlns:m="http://schemas.openxmlformats.org/officeDocument/2006/math" xmlns:v="urn:schemas-microsoft-com:vml" xmlns:wp14="http://schemas.microsoft.com/office/word/2010/wordprocessingDrawing" xmlns:wp="http://schemas.openxmlformats.org/drawingml/2006/wordprocessingDrawing" xmlns:w10="urn:schemas-microsoft-com:office:word" xmlns:w="http://schemas.openxmlformats.org/wordprocessingml/2006/main" xmlns:w14="http://schemas.microsoft.com/office/word/2010/wordml" xmlns:w15="http://schemas.microsoft.com/office/word/2012/wordml" xmlns:wpg="http://schemas.microsoft.com/office/word/2010/wordprocessingGroup" xmlns:wpi="http://schemas.microsoft.com/office/word/2010/wordprocessingInk" xmlns:wne="http://schemas.microsoft.com/office/word/2006/wordml" xmlns:wps="http://schemas.microsoft.com/office/word/2010/wordprocessingShape" mc:Ignorable="w14 w15 wp14">
   <w:abstractNum w:abstractNumId="0" w15:restartNumberingAfterBreak="0">
     <w:nsid w:val="02EA69AD"/>
     <w:multiLevelType w:val="hybridMultilevel"/>
@@ -7078,62 +6901,62 @@
       </w:rPr>
     </w:lvl>
   </w:abstractNum>
-  <w:num w:numId="1" w16cid:durableId="1963611068">
+  <w:num w:numId="1">
     <w:abstractNumId w:val="4"/>
   </w:num>
-  <w:num w:numId="2" w16cid:durableId="2117796290">
+  <w:num w:numId="2">
     <w:abstractNumId w:val="15"/>
   </w:num>
-  <w:num w:numId="3" w16cid:durableId="170947823">
+  <w:num w:numId="3">
     <w:abstractNumId w:val="11"/>
   </w:num>
-  <w:num w:numId="4" w16cid:durableId="1615554280">
+  <w:num w:numId="4">
     <w:abstractNumId w:val="9"/>
   </w:num>
-  <w:num w:numId="5" w16cid:durableId="2134669015">
+  <w:num w:numId="5">
     <w:abstractNumId w:val="10"/>
   </w:num>
-  <w:num w:numId="6" w16cid:durableId="1174799518">
+  <w:num w:numId="6">
     <w:abstractNumId w:val="1"/>
   </w:num>
-  <w:num w:numId="7" w16cid:durableId="1574700599">
+  <w:num w:numId="7">
     <w:abstractNumId w:val="0"/>
   </w:num>
-  <w:num w:numId="8" w16cid:durableId="1924218647">
+  <w:num w:numId="8">
     <w:abstractNumId w:val="2"/>
   </w:num>
-  <w:num w:numId="9" w16cid:durableId="495922274">
+  <w:num w:numId="9">
     <w:abstractNumId w:val="14"/>
   </w:num>
-  <w:num w:numId="10" w16cid:durableId="1845975231">
+  <w:num w:numId="10">
     <w:abstractNumId w:val="16"/>
   </w:num>
-  <w:num w:numId="11" w16cid:durableId="475683664">
+  <w:num w:numId="11">
     <w:abstractNumId w:val="6"/>
   </w:num>
-  <w:num w:numId="12" w16cid:durableId="1272594596">
+  <w:num w:numId="12">
     <w:abstractNumId w:val="12"/>
   </w:num>
-  <w:num w:numId="13" w16cid:durableId="1653634252">
+  <w:num w:numId="13">
     <w:abstractNumId w:val="3"/>
   </w:num>
-  <w:num w:numId="14" w16cid:durableId="261961757">
+  <w:num w:numId="14">
     <w:abstractNumId w:val="8"/>
   </w:num>
-  <w:num w:numId="15" w16cid:durableId="1482574405">
+  <w:num w:numId="15">
     <w:abstractNumId w:val="7"/>
   </w:num>
-  <w:num w:numId="16" w16cid:durableId="195050265">
+  <w:num w:numId="16">
     <w:abstractNumId w:val="5"/>
   </w:num>
-  <w:num w:numId="17" w16cid:durableId="1762071041">
+  <w:num w:numId="17">
     <w:abstractNumId w:val="13"/>
   </w:num>
 </w:numbering>
 </file>
 
 <file path=word/styles.xml><?xml version="1.0" encoding="utf-8"?>
-<w:styles xmlns:mc="http://schemas.openxmlformats.org/markup-compatibility/2006" xmlns:r="http://schemas.openxmlformats.org/officeDocument/2006/relationships" xmlns:w="http://schemas.openxmlformats.org/wordprocessingml/2006/main" xmlns:w14="http://schemas.microsoft.com/office/word/2010/wordml" xmlns:w15="http://schemas.microsoft.com/office/word/2012/wordml" xmlns:w16cex="http://schemas.microsoft.com/office/word/2018/wordml/cex" xmlns:w16cid="http://schemas.microsoft.com/office/word/2016/wordml/cid" xmlns:w16="http://schemas.microsoft.com/office/word/2018/wordml" xmlns:w16du="http://schemas.microsoft.com/office/word/2023/wordml/word16du" xmlns:w16sdtdh="http://schemas.microsoft.com/office/word/2020/wordml/sdtdatahash" xmlns:w16sdtfl="http://schemas.microsoft.com/office/word/2024/wordml/sdtformatlock" xmlns:w16se="http://schemas.microsoft.com/office/word/2015/wordml/symex" mc:Ignorable="w14 w15 w16se w16cid w16 w16cex w16sdtdh w16sdtfl w16du">
+<w:styles xmlns:mc="http://schemas.openxmlformats.org/markup-compatibility/2006" xmlns:r="http://schemas.openxmlformats.org/officeDocument/2006/relationships" xmlns:w="http://schemas.openxmlformats.org/wordprocessingml/2006/main" xmlns:w14="http://schemas.microsoft.com/office/word/2010/wordml" xmlns:w15="http://schemas.microsoft.com/office/word/2012/wordml" mc:Ignorable="w14 w15">
   <w:docDefaults>
     <w:rPrDefault>
       <w:rPr>
@@ -7149,7 +6972,7 @@
       </w:pPr>
     </w:pPrDefault>
   </w:docDefaults>
-  <w:latentStyles w:defLockedState="0" w:defUIPriority="99" w:defSemiHidden="0" w:defUnhideWhenUsed="0" w:defQFormat="0" w:count="376">
+  <w:latentStyles w:defLockedState="0" w:defUIPriority="99" w:defSemiHidden="0" w:defUnhideWhenUsed="0" w:defQFormat="0" w:count="371">
     <w:lsdException w:name="Normal" w:uiPriority="0" w:qFormat="1"/>
     <w:lsdException w:name="heading 1" w:uiPriority="9" w:qFormat="1"/>
     <w:lsdException w:name="heading 2" w:semiHidden="1" w:uiPriority="9" w:unhideWhenUsed="1" w:qFormat="1"/>
@@ -7521,11 +7344,6 @@
     <w:lsdException w:name="List Table 5 Dark Accent 6" w:uiPriority="50"/>
     <w:lsdException w:name="List Table 6 Colorful Accent 6" w:uiPriority="51"/>
     <w:lsdException w:name="List Table 7 Colorful Accent 6" w:uiPriority="52"/>
-    <w:lsdException w:name="Mention" w:semiHidden="1" w:unhideWhenUsed="1"/>
-    <w:lsdException w:name="Smart Hyperlink" w:semiHidden="1" w:unhideWhenUsed="1"/>
-    <w:lsdException w:name="Hashtag" w:semiHidden="1" w:unhideWhenUsed="1"/>
-    <w:lsdException w:name="Unresolved Mention" w:semiHidden="1" w:unhideWhenUsed="1"/>
-    <w:lsdException w:name="Smart Link" w:semiHidden="1" w:unhideWhenUsed="1"/>
   </w:latentStyles>
   <w:style w:type="paragraph" w:default="1" w:styleId="Normal">
     <w:name w:val="Normal"/>

--- a/CV.docx
+++ b/CV.docx
@@ -15,24 +15,63 @@
       <w:r>
         <w:rPr>
           <w:rFonts w:ascii="Arial" w:hAnsi="Arial" w:cs="Arial"/>
+          <w:sz w:val="40"/>
+          <w:szCs w:val="40"/>
+          <w:lang w:val="en-US"/>
+        </w:rPr>
+        <w:t>Hugo Marthinet</w:t>
+      </w:r>
+    </w:p>
+    <w:p>
+      <w:pPr>
+        <w:jc w:val="center"/>
+        <w:rPr>
+          <w:rFonts w:ascii="Arial" w:hAnsi="Arial" w:cs="Arial"/>
+          <w:sz w:val="36"/>
+          <w:szCs w:val="36"/>
+          <w:lang w:val="en-US"/>
+        </w:rPr>
+      </w:pPr>
+      <w:r>
+        <w:rPr>
+          <w:rFonts w:ascii="Arial" w:hAnsi="Arial" w:cs="Arial"/>
+          <w:sz w:val="36"/>
+          <w:szCs w:val="36"/>
+          <w:lang w:val="en-US"/>
+        </w:rPr>
+        <w:t>Biostatisticien</w:t>
+      </w:r>
+    </w:p>
+    <w:p>
+      <w:pPr>
+        <w:jc w:val="center"/>
+        <w:rPr>
+          <w:rFonts w:ascii="Arial" w:hAnsi="Arial" w:cs="Arial"/>
+          <w:lang w:val="en-US"/>
+        </w:rPr>
+      </w:pPr>
+      <w:r>
+        <w:rPr>
+          <w:rFonts w:ascii="Arial" w:hAnsi="Arial" w:cs="Arial"/>
           <w:noProof/>
-          <w:sz w:val="28"/>
-          <w:szCs w:val="28"/>
+          <w:color w:val="FFFFFF" w:themeColor="background1"/>
+          <w:sz w:val="36"/>
+          <w:szCs w:val="36"/>
           <w:lang w:eastAsia="fr-FR"/>
         </w:rPr>
         <w:drawing>
-          <wp:anchor distT="0" distB="0" distL="114300" distR="114300" simplePos="0" relativeHeight="251663360" behindDoc="0" locked="0" layoutInCell="1" allowOverlap="1" wp14:anchorId="55FFA180" wp14:editId="38745524">
+          <wp:anchor distT="0" distB="0" distL="114300" distR="114300" simplePos="0" relativeHeight="251660288" behindDoc="0" locked="0" layoutInCell="1" allowOverlap="1" wp14:anchorId="186887B6" wp14:editId="1A5BFE85">
             <wp:simplePos x="0" y="0"/>
-            <wp:positionH relativeFrom="margin">
-              <wp:align>left</wp:align>
+            <wp:positionH relativeFrom="column">
+              <wp:posOffset>4341495</wp:posOffset>
             </wp:positionH>
             <wp:positionV relativeFrom="paragraph">
-              <wp:posOffset>-229140</wp:posOffset>
+              <wp:posOffset>194945</wp:posOffset>
             </wp:positionV>
-            <wp:extent cx="1088118" cy="1210933"/>
-            <wp:effectExtent l="57150" t="57150" r="74295" b="66040"/>
+            <wp:extent cx="251460" cy="251460"/>
+            <wp:effectExtent l="0" t="0" r="0" b="0"/>
             <wp:wrapNone/>
-            <wp:docPr id="8" name="Image 8" descr="image profil"/>
+            <wp:docPr id="3" name="Graphique 3" descr="Logement avec un remplissage uni"/>
             <wp:cNvGraphicFramePr>
               <a:graphicFrameLocks xmlns:a="http://schemas.openxmlformats.org/drawingml/2006/main" noChangeAspect="1"/>
             </wp:cNvGraphicFramePr>
@@ -40,104 +79,39 @@
               <a:graphicData uri="http://schemas.openxmlformats.org/drawingml/2006/picture">
                 <pic:pic xmlns:pic="http://schemas.openxmlformats.org/drawingml/2006/picture">
                   <pic:nvPicPr>
-                    <pic:cNvPr id="0" name="ember5016" descr="image profil"/>
-                    <pic:cNvPicPr>
-                      <a:picLocks noChangeAspect="1" noChangeArrowheads="1"/>
-                    </pic:cNvPicPr>
+                    <pic:cNvPr id="3" name="Graphique 3" descr="Logement avec un remplissage uni"/>
+                    <pic:cNvPicPr/>
                   </pic:nvPicPr>
-                  <pic:blipFill rotWithShape="1">
+                  <pic:blipFill>
                     <a:blip r:embed="rId7" cstate="print">
                       <a:extLst>
                         <a:ext uri="{28A0092B-C50C-407E-A947-70E740481C1C}">
                           <a14:useLocalDpi xmlns:a14="http://schemas.microsoft.com/office/drawing/2010/main" val="0"/>
                         </a:ext>
+                        <a:ext uri="{96DAC541-7B7A-43D3-8B79-37D633B846F1}">
+                          <asvg:svgBlip xmlns="" xmlns:cx="http://schemas.microsoft.com/office/drawing/2014/chartex" xmlns:cx1="http://schemas.microsoft.com/office/drawing/2015/9/8/chartex" xmlns:cx2="http://schemas.microsoft.com/office/drawing/2015/10/21/chartex" xmlns:cx3="http://schemas.microsoft.com/office/drawing/2016/5/9/chartex" xmlns:cx4="http://schemas.microsoft.com/office/drawing/2016/5/10/chartex" xmlns:cx5="http://schemas.microsoft.com/office/drawing/2016/5/11/chartex" xmlns:cx6="http://schemas.microsoft.com/office/drawing/2016/5/12/chartex" xmlns:cx7="http://schemas.microsoft.com/office/drawing/2016/5/13/chartex" xmlns:cx8="http://schemas.microsoft.com/office/drawing/2016/5/14/chartex" xmlns:aink="http://schemas.microsoft.com/office/drawing/2016/ink" xmlns:am3d="http://schemas.microsoft.com/office/drawing/2017/model3d" xmlns:o="urn:schemas-microsoft-com:office:office" xmlns:oel="http://schemas.microsoft.com/office/2019/extlst" xmlns:v="urn:schemas-microsoft-com:vml" xmlns:w10="urn:schemas-microsoft-com:office:word" xmlns:w="http://schemas.openxmlformats.org/wordprocessingml/2006/main" xmlns:w16cex="http://schemas.microsoft.com/office/word/2018/wordml/cex" xmlns:w16cid="http://schemas.microsoft.com/office/word/2016/wordml/cid" xmlns:w16="http://schemas.microsoft.com/office/word/2018/wordml" xmlns:w16du="http://schemas.microsoft.com/office/word/2023/wordml/word16du" xmlns:w16sdtdh="http://schemas.microsoft.com/office/word/2020/wordml/sdtdatahash" xmlns:w16sdtfl="http://schemas.microsoft.com/office/word/2024/wordml/sdtformatlock" xmlns:w16se="http://schemas.microsoft.com/office/word/2015/wordml/symex" xmlns:asvg="http://schemas.microsoft.com/office/drawing/2016/SVG/main" r:embed="rId11"/>
+                        </a:ext>
                       </a:extLst>
                     </a:blip>
-                    <a:srcRect l="13901" t="13473" r="10998" b="2971"/>
-                    <a:stretch/>
+                    <a:stretch>
+                      <a:fillRect/>
+                    </a:stretch>
                   </pic:blipFill>
-                  <pic:spPr bwMode="auto">
+                  <pic:spPr>
                     <a:xfrm>
                       <a:off x="0" y="0"/>
-                      <a:ext cx="1088118" cy="1210933"/>
+                      <a:ext cx="251460" cy="251460"/>
                     </a:xfrm>
-                    <a:prstGeom prst="ellipse">
+                    <a:prstGeom prst="rect">
                       <a:avLst/>
                     </a:prstGeom>
-                    <a:ln w="28575" cap="rnd">
-                      <a:solidFill>
-                        <a:srgbClr val="333333"/>
-                      </a:solidFill>
-                    </a:ln>
-                    <a:effectLst/>
-                    <a:scene3d>
-                      <a:camera prst="orthographicFront"/>
-                      <a:lightRig rig="contrasting" dir="t">
-                        <a:rot lat="0" lon="0" rev="3000000"/>
-                      </a:lightRig>
-                    </a:scene3d>
-                    <a:sp3d contourW="7620">
-                      <a:bevelT w="95250" h="31750"/>
-                      <a:contourClr>
-                        <a:srgbClr val="333333"/>
-                      </a:contourClr>
-                    </a:sp3d>
-                    <a:extLst>
-                      <a:ext uri="{53640926-AAD7-44D8-BBD7-CCE9431645EC}">
-                        <a14:shadowObscured xmlns:a14="http://schemas.microsoft.com/office/drawing/2010/main"/>
-                      </a:ext>
-                    </a:extLst>
                   </pic:spPr>
                 </pic:pic>
               </a:graphicData>
             </a:graphic>
-            <wp14:sizeRelH relativeFrom="page">
-              <wp14:pctWidth>0</wp14:pctWidth>
-            </wp14:sizeRelH>
-            <wp14:sizeRelV relativeFrom="page">
-              <wp14:pctHeight>0</wp14:pctHeight>
-            </wp14:sizeRelV>
           </wp:anchor>
         </w:drawing>
       </w:r>
-      <w:r>
-        <w:rPr>
-          <w:rFonts w:ascii="Arial" w:hAnsi="Arial" w:cs="Arial"/>
-          <w:sz w:val="40"/>
-          <w:szCs w:val="40"/>
-          <w:lang w:val="en-US"/>
-        </w:rPr>
-        <w:t>Hugo Marthinet</w:t>
-      </w:r>
-    </w:p>
-    <w:p>
-      <w:pPr>
-        <w:jc w:val="center"/>
-        <w:rPr>
-          <w:rFonts w:ascii="Arial" w:hAnsi="Arial" w:cs="Arial"/>
-          <w:sz w:val="36"/>
-          <w:szCs w:val="36"/>
-          <w:lang w:val="en-US"/>
-        </w:rPr>
-      </w:pPr>
-      <w:r>
-        <w:rPr>
-          <w:rFonts w:ascii="Arial" w:hAnsi="Arial" w:cs="Arial"/>
-          <w:sz w:val="36"/>
-          <w:szCs w:val="36"/>
-          <w:lang w:val="en-US"/>
-        </w:rPr>
-        <w:t>Biostatisticien</w:t>
-      </w:r>
-    </w:p>
-    <w:p>
-      <w:pPr>
-        <w:jc w:val="center"/>
-        <w:rPr>
-          <w:rFonts w:ascii="Arial" w:hAnsi="Arial" w:cs="Arial"/>
-          <w:lang w:val="en-US"/>
-        </w:rPr>
-      </w:pPr>
       <w:r>
         <w:rPr>
           <w:rFonts w:ascii="Arial" w:hAnsi="Arial" w:cs="Arial"/>
@@ -148,13 +122,13 @@
           <w:lang w:eastAsia="fr-FR"/>
         </w:rPr>
         <w:drawing>
-          <wp:anchor distT="0" distB="0" distL="114300" distR="114300" simplePos="0" relativeHeight="251659264" behindDoc="0" locked="0" layoutInCell="1" allowOverlap="1" wp14:anchorId="237BAE5F" wp14:editId="4C97AD23">
+          <wp:anchor distT="0" distB="0" distL="114300" distR="114300" simplePos="0" relativeHeight="251659264" behindDoc="0" locked="0" layoutInCell="1" allowOverlap="1" wp14:anchorId="237BAE5F" wp14:editId="58F77563">
             <wp:simplePos x="0" y="0"/>
-            <wp:positionH relativeFrom="column">
-              <wp:posOffset>3228340</wp:posOffset>
+            <wp:positionH relativeFrom="margin">
+              <wp:align>center</wp:align>
             </wp:positionH>
             <wp:positionV relativeFrom="paragraph">
-              <wp:posOffset>232410</wp:posOffset>
+              <wp:posOffset>217170</wp:posOffset>
             </wp:positionV>
             <wp:extent cx="251460" cy="251460"/>
             <wp:effectExtent l="0" t="0" r="0" b="0"/>
@@ -171,13 +145,13 @@
                     <pic:cNvPicPr/>
                   </pic:nvPicPr>
                   <pic:blipFill>
-                    <a:blip r:embed="rId8" cstate="print">
+                    <a:blip r:embed="rId12" cstate="print">
                       <a:extLst>
                         <a:ext uri="{28A0092B-C50C-407E-A947-70E740481C1C}">
                           <a14:useLocalDpi xmlns:a14="http://schemas.microsoft.com/office/drawing/2010/main" val="0"/>
                         </a:ext>
                         <a:ext uri="{96DAC541-7B7A-43D3-8B79-37D633B846F1}">
-                          <asvg:svgBlip xmlns:asvg="http://schemas.microsoft.com/office/drawing/2016/SVG/main" xmlns:w16se="http://schemas.microsoft.com/office/word/2015/wordml/symex" xmlns:w16sdtfl="http://schemas.microsoft.com/office/word/2024/wordml/sdtformatlock" xmlns:w16sdtdh="http://schemas.microsoft.com/office/word/2020/wordml/sdtdatahash" xmlns:w16du="http://schemas.microsoft.com/office/word/2023/wordml/word16du" xmlns:w16="http://schemas.microsoft.com/office/word/2018/wordml" xmlns:w16cid="http://schemas.microsoft.com/office/word/2016/wordml/cid" xmlns:w16cex="http://schemas.microsoft.com/office/word/2018/wordml/cex" xmlns:w="http://schemas.openxmlformats.org/wordprocessingml/2006/main" xmlns:w10="urn:schemas-microsoft-com:office:word" xmlns:v="urn:schemas-microsoft-com:vml" xmlns:oel="http://schemas.microsoft.com/office/2019/extlst" xmlns:o="urn:schemas-microsoft-com:office:office" xmlns:am3d="http://schemas.microsoft.com/office/drawing/2017/model3d" xmlns:aink="http://schemas.microsoft.com/office/drawing/2016/ink" xmlns:cx8="http://schemas.microsoft.com/office/drawing/2016/5/14/chartex" xmlns:cx7="http://schemas.microsoft.com/office/drawing/2016/5/13/chartex" xmlns:cx6="http://schemas.microsoft.com/office/drawing/2016/5/12/chartex" xmlns:cx5="http://schemas.microsoft.com/office/drawing/2016/5/11/chartex" xmlns:cx4="http://schemas.microsoft.com/office/drawing/2016/5/10/chartex" xmlns:cx3="http://schemas.microsoft.com/office/drawing/2016/5/9/chartex" xmlns:cx2="http://schemas.microsoft.com/office/drawing/2015/10/21/chartex" xmlns:cx1="http://schemas.microsoft.com/office/drawing/2015/9/8/chartex" xmlns:cx="http://schemas.microsoft.com/office/drawing/2014/chartex" xmlns="" r:embed="rId9"/>
+                          <asvg:svgBlip xmlns="" xmlns:cx="http://schemas.microsoft.com/office/drawing/2014/chartex" xmlns:cx1="http://schemas.microsoft.com/office/drawing/2015/9/8/chartex" xmlns:cx2="http://schemas.microsoft.com/office/drawing/2015/10/21/chartex" xmlns:cx3="http://schemas.microsoft.com/office/drawing/2016/5/9/chartex" xmlns:cx4="http://schemas.microsoft.com/office/drawing/2016/5/10/chartex" xmlns:cx5="http://schemas.microsoft.com/office/drawing/2016/5/11/chartex" xmlns:cx6="http://schemas.microsoft.com/office/drawing/2016/5/12/chartex" xmlns:cx7="http://schemas.microsoft.com/office/drawing/2016/5/13/chartex" xmlns:cx8="http://schemas.microsoft.com/office/drawing/2016/5/14/chartex" xmlns:aink="http://schemas.microsoft.com/office/drawing/2016/ink" xmlns:am3d="http://schemas.microsoft.com/office/drawing/2017/model3d" xmlns:o="urn:schemas-microsoft-com:office:office" xmlns:oel="http://schemas.microsoft.com/office/2019/extlst" xmlns:v="urn:schemas-microsoft-com:vml" xmlns:w10="urn:schemas-microsoft-com:office:word" xmlns:w="http://schemas.openxmlformats.org/wordprocessingml/2006/main" xmlns:w16cex="http://schemas.microsoft.com/office/word/2018/wordml/cex" xmlns:w16cid="http://schemas.microsoft.com/office/word/2016/wordml/cid" xmlns:w16="http://schemas.microsoft.com/office/word/2018/wordml" xmlns:w16du="http://schemas.microsoft.com/office/word/2023/wordml/word16du" xmlns:w16sdtdh="http://schemas.microsoft.com/office/word/2020/wordml/sdtdatahash" xmlns:w16sdtfl="http://schemas.microsoft.com/office/word/2024/wordml/sdtformatlock" xmlns:w16se="http://schemas.microsoft.com/office/word/2015/wordml/symex" xmlns:asvg="http://schemas.microsoft.com/office/drawing/2016/SVG/main" r:embed="rId9"/>
                         </a:ext>
                       </a:extLst>
                     </a:blip>
@@ -216,75 +190,13 @@
           <w:lang w:eastAsia="fr-FR"/>
         </w:rPr>
         <w:drawing>
-          <wp:anchor distT="0" distB="0" distL="114300" distR="114300" simplePos="0" relativeHeight="251660288" behindDoc="0" locked="0" layoutInCell="1" allowOverlap="1" wp14:anchorId="186887B6" wp14:editId="618A5084">
+          <wp:anchor distT="0" distB="0" distL="114300" distR="114300" simplePos="0" relativeHeight="251658240" behindDoc="0" locked="0" layoutInCell="1" allowOverlap="1" wp14:anchorId="7E70CC0C" wp14:editId="057E6F51">
             <wp:simplePos x="0" y="0"/>
             <wp:positionH relativeFrom="column">
-              <wp:posOffset>4592955</wp:posOffset>
+              <wp:posOffset>1445260</wp:posOffset>
             </wp:positionH>
             <wp:positionV relativeFrom="paragraph">
-              <wp:posOffset>210185</wp:posOffset>
-            </wp:positionV>
-            <wp:extent cx="251460" cy="251460"/>
-            <wp:effectExtent l="0" t="0" r="0" b="0"/>
-            <wp:wrapNone/>
-            <wp:docPr id="3" name="Graphique 3" descr="Logement avec un remplissage uni"/>
-            <wp:cNvGraphicFramePr>
-              <a:graphicFrameLocks xmlns:a="http://schemas.openxmlformats.org/drawingml/2006/main" noChangeAspect="1"/>
-            </wp:cNvGraphicFramePr>
-            <a:graphic xmlns:a="http://schemas.openxmlformats.org/drawingml/2006/main">
-              <a:graphicData uri="http://schemas.openxmlformats.org/drawingml/2006/picture">
-                <pic:pic xmlns:pic="http://schemas.openxmlformats.org/drawingml/2006/picture">
-                  <pic:nvPicPr>
-                    <pic:cNvPr id="3" name="Graphique 3" descr="Logement avec un remplissage uni"/>
-                    <pic:cNvPicPr/>
-                  </pic:nvPicPr>
-                  <pic:blipFill>
-                    <a:blip r:embed="rId10" cstate="print">
-                      <a:extLst>
-                        <a:ext uri="{28A0092B-C50C-407E-A947-70E740481C1C}">
-                          <a14:useLocalDpi xmlns:a14="http://schemas.microsoft.com/office/drawing/2010/main" val="0"/>
-                        </a:ext>
-                        <a:ext uri="{96DAC541-7B7A-43D3-8B79-37D633B846F1}">
-                          <asvg:svgBlip xmlns:asvg="http://schemas.microsoft.com/office/drawing/2016/SVG/main" xmlns:w16se="http://schemas.microsoft.com/office/word/2015/wordml/symex" xmlns:w16sdtfl="http://schemas.microsoft.com/office/word/2024/wordml/sdtformatlock" xmlns:w16sdtdh="http://schemas.microsoft.com/office/word/2020/wordml/sdtdatahash" xmlns:w16du="http://schemas.microsoft.com/office/word/2023/wordml/word16du" xmlns:w16="http://schemas.microsoft.com/office/word/2018/wordml" xmlns:w16cid="http://schemas.microsoft.com/office/word/2016/wordml/cid" xmlns:w16cex="http://schemas.microsoft.com/office/word/2018/wordml/cex" xmlns:w="http://schemas.openxmlformats.org/wordprocessingml/2006/main" xmlns:w10="urn:schemas-microsoft-com:office:word" xmlns:v="urn:schemas-microsoft-com:vml" xmlns:oel="http://schemas.microsoft.com/office/2019/extlst" xmlns:o="urn:schemas-microsoft-com:office:office" xmlns:am3d="http://schemas.microsoft.com/office/drawing/2017/model3d" xmlns:aink="http://schemas.microsoft.com/office/drawing/2016/ink" xmlns:cx8="http://schemas.microsoft.com/office/drawing/2016/5/14/chartex" xmlns:cx7="http://schemas.microsoft.com/office/drawing/2016/5/13/chartex" xmlns:cx6="http://schemas.microsoft.com/office/drawing/2016/5/12/chartex" xmlns:cx5="http://schemas.microsoft.com/office/drawing/2016/5/11/chartex" xmlns:cx4="http://schemas.microsoft.com/office/drawing/2016/5/10/chartex" xmlns:cx3="http://schemas.microsoft.com/office/drawing/2016/5/9/chartex" xmlns:cx2="http://schemas.microsoft.com/office/drawing/2015/10/21/chartex" xmlns:cx1="http://schemas.microsoft.com/office/drawing/2015/9/8/chartex" xmlns:cx="http://schemas.microsoft.com/office/drawing/2014/chartex" xmlns="" r:embed="rId11"/>
-                        </a:ext>
-                      </a:extLst>
-                    </a:blip>
-                    <a:stretch>
-                      <a:fillRect/>
-                    </a:stretch>
-                  </pic:blipFill>
-                  <pic:spPr>
-                    <a:xfrm>
-                      <a:off x="0" y="0"/>
-                      <a:ext cx="251460" cy="251460"/>
-                    </a:xfrm>
-                    <a:prstGeom prst="rect">
-                      <a:avLst/>
-                    </a:prstGeom>
-                  </pic:spPr>
-                </pic:pic>
-              </a:graphicData>
-            </a:graphic>
-          </wp:anchor>
-        </w:drawing>
-      </w:r>
-      <w:r>
-        <w:rPr>
-          <w:rFonts w:ascii="Arial" w:hAnsi="Arial" w:cs="Arial"/>
-          <w:noProof/>
-          <w:color w:val="FFFFFF" w:themeColor="background1"/>
-          <w:sz w:val="36"/>
-          <w:szCs w:val="36"/>
-          <w:lang w:eastAsia="fr-FR"/>
-        </w:rPr>
-        <w:drawing>
-          <wp:anchor distT="0" distB="0" distL="114300" distR="114300" simplePos="0" relativeHeight="251658240" behindDoc="0" locked="0" layoutInCell="1" allowOverlap="1" wp14:anchorId="7E70CC0C" wp14:editId="25A3F1E2">
-            <wp:simplePos x="0" y="0"/>
-            <wp:positionH relativeFrom="column">
-              <wp:posOffset>1157605</wp:posOffset>
-            </wp:positionH>
-            <wp:positionV relativeFrom="paragraph">
-              <wp:posOffset>231775</wp:posOffset>
+              <wp:posOffset>195580</wp:posOffset>
             </wp:positionV>
             <wp:extent cx="287655" cy="287655"/>
             <wp:effectExtent l="0" t="0" r="0" b="0"/>
@@ -301,13 +213,13 @@
                     <pic:cNvPicPr/>
                   </pic:nvPicPr>
                   <pic:blipFill>
-                    <a:blip r:embed="rId12" cstate="print">
+                    <a:blip r:embed="rId13" cstate="print">
                       <a:extLst>
                         <a:ext uri="{28A0092B-C50C-407E-A947-70E740481C1C}">
                           <a14:useLocalDpi xmlns:a14="http://schemas.microsoft.com/office/drawing/2010/main" val="0"/>
                         </a:ext>
                         <a:ext uri="{96DAC541-7B7A-43D3-8B79-37D633B846F1}">
-                          <asvg:svgBlip xmlns:asvg="http://schemas.microsoft.com/office/drawing/2016/SVG/main" xmlns:w16se="http://schemas.microsoft.com/office/word/2015/wordml/symex" xmlns:w16sdtfl="http://schemas.microsoft.com/office/word/2024/wordml/sdtformatlock" xmlns:w16sdtdh="http://schemas.microsoft.com/office/word/2020/wordml/sdtdatahash" xmlns:w16du="http://schemas.microsoft.com/office/word/2023/wordml/word16du" xmlns:w16="http://schemas.microsoft.com/office/word/2018/wordml" xmlns:w16cid="http://schemas.microsoft.com/office/word/2016/wordml/cid" xmlns:w16cex="http://schemas.microsoft.com/office/word/2018/wordml/cex" xmlns:w="http://schemas.openxmlformats.org/wordprocessingml/2006/main" xmlns:w10="urn:schemas-microsoft-com:office:word" xmlns:v="urn:schemas-microsoft-com:vml" xmlns:oel="http://schemas.microsoft.com/office/2019/extlst" xmlns:o="urn:schemas-microsoft-com:office:office" xmlns:am3d="http://schemas.microsoft.com/office/drawing/2017/model3d" xmlns:aink="http://schemas.microsoft.com/office/drawing/2016/ink" xmlns:cx8="http://schemas.microsoft.com/office/drawing/2016/5/14/chartex" xmlns:cx7="http://schemas.microsoft.com/office/drawing/2016/5/13/chartex" xmlns:cx6="http://schemas.microsoft.com/office/drawing/2016/5/12/chartex" xmlns:cx5="http://schemas.microsoft.com/office/drawing/2016/5/11/chartex" xmlns:cx4="http://schemas.microsoft.com/office/drawing/2016/5/10/chartex" xmlns:cx3="http://schemas.microsoft.com/office/drawing/2016/5/9/chartex" xmlns:cx2="http://schemas.microsoft.com/office/drawing/2015/10/21/chartex" xmlns:cx1="http://schemas.microsoft.com/office/drawing/2015/9/8/chartex" xmlns:cx="http://schemas.microsoft.com/office/drawing/2014/chartex" xmlns="" r:embed="rId13"/>
+                          <asvg:svgBlip xmlns="" xmlns:cx="http://schemas.microsoft.com/office/drawing/2014/chartex" xmlns:cx1="http://schemas.microsoft.com/office/drawing/2015/9/8/chartex" xmlns:cx2="http://schemas.microsoft.com/office/drawing/2015/10/21/chartex" xmlns:cx3="http://schemas.microsoft.com/office/drawing/2016/5/9/chartex" xmlns:cx4="http://schemas.microsoft.com/office/drawing/2016/5/10/chartex" xmlns:cx5="http://schemas.microsoft.com/office/drawing/2016/5/11/chartex" xmlns:cx6="http://schemas.microsoft.com/office/drawing/2016/5/12/chartex" xmlns:cx7="http://schemas.microsoft.com/office/drawing/2016/5/13/chartex" xmlns:cx8="http://schemas.microsoft.com/office/drawing/2016/5/14/chartex" xmlns:aink="http://schemas.microsoft.com/office/drawing/2016/ink" xmlns:am3d="http://schemas.microsoft.com/office/drawing/2017/model3d" xmlns:o="urn:schemas-microsoft-com:office:office" xmlns:oel="http://schemas.microsoft.com/office/2019/extlst" xmlns:v="urn:schemas-microsoft-com:vml" xmlns:w10="urn:schemas-microsoft-com:office:word" xmlns:w="http://schemas.openxmlformats.org/wordprocessingml/2006/main" xmlns:w16cex="http://schemas.microsoft.com/office/word/2018/wordml/cex" xmlns:w16cid="http://schemas.microsoft.com/office/word/2016/wordml/cid" xmlns:w16="http://schemas.microsoft.com/office/word/2018/wordml" xmlns:w16du="http://schemas.microsoft.com/office/word/2023/wordml/word16du" xmlns:w16sdtdh="http://schemas.microsoft.com/office/word/2020/wordml/sdtdatahash" xmlns:w16sdtfl="http://schemas.microsoft.com/office/word/2024/wordml/sdtformatlock" xmlns:w16se="http://schemas.microsoft.com/office/word/2015/wordml/symex" xmlns:asvg="http://schemas.microsoft.com/office/drawing/2016/SVG/main" r:embed="rId14"/>
                         </a:ext>
                       </a:extLst>
                     </a:blip>
@@ -350,7 +262,7 @@
         <w:jc w:val="center"/>
         <w:rPr>
           <w:rFonts w:ascii="Arial" w:hAnsi="Arial" w:cs="Arial"/>
-          <w:sz w:val="24"/>
+          <w:sz w:val="20"/>
           <w:szCs w:val="24"/>
           <w:lang w:val="en-US"/>
         </w:rPr>
@@ -360,18 +272,18 @@
           <w:rFonts w:ascii="Arial" w:hAnsi="Arial" w:cs="Arial"/>
           <w:noProof/>
           <w:color w:val="FFFFFF" w:themeColor="background1"/>
-          <w:sz w:val="36"/>
+          <w:sz w:val="28"/>
           <w:szCs w:val="36"/>
           <w:lang w:eastAsia="fr-FR"/>
         </w:rPr>
         <w:drawing>
-          <wp:anchor distT="0" distB="0" distL="114300" distR="114300" simplePos="0" relativeHeight="251661312" behindDoc="0" locked="0" layoutInCell="1" allowOverlap="1" wp14:anchorId="0F5533F9" wp14:editId="17EA873A">
+          <wp:anchor distT="0" distB="0" distL="114300" distR="114300" simplePos="0" relativeHeight="251661312" behindDoc="0" locked="0" layoutInCell="1" allowOverlap="1" wp14:anchorId="0F5533F9" wp14:editId="1FD1779D">
             <wp:simplePos x="0" y="0"/>
             <wp:positionH relativeFrom="column">
-              <wp:posOffset>1013249</wp:posOffset>
+              <wp:posOffset>1386205</wp:posOffset>
             </wp:positionH>
             <wp:positionV relativeFrom="paragraph">
-              <wp:posOffset>296545</wp:posOffset>
+              <wp:posOffset>227965</wp:posOffset>
             </wp:positionV>
             <wp:extent cx="197485" cy="197485"/>
             <wp:effectExtent l="0" t="0" r="0" b="0"/>
@@ -388,12 +300,12 @@
                     <pic:cNvPicPr/>
                   </pic:nvPicPr>
                   <pic:blipFill>
-                    <a:blip r:embed="rId14" cstate="print">
+                    <a:blip r:embed="rId15" cstate="print">
                       <a:biLevel thresh="50000"/>
                       <a:extLst>
                         <a:ext uri="{BEBA8EAE-BF5A-486C-A8C5-ECC9F3942E4B}">
                           <a14:imgProps xmlns:a14="http://schemas.microsoft.com/office/drawing/2010/main">
-                            <a14:imgLayer r:embed="rId15">
+                            <a14:imgLayer r:embed="rId16">
                               <a14:imgEffect>
                                 <a14:saturation sat="400000"/>
                               </a14:imgEffect>
@@ -438,18 +350,18 @@
           <w:rFonts w:ascii="Arial" w:hAnsi="Arial" w:cs="Arial"/>
           <w:noProof/>
           <w:color w:val="FFFFFF" w:themeColor="background1"/>
-          <w:sz w:val="36"/>
+          <w:sz w:val="28"/>
           <w:szCs w:val="36"/>
           <w:lang w:eastAsia="fr-FR"/>
         </w:rPr>
         <w:drawing>
-          <wp:anchor distT="0" distB="0" distL="114300" distR="114300" simplePos="0" relativeHeight="251662336" behindDoc="0" locked="0" layoutInCell="1" allowOverlap="1" wp14:anchorId="343FCD8E" wp14:editId="241FA7E7">
+          <wp:anchor distT="0" distB="0" distL="114300" distR="114300" simplePos="0" relativeHeight="251662336" behindDoc="0" locked="0" layoutInCell="1" allowOverlap="1" wp14:anchorId="343FCD8E" wp14:editId="24BC4B5D">
             <wp:simplePos x="0" y="0"/>
             <wp:positionH relativeFrom="column">
-              <wp:posOffset>2472479</wp:posOffset>
+              <wp:posOffset>2548255</wp:posOffset>
             </wp:positionH>
             <wp:positionV relativeFrom="paragraph">
-              <wp:posOffset>257175</wp:posOffset>
+              <wp:posOffset>219075</wp:posOffset>
             </wp:positionV>
             <wp:extent cx="251460" cy="251460"/>
             <wp:effectExtent l="0" t="0" r="0" b="0"/>
@@ -468,7 +380,7 @@
                     </pic:cNvPicPr>
                   </pic:nvPicPr>
                   <pic:blipFill>
-                    <a:blip r:embed="rId16" cstate="print">
+                    <a:blip r:embed="rId17" cstate="print">
                       <a:extLst>
                         <a:ext uri="{28A0092B-C50C-407E-A947-70E740481C1C}">
                           <a14:useLocalDpi xmlns:a14="http://schemas.microsoft.com/office/drawing/2010/main" val="0"/>
@@ -505,12 +417,12 @@
           </wp:anchor>
         </w:drawing>
       </w:r>
-      <w:hyperlink r:id="rId17" w:history="1">
+      <w:hyperlink r:id="rId18" w:history="1">
         <w:r>
           <w:rPr>
             <w:rStyle w:val="Lienhypertexte"/>
             <w:rFonts w:ascii="Arial" w:hAnsi="Arial" w:cs="Arial"/>
-            <w:sz w:val="24"/>
+            <w:sz w:val="20"/>
             <w:szCs w:val="24"/>
             <w:lang w:val="en-US"/>
           </w:rPr>
@@ -520,7 +432,7 @@
       <w:r>
         <w:rPr>
           <w:rFonts w:ascii="Arial" w:hAnsi="Arial" w:cs="Arial"/>
-          <w:sz w:val="24"/>
+          <w:sz w:val="20"/>
           <w:szCs w:val="24"/>
           <w:lang w:val="en-US"/>
         </w:rPr>
@@ -529,7 +441,7 @@
       <w:r>
         <w:rPr>
           <w:rFonts w:ascii="Arial" w:hAnsi="Arial" w:cs="Arial"/>
-          <w:sz w:val="24"/>
+          <w:sz w:val="20"/>
           <w:szCs w:val="24"/>
           <w:lang w:val="en-US"/>
         </w:rPr>
@@ -538,7 +450,7 @@
       <w:r>
         <w:rPr>
           <w:rFonts w:ascii="Arial" w:hAnsi="Arial" w:cs="Arial"/>
-          <w:sz w:val="24"/>
+          <w:sz w:val="20"/>
           <w:szCs w:val="24"/>
           <w:lang w:val="en-US"/>
         </w:rPr>
@@ -547,7 +459,7 @@
       <w:r>
         <w:rPr>
           <w:rFonts w:ascii="Arial" w:hAnsi="Arial" w:cs="Arial"/>
-          <w:sz w:val="24"/>
+          <w:sz w:val="20"/>
           <w:szCs w:val="24"/>
           <w:lang w:val="en-US"/>
         </w:rPr>
@@ -556,7 +468,7 @@
       <w:r>
         <w:rPr>
           <w:rFonts w:ascii="Arial" w:hAnsi="Arial" w:cs="Arial"/>
-          <w:sz w:val="24"/>
+          <w:sz w:val="20"/>
           <w:szCs w:val="24"/>
           <w:lang w:val="en-US"/>
         </w:rPr>
@@ -565,7 +477,7 @@
       <w:r>
         <w:rPr>
           <w:rFonts w:ascii="Arial" w:hAnsi="Arial" w:cs="Arial"/>
-          <w:sz w:val="24"/>
+          <w:sz w:val="20"/>
           <w:szCs w:val="24"/>
           <w:lang w:val="en-US"/>
         </w:rPr>
@@ -574,7 +486,7 @@
       <w:r>
         <w:rPr>
           <w:rFonts w:ascii="Arial" w:hAnsi="Arial" w:cs="Arial"/>
-          <w:sz w:val="24"/>
+          <w:sz w:val="20"/>
           <w:szCs w:val="24"/>
           <w:lang w:val="en-US"/>
         </w:rPr>
@@ -583,7 +495,7 @@
       <w:r>
         <w:rPr>
           <w:rFonts w:ascii="Arial" w:hAnsi="Arial" w:cs="Arial"/>
-          <w:sz w:val="24"/>
+          <w:sz w:val="20"/>
           <w:szCs w:val="24"/>
           <w:lang w:val="en-US"/>
         </w:rPr>
@@ -592,7 +504,7 @@
       <w:r>
         <w:rPr>
           <w:rFonts w:ascii="Arial" w:hAnsi="Arial" w:cs="Arial"/>
-          <w:sz w:val="24"/>
+          <w:sz w:val="20"/>
           <w:szCs w:val="24"/>
           <w:lang w:val="en-US"/>
         </w:rPr>
@@ -601,7 +513,7 @@
       <w:r>
         <w:rPr>
           <w:rFonts w:ascii="Arial" w:hAnsi="Arial" w:cs="Arial"/>
-          <w:sz w:val="24"/>
+          <w:sz w:val="20"/>
           <w:szCs w:val="24"/>
           <w:lang w:val="en-US"/>
         </w:rPr>
@@ -610,7 +522,7 @@
       <w:r>
         <w:rPr>
           <w:rFonts w:ascii="Arial" w:hAnsi="Arial" w:cs="Arial"/>
-          <w:sz w:val="24"/>
+          <w:sz w:val="20"/>
           <w:szCs w:val="24"/>
           <w:lang w:val="en-US"/>
         </w:rPr>
@@ -620,20 +532,26 @@
     <w:p>
       <w:pPr>
         <w:jc w:val="center"/>
-      </w:pPr>
-      <w:r>
-        <w:rPr>
-          <w:rFonts w:ascii="Arial" w:hAnsi="Arial" w:cs="Arial"/>
-          <w:sz w:val="24"/>
+        <w:rPr>
+          <w:rFonts w:ascii="Arial" w:hAnsi="Arial" w:cs="Arial"/>
+          <w:sz w:val="20"/>
           <w:szCs w:val="24"/>
           <w:lang w:val="en-US"/>
         </w:rPr>
+      </w:pPr>
+      <w:r>
+        <w:rPr>
+          <w:rFonts w:ascii="Arial" w:hAnsi="Arial" w:cs="Arial"/>
+          <w:sz w:val="20"/>
+          <w:szCs w:val="24"/>
+          <w:lang w:val="en-US"/>
+        </w:rPr>
         <w:t xml:space="preserve">  </w:t>
       </w:r>
       <w:r>
         <w:rPr>
           <w:rFonts w:ascii="Arial" w:hAnsi="Arial" w:cs="Arial"/>
-          <w:sz w:val="24"/>
+          <w:sz w:val="20"/>
           <w:szCs w:val="24"/>
           <w:lang w:val="en-US"/>
         </w:rPr>
@@ -642,73 +560,91 @@
       <w:r>
         <w:rPr>
           <w:rFonts w:ascii="Arial" w:hAnsi="Arial" w:cs="Arial"/>
-          <w:sz w:val="24"/>
+          <w:sz w:val="20"/>
           <w:szCs w:val="24"/>
           <w:lang w:val="en-US"/>
         </w:rPr>
         <w:t xml:space="preserve">    </w:t>
-      </w:r>
-      <w:hyperlink r:id="rId18" w:history="1">
-        <w:r>
-          <w:rPr>
-            <w:rStyle w:val="Lienhypertexte"/>
-            <w:rFonts w:ascii="Arial" w:hAnsi="Arial" w:cs="Arial"/>
-            <w:sz w:val="24"/>
-            <w:szCs w:val="24"/>
-          </w:rPr>
-          <w:t>hugo-marthinet</w:t>
-        </w:r>
-      </w:hyperlink>
-      <w:r>
-        <w:rPr>
-          <w:rFonts w:ascii="Arial" w:hAnsi="Arial" w:cs="Arial"/>
-          <w:sz w:val="24"/>
-          <w:szCs w:val="24"/>
-        </w:rPr>
-        <w:t xml:space="preserve">   </w:t>
-      </w:r>
-      <w:r>
-        <w:rPr>
-          <w:rFonts w:ascii="Arial" w:hAnsi="Arial" w:cs="Arial"/>
-          <w:sz w:val="24"/>
-          <w:szCs w:val="24"/>
-        </w:rPr>
-        <w:t xml:space="preserve"> </w:t>
-      </w:r>
-      <w:r>
-        <w:rPr>
-          <w:rFonts w:ascii="Arial" w:hAnsi="Arial" w:cs="Arial"/>
-          <w:sz w:val="24"/>
-          <w:szCs w:val="24"/>
-        </w:rPr>
-        <w:t xml:space="preserve">      </w:t>
       </w:r>
       <w:hyperlink r:id="rId19" w:history="1">
         <w:r>
           <w:rPr>
             <w:rStyle w:val="Lienhypertexte"/>
             <w:rFonts w:ascii="Arial" w:hAnsi="Arial" w:cs="Arial"/>
-            <w:sz w:val="24"/>
+            <w:sz w:val="20"/>
             <w:szCs w:val="24"/>
+            <w:lang w:val="en-US"/>
+          </w:rPr>
+          <w:t>hugo-marthinet</w:t>
+        </w:r>
+      </w:hyperlink>
+      <w:r>
+        <w:rPr>
+          <w:rFonts w:ascii="Arial" w:hAnsi="Arial" w:cs="Arial"/>
+          <w:sz w:val="20"/>
+          <w:szCs w:val="24"/>
+          <w:lang w:val="en-US"/>
+        </w:rPr>
+        <w:t xml:space="preserve">   </w:t>
+      </w:r>
+      <w:r>
+        <w:rPr>
+          <w:rFonts w:ascii="Arial" w:hAnsi="Arial" w:cs="Arial"/>
+          <w:sz w:val="20"/>
+          <w:szCs w:val="24"/>
+          <w:lang w:val="en-US"/>
+        </w:rPr>
+        <w:t xml:space="preserve"> </w:t>
+      </w:r>
+      <w:r>
+        <w:rPr>
+          <w:rFonts w:ascii="Arial" w:hAnsi="Arial" w:cs="Arial"/>
+          <w:sz w:val="20"/>
+          <w:szCs w:val="24"/>
+          <w:lang w:val="en-US"/>
+        </w:rPr>
+        <w:t xml:space="preserve">      </w:t>
+      </w:r>
+      <w:hyperlink r:id="rId20" w:history="1">
+        <w:r>
+          <w:rPr>
+            <w:rStyle w:val="Lienhypertexte"/>
+            <w:rFonts w:ascii="Arial" w:hAnsi="Arial" w:cs="Arial"/>
+            <w:sz w:val="20"/>
+            <w:szCs w:val="24"/>
+            <w:lang w:val="en-US"/>
           </w:rPr>
           <w:t>HugoMrth</w:t>
         </w:r>
       </w:hyperlink>
       <w:r>
+        <w:rPr>
+          <w:sz w:val="18"/>
+          <w:lang w:val="en-US"/>
+        </w:rPr>
         <w:t xml:space="preserve">       </w:t>
       </w:r>
       <w:r>
         <w:rPr>
           <w:rFonts w:ascii="Arial" w:hAnsi="Arial" w:cs="Arial"/>
-          <w:sz w:val="24"/>
+          <w:sz w:val="20"/>
           <w:szCs w:val="24"/>
+          <w:lang w:val="en-US"/>
         </w:rPr>
         <w:t>ORCID : 0009-0000-5965-3514</w:t>
       </w:r>
     </w:p>
     <w:p>
       <w:pPr>
-        <w:spacing w:after="0"/>
+        <w:jc w:val="center"/>
+        <w:rPr>
+          <w:lang w:val="en-US"/>
+        </w:rPr>
+      </w:pPr>
+    </w:p>
+    <w:p>
+      <w:pPr>
+        <w:spacing w:after="0" w:line="240" w:lineRule="auto"/>
         <w:jc w:val="center"/>
         <w:rPr>
           <w:rStyle w:val="agcmg"/>
@@ -722,47 +658,37 @@
           <w:sz w:val="24"/>
           <w:szCs w:val="24"/>
         </w:rPr>
-        <w:t xml:space="preserve">Biostatisticien avec </w:t>
-      </w:r>
-      <w:r>
+        <w:t xml:space="preserve">Biostatisticien spécialisé en pharmacoépidémiologie et en RWE. </w:t>
+      </w:r>
+    </w:p>
+    <w:p>
+      <w:pPr>
+        <w:spacing w:after="0" w:line="240" w:lineRule="auto"/>
+        <w:jc w:val="center"/>
         <w:rPr>
           <w:rStyle w:val="agcmg"/>
           <w:sz w:val="24"/>
           <w:szCs w:val="24"/>
         </w:rPr>
-        <w:t>5</w:t>
-      </w:r>
+      </w:pPr>
       <w:r>
         <w:rPr>
           <w:rStyle w:val="agcmg"/>
           <w:sz w:val="24"/>
           <w:szCs w:val="24"/>
         </w:rPr>
-        <w:t xml:space="preserve"> ans d’expérience en santé publique, plus particulièrement en épidémiologie et </w:t>
-      </w:r>
-      <w:r>
+        <w:t>Expertise dans les études observationnelles sur grandes bases de données.</w:t>
+      </w:r>
+    </w:p>
+    <w:p>
+      <w:pPr>
+        <w:spacing w:line="240" w:lineRule="auto"/>
+        <w:jc w:val="center"/>
         <w:rPr>
           <w:rStyle w:val="agcmg"/>
-          <w:sz w:val="24"/>
+          <w:b/>
+          <w:sz w:val="28"/>
           <w:szCs w:val="24"/>
-        </w:rPr>
-        <w:t>pharmaco épidémiologie</w:t>
-      </w:r>
-      <w:r>
-        <w:rPr>
-          <w:rStyle w:val="agcmg"/>
-          <w:sz w:val="24"/>
-          <w:szCs w:val="24"/>
-        </w:rPr>
-        <w:t>. Je souhaite orienter ma carrière vers un profil recherche.</w:t>
-      </w:r>
-    </w:p>
-    <w:p>
-      <w:pPr>
-        <w:spacing w:after="0"/>
-        <w:jc w:val="center"/>
-        <w:rPr>
-          <w:rFonts w:ascii="Arial" w:hAnsi="Arial" w:cs="Arial"/>
         </w:rPr>
       </w:pPr>
     </w:p>
@@ -876,15 +802,31 @@
           <w:sz w:val="20"/>
           <w:szCs w:val="20"/>
         </w:rPr>
-        <w:t>Extraction et validation des données et analyses statistiques</w:t>
-      </w:r>
-      <w:r>
-        <w:rPr>
-          <w:rFonts w:ascii="Arial" w:hAnsi="Arial" w:cs="Arial"/>
-          <w:sz w:val="20"/>
-          <w:szCs w:val="20"/>
-        </w:rPr>
-        <w:t>,</w:t>
+        <w:t>Extra</w:t>
+      </w:r>
+      <w:r>
+        <w:rPr>
+          <w:rFonts w:ascii="Arial" w:hAnsi="Arial" w:cs="Arial"/>
+          <w:sz w:val="20"/>
+          <w:szCs w:val="20"/>
+        </w:rPr>
+        <w:t xml:space="preserve">ction et validation des données, </w:t>
+      </w:r>
+      <w:r>
+        <w:rPr>
+          <w:rFonts w:ascii="Arial" w:hAnsi="Arial" w:cs="Arial"/>
+          <w:sz w:val="20"/>
+          <w:szCs w:val="20"/>
+        </w:rPr>
+        <w:t>analyses statistiques</w:t>
+      </w:r>
+      <w:r>
+        <w:rPr>
+          <w:rFonts w:ascii="Arial" w:hAnsi="Arial" w:cs="Arial"/>
+          <w:sz w:val="20"/>
+          <w:szCs w:val="20"/>
+        </w:rPr>
+        <w:t xml:space="preserve"> et contrôle qualité,</w:t>
       </w:r>
     </w:p>
     <w:p>
@@ -907,7 +849,31 @@
           <w:sz w:val="20"/>
           <w:szCs w:val="20"/>
         </w:rPr>
-        <w:t>Contrôle qualité, participation aux réunions de suivi de projet et à la rédaction des document</w:t>
+        <w:t>P</w:t>
+      </w:r>
+      <w:r>
+        <w:rPr>
+          <w:rFonts w:ascii="Arial" w:hAnsi="Arial" w:cs="Arial"/>
+          <w:sz w:val="20"/>
+          <w:szCs w:val="20"/>
+        </w:rPr>
+        <w:t>articipation aux réunions de suivi de projet</w:t>
+      </w:r>
+      <w:r>
+        <w:rPr>
+          <w:rFonts w:ascii="Arial" w:hAnsi="Arial" w:cs="Arial"/>
+          <w:sz w:val="20"/>
+          <w:szCs w:val="20"/>
+        </w:rPr>
+        <w:t>, aux appels d’offres</w:t>
+      </w:r>
+      <w:r>
+        <w:rPr>
+          <w:rFonts w:ascii="Arial" w:hAnsi="Arial" w:cs="Arial"/>
+          <w:sz w:val="20"/>
+          <w:szCs w:val="20"/>
+        </w:rPr>
+        <w:t xml:space="preserve"> et à la rédaction des document</w:t>
       </w:r>
       <w:r>
         <w:rPr>
@@ -931,7 +897,130 @@
           <w:sz w:val="20"/>
           <w:szCs w:val="20"/>
         </w:rPr>
-        <w:t>,</w:t>
+        <w:t>.</w:t>
+      </w:r>
+    </w:p>
+    <w:p>
+      <w:pPr>
+        <w:spacing w:after="0"/>
+        <w:rPr>
+          <w:rStyle w:val="t-14"/>
+          <w:rFonts w:ascii="Arial" w:hAnsi="Arial" w:cs="Arial"/>
+          <w:b/>
+          <w:bCs/>
+        </w:rPr>
+      </w:pPr>
+    </w:p>
+    <w:p>
+      <w:pPr>
+        <w:spacing w:after="0"/>
+        <w:rPr>
+          <w:rFonts w:ascii="Arial" w:hAnsi="Arial" w:cs="Arial"/>
+          <w:b/>
+          <w:bCs/>
+          <w:lang w:val="en-US"/>
+        </w:rPr>
+      </w:pPr>
+      <w:r>
+        <w:rPr>
+          <w:rStyle w:val="t-14"/>
+          <w:rFonts w:ascii="Arial" w:hAnsi="Arial" w:cs="Arial"/>
+          <w:b/>
+          <w:bCs/>
+          <w:lang w:val="en-US"/>
+        </w:rPr>
+        <w:t xml:space="preserve">Laboratoire RESHAPE </w:t>
+      </w:r>
+      <w:r>
+        <w:rPr>
+          <w:rFonts w:ascii="Arial" w:hAnsi="Arial" w:cs="Arial"/>
+          <w:b/>
+          <w:bCs/>
+          <w:lang w:val="en-US"/>
+        </w:rPr>
+        <w:t>(RESearch on HealthcAre PErformance) – U1290 Inserm-UCBL</w:t>
+      </w:r>
+    </w:p>
+    <w:p>
+      <w:pPr>
+        <w:spacing w:after="0"/>
+        <w:rPr>
+          <w:rFonts w:ascii="Arial" w:hAnsi="Arial" w:cs="Arial"/>
+          <w:sz w:val="20"/>
+          <w:szCs w:val="20"/>
+        </w:rPr>
+      </w:pPr>
+      <w:r>
+        <w:rPr>
+          <w:rFonts w:ascii="Arial" w:hAnsi="Arial" w:cs="Arial"/>
+          <w:sz w:val="20"/>
+          <w:szCs w:val="20"/>
+        </w:rPr>
+        <w:t>Bios</w:t>
+      </w:r>
+      <w:r>
+        <w:rPr>
+          <w:rFonts w:ascii="Arial" w:hAnsi="Arial" w:cs="Arial"/>
+          <w:sz w:val="20"/>
+          <w:szCs w:val="20"/>
+        </w:rPr>
+        <w:t xml:space="preserve">tatisticien </w:t>
+      </w:r>
+      <w:r>
+        <w:rPr>
+          <w:rFonts w:ascii="Arial" w:hAnsi="Arial" w:cs="Arial"/>
+          <w:sz w:val="20"/>
+          <w:szCs w:val="20"/>
+        </w:rPr>
+        <w:t xml:space="preserve">                                                                                                                 </w:t>
+      </w:r>
+      <w:r>
+        <w:rPr>
+          <w:rFonts w:ascii="Arial" w:hAnsi="Arial" w:cs="Arial"/>
+          <w:sz w:val="20"/>
+          <w:szCs w:val="20"/>
+        </w:rPr>
+        <w:t xml:space="preserve">          </w:t>
+      </w:r>
+      <w:r>
+        <w:rPr>
+          <w:rFonts w:ascii="Arial" w:hAnsi="Arial" w:cs="Arial"/>
+          <w:sz w:val="20"/>
+          <w:szCs w:val="20"/>
+        </w:rPr>
+        <w:t xml:space="preserve">  J</w:t>
+      </w:r>
+      <w:r>
+        <w:rPr>
+          <w:rFonts w:ascii="Arial" w:hAnsi="Arial" w:cs="Arial"/>
+          <w:sz w:val="20"/>
+          <w:szCs w:val="20"/>
+        </w:rPr>
+        <w:t xml:space="preserve">uin </w:t>
+      </w:r>
+      <w:r>
+        <w:rPr>
+          <w:rFonts w:ascii="Arial" w:hAnsi="Arial" w:cs="Arial"/>
+          <w:sz w:val="20"/>
+          <w:szCs w:val="20"/>
+        </w:rPr>
+        <w:t xml:space="preserve">2024 – </w:t>
+      </w:r>
+      <w:r>
+        <w:rPr>
+          <w:rFonts w:ascii="Arial" w:hAnsi="Arial" w:cs="Arial"/>
+          <w:sz w:val="20"/>
+          <w:szCs w:val="20"/>
+        </w:rPr>
+        <w:t>Février 2026</w:t>
+      </w:r>
+      <w:r>
+        <w:rPr>
+          <w:rFonts w:ascii="Arial" w:hAnsi="Arial" w:cs="Arial"/>
+          <w:sz w:val="20"/>
+          <w:szCs w:val="20"/>
+        </w:rPr>
+        <w:t xml:space="preserve"> </w:t>
       </w:r>
     </w:p>
     <w:p>
@@ -954,130 +1043,7 @@
           <w:sz w:val="20"/>
           <w:szCs w:val="20"/>
         </w:rPr>
-        <w:t>Participation aux appels d’offre et rédaction de fiche statistiques</w:t>
-      </w:r>
-      <w:r>
-        <w:rPr>
-          <w:rFonts w:ascii="Arial" w:hAnsi="Arial" w:cs="Arial"/>
-          <w:sz w:val="20"/>
-          <w:szCs w:val="20"/>
-        </w:rPr>
-        <w:t>.</w:t>
-      </w:r>
-    </w:p>
-    <w:p>
-      <w:pPr>
-        <w:spacing w:after="0"/>
-        <w:rPr>
-          <w:rStyle w:val="t-14"/>
-          <w:rFonts w:ascii="Arial" w:hAnsi="Arial" w:cs="Arial"/>
-          <w:b/>
-          <w:bCs/>
-        </w:rPr>
-      </w:pPr>
-    </w:p>
-    <w:p>
-      <w:pPr>
-        <w:spacing w:after="0"/>
-        <w:rPr>
-          <w:rFonts w:ascii="Arial" w:hAnsi="Arial" w:cs="Arial"/>
-          <w:b/>
-          <w:bCs/>
-          <w:lang w:val="en-US"/>
-        </w:rPr>
-      </w:pPr>
-      <w:r>
-        <w:rPr>
-          <w:rStyle w:val="t-14"/>
-          <w:rFonts w:ascii="Arial" w:hAnsi="Arial" w:cs="Arial"/>
-          <w:b/>
-          <w:bCs/>
-          <w:lang w:val="en-US"/>
-        </w:rPr>
-        <w:t xml:space="preserve">Laboratoire RESHAPE </w:t>
-      </w:r>
-      <w:r>
-        <w:rPr>
-          <w:rFonts w:ascii="Arial" w:hAnsi="Arial" w:cs="Arial"/>
-          <w:b/>
-          <w:bCs/>
-          <w:lang w:val="en-US"/>
-        </w:rPr>
-        <w:t>(RESearch on HealthcAre PErformance) – U1290 Inserm-UCBL</w:t>
-      </w:r>
-    </w:p>
-    <w:p>
-      <w:pPr>
-        <w:spacing w:after="0"/>
-        <w:rPr>
-          <w:rFonts w:ascii="Arial" w:hAnsi="Arial" w:cs="Arial"/>
-          <w:sz w:val="20"/>
-          <w:szCs w:val="20"/>
-        </w:rPr>
-      </w:pPr>
-      <w:r>
-        <w:rPr>
-          <w:rFonts w:ascii="Arial" w:hAnsi="Arial" w:cs="Arial"/>
-          <w:sz w:val="20"/>
-          <w:szCs w:val="20"/>
-        </w:rPr>
-        <w:t>Bios</w:t>
-      </w:r>
-      <w:r>
-        <w:rPr>
-          <w:rFonts w:ascii="Arial" w:hAnsi="Arial" w:cs="Arial"/>
-          <w:sz w:val="20"/>
-          <w:szCs w:val="20"/>
-        </w:rPr>
-        <w:t xml:space="preserve">tatisticien </w:t>
-      </w:r>
-      <w:r>
-        <w:rPr>
-          <w:rFonts w:ascii="Arial" w:hAnsi="Arial" w:cs="Arial"/>
-          <w:sz w:val="20"/>
-          <w:szCs w:val="20"/>
-        </w:rPr>
-        <w:t xml:space="preserve">                                                                                                                 </w:t>
-      </w:r>
-      <w:r>
-        <w:rPr>
-          <w:rFonts w:ascii="Arial" w:hAnsi="Arial" w:cs="Arial"/>
-          <w:sz w:val="20"/>
-          <w:szCs w:val="20"/>
-        </w:rPr>
-        <w:t xml:space="preserve">          </w:t>
-      </w:r>
-      <w:r>
-        <w:rPr>
-          <w:rFonts w:ascii="Arial" w:hAnsi="Arial" w:cs="Arial"/>
-          <w:sz w:val="20"/>
-          <w:szCs w:val="20"/>
-        </w:rPr>
-        <w:t xml:space="preserve">  J</w:t>
-      </w:r>
-      <w:r>
-        <w:rPr>
-          <w:rFonts w:ascii="Arial" w:hAnsi="Arial" w:cs="Arial"/>
-          <w:sz w:val="20"/>
-          <w:szCs w:val="20"/>
-        </w:rPr>
-        <w:t xml:space="preserve">uin </w:t>
-      </w:r>
-      <w:r>
-        <w:rPr>
-          <w:rFonts w:ascii="Arial" w:hAnsi="Arial" w:cs="Arial"/>
-          <w:sz w:val="20"/>
-          <w:szCs w:val="20"/>
-        </w:rPr>
-        <w:t xml:space="preserve">2024 – </w:t>
-      </w:r>
-      <w:r>
-        <w:rPr>
-          <w:rFonts w:ascii="Arial" w:hAnsi="Arial" w:cs="Arial"/>
-          <w:sz w:val="20"/>
-          <w:szCs w:val="20"/>
-        </w:rPr>
-        <w:t>Février 2026</w:t>
+        <w:t>Equipe IMPULSE (Impact des nouvelles organisations de soins, politiques publiques et</w:t>
       </w:r>
       <w:r>
         <w:rPr>
@@ -1086,6 +1052,22 @@
           <w:szCs w:val="20"/>
         </w:rPr>
         <w:t xml:space="preserve"> </w:t>
+      </w:r>
+      <w:r>
+        <w:rPr>
+          <w:rFonts w:ascii="Arial" w:hAnsi="Arial" w:cs="Arial"/>
+          <w:sz w:val="20"/>
+          <w:szCs w:val="20"/>
+        </w:rPr>
+        <w:t>communications sur l’uti</w:t>
+      </w:r>
+      <w:r>
+        <w:rPr>
+          <w:rFonts w:ascii="Arial" w:hAnsi="Arial" w:cs="Arial"/>
+          <w:sz w:val="20"/>
+          <w:szCs w:val="20"/>
+        </w:rPr>
+        <w:t>lisation des produits de santé),</w:t>
       </w:r>
     </w:p>
     <w:p>
@@ -1108,31 +1090,15 @@
           <w:sz w:val="20"/>
           <w:szCs w:val="20"/>
         </w:rPr>
-        <w:t>Equipe IMPULSE (Impact des nouvelles organisations de soins, politiques publiques et</w:t>
-      </w:r>
-      <w:r>
-        <w:rPr>
-          <w:rFonts w:ascii="Arial" w:hAnsi="Arial" w:cs="Arial"/>
-          <w:sz w:val="20"/>
-          <w:szCs w:val="20"/>
-        </w:rPr>
-        <w:t xml:space="preserve"> </w:t>
-      </w:r>
-      <w:r>
-        <w:rPr>
-          <w:rFonts w:ascii="Arial" w:hAnsi="Arial" w:cs="Arial"/>
-          <w:sz w:val="20"/>
-          <w:szCs w:val="20"/>
-        </w:rPr>
-        <w:t>communications sur l’uti</w:t>
-      </w:r>
-      <w:r>
-        <w:rPr>
-          <w:rFonts w:ascii="Arial" w:hAnsi="Arial" w:cs="Arial"/>
-          <w:sz w:val="20"/>
-          <w:szCs w:val="20"/>
-        </w:rPr>
-        <w:t>lisation des produits de santé),</w:t>
+        <w:t>Analyses statistiques des données du Système Natio</w:t>
+      </w:r>
+      <w:r>
+        <w:rPr>
+          <w:rFonts w:ascii="Arial" w:hAnsi="Arial" w:cs="Arial"/>
+          <w:sz w:val="20"/>
+          <w:szCs w:val="20"/>
+        </w:rPr>
+        <w:t>nal des Données de Santé (SNDS),</w:t>
       </w:r>
     </w:p>
     <w:p>
@@ -1155,15 +1121,31 @@
           <w:sz w:val="20"/>
           <w:szCs w:val="20"/>
         </w:rPr>
-        <w:t>Analyses statistiques des données du Système Natio</w:t>
-      </w:r>
-      <w:r>
-        <w:rPr>
-          <w:rFonts w:ascii="Arial" w:hAnsi="Arial" w:cs="Arial"/>
-          <w:sz w:val="20"/>
-          <w:szCs w:val="20"/>
-        </w:rPr>
-        <w:t>nal des Données de Santé (SNDS),</w:t>
+        <w:t xml:space="preserve">Rédaction de protocoles de recherche, </w:t>
+      </w:r>
+      <w:r>
+        <w:rPr>
+          <w:rFonts w:ascii="Arial" w:hAnsi="Arial" w:cs="Arial"/>
+          <w:sz w:val="20"/>
+          <w:szCs w:val="20"/>
+        </w:rPr>
+        <w:t xml:space="preserve">de </w:t>
+      </w:r>
+      <w:r>
+        <w:rPr>
+          <w:rFonts w:ascii="Arial" w:hAnsi="Arial" w:cs="Arial"/>
+          <w:sz w:val="20"/>
+          <w:szCs w:val="20"/>
+        </w:rPr>
+        <w:t>rapport</w:t>
+      </w:r>
+      <w:r>
+        <w:rPr>
+          <w:rFonts w:ascii="Arial" w:hAnsi="Arial" w:cs="Arial"/>
+          <w:sz w:val="20"/>
+          <w:szCs w:val="20"/>
+        </w:rPr>
+        <w:t>s d’étude et d’articles scientifiques,</w:t>
       </w:r>
     </w:p>
     <w:p>
@@ -1186,31 +1168,705 @@
           <w:sz w:val="20"/>
           <w:szCs w:val="20"/>
         </w:rPr>
-        <w:t xml:space="preserve">Rédaction de protocoles de recherche, </w:t>
-      </w:r>
-      <w:r>
-        <w:rPr>
-          <w:rFonts w:ascii="Arial" w:hAnsi="Arial" w:cs="Arial"/>
-          <w:sz w:val="20"/>
-          <w:szCs w:val="20"/>
-        </w:rPr>
-        <w:t xml:space="preserve">de </w:t>
-      </w:r>
-      <w:r>
-        <w:rPr>
-          <w:rFonts w:ascii="Arial" w:hAnsi="Arial" w:cs="Arial"/>
-          <w:sz w:val="20"/>
-          <w:szCs w:val="20"/>
-        </w:rPr>
-        <w:t>rapport</w:t>
-      </w:r>
-      <w:r>
-        <w:rPr>
-          <w:rFonts w:ascii="Arial" w:hAnsi="Arial" w:cs="Arial"/>
-          <w:sz w:val="20"/>
-          <w:szCs w:val="20"/>
-        </w:rPr>
-        <w:t>s d’étude et d’articles scientifiques,</w:t>
+        <w:t>Participation aux congrès et animations scientifiques sur l’épidémiologie des produits de santé.</w:t>
+      </w:r>
+    </w:p>
+    <w:p>
+      <w:pPr>
+        <w:spacing w:after="0"/>
+        <w:rPr>
+          <w:rFonts w:ascii="Arial" w:hAnsi="Arial" w:cs="Arial"/>
+          <w:b/>
+          <w:bCs/>
+          <w:sz w:val="20"/>
+          <w:szCs w:val="20"/>
+        </w:rPr>
+      </w:pPr>
+    </w:p>
+    <w:p>
+      <w:pPr>
+        <w:spacing w:after="0"/>
+        <w:rPr>
+          <w:rFonts w:ascii="Arial" w:hAnsi="Arial" w:cs="Arial"/>
+          <w:b/>
+          <w:bCs/>
+        </w:rPr>
+      </w:pPr>
+      <w:r>
+        <w:rPr>
+          <w:rFonts w:ascii="Arial" w:hAnsi="Arial" w:cs="Arial"/>
+          <w:b/>
+          <w:bCs/>
+        </w:rPr>
+        <w:t>Centre d'</w:t>
+      </w:r>
+      <w:r>
+        <w:rPr>
+          <w:rFonts w:ascii="Arial" w:hAnsi="Arial" w:cs="Arial"/>
+          <w:b/>
+          <w:bCs/>
+        </w:rPr>
+        <w:t>E</w:t>
+      </w:r>
+      <w:r>
+        <w:rPr>
+          <w:rFonts w:ascii="Arial" w:hAnsi="Arial" w:cs="Arial"/>
+          <w:b/>
+          <w:bCs/>
+        </w:rPr>
+        <w:t xml:space="preserve">pidémiologie et de </w:t>
+      </w:r>
+      <w:r>
+        <w:rPr>
+          <w:rFonts w:ascii="Arial" w:hAnsi="Arial" w:cs="Arial"/>
+          <w:b/>
+          <w:bCs/>
+        </w:rPr>
+        <w:t>S</w:t>
+      </w:r>
+      <w:r>
+        <w:rPr>
+          <w:rFonts w:ascii="Arial" w:hAnsi="Arial" w:cs="Arial"/>
+          <w:b/>
+          <w:bCs/>
+        </w:rPr>
+        <w:t xml:space="preserve">anté </w:t>
+      </w:r>
+      <w:r>
+        <w:rPr>
+          <w:rFonts w:ascii="Arial" w:hAnsi="Arial" w:cs="Arial"/>
+          <w:b/>
+          <w:bCs/>
+        </w:rPr>
+        <w:t>P</w:t>
+      </w:r>
+      <w:r>
+        <w:rPr>
+          <w:rFonts w:ascii="Arial" w:hAnsi="Arial" w:cs="Arial"/>
+          <w:b/>
+          <w:bCs/>
+        </w:rPr>
+        <w:t xml:space="preserve">ublique des </w:t>
+      </w:r>
+      <w:r>
+        <w:rPr>
+          <w:rFonts w:ascii="Arial" w:hAnsi="Arial" w:cs="Arial"/>
+          <w:b/>
+          <w:bCs/>
+        </w:rPr>
+        <w:t>A</w:t>
+      </w:r>
+      <w:r>
+        <w:rPr>
+          <w:rFonts w:ascii="Arial" w:hAnsi="Arial" w:cs="Arial"/>
+          <w:b/>
+          <w:bCs/>
+        </w:rPr>
+        <w:t>rmées (CESPA)</w:t>
+      </w:r>
+    </w:p>
+    <w:p>
+      <w:pPr>
+        <w:spacing w:after="0"/>
+        <w:rPr>
+          <w:rFonts w:ascii="Arial" w:hAnsi="Arial" w:cs="Arial"/>
+          <w:sz w:val="20"/>
+          <w:szCs w:val="20"/>
+        </w:rPr>
+      </w:pPr>
+      <w:r>
+        <w:rPr>
+          <w:rFonts w:ascii="Arial" w:hAnsi="Arial" w:cs="Arial"/>
+          <w:sz w:val="20"/>
+          <w:szCs w:val="20"/>
+        </w:rPr>
+        <w:t xml:space="preserve">Biostatisticien </w:t>
+      </w:r>
+      <w:r>
+        <w:rPr>
+          <w:rFonts w:ascii="Arial" w:hAnsi="Arial" w:cs="Arial"/>
+          <w:sz w:val="20"/>
+          <w:szCs w:val="20"/>
+        </w:rPr>
+        <w:t xml:space="preserve">                                                                                                                     </w:t>
+      </w:r>
+      <w:r>
+        <w:rPr>
+          <w:rFonts w:ascii="Arial" w:hAnsi="Arial" w:cs="Arial"/>
+          <w:sz w:val="20"/>
+          <w:szCs w:val="20"/>
+        </w:rPr>
+        <w:t xml:space="preserve">          </w:t>
+      </w:r>
+      <w:r>
+        <w:rPr>
+          <w:rFonts w:ascii="Arial" w:hAnsi="Arial" w:cs="Arial"/>
+          <w:sz w:val="20"/>
+          <w:szCs w:val="20"/>
+        </w:rPr>
+        <w:t xml:space="preserve"> </w:t>
+      </w:r>
+      <w:r>
+        <w:rPr>
+          <w:rFonts w:ascii="Arial" w:hAnsi="Arial" w:cs="Arial"/>
+          <w:sz w:val="20"/>
+          <w:szCs w:val="20"/>
+        </w:rPr>
+        <w:t>M</w:t>
+      </w:r>
+      <w:r>
+        <w:rPr>
+          <w:rFonts w:ascii="Arial" w:hAnsi="Arial" w:cs="Arial"/>
+          <w:sz w:val="20"/>
+          <w:szCs w:val="20"/>
+        </w:rPr>
+        <w:t xml:space="preserve">ars </w:t>
+      </w:r>
+      <w:r>
+        <w:rPr>
+          <w:rFonts w:ascii="Arial" w:hAnsi="Arial" w:cs="Arial"/>
+          <w:sz w:val="20"/>
+          <w:szCs w:val="20"/>
+        </w:rPr>
+        <w:t xml:space="preserve">2021 – </w:t>
+      </w:r>
+      <w:r>
+        <w:rPr>
+          <w:rFonts w:ascii="Arial" w:hAnsi="Arial" w:cs="Arial"/>
+          <w:sz w:val="20"/>
+          <w:szCs w:val="20"/>
+        </w:rPr>
+        <w:t>J</w:t>
+      </w:r>
+      <w:r>
+        <w:rPr>
+          <w:rFonts w:ascii="Arial" w:hAnsi="Arial" w:cs="Arial"/>
+          <w:sz w:val="20"/>
+          <w:szCs w:val="20"/>
+        </w:rPr>
+        <w:t xml:space="preserve">uin </w:t>
+      </w:r>
+      <w:r>
+        <w:rPr>
+          <w:rFonts w:ascii="Arial" w:hAnsi="Arial" w:cs="Arial"/>
+          <w:sz w:val="20"/>
+          <w:szCs w:val="20"/>
+        </w:rPr>
+        <w:t xml:space="preserve">2024 </w:t>
+      </w:r>
+    </w:p>
+    <w:p>
+      <w:pPr>
+        <w:pStyle w:val="Paragraphedeliste"/>
+        <w:numPr>
+          <w:ilvl w:val="0"/>
+          <w:numId w:val="1"/>
+        </w:numPr>
+        <w:spacing w:after="0"/>
+        <w:rPr>
+          <w:rFonts w:ascii="Arial" w:hAnsi="Arial" w:cs="Arial"/>
+          <w:sz w:val="20"/>
+          <w:szCs w:val="20"/>
+        </w:rPr>
+      </w:pPr>
+      <w:r>
+        <w:rPr>
+          <w:rFonts w:ascii="Arial" w:hAnsi="Arial" w:cs="Arial"/>
+          <w:sz w:val="20"/>
+          <w:szCs w:val="20"/>
+        </w:rPr>
+        <w:t>Analyses statistiques de données d'études de recherche en lien avec l’observat</w:t>
+      </w:r>
+      <w:r>
+        <w:rPr>
+          <w:rFonts w:ascii="Arial" w:hAnsi="Arial" w:cs="Arial"/>
+          <w:sz w:val="20"/>
+          <w:szCs w:val="20"/>
+        </w:rPr>
+        <w:t>oire de la santé des militaires,</w:t>
+      </w:r>
+    </w:p>
+    <w:p>
+      <w:pPr>
+        <w:pStyle w:val="Paragraphedeliste"/>
+        <w:numPr>
+          <w:ilvl w:val="0"/>
+          <w:numId w:val="1"/>
+        </w:numPr>
+        <w:spacing w:after="0"/>
+        <w:rPr>
+          <w:rFonts w:ascii="Arial" w:hAnsi="Arial" w:cs="Arial"/>
+          <w:sz w:val="20"/>
+          <w:szCs w:val="20"/>
+        </w:rPr>
+      </w:pPr>
+      <w:r>
+        <w:rPr>
+          <w:rFonts w:ascii="Arial" w:hAnsi="Arial" w:cs="Arial"/>
+          <w:sz w:val="20"/>
+          <w:szCs w:val="20"/>
+        </w:rPr>
+        <w:t xml:space="preserve">Soutien </w:t>
+      </w:r>
+      <w:r>
+        <w:rPr>
+          <w:rFonts w:ascii="Arial" w:hAnsi="Arial" w:cs="Arial"/>
+          <w:sz w:val="20"/>
+          <w:szCs w:val="20"/>
+        </w:rPr>
+        <w:t>à l’organisation des formations,</w:t>
+      </w:r>
+    </w:p>
+    <w:p>
+      <w:pPr>
+        <w:pStyle w:val="Paragraphedeliste"/>
+        <w:numPr>
+          <w:ilvl w:val="0"/>
+          <w:numId w:val="1"/>
+        </w:numPr>
+        <w:spacing w:after="0"/>
+        <w:rPr>
+          <w:rFonts w:ascii="Arial" w:hAnsi="Arial" w:cs="Arial"/>
+          <w:sz w:val="20"/>
+          <w:szCs w:val="20"/>
+        </w:rPr>
+      </w:pPr>
+      <w:r>
+        <w:rPr>
+          <w:rFonts w:ascii="Arial" w:hAnsi="Arial" w:cs="Arial"/>
+          <w:sz w:val="20"/>
+          <w:szCs w:val="20"/>
+        </w:rPr>
+        <w:t>Apport</w:t>
+      </w:r>
+      <w:r>
+        <w:rPr>
+          <w:rFonts w:ascii="Arial" w:hAnsi="Arial" w:cs="Arial"/>
+          <w:sz w:val="20"/>
+          <w:szCs w:val="20"/>
+        </w:rPr>
+        <w:t xml:space="preserve"> d’expertise méthodologique </w:t>
+      </w:r>
+      <w:r>
+        <w:rPr>
+          <w:rFonts w:ascii="Arial" w:hAnsi="Arial" w:cs="Arial"/>
+          <w:sz w:val="20"/>
+          <w:szCs w:val="20"/>
+        </w:rPr>
+        <w:t xml:space="preserve">en biostatistiques au sein </w:t>
+      </w:r>
+      <w:r>
+        <w:rPr>
+          <w:rFonts w:ascii="Arial" w:hAnsi="Arial" w:cs="Arial"/>
+          <w:sz w:val="20"/>
+          <w:szCs w:val="20"/>
+        </w:rPr>
+        <w:t>du Service de Santé des Armées</w:t>
+      </w:r>
+      <w:r>
+        <w:rPr>
+          <w:rFonts w:ascii="Arial" w:hAnsi="Arial" w:cs="Arial"/>
+          <w:sz w:val="20"/>
+          <w:szCs w:val="20"/>
+        </w:rPr>
+        <w:t xml:space="preserve">, </w:t>
+      </w:r>
+    </w:p>
+    <w:p>
+      <w:pPr>
+        <w:pStyle w:val="Paragraphedeliste"/>
+        <w:numPr>
+          <w:ilvl w:val="0"/>
+          <w:numId w:val="1"/>
+        </w:numPr>
+        <w:spacing w:after="0"/>
+        <w:rPr>
+          <w:rFonts w:ascii="Arial" w:hAnsi="Arial" w:cs="Arial"/>
+          <w:sz w:val="20"/>
+          <w:szCs w:val="20"/>
+        </w:rPr>
+      </w:pPr>
+      <w:r>
+        <w:rPr>
+          <w:rFonts w:ascii="Arial" w:hAnsi="Arial" w:cs="Arial"/>
+          <w:sz w:val="20"/>
+          <w:szCs w:val="20"/>
+        </w:rPr>
+        <w:t>Conception et mise en œuvre d'outils (rapports automatisés, packages...).</w:t>
+      </w:r>
+    </w:p>
+    <w:p>
+      <w:pPr>
+        <w:spacing w:after="0"/>
+        <w:rPr>
+          <w:rFonts w:ascii="Arial" w:hAnsi="Arial" w:cs="Arial"/>
+          <w:sz w:val="20"/>
+          <w:szCs w:val="20"/>
+        </w:rPr>
+      </w:pPr>
+    </w:p>
+    <w:p>
+      <w:pPr>
+        <w:spacing w:after="0"/>
+        <w:rPr>
+          <w:rStyle w:val="t-14"/>
+          <w:rFonts w:ascii="Arial" w:hAnsi="Arial" w:cs="Arial"/>
+          <w:b/>
+          <w:bCs/>
+        </w:rPr>
+      </w:pPr>
+      <w:r>
+        <w:rPr>
+          <w:rStyle w:val="t-14"/>
+          <w:rFonts w:ascii="Arial" w:hAnsi="Arial" w:cs="Arial"/>
+          <w:b/>
+          <w:bCs/>
+        </w:rPr>
+        <w:t xml:space="preserve">Laboratoire Jean Kuntzmann &amp; Institut des Géosciences </w:t>
+      </w:r>
+      <w:r>
+        <w:rPr>
+          <w:rStyle w:val="t-14"/>
+          <w:rFonts w:ascii="Arial" w:hAnsi="Arial" w:cs="Arial"/>
+          <w:b/>
+          <w:bCs/>
+        </w:rPr>
+        <w:t xml:space="preserve">et </w:t>
+      </w:r>
+      <w:r>
+        <w:rPr>
+          <w:rStyle w:val="t-14"/>
+          <w:rFonts w:ascii="Arial" w:hAnsi="Arial" w:cs="Arial"/>
+          <w:b/>
+          <w:bCs/>
+        </w:rPr>
+        <w:t xml:space="preserve">de l'Environnement </w:t>
+      </w:r>
+    </w:p>
+    <w:p>
+      <w:pPr>
+        <w:spacing w:after="0"/>
+        <w:rPr>
+          <w:rStyle w:val="pvs-entitycaption-wrapper"/>
+          <w:rFonts w:ascii="Arial" w:hAnsi="Arial" w:cs="Arial"/>
+          <w:sz w:val="20"/>
+          <w:szCs w:val="20"/>
+        </w:rPr>
+      </w:pPr>
+      <w:r>
+        <w:rPr>
+          <w:rStyle w:val="t-14"/>
+          <w:rFonts w:ascii="Arial" w:hAnsi="Arial" w:cs="Arial"/>
+          <w:sz w:val="20"/>
+          <w:szCs w:val="20"/>
+        </w:rPr>
+        <w:t xml:space="preserve">Stages de DUT, M1 et M2             </w:t>
+      </w:r>
+      <w:r>
+        <w:rPr>
+          <w:rStyle w:val="t-14"/>
+          <w:rFonts w:ascii="Arial" w:hAnsi="Arial" w:cs="Arial"/>
+          <w:sz w:val="20"/>
+          <w:szCs w:val="20"/>
+        </w:rPr>
+        <w:t xml:space="preserve">                     </w:t>
+      </w:r>
+      <w:r>
+        <w:rPr>
+          <w:rStyle w:val="t-14"/>
+          <w:rFonts w:ascii="Arial" w:hAnsi="Arial" w:cs="Arial"/>
+          <w:sz w:val="20"/>
+          <w:szCs w:val="20"/>
+        </w:rPr>
+        <w:t xml:space="preserve">                             </w:t>
+      </w:r>
+      <w:r>
+        <w:rPr>
+          <w:rStyle w:val="pvs-entitycaption-wrapper"/>
+          <w:rFonts w:ascii="Arial" w:hAnsi="Arial" w:cs="Arial"/>
+          <w:sz w:val="20"/>
+          <w:szCs w:val="20"/>
+        </w:rPr>
+        <w:t>A</w:t>
+      </w:r>
+      <w:r>
+        <w:rPr>
+          <w:rStyle w:val="pvs-entitycaption-wrapper"/>
+          <w:rFonts w:ascii="Arial" w:hAnsi="Arial" w:cs="Arial"/>
+          <w:sz w:val="20"/>
+          <w:szCs w:val="20"/>
+        </w:rPr>
+        <w:t>vr</w:t>
+      </w:r>
+      <w:r>
+        <w:rPr>
+          <w:rStyle w:val="pvs-entitycaption-wrapper"/>
+          <w:rFonts w:ascii="Arial" w:hAnsi="Arial" w:cs="Arial"/>
+          <w:sz w:val="20"/>
+          <w:szCs w:val="20"/>
+        </w:rPr>
+        <w:t>il</w:t>
+      </w:r>
+      <w:r>
+        <w:rPr>
+          <w:rStyle w:val="pvs-entitycaption-wrapper"/>
+          <w:rFonts w:ascii="Arial" w:hAnsi="Arial" w:cs="Arial"/>
+          <w:sz w:val="20"/>
+          <w:szCs w:val="20"/>
+        </w:rPr>
+        <w:t>-J</w:t>
+      </w:r>
+      <w:r>
+        <w:rPr>
+          <w:rStyle w:val="pvs-entitycaption-wrapper"/>
+          <w:rFonts w:ascii="Arial" w:hAnsi="Arial" w:cs="Arial"/>
+          <w:sz w:val="20"/>
+          <w:szCs w:val="20"/>
+        </w:rPr>
+        <w:t xml:space="preserve">uin 2017, </w:t>
+      </w:r>
+      <w:r>
+        <w:rPr>
+          <w:rStyle w:val="pvs-entitycaption-wrapper"/>
+          <w:rFonts w:ascii="Arial" w:hAnsi="Arial" w:cs="Arial"/>
+          <w:sz w:val="20"/>
+          <w:szCs w:val="20"/>
+        </w:rPr>
+        <w:t>Mai-J</w:t>
+      </w:r>
+      <w:r>
+        <w:rPr>
+          <w:rStyle w:val="pvs-entitycaption-wrapper"/>
+          <w:rFonts w:ascii="Arial" w:hAnsi="Arial" w:cs="Arial"/>
+          <w:sz w:val="20"/>
+          <w:szCs w:val="20"/>
+        </w:rPr>
+        <w:t>uil</w:t>
+      </w:r>
+      <w:r>
+        <w:rPr>
+          <w:rStyle w:val="pvs-entitycaption-wrapper"/>
+          <w:rFonts w:ascii="Arial" w:hAnsi="Arial" w:cs="Arial"/>
+          <w:sz w:val="20"/>
+          <w:szCs w:val="20"/>
+        </w:rPr>
+        <w:t>let</w:t>
+      </w:r>
+      <w:r>
+        <w:rPr>
+          <w:rStyle w:val="pvs-entitycaption-wrapper"/>
+          <w:rFonts w:ascii="Arial" w:hAnsi="Arial" w:cs="Arial"/>
+          <w:sz w:val="20"/>
+          <w:szCs w:val="20"/>
+        </w:rPr>
+        <w:t xml:space="preserve"> 2019 et M</w:t>
+      </w:r>
+      <w:r>
+        <w:rPr>
+          <w:rStyle w:val="pvs-entitycaption-wrapper"/>
+          <w:rFonts w:ascii="Arial" w:hAnsi="Arial" w:cs="Arial"/>
+          <w:sz w:val="20"/>
+          <w:szCs w:val="20"/>
+        </w:rPr>
+        <w:t>ars-</w:t>
+      </w:r>
+      <w:r>
+        <w:rPr>
+          <w:rStyle w:val="pvs-entitycaption-wrapper"/>
+          <w:rFonts w:ascii="Arial" w:hAnsi="Arial" w:cs="Arial"/>
+          <w:sz w:val="20"/>
+          <w:szCs w:val="20"/>
+        </w:rPr>
+        <w:t>J</w:t>
+      </w:r>
+      <w:r>
+        <w:rPr>
+          <w:rStyle w:val="pvs-entitycaption-wrapper"/>
+          <w:rFonts w:ascii="Arial" w:hAnsi="Arial" w:cs="Arial"/>
+          <w:sz w:val="20"/>
+          <w:szCs w:val="20"/>
+        </w:rPr>
+        <w:t>uillet</w:t>
+      </w:r>
+      <w:r>
+        <w:rPr>
+          <w:rStyle w:val="pvs-entitycaption-wrapper"/>
+          <w:rFonts w:ascii="Arial" w:hAnsi="Arial" w:cs="Arial"/>
+          <w:sz w:val="20"/>
+          <w:szCs w:val="20"/>
+        </w:rPr>
+        <w:t xml:space="preserve"> 2020</w:t>
+      </w:r>
+    </w:p>
+    <w:p>
+      <w:pPr>
+        <w:pStyle w:val="Paragraphedeliste"/>
+        <w:numPr>
+          <w:ilvl w:val="0"/>
+          <w:numId w:val="10"/>
+        </w:numPr>
+        <w:spacing w:after="0"/>
+        <w:rPr>
+          <w:rFonts w:ascii="Arial" w:hAnsi="Arial" w:cs="Arial"/>
+          <w:sz w:val="20"/>
+          <w:szCs w:val="20"/>
+        </w:rPr>
+      </w:pPr>
+      <w:r>
+        <w:rPr>
+          <w:rFonts w:ascii="Arial" w:hAnsi="Arial" w:cs="Arial"/>
+          <w:sz w:val="20"/>
+          <w:szCs w:val="20"/>
+        </w:rPr>
+        <w:t>Modélisation</w:t>
+      </w:r>
+      <w:r>
+        <w:rPr>
+          <w:rFonts w:ascii="Arial" w:hAnsi="Arial" w:cs="Arial"/>
+          <w:sz w:val="20"/>
+          <w:szCs w:val="20"/>
+        </w:rPr>
+        <w:t xml:space="preserve"> statistique (GAM) du mercure élémentaire gazeux </w:t>
+      </w:r>
+      <w:r>
+        <w:rPr>
+          <w:rFonts w:ascii="Arial" w:hAnsi="Arial" w:cs="Arial"/>
+          <w:sz w:val="20"/>
+          <w:szCs w:val="20"/>
+        </w:rPr>
+        <w:t>sur l’île de la Nouvelle-Amsterdam</w:t>
+      </w:r>
+    </w:p>
+    <w:p>
+      <w:pPr>
+        <w:pStyle w:val="Paragraphedeliste"/>
+        <w:numPr>
+          <w:ilvl w:val="0"/>
+          <w:numId w:val="10"/>
+        </w:numPr>
+        <w:spacing w:after="0"/>
+        <w:rPr>
+          <w:rFonts w:ascii="Arial" w:hAnsi="Arial" w:cs="Arial"/>
+          <w:sz w:val="20"/>
+          <w:szCs w:val="20"/>
+        </w:rPr>
+      </w:pPr>
+      <w:r>
+        <w:rPr>
+          <w:rFonts w:ascii="Arial" w:hAnsi="Arial" w:cs="Arial"/>
+          <w:sz w:val="20"/>
+          <w:szCs w:val="20"/>
+        </w:rPr>
+        <w:t>Analyse statistique exploratoire et étude de</w:t>
+      </w:r>
+      <w:r>
+        <w:rPr>
+          <w:rFonts w:ascii="Arial" w:hAnsi="Arial" w:cs="Arial"/>
+          <w:sz w:val="20"/>
+          <w:szCs w:val="20"/>
+        </w:rPr>
+        <w:t>s</w:t>
+      </w:r>
+      <w:r>
+        <w:rPr>
+          <w:rFonts w:ascii="Arial" w:hAnsi="Arial" w:cs="Arial"/>
+          <w:sz w:val="20"/>
+          <w:szCs w:val="20"/>
+        </w:rPr>
+        <w:t xml:space="preserve"> dépassements de seuil</w:t>
+      </w:r>
+    </w:p>
+    <w:p>
+      <w:pPr>
+        <w:pStyle w:val="Paragraphedeliste"/>
+        <w:numPr>
+          <w:ilvl w:val="0"/>
+          <w:numId w:val="10"/>
+        </w:numPr>
+        <w:spacing w:after="0"/>
+        <w:rPr>
+          <w:rFonts w:ascii="Arial" w:hAnsi="Arial" w:cs="Arial"/>
+          <w:sz w:val="20"/>
+          <w:szCs w:val="20"/>
+        </w:rPr>
+      </w:pPr>
+      <w:r>
+        <w:rPr>
+          <w:rFonts w:ascii="Arial" w:hAnsi="Arial" w:cs="Arial"/>
+          <w:sz w:val="20"/>
+          <w:szCs w:val="20"/>
+        </w:rPr>
+        <w:t>Implémentation d’une application R/Shiny</w:t>
+      </w:r>
+    </w:p>
+    <w:p>
+      <w:pPr>
+        <w:pStyle w:val="Titre1"/>
+        <w:rPr>
+          <w:rFonts w:cs="Arial"/>
+        </w:rPr>
+      </w:pPr>
+      <w:bookmarkStart w:id="0" w:name="_GoBack"/>
+      <w:bookmarkEnd w:id="0"/>
+      <w:r>
+        <w:rPr>
+          <w:rFonts w:cs="Arial"/>
+        </w:rPr>
+        <w:t>ENGAGEMENT</w:t>
+      </w:r>
+    </w:p>
+    <w:p>
+      <w:pPr>
+        <w:spacing w:after="0"/>
+        <w:rPr>
+          <w:rFonts w:ascii="Arial" w:hAnsi="Arial" w:cs="Arial"/>
+          <w:b/>
+          <w:bCs/>
+        </w:rPr>
+      </w:pPr>
+      <w:r>
+        <w:rPr>
+          <w:rStyle w:val="t-14"/>
+          <w:rFonts w:ascii="Arial" w:hAnsi="Arial" w:cs="Arial"/>
+          <w:b/>
+          <w:bCs/>
+        </w:rPr>
+        <w:t>Marine N</w:t>
+      </w:r>
+      <w:r>
+        <w:rPr>
+          <w:rStyle w:val="t-14"/>
+          <w:rFonts w:ascii="Arial" w:hAnsi="Arial" w:cs="Arial"/>
+          <w:b/>
+          <w:bCs/>
+        </w:rPr>
+        <w:t>ationale</w:t>
+      </w:r>
+    </w:p>
+    <w:p>
+      <w:pPr>
+        <w:spacing w:after="0"/>
+        <w:rPr>
+          <w:rFonts w:ascii="Arial" w:hAnsi="Arial" w:cs="Arial"/>
+          <w:sz w:val="20"/>
+          <w:szCs w:val="20"/>
+        </w:rPr>
+      </w:pPr>
+      <w:r>
+        <w:rPr>
+          <w:rFonts w:ascii="Arial" w:hAnsi="Arial" w:cs="Arial"/>
+          <w:sz w:val="20"/>
+          <w:szCs w:val="20"/>
+        </w:rPr>
+        <w:t>Réserviste spécialiste – Expert Haut Niveau Statistique                                                        Octobre 2025</w:t>
+      </w:r>
+      <w:r>
+        <w:rPr>
+          <w:rFonts w:ascii="Arial" w:hAnsi="Arial" w:cs="Arial"/>
+          <w:sz w:val="20"/>
+          <w:szCs w:val="20"/>
+        </w:rPr>
+        <w:t xml:space="preserve"> – Aujourd’hui </w:t>
       </w:r>
     </w:p>
     <w:p>
@@ -1233,191 +1889,7 @@
           <w:sz w:val="20"/>
           <w:szCs w:val="20"/>
         </w:rPr>
-        <w:t>Participation aux congrès et animations scientifiques sur l’épidémiologie des produits de santé.</w:t>
-      </w:r>
-    </w:p>
-    <w:p>
-      <w:pPr>
-        <w:spacing w:after="0"/>
-        <w:rPr>
-          <w:rFonts w:ascii="Arial" w:hAnsi="Arial" w:cs="Arial"/>
-          <w:b/>
-          <w:bCs/>
-          <w:sz w:val="20"/>
-          <w:szCs w:val="20"/>
-        </w:rPr>
-      </w:pPr>
-    </w:p>
-    <w:p>
-      <w:pPr>
-        <w:spacing w:after="0"/>
-        <w:rPr>
-          <w:rFonts w:ascii="Arial" w:hAnsi="Arial" w:cs="Arial"/>
-          <w:b/>
-          <w:bCs/>
-        </w:rPr>
-      </w:pPr>
-      <w:r>
-        <w:rPr>
-          <w:rFonts w:ascii="Arial" w:hAnsi="Arial" w:cs="Arial"/>
-          <w:b/>
-          <w:bCs/>
-        </w:rPr>
-        <w:t>Centre d'</w:t>
-      </w:r>
-      <w:r>
-        <w:rPr>
-          <w:rFonts w:ascii="Arial" w:hAnsi="Arial" w:cs="Arial"/>
-          <w:b/>
-          <w:bCs/>
-        </w:rPr>
-        <w:t>E</w:t>
-      </w:r>
-      <w:r>
-        <w:rPr>
-          <w:rFonts w:ascii="Arial" w:hAnsi="Arial" w:cs="Arial"/>
-          <w:b/>
-          <w:bCs/>
-        </w:rPr>
-        <w:t xml:space="preserve">pidémiologie et de </w:t>
-      </w:r>
-      <w:r>
-        <w:rPr>
-          <w:rFonts w:ascii="Arial" w:hAnsi="Arial" w:cs="Arial"/>
-          <w:b/>
-          <w:bCs/>
-        </w:rPr>
-        <w:t>S</w:t>
-      </w:r>
-      <w:r>
-        <w:rPr>
-          <w:rFonts w:ascii="Arial" w:hAnsi="Arial" w:cs="Arial"/>
-          <w:b/>
-          <w:bCs/>
-        </w:rPr>
-        <w:t xml:space="preserve">anté </w:t>
-      </w:r>
-      <w:r>
-        <w:rPr>
-          <w:rFonts w:ascii="Arial" w:hAnsi="Arial" w:cs="Arial"/>
-          <w:b/>
-          <w:bCs/>
-        </w:rPr>
-        <w:t>P</w:t>
-      </w:r>
-      <w:r>
-        <w:rPr>
-          <w:rFonts w:ascii="Arial" w:hAnsi="Arial" w:cs="Arial"/>
-          <w:b/>
-          <w:bCs/>
-        </w:rPr>
-        <w:t xml:space="preserve">ublique des </w:t>
-      </w:r>
-      <w:r>
-        <w:rPr>
-          <w:rFonts w:ascii="Arial" w:hAnsi="Arial" w:cs="Arial"/>
-          <w:b/>
-          <w:bCs/>
-        </w:rPr>
-        <w:t>A</w:t>
-      </w:r>
-      <w:r>
-        <w:rPr>
-          <w:rFonts w:ascii="Arial" w:hAnsi="Arial" w:cs="Arial"/>
-          <w:b/>
-          <w:bCs/>
-        </w:rPr>
-        <w:t>rmées (CESPA)</w:t>
-      </w:r>
-    </w:p>
-    <w:p>
-      <w:pPr>
-        <w:spacing w:after="0"/>
-        <w:rPr>
-          <w:rFonts w:ascii="Arial" w:hAnsi="Arial" w:cs="Arial"/>
-          <w:sz w:val="20"/>
-          <w:szCs w:val="20"/>
-        </w:rPr>
-      </w:pPr>
-      <w:r>
-        <w:rPr>
-          <w:rFonts w:ascii="Arial" w:hAnsi="Arial" w:cs="Arial"/>
-          <w:sz w:val="20"/>
-          <w:szCs w:val="20"/>
-        </w:rPr>
-        <w:t xml:space="preserve">Biostatisticien </w:t>
-      </w:r>
-      <w:r>
-        <w:rPr>
-          <w:rFonts w:ascii="Arial" w:hAnsi="Arial" w:cs="Arial"/>
-          <w:sz w:val="20"/>
-          <w:szCs w:val="20"/>
-        </w:rPr>
-        <w:t xml:space="preserve">                                                                                                                     </w:t>
-      </w:r>
-      <w:r>
-        <w:rPr>
-          <w:rFonts w:ascii="Arial" w:hAnsi="Arial" w:cs="Arial"/>
-          <w:sz w:val="20"/>
-          <w:szCs w:val="20"/>
-        </w:rPr>
-        <w:t xml:space="preserve">          </w:t>
-      </w:r>
-      <w:r>
-        <w:rPr>
-          <w:rFonts w:ascii="Arial" w:hAnsi="Arial" w:cs="Arial"/>
-          <w:sz w:val="20"/>
-          <w:szCs w:val="20"/>
-        </w:rPr>
-        <w:t xml:space="preserve"> </w:t>
-      </w:r>
-      <w:r>
-        <w:rPr>
-          <w:rFonts w:ascii="Arial" w:hAnsi="Arial" w:cs="Arial"/>
-          <w:sz w:val="20"/>
-          <w:szCs w:val="20"/>
-        </w:rPr>
-        <w:t>M</w:t>
-      </w:r>
-      <w:r>
-        <w:rPr>
-          <w:rFonts w:ascii="Arial" w:hAnsi="Arial" w:cs="Arial"/>
-          <w:sz w:val="20"/>
-          <w:szCs w:val="20"/>
-        </w:rPr>
-        <w:t xml:space="preserve">ars </w:t>
-      </w:r>
-      <w:r>
-        <w:rPr>
-          <w:rFonts w:ascii="Arial" w:hAnsi="Arial" w:cs="Arial"/>
-          <w:sz w:val="20"/>
-          <w:szCs w:val="20"/>
-        </w:rPr>
-        <w:t xml:space="preserve">2021 – </w:t>
-      </w:r>
-      <w:r>
-        <w:rPr>
-          <w:rFonts w:ascii="Arial" w:hAnsi="Arial" w:cs="Arial"/>
-          <w:sz w:val="20"/>
-          <w:szCs w:val="20"/>
-        </w:rPr>
-        <w:t>J</w:t>
-      </w:r>
-      <w:r>
-        <w:rPr>
-          <w:rFonts w:ascii="Arial" w:hAnsi="Arial" w:cs="Arial"/>
-          <w:sz w:val="20"/>
-          <w:szCs w:val="20"/>
-        </w:rPr>
-        <w:t xml:space="preserve">uin </w:t>
-      </w:r>
-      <w:r>
-        <w:rPr>
-          <w:rFonts w:ascii="Arial" w:hAnsi="Arial" w:cs="Arial"/>
-          <w:sz w:val="20"/>
-          <w:szCs w:val="20"/>
-        </w:rPr>
-        <w:t xml:space="preserve">2024 </w:t>
+        <w:t>Affectation au Centre d’Epidémiologie et de Santé Publique des Armées</w:t>
       </w:r>
     </w:p>
     <w:p>
@@ -1425,7 +1897,7 @@
         <w:pStyle w:val="Paragraphedeliste"/>
         <w:numPr>
           <w:ilvl w:val="0"/>
-          <w:numId w:val="1"/>
+          <w:numId w:val="4"/>
         </w:numPr>
         <w:spacing w:after="0"/>
         <w:rPr>
@@ -1440,15 +1912,7 @@
           <w:sz w:val="20"/>
           <w:szCs w:val="20"/>
         </w:rPr>
-        <w:t>Analyses statistiques de données d'études de recherche en lien avec l’observat</w:t>
-      </w:r>
-      <w:r>
-        <w:rPr>
-          <w:rFonts w:ascii="Arial" w:hAnsi="Arial" w:cs="Arial"/>
-          <w:sz w:val="20"/>
-          <w:szCs w:val="20"/>
-        </w:rPr>
-        <w:t>oire de la santé des militaires,</w:t>
+        <w:t>Apport d’expertise statistique et méthodologique, soutien aux formations</w:t>
       </w:r>
     </w:p>
     <w:p>
@@ -1456,7 +1920,7 @@
         <w:pStyle w:val="Paragraphedeliste"/>
         <w:numPr>
           <w:ilvl w:val="0"/>
-          <w:numId w:val="1"/>
+          <w:numId w:val="4"/>
         </w:numPr>
         <w:spacing w:after="0"/>
         <w:rPr>
@@ -1471,15 +1935,111 @@
           <w:sz w:val="20"/>
           <w:szCs w:val="20"/>
         </w:rPr>
-        <w:t xml:space="preserve">Soutien </w:t>
-      </w:r>
-      <w:r>
-        <w:rPr>
-          <w:rFonts w:ascii="Arial" w:hAnsi="Arial" w:cs="Arial"/>
-          <w:sz w:val="20"/>
-          <w:szCs w:val="20"/>
-        </w:rPr>
-        <w:t>à l’organisation des formations,</w:t>
+        <w:t>4 jours de réserves effectués</w:t>
+      </w:r>
+    </w:p>
+    <w:p>
+      <w:pPr>
+        <w:pStyle w:val="Paragraphedeliste"/>
+        <w:spacing w:after="0"/>
+        <w:rPr>
+          <w:rFonts w:ascii="Arial" w:hAnsi="Arial" w:cs="Arial"/>
+          <w:sz w:val="20"/>
+          <w:szCs w:val="20"/>
+        </w:rPr>
+      </w:pPr>
+    </w:p>
+    <w:p/>
+    <w:p/>
+    <w:p/>
+    <w:p/>
+    <w:p>
+      <w:pPr>
+        <w:pStyle w:val="Titre1"/>
+        <w:rPr>
+          <w:rFonts w:cs="Arial"/>
+        </w:rPr>
+      </w:pPr>
+      <w:r>
+        <w:rPr>
+          <w:rFonts w:cs="Arial"/>
+        </w:rPr>
+        <w:lastRenderedPageBreak/>
+        <w:t>DIPLOMES</w:t>
+      </w:r>
+    </w:p>
+    <w:p>
+      <w:pPr>
+        <w:spacing w:after="0"/>
+        <w:ind w:left="360"/>
+        <w:rPr>
+          <w:rFonts w:ascii="Arial" w:hAnsi="Arial" w:cs="Arial"/>
+          <w:bCs/>
+          <w:sz w:val="20"/>
+          <w:szCs w:val="20"/>
+        </w:rPr>
+      </w:pPr>
+      <w:r>
+        <w:rPr>
+          <w:rFonts w:ascii="Arial" w:hAnsi="Arial" w:cs="Arial"/>
+          <w:bCs/>
+          <w:sz w:val="20"/>
+          <w:szCs w:val="20"/>
+        </w:rPr>
+        <w:t xml:space="preserve">                                                     </w:t>
+      </w:r>
+    </w:p>
+    <w:p>
+      <w:pPr>
+        <w:spacing w:after="0"/>
+        <w:rPr>
+          <w:rFonts w:ascii="Arial" w:hAnsi="Arial" w:cs="Arial"/>
+        </w:rPr>
+      </w:pPr>
+      <w:r>
+        <w:rPr>
+          <w:rFonts w:ascii="Arial" w:hAnsi="Arial" w:cs="Arial"/>
+          <w:b/>
+          <w:bCs/>
+          <w:sz w:val="20"/>
+          <w:szCs w:val="20"/>
+        </w:rPr>
+        <w:t>Master Statistiques et Sciences des Données</w:t>
+      </w:r>
+      <w:r>
+        <w:rPr>
+          <w:rFonts w:ascii="Arial" w:hAnsi="Arial" w:cs="Arial"/>
+          <w:b/>
+          <w:bCs/>
+          <w:sz w:val="20"/>
+          <w:szCs w:val="20"/>
+        </w:rPr>
+        <w:t xml:space="preserve"> (SSD)</w:t>
+      </w:r>
+      <w:r>
+        <w:rPr>
+          <w:rFonts w:ascii="Arial" w:hAnsi="Arial" w:cs="Arial"/>
+          <w:sz w:val="20"/>
+          <w:szCs w:val="20"/>
+        </w:rPr>
+        <w:t xml:space="preserve">                                  </w:t>
+      </w:r>
+      <w:r>
+        <w:rPr>
+          <w:rFonts w:ascii="Arial" w:hAnsi="Arial" w:cs="Arial"/>
+          <w:b/>
+          <w:sz w:val="20"/>
+          <w:szCs w:val="20"/>
+        </w:rPr>
+        <w:t>Université Grenoble Alpes</w:t>
+      </w:r>
+      <w:r>
+        <w:rPr>
+          <w:rFonts w:ascii="Arial" w:hAnsi="Arial" w:cs="Arial"/>
+          <w:sz w:val="20"/>
+          <w:szCs w:val="20"/>
+        </w:rPr>
+        <w:t xml:space="preserve"> – 2015-2020</w:t>
       </w:r>
     </w:p>
     <w:p>
@@ -1487,54 +2047,42 @@
         <w:pStyle w:val="Paragraphedeliste"/>
         <w:numPr>
           <w:ilvl w:val="0"/>
-          <w:numId w:val="1"/>
+          <w:numId w:val="15"/>
         </w:numPr>
         <w:spacing w:after="0"/>
         <w:rPr>
           <w:rFonts w:ascii="Arial" w:hAnsi="Arial" w:cs="Arial"/>
-          <w:sz w:val="20"/>
-          <w:szCs w:val="20"/>
-        </w:rPr>
-      </w:pPr>
-      <w:r>
-        <w:rPr>
-          <w:rFonts w:ascii="Arial" w:hAnsi="Arial" w:cs="Arial"/>
-          <w:sz w:val="20"/>
-          <w:szCs w:val="20"/>
-        </w:rPr>
-        <w:t>Apport</w:t>
-      </w:r>
-      <w:r>
-        <w:rPr>
-          <w:rFonts w:ascii="Arial" w:hAnsi="Arial" w:cs="Arial"/>
-          <w:sz w:val="20"/>
-          <w:szCs w:val="20"/>
-        </w:rPr>
-        <w:t xml:space="preserve"> d’expertise méthodologique </w:t>
-      </w:r>
-      <w:r>
-        <w:rPr>
-          <w:rFonts w:ascii="Arial" w:hAnsi="Arial" w:cs="Arial"/>
-          <w:sz w:val="20"/>
-          <w:szCs w:val="20"/>
-        </w:rPr>
-        <w:t xml:space="preserve">en biostatistiques au sein </w:t>
-      </w:r>
-      <w:r>
-        <w:rPr>
-          <w:rFonts w:ascii="Arial" w:hAnsi="Arial" w:cs="Arial"/>
-          <w:sz w:val="20"/>
-          <w:szCs w:val="20"/>
-        </w:rPr>
-        <w:t>du Service de Santé des Armées</w:t>
-      </w:r>
-      <w:r>
-        <w:rPr>
-          <w:rFonts w:ascii="Arial" w:hAnsi="Arial" w:cs="Arial"/>
-          <w:sz w:val="20"/>
-          <w:szCs w:val="20"/>
-        </w:rPr>
-        <w:t xml:space="preserve">, </w:t>
+          <w:bCs/>
+          <w:sz w:val="20"/>
+          <w:szCs w:val="20"/>
+        </w:rPr>
+      </w:pPr>
+      <w:r>
+        <w:rPr>
+          <w:rFonts w:ascii="Arial" w:hAnsi="Arial" w:cs="Arial"/>
+          <w:bCs/>
+          <w:sz w:val="20"/>
+          <w:szCs w:val="20"/>
+        </w:rPr>
+        <w:t xml:space="preserve">Licence Mathématiques et Informatiques Appliquées aux Sciences Humaines et Sociales </w:t>
+      </w:r>
+      <w:r>
+        <w:rPr>
+          <w:rFonts w:ascii="Arial" w:hAnsi="Arial" w:cs="Arial"/>
+          <w:bCs/>
+          <w:sz w:val="20"/>
+          <w:szCs w:val="20"/>
+        </w:rPr>
+        <w:t>(MIASHS)</w:t>
+      </w:r>
+      <w:r>
+        <w:rPr>
+          <w:rFonts w:ascii="Arial" w:hAnsi="Arial" w:cs="Arial"/>
+          <w:bCs/>
+          <w:sz w:val="20"/>
+          <w:szCs w:val="20"/>
+        </w:rPr>
+        <w:t xml:space="preserve">      </w:t>
       </w:r>
     </w:p>
     <w:p>
@@ -1542,22 +2090,33 @@
         <w:pStyle w:val="Paragraphedeliste"/>
         <w:numPr>
           <w:ilvl w:val="0"/>
-          <w:numId w:val="1"/>
+          <w:numId w:val="15"/>
         </w:numPr>
         <w:spacing w:after="0"/>
         <w:rPr>
           <w:rFonts w:ascii="Arial" w:hAnsi="Arial" w:cs="Arial"/>
-          <w:sz w:val="20"/>
-          <w:szCs w:val="20"/>
-        </w:rPr>
-      </w:pPr>
-      <w:r>
-        <w:rPr>
-          <w:rFonts w:ascii="Arial" w:hAnsi="Arial" w:cs="Arial"/>
-          <w:sz w:val="20"/>
-          <w:szCs w:val="20"/>
-        </w:rPr>
-        <w:t>Conception et mise en œuvre d'outils (rapports automatisés, packages...).</w:t>
+          <w:bCs/>
+          <w:sz w:val="20"/>
+          <w:szCs w:val="20"/>
+        </w:rPr>
+      </w:pPr>
+      <w:r>
+        <w:rPr>
+          <w:rFonts w:ascii="Arial" w:hAnsi="Arial" w:cs="Arial"/>
+          <w:bCs/>
+          <w:sz w:val="20"/>
+          <w:szCs w:val="20"/>
+        </w:rPr>
+        <w:t xml:space="preserve">DUT Statistique et Informatique Décisionnelle </w:t>
+      </w:r>
+      <w:r>
+        <w:rPr>
+          <w:rFonts w:ascii="Arial" w:hAnsi="Arial" w:cs="Arial"/>
+          <w:bCs/>
+          <w:sz w:val="20"/>
+          <w:szCs w:val="20"/>
+        </w:rPr>
+        <w:t>(STID)</w:t>
       </w:r>
     </w:p>
     <w:p>
@@ -1565,352 +2124,154 @@
         <w:spacing w:after="0"/>
         <w:rPr>
           <w:rFonts w:ascii="Arial" w:hAnsi="Arial" w:cs="Arial"/>
-          <w:sz w:val="20"/>
-          <w:szCs w:val="20"/>
-        </w:rPr>
-      </w:pPr>
+          <w:bCs/>
+          <w:sz w:val="20"/>
+          <w:szCs w:val="20"/>
+        </w:rPr>
+      </w:pPr>
+    </w:p>
+    <w:p>
+      <w:pPr>
+        <w:pStyle w:val="Titre1"/>
+        <w:rPr>
+          <w:rFonts w:cs="Arial"/>
+        </w:rPr>
+      </w:pPr>
+      <w:r>
+        <w:rPr>
+          <w:rFonts w:cs="Arial"/>
+        </w:rPr>
+        <w:t>FORMATION CONTINUE</w:t>
+      </w:r>
     </w:p>
     <w:p>
       <w:pPr>
         <w:spacing w:after="0"/>
         <w:rPr>
-          <w:rStyle w:val="t-14"/>
-          <w:rFonts w:ascii="Arial" w:hAnsi="Arial" w:cs="Arial"/>
-          <w:b/>
-          <w:bCs/>
-        </w:rPr>
-      </w:pPr>
-      <w:r>
-        <w:rPr>
-          <w:rStyle w:val="t-14"/>
-          <w:rFonts w:ascii="Arial" w:hAnsi="Arial" w:cs="Arial"/>
-          <w:b/>
-          <w:bCs/>
-        </w:rPr>
-        <w:t xml:space="preserve">Laboratoire Jean Kuntzmann &amp; Institut des Géosciences </w:t>
-      </w:r>
-      <w:r>
-        <w:rPr>
-          <w:rStyle w:val="t-14"/>
-          <w:rFonts w:ascii="Arial" w:hAnsi="Arial" w:cs="Arial"/>
-          <w:b/>
-          <w:bCs/>
-        </w:rPr>
-        <w:t xml:space="preserve">et </w:t>
-      </w:r>
-      <w:r>
-        <w:rPr>
-          <w:rStyle w:val="t-14"/>
-          <w:rFonts w:ascii="Arial" w:hAnsi="Arial" w:cs="Arial"/>
-          <w:b/>
-          <w:bCs/>
-        </w:rPr>
-        <w:t xml:space="preserve">de l'Environnement </w:t>
+          <w:rFonts w:ascii="Arial" w:hAnsi="Arial" w:cs="Arial"/>
+          <w:bCs/>
+          <w:sz w:val="20"/>
+          <w:lang w:val="en-US"/>
+        </w:rPr>
+      </w:pPr>
+      <w:r>
+        <w:rPr>
+          <w:rFonts w:ascii="Arial" w:hAnsi="Arial" w:cs="Arial"/>
+          <w:b/>
+          <w:sz w:val="20"/>
+          <w:lang w:val="en-US"/>
+        </w:rPr>
+        <w:t xml:space="preserve">Addressing Unmeasured </w:t>
+      </w:r>
+      <w:r>
+        <w:rPr>
+          <w:rFonts w:ascii="Arial" w:hAnsi="Arial" w:cs="Arial"/>
+          <w:b/>
+          <w:sz w:val="20"/>
+          <w:lang w:val="en-US"/>
+        </w:rPr>
+        <w:t>Confounding through Study Design and Analysis</w:t>
+      </w:r>
+      <w:r>
+        <w:rPr>
+          <w:rFonts w:ascii="Arial" w:hAnsi="Arial" w:cs="Arial"/>
+          <w:b/>
+          <w:sz w:val="20"/>
+          <w:lang w:val="en-US"/>
+        </w:rPr>
+        <w:t xml:space="preserve"> </w:t>
+      </w:r>
+      <w:r>
+        <w:rPr>
+          <w:rFonts w:ascii="Arial" w:hAnsi="Arial" w:cs="Arial"/>
+          <w:bCs/>
+          <w:sz w:val="20"/>
+          <w:lang w:val="en-US"/>
+        </w:rPr>
+        <w:t>(</w:t>
+      </w:r>
+      <w:r>
+        <w:rPr>
+          <w:rFonts w:ascii="Arial" w:hAnsi="Arial" w:cs="Arial"/>
+          <w:bCs/>
+          <w:sz w:val="20"/>
+          <w:lang w:val="en-US"/>
+        </w:rPr>
+        <w:t xml:space="preserve">0,5 jour)      </w:t>
+      </w:r>
+      <w:r>
+        <w:rPr>
+          <w:rFonts w:ascii="Arial" w:hAnsi="Arial" w:cs="Arial"/>
+          <w:b/>
+          <w:sz w:val="20"/>
+          <w:lang w:val="en-US"/>
+        </w:rPr>
+        <w:t xml:space="preserve"> ISPE 202</w:t>
+      </w:r>
+      <w:r>
+        <w:rPr>
+          <w:rFonts w:ascii="Arial" w:hAnsi="Arial" w:cs="Arial"/>
+          <w:b/>
+          <w:sz w:val="20"/>
+          <w:lang w:val="en-US"/>
+        </w:rPr>
+        <w:t>6</w:t>
+      </w:r>
+      <w:r>
+        <w:rPr>
+          <w:rFonts w:ascii="Arial" w:hAnsi="Arial" w:cs="Arial"/>
+          <w:b/>
+          <w:sz w:val="20"/>
+          <w:lang w:val="en-US"/>
+        </w:rPr>
+        <w:t xml:space="preserve"> </w:t>
+      </w:r>
+      <w:r>
+        <w:rPr>
+          <w:rFonts w:ascii="Arial" w:hAnsi="Arial" w:cs="Arial"/>
+          <w:bCs/>
+          <w:sz w:val="20"/>
+          <w:lang w:val="en-US"/>
+        </w:rPr>
+        <w:t>– Aout 202</w:t>
+      </w:r>
+      <w:r>
+        <w:rPr>
+          <w:rFonts w:ascii="Arial" w:hAnsi="Arial" w:cs="Arial"/>
+          <w:bCs/>
+          <w:sz w:val="20"/>
+          <w:lang w:val="en-US"/>
+        </w:rPr>
+        <w:t>6</w:t>
       </w:r>
     </w:p>
     <w:p>
       <w:pPr>
         <w:spacing w:after="0"/>
         <w:rPr>
-          <w:rStyle w:val="pvs-entitycaption-wrapper"/>
-          <w:rFonts w:ascii="Arial" w:hAnsi="Arial" w:cs="Arial"/>
-          <w:sz w:val="20"/>
-          <w:szCs w:val="20"/>
-        </w:rPr>
-      </w:pPr>
-      <w:r>
-        <w:rPr>
-          <w:rStyle w:val="t-14"/>
-          <w:rFonts w:ascii="Arial" w:hAnsi="Arial" w:cs="Arial"/>
-          <w:sz w:val="20"/>
-          <w:szCs w:val="20"/>
-        </w:rPr>
-        <w:t xml:space="preserve">Stages de DUT, M1 et M2             </w:t>
-      </w:r>
-      <w:r>
-        <w:rPr>
-          <w:rStyle w:val="t-14"/>
-          <w:rFonts w:ascii="Arial" w:hAnsi="Arial" w:cs="Arial"/>
-          <w:sz w:val="20"/>
-          <w:szCs w:val="20"/>
-        </w:rPr>
-        <w:t xml:space="preserve">                     </w:t>
-      </w:r>
-      <w:r>
-        <w:rPr>
-          <w:rStyle w:val="t-14"/>
-          <w:rFonts w:ascii="Arial" w:hAnsi="Arial" w:cs="Arial"/>
-          <w:sz w:val="20"/>
-          <w:szCs w:val="20"/>
-        </w:rPr>
-        <w:t xml:space="preserve">                             </w:t>
-      </w:r>
-      <w:r>
-        <w:rPr>
-          <w:rStyle w:val="pvs-entitycaption-wrapper"/>
-          <w:rFonts w:ascii="Arial" w:hAnsi="Arial" w:cs="Arial"/>
-          <w:sz w:val="20"/>
-          <w:szCs w:val="20"/>
-        </w:rPr>
-        <w:t>A</w:t>
-      </w:r>
-      <w:r>
-        <w:rPr>
-          <w:rStyle w:val="pvs-entitycaption-wrapper"/>
-          <w:rFonts w:ascii="Arial" w:hAnsi="Arial" w:cs="Arial"/>
-          <w:sz w:val="20"/>
-          <w:szCs w:val="20"/>
-        </w:rPr>
-        <w:t>vr</w:t>
-      </w:r>
-      <w:r>
-        <w:rPr>
-          <w:rStyle w:val="pvs-entitycaption-wrapper"/>
-          <w:rFonts w:ascii="Arial" w:hAnsi="Arial" w:cs="Arial"/>
-          <w:sz w:val="20"/>
-          <w:szCs w:val="20"/>
-        </w:rPr>
-        <w:t>il</w:t>
-      </w:r>
-      <w:r>
-        <w:rPr>
-          <w:rStyle w:val="pvs-entitycaption-wrapper"/>
-          <w:rFonts w:ascii="Arial" w:hAnsi="Arial" w:cs="Arial"/>
-          <w:sz w:val="20"/>
-          <w:szCs w:val="20"/>
-        </w:rPr>
-        <w:t>-J</w:t>
-      </w:r>
-      <w:r>
-        <w:rPr>
-          <w:rStyle w:val="pvs-entitycaption-wrapper"/>
-          <w:rFonts w:ascii="Arial" w:hAnsi="Arial" w:cs="Arial"/>
-          <w:sz w:val="20"/>
-          <w:szCs w:val="20"/>
-        </w:rPr>
-        <w:t xml:space="preserve">uin 2017, </w:t>
-      </w:r>
-      <w:r>
-        <w:rPr>
-          <w:rStyle w:val="pvs-entitycaption-wrapper"/>
-          <w:rFonts w:ascii="Arial" w:hAnsi="Arial" w:cs="Arial"/>
-          <w:sz w:val="20"/>
-          <w:szCs w:val="20"/>
-        </w:rPr>
-        <w:t>Mai-J</w:t>
-      </w:r>
-      <w:r>
-        <w:rPr>
-          <w:rStyle w:val="pvs-entitycaption-wrapper"/>
-          <w:rFonts w:ascii="Arial" w:hAnsi="Arial" w:cs="Arial"/>
-          <w:sz w:val="20"/>
-          <w:szCs w:val="20"/>
-        </w:rPr>
-        <w:t>uil</w:t>
-      </w:r>
-      <w:r>
-        <w:rPr>
-          <w:rStyle w:val="pvs-entitycaption-wrapper"/>
-          <w:rFonts w:ascii="Arial" w:hAnsi="Arial" w:cs="Arial"/>
-          <w:sz w:val="20"/>
-          <w:szCs w:val="20"/>
-        </w:rPr>
-        <w:t>let</w:t>
-      </w:r>
-      <w:r>
-        <w:rPr>
-          <w:rStyle w:val="pvs-entitycaption-wrapper"/>
-          <w:rFonts w:ascii="Arial" w:hAnsi="Arial" w:cs="Arial"/>
-          <w:sz w:val="20"/>
-          <w:szCs w:val="20"/>
-        </w:rPr>
-        <w:t xml:space="preserve"> 2019 et M</w:t>
-      </w:r>
-      <w:r>
-        <w:rPr>
-          <w:rStyle w:val="pvs-entitycaption-wrapper"/>
-          <w:rFonts w:ascii="Arial" w:hAnsi="Arial" w:cs="Arial"/>
-          <w:sz w:val="20"/>
-          <w:szCs w:val="20"/>
-        </w:rPr>
-        <w:t>ars-</w:t>
-      </w:r>
-      <w:r>
-        <w:rPr>
-          <w:rStyle w:val="pvs-entitycaption-wrapper"/>
-          <w:rFonts w:ascii="Arial" w:hAnsi="Arial" w:cs="Arial"/>
-          <w:sz w:val="20"/>
-          <w:szCs w:val="20"/>
-        </w:rPr>
-        <w:t>J</w:t>
-      </w:r>
-      <w:r>
-        <w:rPr>
-          <w:rStyle w:val="pvs-entitycaption-wrapper"/>
-          <w:rFonts w:ascii="Arial" w:hAnsi="Arial" w:cs="Arial"/>
-          <w:sz w:val="20"/>
-          <w:szCs w:val="20"/>
-        </w:rPr>
-        <w:t>uillet</w:t>
-      </w:r>
-      <w:r>
-        <w:rPr>
-          <w:rStyle w:val="pvs-entitycaption-wrapper"/>
-          <w:rFonts w:ascii="Arial" w:hAnsi="Arial" w:cs="Arial"/>
-          <w:sz w:val="20"/>
-          <w:szCs w:val="20"/>
-        </w:rPr>
-        <w:t xml:space="preserve"> 2020</w:t>
-      </w:r>
-    </w:p>
-    <w:p>
-      <w:pPr>
-        <w:pStyle w:val="Paragraphedeliste"/>
-        <w:numPr>
-          <w:ilvl w:val="0"/>
-          <w:numId w:val="10"/>
-        </w:numPr>
-        <w:spacing w:after="0"/>
-        <w:rPr>
-          <w:rFonts w:ascii="Arial" w:hAnsi="Arial" w:cs="Arial"/>
-          <w:sz w:val="20"/>
-          <w:szCs w:val="20"/>
-        </w:rPr>
-      </w:pPr>
-      <w:r>
-        <w:rPr>
-          <w:rFonts w:ascii="Arial" w:hAnsi="Arial" w:cs="Arial"/>
-          <w:sz w:val="20"/>
-          <w:szCs w:val="20"/>
-        </w:rPr>
-        <w:t>Modélisation</w:t>
-      </w:r>
-      <w:r>
-        <w:rPr>
-          <w:rFonts w:ascii="Arial" w:hAnsi="Arial" w:cs="Arial"/>
-          <w:sz w:val="20"/>
-          <w:szCs w:val="20"/>
-        </w:rPr>
-        <w:t xml:space="preserve"> statistique (GAM) du mercure élémentaire gazeux </w:t>
-      </w:r>
-      <w:r>
-        <w:rPr>
-          <w:rFonts w:ascii="Arial" w:hAnsi="Arial" w:cs="Arial"/>
-          <w:sz w:val="20"/>
-          <w:szCs w:val="20"/>
-        </w:rPr>
-        <w:t>sur l’île de la Nouvelle-Amsterdam</w:t>
-      </w:r>
-    </w:p>
-    <w:p>
-      <w:pPr>
-        <w:pStyle w:val="Paragraphedeliste"/>
-        <w:numPr>
-          <w:ilvl w:val="0"/>
-          <w:numId w:val="10"/>
-        </w:numPr>
-        <w:spacing w:after="0"/>
-        <w:rPr>
-          <w:rFonts w:ascii="Arial" w:hAnsi="Arial" w:cs="Arial"/>
-          <w:sz w:val="20"/>
-          <w:szCs w:val="20"/>
-        </w:rPr>
-      </w:pPr>
-      <w:r>
-        <w:rPr>
-          <w:rFonts w:ascii="Arial" w:hAnsi="Arial" w:cs="Arial"/>
-          <w:sz w:val="20"/>
-          <w:szCs w:val="20"/>
-        </w:rPr>
-        <w:t>Analyse statistique exploratoire et étude de</w:t>
-      </w:r>
-      <w:r>
-        <w:rPr>
-          <w:rFonts w:ascii="Arial" w:hAnsi="Arial" w:cs="Arial"/>
-          <w:sz w:val="20"/>
-          <w:szCs w:val="20"/>
-        </w:rPr>
-        <w:t>s</w:t>
-      </w:r>
-      <w:r>
-        <w:rPr>
-          <w:rFonts w:ascii="Arial" w:hAnsi="Arial" w:cs="Arial"/>
-          <w:sz w:val="20"/>
-          <w:szCs w:val="20"/>
-        </w:rPr>
-        <w:t xml:space="preserve"> dépassements de seuil</w:t>
-      </w:r>
-    </w:p>
-    <w:p>
-      <w:pPr>
-        <w:pStyle w:val="Paragraphedeliste"/>
-        <w:numPr>
-          <w:ilvl w:val="0"/>
-          <w:numId w:val="10"/>
-        </w:numPr>
-        <w:spacing w:after="0"/>
-        <w:rPr>
-          <w:rFonts w:ascii="Arial" w:hAnsi="Arial" w:cs="Arial"/>
-          <w:sz w:val="20"/>
-          <w:szCs w:val="20"/>
-        </w:rPr>
-      </w:pPr>
-      <w:r>
-        <w:rPr>
-          <w:rFonts w:ascii="Arial" w:hAnsi="Arial" w:cs="Arial"/>
-          <w:sz w:val="20"/>
-          <w:szCs w:val="20"/>
-        </w:rPr>
-        <w:t>Implémentation d’une application R/Shiny</w:t>
-      </w:r>
-    </w:p>
-    <w:p>
-      <w:pPr>
-        <w:pStyle w:val="Titre1"/>
-        <w:rPr>
-          <w:rFonts w:cs="Arial"/>
-        </w:rPr>
-      </w:pPr>
-      <w:r>
-        <w:rPr>
-          <w:rFonts w:cs="Arial"/>
-        </w:rPr>
-        <w:t>DIPLOMES</w:t>
-      </w:r>
-      <w:r>
-        <w:rPr>
-          <w:rFonts w:cs="Arial"/>
-        </w:rPr>
-        <w:t xml:space="preserve"> &amp; FORMATIONS</w:t>
-      </w:r>
-    </w:p>
-    <w:p>
-      <w:pPr>
-        <w:spacing w:after="0"/>
-        <w:rPr>
-          <w:rFonts w:ascii="Arial" w:hAnsi="Arial" w:cs="Arial"/>
-          <w:bCs/>
-          <w:sz w:val="20"/>
-          <w:lang w:val="en-US"/>
-        </w:rPr>
-      </w:pPr>
-      <w:r>
-        <w:rPr>
-          <w:rFonts w:ascii="Arial" w:hAnsi="Arial" w:cs="Arial"/>
-          <w:b/>
-          <w:sz w:val="20"/>
-          <w:lang w:val="en-US"/>
-        </w:rPr>
-        <w:t xml:space="preserve">Addressing Unmeasured </w:t>
-      </w:r>
-      <w:r>
-        <w:rPr>
-          <w:rFonts w:ascii="Arial" w:hAnsi="Arial" w:cs="Arial"/>
-          <w:b/>
-          <w:sz w:val="20"/>
-          <w:lang w:val="en-US"/>
-        </w:rPr>
-        <w:t>Confounding through Study Design and Analysis</w:t>
+          <w:rFonts w:ascii="Arial" w:hAnsi="Arial" w:cs="Arial"/>
+          <w:b/>
+          <w:sz w:val="20"/>
+          <w:lang w:val="en-US"/>
+        </w:rPr>
+      </w:pPr>
+      <w:r>
+        <w:rPr>
+          <w:rFonts w:ascii="Arial" w:hAnsi="Arial" w:cs="Arial"/>
+          <w:b/>
+          <w:sz w:val="20"/>
+          <w:lang w:val="en-US"/>
+        </w:rPr>
+        <w:t>Defining and Estimatin</w:t>
+      </w:r>
+      <w:r>
+        <w:rPr>
+          <w:rFonts w:ascii="Arial" w:hAnsi="Arial" w:cs="Arial"/>
+          <w:b/>
+          <w:sz w:val="20"/>
+          <w:lang w:val="en-US"/>
+        </w:rPr>
+        <w:t>g the Effects of Dynamic Treatment Strategies using RWD</w:t>
       </w:r>
       <w:r>
         <w:rPr>
@@ -1937,144 +2298,7 @@
           <w:sz w:val="20"/>
           <w:lang w:val="en-US"/>
         </w:rPr>
-        <w:t xml:space="preserve">0,5 jour)      </w:t>
-      </w:r>
-      <w:r>
-        <w:rPr>
-          <w:rFonts w:ascii="Arial" w:hAnsi="Arial" w:cs="Arial"/>
-          <w:b/>
-          <w:sz w:val="20"/>
-          <w:lang w:val="en-US"/>
-        </w:rPr>
-        <w:t xml:space="preserve"> ISPE 202</w:t>
-      </w:r>
-      <w:r>
-        <w:rPr>
-          <w:rFonts w:ascii="Arial" w:hAnsi="Arial" w:cs="Arial"/>
-          <w:b/>
-          <w:sz w:val="20"/>
-          <w:lang w:val="en-US"/>
-        </w:rPr>
-        <w:t>6</w:t>
-      </w:r>
-      <w:r>
-        <w:rPr>
-          <w:rFonts w:ascii="Arial" w:hAnsi="Arial" w:cs="Arial"/>
-          <w:b/>
-          <w:sz w:val="20"/>
-          <w:lang w:val="en-US"/>
-        </w:rPr>
-        <w:t xml:space="preserve"> </w:t>
-      </w:r>
-      <w:r>
-        <w:rPr>
-          <w:rFonts w:ascii="Arial" w:hAnsi="Arial" w:cs="Arial"/>
-          <w:bCs/>
-          <w:sz w:val="20"/>
-          <w:lang w:val="en-US"/>
-        </w:rPr>
-        <w:t>– Aout 202</w:t>
-      </w:r>
-      <w:r>
-        <w:rPr>
-          <w:rFonts w:ascii="Arial" w:hAnsi="Arial" w:cs="Arial"/>
-          <w:bCs/>
-          <w:sz w:val="20"/>
-          <w:lang w:val="en-US"/>
-        </w:rPr>
-        <w:t>6</w:t>
-      </w:r>
-    </w:p>
-    <w:p>
-      <w:pPr>
-        <w:spacing w:after="0"/>
-        <w:rPr>
-          <w:rFonts w:ascii="Arial" w:hAnsi="Arial" w:cs="Arial"/>
-          <w:b/>
-          <w:sz w:val="20"/>
-          <w:lang w:val="en-US"/>
-        </w:rPr>
-      </w:pPr>
-      <w:r>
-        <w:rPr>
-          <w:rFonts w:ascii="Arial" w:hAnsi="Arial" w:cs="Arial"/>
-          <w:b/>
-          <w:sz w:val="20"/>
-          <w:lang w:val="en-US"/>
-        </w:rPr>
-        <w:t>Defining and Estimatin</w:t>
-      </w:r>
-      <w:r>
-        <w:rPr>
-          <w:rFonts w:ascii="Arial" w:hAnsi="Arial" w:cs="Arial"/>
-          <w:b/>
-          <w:sz w:val="20"/>
-          <w:lang w:val="en-US"/>
-        </w:rPr>
-        <w:t>g the Effects of Dynamic Treatment Strategies using RWD</w:t>
-      </w:r>
-      <w:r>
-        <w:rPr>
-          <w:rFonts w:ascii="Arial" w:hAnsi="Arial" w:cs="Arial"/>
-          <w:b/>
-          <w:sz w:val="20"/>
-          <w:lang w:val="en-US"/>
-        </w:rPr>
-        <w:t xml:space="preserve"> </w:t>
-      </w:r>
-      <w:r>
-        <w:rPr>
-          <w:rFonts w:ascii="Arial" w:hAnsi="Arial" w:cs="Arial"/>
-          <w:bCs/>
-          <w:sz w:val="20"/>
-          <w:lang w:val="en-US"/>
-        </w:rPr>
-        <w:t>(</w:t>
-      </w:r>
-      <w:r>
-        <w:rPr>
-          <w:rFonts w:ascii="Arial" w:hAnsi="Arial" w:cs="Arial"/>
-          <w:bCs/>
-          <w:sz w:val="20"/>
-          <w:lang w:val="en-US"/>
-        </w:rPr>
         <w:t xml:space="preserve">0,5 j)  </w:t>
-      </w:r>
-      <w:r>
-        <w:rPr>
-          <w:rFonts w:ascii="Arial" w:hAnsi="Arial" w:cs="Arial"/>
-          <w:b/>
-          <w:sz w:val="20"/>
-          <w:lang w:val="en-US"/>
-        </w:rPr>
-        <w:t>ISPE 202</w:t>
-      </w:r>
-      <w:r>
-        <w:rPr>
-          <w:rFonts w:ascii="Arial" w:hAnsi="Arial" w:cs="Arial"/>
-          <w:b/>
-          <w:sz w:val="20"/>
-          <w:lang w:val="en-US"/>
-        </w:rPr>
-        <w:t>6</w:t>
-      </w:r>
-      <w:r>
-        <w:rPr>
-          <w:rFonts w:ascii="Arial" w:hAnsi="Arial" w:cs="Arial"/>
-          <w:b/>
-          <w:sz w:val="20"/>
-          <w:lang w:val="en-US"/>
-        </w:rPr>
-        <w:t xml:space="preserve"> </w:t>
-      </w:r>
-      <w:r>
-        <w:rPr>
-          <w:rFonts w:ascii="Arial" w:hAnsi="Arial" w:cs="Arial"/>
-          <w:bCs/>
-          <w:sz w:val="20"/>
-          <w:lang w:val="en-US"/>
-        </w:rPr>
-        <w:t>– Aout 2026</w:t>
       </w:r>
     </w:p>
     <w:p>
@@ -2490,360 +2714,40 @@
           <w:sz w:val="20"/>
           <w:szCs w:val="20"/>
         </w:rPr>
-        <w:t xml:space="preserve">Architecture et données du SNIIRAM/SNDS    </w:t>
-      </w:r>
-    </w:p>
-    <w:p>
-      <w:pPr>
-        <w:spacing w:after="0"/>
-        <w:ind w:left="360"/>
-        <w:rPr>
-          <w:rFonts w:ascii="Arial" w:hAnsi="Arial" w:cs="Arial"/>
-          <w:bCs/>
-          <w:sz w:val="20"/>
-          <w:szCs w:val="20"/>
-        </w:rPr>
-      </w:pPr>
-      <w:r>
-        <w:rPr>
-          <w:rFonts w:ascii="Arial" w:hAnsi="Arial" w:cs="Arial"/>
-          <w:bCs/>
-          <w:sz w:val="20"/>
-          <w:szCs w:val="20"/>
-        </w:rPr>
-        <w:t xml:space="preserve">                                                     </w:t>
-      </w:r>
-    </w:p>
-    <w:p>
-      <w:pPr>
-        <w:spacing w:after="0"/>
-        <w:rPr>
-          <w:rFonts w:ascii="Arial" w:hAnsi="Arial" w:cs="Arial"/>
-        </w:rPr>
-      </w:pPr>
-      <w:r>
-        <w:rPr>
-          <w:rFonts w:ascii="Arial" w:hAnsi="Arial" w:cs="Arial"/>
-          <w:b/>
-          <w:bCs/>
-          <w:sz w:val="20"/>
-          <w:szCs w:val="20"/>
-        </w:rPr>
-        <w:t>Master Statistiques et Sciences des Données</w:t>
-      </w:r>
-      <w:r>
-        <w:rPr>
-          <w:rFonts w:ascii="Arial" w:hAnsi="Arial" w:cs="Arial"/>
-          <w:b/>
-          <w:bCs/>
-          <w:sz w:val="20"/>
-          <w:szCs w:val="20"/>
-        </w:rPr>
-        <w:t xml:space="preserve"> (SSD)</w:t>
-      </w:r>
-      <w:r>
-        <w:rPr>
-          <w:rFonts w:ascii="Arial" w:hAnsi="Arial" w:cs="Arial"/>
-          <w:sz w:val="20"/>
-          <w:szCs w:val="20"/>
-        </w:rPr>
-        <w:t xml:space="preserve">   </w:t>
-      </w:r>
-      <w:r>
-        <w:rPr>
-          <w:rFonts w:ascii="Arial" w:hAnsi="Arial" w:cs="Arial"/>
-          <w:sz w:val="20"/>
-          <w:szCs w:val="20"/>
-        </w:rPr>
-        <w:t xml:space="preserve">   </w:t>
-      </w:r>
-      <w:r>
-        <w:rPr>
-          <w:rFonts w:ascii="Arial" w:hAnsi="Arial" w:cs="Arial"/>
-          <w:sz w:val="20"/>
-          <w:szCs w:val="20"/>
-        </w:rPr>
-        <w:t xml:space="preserve">                            </w:t>
-      </w:r>
-      <w:r>
-        <w:rPr>
-          <w:rFonts w:ascii="Arial" w:hAnsi="Arial" w:cs="Arial"/>
-          <w:b/>
-          <w:sz w:val="20"/>
-          <w:szCs w:val="20"/>
-        </w:rPr>
-        <w:t>Université Grenoble Alpes</w:t>
-      </w:r>
-      <w:r>
-        <w:rPr>
-          <w:rFonts w:ascii="Arial" w:hAnsi="Arial" w:cs="Arial"/>
-          <w:sz w:val="20"/>
-          <w:szCs w:val="20"/>
-        </w:rPr>
-        <w:t xml:space="preserve"> </w:t>
-      </w:r>
-      <w:r>
-        <w:rPr>
-          <w:rFonts w:ascii="Arial" w:hAnsi="Arial" w:cs="Arial"/>
-          <w:sz w:val="20"/>
-          <w:szCs w:val="20"/>
-        </w:rPr>
-        <w:t>– 201</w:t>
-      </w:r>
-      <w:r>
-        <w:rPr>
-          <w:rFonts w:ascii="Arial" w:hAnsi="Arial" w:cs="Arial"/>
-          <w:sz w:val="20"/>
-          <w:szCs w:val="20"/>
-        </w:rPr>
-        <w:t>5</w:t>
-      </w:r>
-      <w:r>
-        <w:rPr>
-          <w:rFonts w:ascii="Arial" w:hAnsi="Arial" w:cs="Arial"/>
-          <w:sz w:val="20"/>
-          <w:szCs w:val="20"/>
-        </w:rPr>
-        <w:t>-2020</w:t>
-      </w:r>
-    </w:p>
-    <w:p>
-      <w:pPr>
-        <w:pStyle w:val="Paragraphedeliste"/>
-        <w:numPr>
-          <w:ilvl w:val="0"/>
-          <w:numId w:val="15"/>
-        </w:numPr>
-        <w:spacing w:after="0"/>
-        <w:rPr>
-          <w:rFonts w:ascii="Arial" w:hAnsi="Arial" w:cs="Arial"/>
-          <w:bCs/>
-          <w:sz w:val="20"/>
-          <w:szCs w:val="20"/>
-        </w:rPr>
-      </w:pPr>
-      <w:r>
-        <w:rPr>
-          <w:rFonts w:ascii="Arial" w:hAnsi="Arial" w:cs="Arial"/>
-          <w:bCs/>
-          <w:sz w:val="20"/>
-          <w:szCs w:val="20"/>
-        </w:rPr>
-        <w:t xml:space="preserve">Licence Mathématiques et Informatiques Appliquées aux Sciences Humaines et Sociales </w:t>
-      </w:r>
-      <w:r>
-        <w:rPr>
-          <w:rFonts w:ascii="Arial" w:hAnsi="Arial" w:cs="Arial"/>
-          <w:bCs/>
-          <w:sz w:val="20"/>
-          <w:szCs w:val="20"/>
-        </w:rPr>
-        <w:t>(MIASHS)</w:t>
-      </w:r>
-      <w:r>
-        <w:rPr>
-          <w:rFonts w:ascii="Arial" w:hAnsi="Arial" w:cs="Arial"/>
-          <w:bCs/>
-          <w:sz w:val="20"/>
-          <w:szCs w:val="20"/>
-        </w:rPr>
-        <w:t xml:space="preserve">      </w:t>
-      </w:r>
-    </w:p>
-    <w:p>
-      <w:pPr>
-        <w:pStyle w:val="Paragraphedeliste"/>
-        <w:numPr>
-          <w:ilvl w:val="0"/>
-          <w:numId w:val="15"/>
-        </w:numPr>
-        <w:spacing w:after="0"/>
-        <w:rPr>
-          <w:rFonts w:ascii="Arial" w:hAnsi="Arial" w:cs="Arial"/>
-          <w:bCs/>
-          <w:sz w:val="20"/>
-          <w:szCs w:val="20"/>
-        </w:rPr>
-      </w:pPr>
-      <w:r>
-        <w:rPr>
-          <w:rFonts w:ascii="Arial" w:hAnsi="Arial" w:cs="Arial"/>
-          <w:bCs/>
-          <w:sz w:val="20"/>
-          <w:szCs w:val="20"/>
+        <w:t xml:space="preserve">Architecture et données du SNIIRAM/SNDS   </w:t>
+      </w:r>
+    </w:p>
+    <w:p>
+      <w:pPr>
+        <w:rPr>
+          <w:rFonts w:ascii="Arial" w:hAnsi="Arial" w:cs="Arial"/>
+          <w:bCs/>
+          <w:sz w:val="20"/>
+          <w:szCs w:val="20"/>
+        </w:rPr>
+      </w:pPr>
+      <w:r>
+        <w:rPr>
+          <w:rFonts w:ascii="Arial" w:hAnsi="Arial" w:cs="Arial"/>
+          <w:bCs/>
+          <w:sz w:val="20"/>
+          <w:szCs w:val="20"/>
+        </w:rPr>
+        <w:br w:type="page"/>
+      </w:r>
+    </w:p>
+    <w:p>
+      <w:pPr>
+        <w:pStyle w:val="Titre1"/>
+        <w:rPr>
+          <w:rFonts w:cs="Arial"/>
+        </w:rPr>
+      </w:pPr>
+      <w:r>
+        <w:rPr>
+          <w:rFonts w:cs="Arial"/>
         </w:rPr>
         <w:lastRenderedPageBreak/>
-        <w:t xml:space="preserve">DUT Statistique et Informatique Décisionnelle </w:t>
-      </w:r>
-      <w:r>
-        <w:rPr>
-          <w:rFonts w:ascii="Arial" w:hAnsi="Arial" w:cs="Arial"/>
-          <w:bCs/>
-          <w:sz w:val="20"/>
-          <w:szCs w:val="20"/>
-        </w:rPr>
-        <w:t>(STID)</w:t>
-      </w:r>
-    </w:p>
-    <w:p>
-      <w:pPr>
-        <w:spacing w:after="0"/>
-        <w:rPr>
-          <w:rFonts w:ascii="Arial" w:hAnsi="Arial" w:cs="Arial"/>
-          <w:bCs/>
-          <w:sz w:val="20"/>
-          <w:szCs w:val="20"/>
-        </w:rPr>
-      </w:pPr>
-    </w:p>
-    <w:p>
-      <w:pPr>
-        <w:pStyle w:val="Titre1"/>
-        <w:rPr>
-          <w:rFonts w:cs="Arial"/>
-        </w:rPr>
-      </w:pPr>
-      <w:r>
-        <w:rPr>
-          <w:rFonts w:cs="Arial"/>
-        </w:rPr>
-        <w:t>ENGAGEMENT</w:t>
-      </w:r>
-    </w:p>
-    <w:p>
-      <w:pPr>
-        <w:spacing w:after="0"/>
-        <w:rPr>
-          <w:rFonts w:ascii="Arial" w:hAnsi="Arial" w:cs="Arial"/>
-          <w:b/>
-          <w:bCs/>
-        </w:rPr>
-      </w:pPr>
-      <w:r>
-        <w:rPr>
-          <w:rStyle w:val="t-14"/>
-          <w:rFonts w:ascii="Arial" w:hAnsi="Arial" w:cs="Arial"/>
-          <w:b/>
-          <w:bCs/>
-        </w:rPr>
-        <w:t>Marine N</w:t>
-      </w:r>
-      <w:r>
-        <w:rPr>
-          <w:rStyle w:val="t-14"/>
-          <w:rFonts w:ascii="Arial" w:hAnsi="Arial" w:cs="Arial"/>
-          <w:b/>
-          <w:bCs/>
-        </w:rPr>
-        <w:t>ationale</w:t>
-      </w:r>
-    </w:p>
-    <w:p>
-      <w:pPr>
-        <w:spacing w:after="0"/>
-        <w:rPr>
-          <w:rFonts w:ascii="Arial" w:hAnsi="Arial" w:cs="Arial"/>
-          <w:sz w:val="20"/>
-          <w:szCs w:val="20"/>
-        </w:rPr>
-      </w:pPr>
-      <w:r>
-        <w:rPr>
-          <w:rFonts w:ascii="Arial" w:hAnsi="Arial" w:cs="Arial"/>
-          <w:sz w:val="20"/>
-          <w:szCs w:val="20"/>
-        </w:rPr>
-        <w:t>Réserviste spécialiste – Expert Haut Niveau Statistique                                                        Octobre 2025</w:t>
-      </w:r>
-      <w:r>
-        <w:rPr>
-          <w:rFonts w:ascii="Arial" w:hAnsi="Arial" w:cs="Arial"/>
-          <w:sz w:val="20"/>
-          <w:szCs w:val="20"/>
-        </w:rPr>
-        <w:t xml:space="preserve"> – Aujourd’hui </w:t>
-      </w:r>
-    </w:p>
-    <w:p>
-      <w:pPr>
-        <w:pStyle w:val="Paragraphedeliste"/>
-        <w:numPr>
-          <w:ilvl w:val="0"/>
-          <w:numId w:val="4"/>
-        </w:numPr>
-        <w:spacing w:after="0"/>
-        <w:rPr>
-          <w:rFonts w:ascii="Arial" w:hAnsi="Arial" w:cs="Arial"/>
-          <w:sz w:val="20"/>
-          <w:szCs w:val="20"/>
-        </w:rPr>
-      </w:pPr>
-      <w:r>
-        <w:rPr>
-          <w:rFonts w:ascii="Arial" w:hAnsi="Arial" w:cs="Arial"/>
-          <w:sz w:val="20"/>
-          <w:szCs w:val="20"/>
-        </w:rPr>
-        <w:t>Affectation au Centre d’Epidémiologie et de Santé Publique des Armées</w:t>
-      </w:r>
-    </w:p>
-    <w:p>
-      <w:pPr>
-        <w:pStyle w:val="Paragraphedeliste"/>
-        <w:numPr>
-          <w:ilvl w:val="0"/>
-          <w:numId w:val="4"/>
-        </w:numPr>
-        <w:spacing w:after="0"/>
-        <w:rPr>
-          <w:rFonts w:ascii="Arial" w:hAnsi="Arial" w:cs="Arial"/>
-          <w:sz w:val="20"/>
-          <w:szCs w:val="20"/>
-        </w:rPr>
-      </w:pPr>
-      <w:r>
-        <w:rPr>
-          <w:rFonts w:ascii="Arial" w:hAnsi="Arial" w:cs="Arial"/>
-          <w:sz w:val="20"/>
-          <w:szCs w:val="20"/>
-        </w:rPr>
-        <w:t>Apport d’expertise statistique et méthodologique, soutien aux formations</w:t>
-      </w:r>
-    </w:p>
-    <w:p>
-      <w:pPr>
-        <w:pStyle w:val="Paragraphedeliste"/>
-        <w:numPr>
-          <w:ilvl w:val="0"/>
-          <w:numId w:val="4"/>
-        </w:numPr>
-        <w:spacing w:after="0"/>
-        <w:rPr>
-          <w:rFonts w:ascii="Arial" w:hAnsi="Arial" w:cs="Arial"/>
-          <w:sz w:val="20"/>
-          <w:szCs w:val="20"/>
-        </w:rPr>
-      </w:pPr>
-      <w:r>
-        <w:rPr>
-          <w:rFonts w:ascii="Arial" w:hAnsi="Arial" w:cs="Arial"/>
-          <w:sz w:val="20"/>
-          <w:szCs w:val="20"/>
-        </w:rPr>
-        <w:t>4 jours de réserves effectués</w:t>
-      </w:r>
-    </w:p>
-    <w:p>
-      <w:pPr>
-        <w:pStyle w:val="Titre1"/>
-        <w:rPr>
-          <w:rFonts w:cs="Arial"/>
-        </w:rPr>
-      </w:pPr>
-      <w:r>
-        <w:rPr>
-          <w:rFonts w:cs="Arial"/>
-        </w:rPr>
         <w:t>PUBLICATIONS</w:t>
       </w:r>
     </w:p>
@@ -2888,7 +2792,7 @@
         </w:rPr>
         <w:t xml:space="preserve"> et al. (2025) </w:t>
       </w:r>
-      <w:hyperlink r:id="rId20" w:history="1">
+      <w:hyperlink r:id="rId21" w:history="1">
         <w:r>
           <w:rPr>
             <w:rStyle w:val="Lienhypertexte"/>
@@ -2952,13 +2856,14 @@
         </w:rPr>
         <w:t xml:space="preserve">. </w:t>
       </w:r>
-      <w:hyperlink r:id="rId21" w:tgtFrame="_blank" w:history="1">
+      <w:hyperlink r:id="rId22" w:tgtFrame="_blank" w:history="1">
         <w:r>
           <w:rPr>
             <w:rStyle w:val="Lienhypertexte"/>
             <w:rFonts w:ascii="Arial" w:hAnsi="Arial" w:cs="Arial"/>
             <w:sz w:val="20"/>
             <w:szCs w:val="20"/>
+            <w:lang w:val="en-US"/>
           </w:rPr>
           <w:t>https://doi.org/10.1016/j.injury.2025.112878</w:t>
         </w:r>
@@ -3013,7 +2918,7 @@
         </w:rPr>
         <w:t xml:space="preserve">Médecine et Armées Vol.51 No.3. </w:t>
       </w:r>
-      <w:hyperlink r:id="rId22" w:tgtFrame="_blank" w:history="1">
+      <w:hyperlink r:id="rId23" w:tgtFrame="_blank" w:history="1">
         <w:r>
           <w:rPr>
             <w:rStyle w:val="Lienhypertexte"/>
@@ -3084,7 +2989,7 @@
         </w:rPr>
         <w:t xml:space="preserve">Médecine et Armées Vol.51 No.1. </w:t>
       </w:r>
-      <w:hyperlink r:id="rId23" w:tgtFrame="_blank" w:history="1">
+      <w:hyperlink r:id="rId24" w:tgtFrame="_blank" w:history="1">
         <w:r>
           <w:rPr>
             <w:rStyle w:val="Lienhypertexte"/>
@@ -3208,7 +3113,7 @@
         </w:rPr>
         <w:t xml:space="preserve">(1). </w:t>
       </w:r>
-      <w:hyperlink r:id="rId24" w:history="1">
+      <w:hyperlink r:id="rId25" w:history="1">
         <w:r>
           <w:rPr>
             <w:rStyle w:val="Lienhypertexte"/>
@@ -3229,9 +3134,12 @@
           <w:numId w:val="6"/>
         </w:numPr>
         <w:rPr>
-          <w:rFonts w:ascii="Arial" w:hAnsi="Arial" w:cs="Arial"/>
-          <w:sz w:val="20"/>
-          <w:szCs w:val="20"/>
+          <w:rStyle w:val="Lienhypertexte"/>
+          <w:rFonts w:ascii="Arial" w:hAnsi="Arial" w:cs="Arial"/>
+          <w:color w:val="auto"/>
+          <w:sz w:val="20"/>
+          <w:szCs w:val="20"/>
+          <w:u w:val="none"/>
           <w:lang w:val="en-US"/>
         </w:rPr>
       </w:pPr>
@@ -3310,7 +3218,7 @@
         </w:rPr>
         <w:t xml:space="preserve">(2), 39. </w:t>
       </w:r>
-      <w:hyperlink r:id="rId25" w:history="1">
+      <w:hyperlink r:id="rId26" w:history="1">
         <w:r>
           <w:rPr>
             <w:rStyle w:val="Lienhypertexte"/>
@@ -3325,6 +3233,18 @@
     </w:p>
     <w:p>
       <w:pPr>
+        <w:pStyle w:val="Paragraphedeliste"/>
+        <w:ind w:left="360"/>
+        <w:rPr>
+          <w:rFonts w:ascii="Arial" w:hAnsi="Arial" w:cs="Arial"/>
+          <w:sz w:val="20"/>
+          <w:szCs w:val="20"/>
+          <w:lang w:val="en-US"/>
+        </w:rPr>
+      </w:pPr>
+    </w:p>
+    <w:p>
+      <w:pPr>
         <w:pStyle w:val="Titre1"/>
         <w:rPr>
           <w:sz w:val="20"/>
@@ -3557,28 +3477,21 @@
         </w:rPr>
         <w:t>Conséquences des pénuries de médicaments cardiovasculaires sur la prise en charge des patients atteints de maladie chronique en France entre 2014 et 2019</w:t>
       </w:r>
-      <w:r>
+    </w:p>
+    <w:p>
+      <w:pPr>
         <w:rPr>
           <w:rStyle w:val="normaltextrun"/>
           <w:rFonts w:ascii="Arial" w:hAnsi="Arial" w:cs="Arial"/>
-          <w:bCs/>
-          <w:sz w:val="20"/>
-          <w:szCs w:val="20"/>
-        </w:rPr>
-        <w:t>.</w:t>
-      </w:r>
-      <w:bookmarkStart w:id="0" w:name="_GoBack"/>
-      <w:bookmarkEnd w:id="0"/>
-    </w:p>
-    <w:p>
-      <w:pPr>
-        <w:ind w:right="-57"/>
-        <w:jc w:val="both"/>
-        <w:rPr>
-          <w:rFonts w:ascii="Arial" w:hAnsi="Arial" w:cs="Arial"/>
-          <w:sz w:val="20"/>
-          <w:szCs w:val="20"/>
-        </w:rPr>
+          <w:b/>
+          <w:bCs/>
+          <w:sz w:val="20"/>
+          <w:szCs w:val="20"/>
+        </w:rPr>
+      </w:pPr>
+    </w:p>
+    <w:p>
+      <w:pPr>
         <w:sectPr>
           <w:type w:val="continuous"/>
           <w:pgSz w:w="11906" w:h="16838"/>
@@ -3599,7 +3512,7 @@
           <w:sz w:val="20"/>
           <w:szCs w:val="20"/>
         </w:rPr>
-        <w:t xml:space="preserve">                         </w:t>
+        <w:t xml:space="preserve">  </w:t>
       </w:r>
     </w:p>
     <w:p>
@@ -3607,11 +3520,13 @@
         <w:pStyle w:val="Titre1"/>
         <w:rPr>
           <w:rFonts w:cs="Arial"/>
+          <w:lang w:val="en-US"/>
         </w:rPr>
       </w:pPr>
       <w:r>
         <w:rPr>
           <w:rFonts w:cs="Arial"/>
+          <w:lang w:val="en-US"/>
         </w:rPr>
         <w:t>ENSEIGNEMENTS</w:t>
       </w:r>
@@ -3620,6 +3535,7 @@
       <w:pPr>
         <w:rPr>
           <w:rFonts w:ascii="Arial" w:hAnsi="Arial" w:cs="Arial"/>
+          <w:lang w:val="en-US"/>
         </w:rPr>
         <w:sectPr>
           <w:type w:val="continuous"/>
@@ -3816,23 +3732,15 @@
           <w:sz w:val="20"/>
           <w:szCs w:val="20"/>
         </w:rPr>
-        <w:t>J</w:t>
-      </w:r>
-      <w:r>
-        <w:rPr>
-          <w:rFonts w:ascii="Arial" w:hAnsi="Arial" w:cs="Arial"/>
-          <w:sz w:val="20"/>
-          <w:szCs w:val="20"/>
-        </w:rPr>
-        <w:t>anvier</w:t>
-      </w:r>
-      <w:r>
-        <w:rPr>
-          <w:rFonts w:ascii="Arial" w:hAnsi="Arial" w:cs="Arial"/>
-          <w:sz w:val="20"/>
-          <w:szCs w:val="20"/>
-        </w:rPr>
-        <w:t xml:space="preserve"> 2025</w:t>
+        <w:t xml:space="preserve">             </w:t>
+      </w:r>
+      <w:r>
+        <w:rPr>
+          <w:rFonts w:ascii="Arial" w:hAnsi="Arial" w:cs="Arial"/>
+          <w:sz w:val="20"/>
+          <w:szCs w:val="20"/>
+        </w:rPr>
+        <w:t>2025</w:t>
       </w:r>
     </w:p>
     <w:p>
@@ -3920,12 +3828,22 @@
         <w:spacing w:after="0"/>
         <w:ind w:right="-57"/>
         <w:rPr>
+          <w:rFonts w:ascii="Arial" w:hAnsi="Arial" w:cs="Arial"/>
+          <w:sz w:val="20"/>
+          <w:szCs w:val="20"/>
+        </w:rPr>
+      </w:pPr>
+      <w:r>
+        <w:rPr>
           <w:rFonts w:ascii="Arial" w:eastAsia="Times New Roman" w:hAnsi="Arial" w:cs="Arial"/>
+          <w:b/>
+          <w:bCs/>
           <w:sz w:val="20"/>
           <w:szCs w:val="20"/>
           <w:lang w:eastAsia="fr-FR"/>
         </w:rPr>
-      </w:pPr>
+        <w:t>« Soutien Méthodologique aux Thèses »</w:t>
+      </w:r>
       <w:r>
         <w:rPr>
           <w:rFonts w:ascii="Arial" w:eastAsia="Times New Roman" w:hAnsi="Arial" w:cs="Arial"/>
@@ -3935,32 +3853,73 @@
           <w:szCs w:val="20"/>
           <w:lang w:eastAsia="fr-FR"/>
         </w:rPr>
-        <w:t>« Soutien Méthodologique aux Thèses »</w:t>
-      </w:r>
-      <w:r>
-        <w:rPr>
-          <w:rFonts w:ascii="Arial" w:hAnsi="Arial" w:cs="Arial"/>
-          <w:sz w:val="20"/>
-          <w:szCs w:val="20"/>
-        </w:rPr>
-        <w:t xml:space="preserve"> – </w:t>
+        <w:t xml:space="preserve"> et</w:t>
+      </w:r>
+      <w:r>
+        <w:rPr>
+          <w:rFonts w:ascii="Arial" w:hAnsi="Arial" w:cs="Arial"/>
+          <w:sz w:val="20"/>
+          <w:szCs w:val="20"/>
+        </w:rPr>
+        <w:t xml:space="preserve"> </w:t>
       </w:r>
       <w:r>
         <w:rPr>
           <w:rFonts w:ascii="Arial" w:eastAsia="Times New Roman" w:hAnsi="Arial" w:cs="Arial"/>
+          <w:b/>
+          <w:bCs/>
           <w:sz w:val="20"/>
           <w:szCs w:val="20"/>
           <w:lang w:eastAsia="fr-FR"/>
         </w:rPr>
-        <w:t>48</w:t>
+        <w:t>« Analyse de Donnée</w:t>
       </w:r>
       <w:r>
         <w:rPr>
           <w:rFonts w:ascii="Arial" w:eastAsia="Times New Roman" w:hAnsi="Arial" w:cs="Arial"/>
+          <w:b/>
+          <w:bCs/>
           <w:sz w:val="20"/>
           <w:szCs w:val="20"/>
           <w:lang w:eastAsia="fr-FR"/>
         </w:rPr>
+        <w:t>s</w:t>
+      </w:r>
+      <w:r>
+        <w:rPr>
+          <w:rFonts w:ascii="Arial" w:eastAsia="Times New Roman" w:hAnsi="Arial" w:cs="Arial"/>
+          <w:b/>
+          <w:bCs/>
+          <w:sz w:val="20"/>
+          <w:szCs w:val="20"/>
+          <w:lang w:eastAsia="fr-FR"/>
+        </w:rPr>
+        <w:t xml:space="preserve"> avec R Commander » </w:t>
+      </w:r>
+      <w:r>
+        <w:rPr>
+          <w:rFonts w:ascii="Arial" w:hAnsi="Arial" w:cs="Arial"/>
+          <w:sz w:val="20"/>
+          <w:szCs w:val="20"/>
+        </w:rPr>
+        <w:t xml:space="preserve">– </w:t>
+      </w:r>
+      <w:r>
+        <w:rPr>
+          <w:rFonts w:ascii="Arial" w:eastAsia="Times New Roman" w:hAnsi="Arial" w:cs="Arial"/>
+          <w:sz w:val="20"/>
+          <w:szCs w:val="20"/>
+          <w:lang w:eastAsia="fr-FR"/>
+        </w:rPr>
+        <w:t>96</w:t>
+      </w:r>
+      <w:r>
+        <w:rPr>
+          <w:rFonts w:ascii="Arial" w:eastAsia="Times New Roman" w:hAnsi="Arial" w:cs="Arial"/>
+          <w:sz w:val="20"/>
+          <w:szCs w:val="20"/>
+          <w:lang w:eastAsia="fr-FR"/>
+        </w:rPr>
         <w:t>h</w:t>
       </w:r>
       <w:r>
@@ -3979,7 +3938,7 @@
           <w:szCs w:val="20"/>
           <w:lang w:eastAsia="fr-FR"/>
         </w:rPr>
-        <w:t xml:space="preserve">                                                                        </w:t>
+        <w:t xml:space="preserve">   </w:t>
       </w:r>
       <w:r>
         <w:rPr>
@@ -3988,15 +3947,7 @@
           <w:szCs w:val="20"/>
           <w:lang w:eastAsia="fr-FR"/>
         </w:rPr>
-        <w:t xml:space="preserve">                  2022 -</w:t>
-      </w:r>
-      <w:r>
-        <w:rPr>
-          <w:rFonts w:ascii="Arial" w:hAnsi="Arial" w:cs="Arial"/>
-          <w:sz w:val="20"/>
-          <w:szCs w:val="20"/>
-        </w:rPr>
-        <w:t xml:space="preserve"> </w:t>
+        <w:t xml:space="preserve">        2022-2024</w:t>
       </w:r>
       <w:r>
         <w:rPr>
@@ -4005,77 +3956,16 @@
           <w:szCs w:val="20"/>
           <w:lang w:eastAsia="fr-FR"/>
         </w:rPr>
-        <w:t>2024</w:t>
-      </w:r>
-    </w:p>
-    <w:p>
-      <w:pPr>
-        <w:spacing w:after="0"/>
-        <w:ind w:right="-57"/>
-        <w:rPr>
-          <w:rFonts w:ascii="Arial" w:hAnsi="Arial" w:cs="Arial"/>
-          <w:sz w:val="20"/>
-          <w:szCs w:val="20"/>
-        </w:rPr>
-      </w:pPr>
+        <w:t xml:space="preserve">                                                                     </w:t>
+      </w:r>
       <w:r>
         <w:rPr>
           <w:rFonts w:ascii="Arial" w:eastAsia="Times New Roman" w:hAnsi="Arial" w:cs="Arial"/>
-          <w:b/>
-          <w:bCs/>
           <w:sz w:val="20"/>
           <w:szCs w:val="20"/>
           <w:lang w:eastAsia="fr-FR"/>
         </w:rPr>
-        <w:t>« Analyse de Donnée</w:t>
-      </w:r>
-      <w:r>
-        <w:rPr>
-          <w:rFonts w:ascii="Arial" w:eastAsia="Times New Roman" w:hAnsi="Arial" w:cs="Arial"/>
-          <w:b/>
-          <w:bCs/>
-          <w:sz w:val="20"/>
-          <w:szCs w:val="20"/>
-          <w:lang w:eastAsia="fr-FR"/>
-        </w:rPr>
-        <w:t>s</w:t>
-      </w:r>
-      <w:r>
-        <w:rPr>
-          <w:rFonts w:ascii="Arial" w:eastAsia="Times New Roman" w:hAnsi="Arial" w:cs="Arial"/>
-          <w:b/>
-          <w:bCs/>
-          <w:sz w:val="20"/>
-          <w:szCs w:val="20"/>
-          <w:lang w:eastAsia="fr-FR"/>
-        </w:rPr>
-        <w:t xml:space="preserve"> avec R Commander » </w:t>
-      </w:r>
-      <w:r>
-        <w:rPr>
-          <w:rFonts w:ascii="Arial" w:hAnsi="Arial" w:cs="Arial"/>
-          <w:sz w:val="20"/>
-          <w:szCs w:val="20"/>
-        </w:rPr>
-        <w:t xml:space="preserve">– </w:t>
-      </w:r>
-      <w:r>
-        <w:rPr>
-          <w:rFonts w:ascii="Arial" w:eastAsia="Times New Roman" w:hAnsi="Arial" w:cs="Arial"/>
-          <w:sz w:val="20"/>
-          <w:szCs w:val="20"/>
-          <w:lang w:eastAsia="fr-FR"/>
-        </w:rPr>
-        <w:t>48</w:t>
-      </w:r>
-      <w:r>
-        <w:rPr>
-          <w:rFonts w:ascii="Arial" w:eastAsia="Times New Roman" w:hAnsi="Arial" w:cs="Arial"/>
-          <w:sz w:val="20"/>
-          <w:szCs w:val="20"/>
-          <w:lang w:eastAsia="fr-FR"/>
-        </w:rPr>
-        <w:t>h</w:t>
+        <w:t xml:space="preserve">     </w:t>
       </w:r>
     </w:p>
     <w:p>
@@ -4194,35 +4084,16 @@
           <w:szCs w:val="20"/>
           <w:lang w:eastAsia="fr-FR"/>
         </w:rPr>
-        <w:t>1</w:t>
+        <w:t xml:space="preserve">                     </w:t>
       </w:r>
       <w:r>
         <w:rPr>
           <w:rFonts w:ascii="Arial" w:eastAsia="Times New Roman" w:hAnsi="Arial" w:cs="Arial"/>
           <w:sz w:val="20"/>
           <w:szCs w:val="20"/>
-          <w:vertAlign w:val="superscript"/>
           <w:lang w:eastAsia="fr-FR"/>
         </w:rPr>
-        <w:t>er</w:t>
-      </w:r>
-      <w:r>
-        <w:rPr>
-          <w:rFonts w:ascii="Arial" w:eastAsia="Times New Roman" w:hAnsi="Arial" w:cs="Arial"/>
-          <w:sz w:val="20"/>
-          <w:szCs w:val="20"/>
-          <w:lang w:eastAsia="fr-FR"/>
-        </w:rPr>
-        <w:t xml:space="preserve"> semestre</w:t>
-      </w:r>
-      <w:r>
-        <w:rPr>
-          <w:rFonts w:ascii="Arial" w:eastAsia="Times New Roman" w:hAnsi="Arial" w:cs="Arial"/>
-          <w:sz w:val="20"/>
-          <w:szCs w:val="20"/>
-          <w:lang w:eastAsia="fr-FR"/>
-        </w:rPr>
-        <w:t xml:space="preserve"> 201</w:t>
+        <w:t>201</w:t>
       </w:r>
       <w:r>
         <w:rPr>
@@ -4246,32 +4117,6 @@
           <w:szCs w:val="20"/>
         </w:rPr>
       </w:pPr>
-      <w:r>
-        <w:rPr>
-          <w:rFonts w:ascii="Arial" w:hAnsi="Arial" w:cs="Arial"/>
-          <w:sz w:val="20"/>
-          <w:szCs w:val="20"/>
-        </w:rPr>
-        <w:t xml:space="preserve">IUT </w:t>
-      </w:r>
-      <w:r>
-        <w:rPr>
-          <w:rFonts w:ascii="Arial" w:hAnsi="Arial" w:cs="Arial"/>
-          <w:bCs/>
-          <w:sz w:val="20"/>
-          <w:szCs w:val="20"/>
-        </w:rPr>
-        <w:t xml:space="preserve">Statistique et Informatique Décisionnelle </w:t>
-      </w:r>
-      <w:r>
-        <w:rPr>
-          <w:rFonts w:ascii="Arial" w:hAnsi="Arial" w:cs="Arial"/>
-          <w:bCs/>
-          <w:sz w:val="20"/>
-          <w:szCs w:val="20"/>
-        </w:rPr>
-        <w:t xml:space="preserve">                                                                  </w:t>
-      </w:r>
     </w:p>
     <w:p>
       <w:pPr>
@@ -4300,6 +4145,22 @@
     </w:p>
     <w:p>
       <w:pPr>
+        <w:rPr>
+          <w:rFonts w:ascii="Arial" w:eastAsiaTheme="majorEastAsia" w:hAnsi="Arial" w:cs="Arial"/>
+          <w:b/>
+          <w:sz w:val="24"/>
+          <w:szCs w:val="32"/>
+        </w:rPr>
+      </w:pPr>
+      <w:r>
+        <w:rPr>
+          <w:rFonts w:cs="Arial"/>
+        </w:rPr>
+        <w:br w:type="page"/>
+      </w:r>
+    </w:p>
+    <w:p>
+      <w:pPr>
         <w:pStyle w:val="Titre1"/>
         <w:rPr>
           <w:rFonts w:cs="Arial"/>
@@ -4309,6 +4170,7 @@
         <w:rPr>
           <w:rFonts w:cs="Arial"/>
         </w:rPr>
+        <w:lastRenderedPageBreak/>
         <w:t>COMPETENCES</w:t>
       </w:r>
     </w:p>
@@ -4321,40 +4183,300 @@
         </w:numPr>
         <w:spacing w:after="0"/>
         <w:rPr>
-          <w:rFonts w:ascii="Arial" w:hAnsi="Arial" w:cs="Arial"/>
-          <w:b/>
-          <w:bCs/>
-          <w:sz w:val="20"/>
-          <w:szCs w:val="20"/>
-        </w:rPr>
-      </w:pPr>
-      <w:r>
-        <w:rPr>
-          <w:rFonts w:ascii="Arial" w:hAnsi="Arial" w:cs="Arial"/>
-          <w:b/>
-          <w:bCs/>
-          <w:sz w:val="20"/>
-          <w:szCs w:val="20"/>
-        </w:rPr>
-        <w:t>Data Management</w:t>
-      </w:r>
-      <w:r>
-        <w:rPr>
-          <w:rFonts w:ascii="Arial" w:hAnsi="Arial" w:cs="Arial"/>
-          <w:b/>
-          <w:bCs/>
-          <w:sz w:val="20"/>
-          <w:szCs w:val="20"/>
-        </w:rPr>
-        <w:t> </w:t>
-      </w:r>
-      <w:r>
-        <w:rPr>
-          <w:rFonts w:ascii="Arial" w:hAnsi="Arial" w:cs="Arial"/>
-          <w:sz w:val="20"/>
-          <w:szCs w:val="20"/>
-        </w:rPr>
-        <w:t>: SNDS</w:t>
+          <w:rStyle w:val="agcmg"/>
+          <w:rFonts w:ascii="Arial" w:hAnsi="Arial" w:cs="Arial"/>
+          <w:sz w:val="20"/>
+          <w:szCs w:val="20"/>
+        </w:rPr>
+      </w:pPr>
+      <w:r>
+        <w:rPr>
+          <w:rStyle w:val="agcmg"/>
+          <w:rFonts w:ascii="Arial" w:hAnsi="Arial" w:cs="Arial"/>
+          <w:b/>
+          <w:bCs/>
+          <w:sz w:val="20"/>
+          <w:szCs w:val="20"/>
+        </w:rPr>
+        <w:t>Statistiques</w:t>
+      </w:r>
+      <w:r>
+        <w:rPr>
+          <w:rStyle w:val="agcmg"/>
+          <w:rFonts w:ascii="Arial" w:hAnsi="Arial" w:cs="Arial"/>
+          <w:b/>
+          <w:bCs/>
+          <w:sz w:val="20"/>
+          <w:szCs w:val="20"/>
+        </w:rPr>
+        <w:t xml:space="preserve"> </w:t>
+      </w:r>
+      <w:r>
+        <w:rPr>
+          <w:rStyle w:val="agcmg"/>
+          <w:rFonts w:ascii="Arial" w:hAnsi="Arial" w:cs="Arial"/>
+          <w:sz w:val="20"/>
+          <w:szCs w:val="20"/>
+        </w:rPr>
+        <w:t xml:space="preserve">: </w:t>
+      </w:r>
+    </w:p>
+    <w:p>
+      <w:pPr>
+        <w:pStyle w:val="Paragraphedeliste"/>
+        <w:numPr>
+          <w:ilvl w:val="1"/>
+          <w:numId w:val="7"/>
+        </w:numPr>
+        <w:spacing w:after="0"/>
+        <w:rPr>
+          <w:rStyle w:val="agcmg"/>
+          <w:rFonts w:ascii="Arial" w:hAnsi="Arial" w:cs="Arial"/>
+          <w:sz w:val="20"/>
+          <w:szCs w:val="20"/>
+        </w:rPr>
+      </w:pPr>
+      <w:r>
+        <w:rPr>
+          <w:rStyle w:val="agcmg"/>
+          <w:rFonts w:ascii="Arial" w:hAnsi="Arial" w:cs="Arial"/>
+          <w:bCs/>
+          <w:sz w:val="20"/>
+          <w:szCs w:val="20"/>
+        </w:rPr>
+        <w:t>Modélisation </w:t>
+      </w:r>
+      <w:r>
+        <w:rPr>
+          <w:rStyle w:val="agcmg"/>
+          <w:rFonts w:ascii="Arial" w:hAnsi="Arial" w:cs="Arial"/>
+          <w:sz w:val="20"/>
+          <w:szCs w:val="20"/>
+        </w:rPr>
+        <w:t xml:space="preserve">: </w:t>
+      </w:r>
+      <w:r>
+        <w:rPr>
+          <w:rStyle w:val="agcmg"/>
+          <w:rFonts w:ascii="Arial" w:hAnsi="Arial" w:cs="Arial"/>
+          <w:sz w:val="20"/>
+          <w:szCs w:val="20"/>
+        </w:rPr>
+        <w:t>analyse</w:t>
+      </w:r>
+      <w:r>
+        <w:rPr>
+          <w:rStyle w:val="agcmg"/>
+          <w:rFonts w:ascii="Arial" w:hAnsi="Arial" w:cs="Arial"/>
+          <w:sz w:val="20"/>
+          <w:szCs w:val="20"/>
+        </w:rPr>
+        <w:t xml:space="preserve"> de survie, </w:t>
+      </w:r>
+      <w:r>
+        <w:rPr>
+          <w:rStyle w:val="agcmg"/>
+          <w:rFonts w:ascii="Arial" w:hAnsi="Arial" w:cs="Arial"/>
+          <w:sz w:val="20"/>
+          <w:szCs w:val="20"/>
+        </w:rPr>
+        <w:t>GLM, GEE</w:t>
+      </w:r>
+    </w:p>
+    <w:p>
+      <w:pPr>
+        <w:pStyle w:val="Paragraphedeliste"/>
+        <w:numPr>
+          <w:ilvl w:val="1"/>
+          <w:numId w:val="7"/>
+        </w:numPr>
+        <w:spacing w:after="0"/>
+        <w:rPr>
+          <w:rStyle w:val="agcmg"/>
+          <w:rFonts w:ascii="Arial" w:hAnsi="Arial" w:cs="Arial"/>
+          <w:sz w:val="20"/>
+          <w:szCs w:val="20"/>
+        </w:rPr>
+      </w:pPr>
+      <w:r>
+        <w:rPr>
+          <w:rStyle w:val="agcmg"/>
+          <w:rFonts w:ascii="Arial" w:hAnsi="Arial" w:cs="Arial"/>
+          <w:sz w:val="20"/>
+          <w:szCs w:val="20"/>
+        </w:rPr>
+        <w:t xml:space="preserve">Analyses de données longitudinales : </w:t>
+      </w:r>
+      <w:r>
+        <w:rPr>
+          <w:rStyle w:val="agcmg"/>
+          <w:rFonts w:ascii="Arial" w:hAnsi="Arial" w:cs="Arial"/>
+          <w:sz w:val="20"/>
+          <w:szCs w:val="20"/>
+        </w:rPr>
+        <w:t>séquences</w:t>
+      </w:r>
+      <w:r>
+        <w:rPr>
+          <w:rStyle w:val="agcmg"/>
+          <w:rFonts w:ascii="Arial" w:hAnsi="Arial" w:cs="Arial"/>
+          <w:sz w:val="20"/>
+          <w:szCs w:val="20"/>
+        </w:rPr>
+        <w:t>…</w:t>
+      </w:r>
+    </w:p>
+    <w:p>
+      <w:pPr>
+        <w:pStyle w:val="Paragraphedeliste"/>
+        <w:numPr>
+          <w:ilvl w:val="1"/>
+          <w:numId w:val="7"/>
+        </w:numPr>
+        <w:spacing w:after="0"/>
+        <w:rPr>
+          <w:rStyle w:val="agcmg"/>
+          <w:rFonts w:ascii="Arial" w:hAnsi="Arial" w:cs="Arial"/>
+          <w:sz w:val="20"/>
+          <w:szCs w:val="20"/>
+        </w:rPr>
+      </w:pPr>
+      <w:r>
+        <w:rPr>
+          <w:rStyle w:val="agcmg"/>
+          <w:rFonts w:ascii="Arial" w:hAnsi="Arial" w:cs="Arial"/>
+          <w:sz w:val="20"/>
+          <w:szCs w:val="20"/>
+        </w:rPr>
+        <w:t xml:space="preserve">Emulation d’essais cliniques : </w:t>
+      </w:r>
+      <w:r>
+        <w:rPr>
+          <w:rStyle w:val="agcmg"/>
+          <w:rFonts w:ascii="Arial" w:hAnsi="Arial" w:cs="Arial"/>
+          <w:sz w:val="20"/>
+          <w:szCs w:val="20"/>
+        </w:rPr>
+        <w:t>CCW…</w:t>
+      </w:r>
+    </w:p>
+    <w:p>
+      <w:pPr>
+        <w:pStyle w:val="Paragraphedeliste"/>
+        <w:numPr>
+          <w:ilvl w:val="1"/>
+          <w:numId w:val="7"/>
+        </w:numPr>
+        <w:spacing w:after="0"/>
+        <w:rPr>
+          <w:rStyle w:val="agcmg"/>
+          <w:rFonts w:ascii="Arial" w:hAnsi="Arial" w:cs="Arial"/>
+          <w:sz w:val="20"/>
+          <w:szCs w:val="20"/>
+        </w:rPr>
+      </w:pPr>
+      <w:r>
+        <w:rPr>
+          <w:rStyle w:val="agcmg"/>
+          <w:rFonts w:ascii="Arial" w:hAnsi="Arial" w:cs="Arial"/>
+          <w:sz w:val="20"/>
+          <w:szCs w:val="20"/>
+        </w:rPr>
+        <w:t>Inférence causale : IPTW, appariement, HdPS…</w:t>
+      </w:r>
+    </w:p>
+    <w:p>
+      <w:pPr>
+        <w:pStyle w:val="Paragraphedeliste"/>
+        <w:numPr>
+          <w:ilvl w:val="1"/>
+          <w:numId w:val="7"/>
+        </w:numPr>
+        <w:spacing w:after="0"/>
+        <w:rPr>
+          <w:rStyle w:val="agcmg"/>
+          <w:rFonts w:ascii="Arial" w:hAnsi="Arial" w:cs="Arial"/>
+          <w:sz w:val="20"/>
+          <w:szCs w:val="20"/>
+          <w:lang w:val="en-US"/>
+        </w:rPr>
+      </w:pPr>
+      <w:r>
+        <w:rPr>
+          <w:rStyle w:val="agcmg"/>
+          <w:rFonts w:ascii="Arial" w:hAnsi="Arial" w:cs="Arial"/>
+          <w:sz w:val="20"/>
+          <w:szCs w:val="20"/>
+          <w:lang w:val="en-US"/>
+        </w:rPr>
+        <w:t>M</w:t>
+      </w:r>
+      <w:r>
+        <w:rPr>
+          <w:rStyle w:val="agcmg"/>
+          <w:rFonts w:ascii="Arial" w:hAnsi="Arial" w:cs="Arial"/>
+          <w:sz w:val="20"/>
+          <w:szCs w:val="20"/>
+          <w:lang w:val="en-US"/>
+        </w:rPr>
+        <w:t xml:space="preserve">achine </w:t>
+      </w:r>
+      <w:r>
+        <w:rPr>
+          <w:rStyle w:val="agcmg"/>
+          <w:rFonts w:ascii="Arial" w:hAnsi="Arial" w:cs="Arial"/>
+          <w:sz w:val="20"/>
+          <w:szCs w:val="20"/>
+          <w:lang w:val="en-US"/>
+        </w:rPr>
+        <w:t>learning:</w:t>
+      </w:r>
+      <w:r>
+        <w:rPr>
+          <w:rStyle w:val="agcmg"/>
+          <w:rFonts w:ascii="Arial" w:hAnsi="Arial" w:cs="Arial"/>
+          <w:sz w:val="20"/>
+          <w:szCs w:val="20"/>
+          <w:lang w:val="en-US"/>
+        </w:rPr>
+        <w:t xml:space="preserve"> </w:t>
+      </w:r>
+      <w:r>
+        <w:rPr>
+          <w:rStyle w:val="agcmg"/>
+          <w:rFonts w:ascii="Arial" w:hAnsi="Arial" w:cs="Arial"/>
+          <w:sz w:val="20"/>
+          <w:szCs w:val="20"/>
+          <w:lang w:val="en-US"/>
+        </w:rPr>
+        <w:t>ACM, CAH, LASSO…</w:t>
+      </w:r>
+    </w:p>
+    <w:p>
+      <w:pPr>
+        <w:pStyle w:val="Paragraphedeliste"/>
+        <w:numPr>
+          <w:ilvl w:val="1"/>
+          <w:numId w:val="7"/>
+        </w:numPr>
+        <w:spacing w:after="0"/>
+        <w:rPr>
+          <w:rStyle w:val="agcmg"/>
+          <w:rFonts w:ascii="Arial" w:hAnsi="Arial" w:cs="Arial"/>
+          <w:sz w:val="20"/>
+          <w:szCs w:val="20"/>
+          <w:lang w:val="en-US"/>
+        </w:rPr>
+      </w:pPr>
+      <w:r>
+        <w:rPr>
+          <w:rStyle w:val="agcmg"/>
+          <w:rFonts w:ascii="Arial" w:hAnsi="Arial" w:cs="Arial"/>
+          <w:sz w:val="20"/>
+          <w:szCs w:val="20"/>
+          <w:lang w:val="en-US"/>
+        </w:rPr>
+        <w:t>Analyses de sensibilité</w:t>
       </w:r>
     </w:p>
     <w:p>
@@ -4369,77 +4491,151 @@
           <w:rFonts w:ascii="Arial" w:hAnsi="Arial" w:cs="Arial"/>
           <w:sz w:val="20"/>
           <w:szCs w:val="20"/>
-        </w:rPr>
-      </w:pPr>
-      <w:r>
-        <w:rPr>
-          <w:rStyle w:val="agcmg"/>
-          <w:rFonts w:ascii="Arial" w:hAnsi="Arial" w:cs="Arial"/>
-          <w:b/>
-          <w:bCs/>
-          <w:sz w:val="20"/>
-          <w:szCs w:val="20"/>
-        </w:rPr>
-        <w:t xml:space="preserve">Analyse </w:t>
-      </w:r>
-      <w:r>
-        <w:rPr>
-          <w:rStyle w:val="agcmg"/>
-          <w:rFonts w:ascii="Arial" w:hAnsi="Arial" w:cs="Arial"/>
-          <w:sz w:val="20"/>
-          <w:szCs w:val="20"/>
-        </w:rPr>
-        <w:t xml:space="preserve">: </w:t>
-      </w:r>
-      <w:r>
-        <w:rPr>
-          <w:rStyle w:val="agcmg"/>
-          <w:rFonts w:ascii="Arial" w:hAnsi="Arial" w:cs="Arial"/>
-          <w:sz w:val="20"/>
-          <w:szCs w:val="20"/>
-        </w:rPr>
-        <w:t>GLM</w:t>
-      </w:r>
-      <w:r>
-        <w:rPr>
-          <w:rStyle w:val="agcmg"/>
-          <w:rFonts w:ascii="Arial" w:hAnsi="Arial" w:cs="Arial"/>
-          <w:sz w:val="20"/>
-          <w:szCs w:val="20"/>
-        </w:rPr>
-        <w:t>, analyse de survie, analyse de séquences, analyse de correspondance</w:t>
-      </w:r>
-      <w:r>
-        <w:rPr>
-          <w:rFonts w:ascii="Arial" w:hAnsi="Arial" w:cs="Arial"/>
-          <w:sz w:val="20"/>
-          <w:szCs w:val="20"/>
-        </w:rPr>
-        <w:t xml:space="preserve">, </w:t>
-      </w:r>
-      <w:r>
-        <w:rPr>
-          <w:rFonts w:ascii="Arial" w:hAnsi="Arial" w:cs="Arial"/>
-          <w:sz w:val="20"/>
-          <w:szCs w:val="20"/>
-        </w:rPr>
-        <w:t>analyse de séries temporelles, analyse de correspondance, cl</w:t>
-      </w:r>
-      <w:r>
-        <w:rPr>
-          <w:rFonts w:ascii="Arial" w:hAnsi="Arial" w:cs="Arial"/>
-          <w:sz w:val="20"/>
-          <w:szCs w:val="20"/>
-        </w:rPr>
-        <w:t>assification</w:t>
-      </w:r>
-      <w:r>
-        <w:rPr>
-          <w:rFonts w:ascii="Arial" w:hAnsi="Arial" w:cs="Arial"/>
-          <w:sz w:val="20"/>
-          <w:szCs w:val="20"/>
+          <w:lang w:val="en-US"/>
+        </w:rPr>
+      </w:pPr>
+      <w:r>
+        <w:rPr>
+          <w:rFonts w:ascii="Arial" w:hAnsi="Arial" w:cs="Arial"/>
+          <w:b/>
+          <w:sz w:val="20"/>
+          <w:szCs w:val="20"/>
+          <w:lang w:val="en-US"/>
+        </w:rPr>
+        <w:t>Recherche</w:t>
+      </w:r>
+      <w:r>
+        <w:rPr>
+          <w:rFonts w:ascii="Arial" w:hAnsi="Arial" w:cs="Arial"/>
+          <w:sz w:val="20"/>
+          <w:szCs w:val="20"/>
+          <w:lang w:val="en-US"/>
+        </w:rPr>
+        <w:t xml:space="preserve"> :</w:t>
+      </w:r>
+    </w:p>
+    <w:p>
+      <w:pPr>
+        <w:pStyle w:val="Paragraphedeliste"/>
+        <w:numPr>
+          <w:ilvl w:val="1"/>
+          <w:numId w:val="7"/>
+        </w:numPr>
+        <w:spacing w:after="0"/>
+        <w:rPr>
+          <w:rFonts w:ascii="Arial" w:hAnsi="Arial" w:cs="Arial"/>
+          <w:sz w:val="20"/>
+          <w:szCs w:val="20"/>
+          <w:lang w:val="en-US"/>
+        </w:rPr>
+      </w:pPr>
+      <w:r>
+        <w:rPr>
+          <w:rFonts w:ascii="Arial" w:hAnsi="Arial" w:cs="Arial"/>
+          <w:sz w:val="20"/>
+          <w:szCs w:val="20"/>
+          <w:lang w:val="en-US"/>
+        </w:rPr>
+        <w:t>Pharmacoépidémiologie</w:t>
+      </w:r>
+    </w:p>
+    <w:p>
+      <w:pPr>
+        <w:pStyle w:val="Paragraphedeliste"/>
+        <w:numPr>
+          <w:ilvl w:val="1"/>
+          <w:numId w:val="7"/>
+        </w:numPr>
+        <w:spacing w:after="0"/>
+        <w:rPr>
+          <w:rFonts w:ascii="Arial" w:hAnsi="Arial" w:cs="Arial"/>
+          <w:sz w:val="20"/>
+          <w:szCs w:val="20"/>
+        </w:rPr>
+      </w:pPr>
+      <w:r>
+        <w:rPr>
+          <w:rFonts w:ascii="Arial" w:hAnsi="Arial" w:cs="Arial"/>
+          <w:sz w:val="20"/>
+          <w:szCs w:val="20"/>
+        </w:rPr>
+        <w:t xml:space="preserve">RWE, </w:t>
+      </w:r>
+      <w:r>
+        <w:rPr>
+          <w:rFonts w:ascii="Arial" w:hAnsi="Arial" w:cs="Arial"/>
+          <w:sz w:val="20"/>
+          <w:szCs w:val="20"/>
+        </w:rPr>
+        <w:t xml:space="preserve">études sur </w:t>
+      </w:r>
+      <w:r>
+        <w:rPr>
+          <w:rFonts w:ascii="Arial" w:hAnsi="Arial" w:cs="Arial"/>
+          <w:sz w:val="20"/>
+          <w:szCs w:val="20"/>
+        </w:rPr>
+        <w:t>données observation</w:t>
+      </w:r>
+      <w:r>
+        <w:rPr>
+          <w:rFonts w:ascii="Arial" w:hAnsi="Arial" w:cs="Arial"/>
+          <w:sz w:val="20"/>
+          <w:szCs w:val="20"/>
+        </w:rPr>
+        <w:t xml:space="preserve">nelles </w:t>
+      </w:r>
+    </w:p>
+    <w:p>
+      <w:pPr>
+        <w:pStyle w:val="Paragraphedeliste"/>
+        <w:numPr>
+          <w:ilvl w:val="1"/>
+          <w:numId w:val="7"/>
+        </w:numPr>
+        <w:spacing w:after="0"/>
+        <w:rPr>
+          <w:rFonts w:ascii="Arial" w:hAnsi="Arial" w:cs="Arial"/>
+          <w:sz w:val="20"/>
+          <w:szCs w:val="20"/>
+          <w:lang w:val="en-US"/>
+        </w:rPr>
+      </w:pPr>
+      <w:r>
+        <w:rPr>
+          <w:rFonts w:ascii="Arial" w:hAnsi="Arial" w:cs="Arial"/>
+          <w:sz w:val="20"/>
+          <w:szCs w:val="20"/>
+          <w:lang w:val="en-US"/>
+        </w:rPr>
+        <w:t>Health Economics and Outcomes Research</w:t>
+      </w:r>
+      <w:r>
+        <w:rPr>
+          <w:rFonts w:ascii="Arial" w:hAnsi="Arial" w:cs="Arial"/>
+          <w:sz w:val="20"/>
+          <w:szCs w:val="20"/>
+          <w:lang w:val="en-US"/>
         </w:rPr>
         <w:t xml:space="preserve"> </w:t>
+      </w:r>
+      <w:r>
+        <w:rPr>
+          <w:rFonts w:ascii="Arial" w:hAnsi="Arial" w:cs="Arial"/>
+          <w:sz w:val="20"/>
+          <w:szCs w:val="20"/>
+          <w:lang w:val="en-US"/>
+        </w:rPr>
+        <w:t>(</w:t>
+      </w:r>
+      <w:r>
+        <w:rPr>
+          <w:rFonts w:ascii="Arial" w:hAnsi="Arial" w:cs="Arial"/>
+          <w:sz w:val="20"/>
+          <w:szCs w:val="20"/>
+          <w:lang w:val="en-US"/>
+        </w:rPr>
+        <w:t>HEOR)</w:t>
       </w:r>
     </w:p>
     <w:p>
@@ -4465,40 +4661,44 @@
           <w:szCs w:val="20"/>
           <w:lang w:eastAsia="fr-FR"/>
         </w:rPr>
-        <w:t xml:space="preserve">Méthodologie </w:t>
+        <w:t>Programmation</w:t>
       </w:r>
       <w:r>
         <w:rPr>
           <w:rFonts w:ascii="Arial" w:eastAsia="Times New Roman" w:hAnsi="Arial" w:cs="Arial"/>
+          <w:b/>
+          <w:bCs/>
           <w:sz w:val="20"/>
           <w:szCs w:val="20"/>
           <w:lang w:eastAsia="fr-FR"/>
         </w:rPr>
+        <w:t xml:space="preserve"> </w:t>
+      </w:r>
+      <w:r>
+        <w:rPr>
+          <w:rFonts w:ascii="Arial" w:eastAsia="Times New Roman" w:hAnsi="Arial" w:cs="Arial"/>
+          <w:b/>
+          <w:bCs/>
+          <w:sz w:val="20"/>
+          <w:szCs w:val="20"/>
+          <w:lang w:eastAsia="fr-FR"/>
+        </w:rPr>
+        <w:t xml:space="preserve">&amp; Data </w:t>
+      </w:r>
+      <w:r>
+        <w:rPr>
+          <w:rFonts w:ascii="Arial" w:eastAsia="Times New Roman" w:hAnsi="Arial" w:cs="Arial"/>
+          <w:sz w:val="20"/>
+          <w:szCs w:val="20"/>
+          <w:lang w:eastAsia="fr-FR"/>
+        </w:rPr>
         <w:t xml:space="preserve">: </w:t>
       </w:r>
-      <w:r>
-        <w:rPr>
-          <w:rFonts w:ascii="Arial" w:eastAsia="Times New Roman" w:hAnsi="Arial" w:cs="Arial"/>
-          <w:sz w:val="20"/>
-          <w:szCs w:val="20"/>
-          <w:lang w:eastAsia="fr-FR"/>
-        </w:rPr>
-        <w:t>appariement et pondération</w:t>
-      </w:r>
-      <w:r>
-        <w:rPr>
-          <w:rFonts w:ascii="Arial" w:eastAsia="Times New Roman" w:hAnsi="Arial" w:cs="Arial"/>
-          <w:sz w:val="20"/>
-          <w:szCs w:val="20"/>
-          <w:lang w:eastAsia="fr-FR"/>
-        </w:rPr>
-        <w:t>, analyses de sensibilité, scores de propension...</w:t>
-      </w:r>
     </w:p>
     <w:p>
       <w:pPr>
         <w:numPr>
-          <w:ilvl w:val="0"/>
+          <w:ilvl w:val="1"/>
           <w:numId w:val="7"/>
         </w:numPr>
         <w:spacing w:before="100" w:beforeAutospacing="1" w:after="100" w:afterAutospacing="1" w:line="240" w:lineRule="auto"/>
@@ -4512,13 +4712,11 @@
       <w:r>
         <w:rPr>
           <w:rFonts w:ascii="Arial" w:eastAsia="Times New Roman" w:hAnsi="Arial" w:cs="Arial"/>
-          <w:b/>
-          <w:bCs/>
           <w:sz w:val="20"/>
           <w:szCs w:val="20"/>
           <w:lang w:eastAsia="fr-FR"/>
         </w:rPr>
-        <w:t xml:space="preserve">Recherche </w:t>
+        <w:t xml:space="preserve">R &amp; </w:t>
       </w:r>
       <w:r>
         <w:rPr>
@@ -4527,13 +4725,49 @@
           <w:szCs w:val="20"/>
           <w:lang w:eastAsia="fr-FR"/>
         </w:rPr>
-        <w:t>: protocole, plan d’analyse, rapport d’étude et article scientifique</w:t>
+        <w:t xml:space="preserve">SAS, </w:t>
+      </w:r>
+      <w:r>
+        <w:rPr>
+          <w:rFonts w:ascii="Arial" w:eastAsia="Times New Roman" w:hAnsi="Arial" w:cs="Arial"/>
+          <w:sz w:val="20"/>
+          <w:szCs w:val="20"/>
+          <w:lang w:eastAsia="fr-FR"/>
+        </w:rPr>
+        <w:t>Git</w:t>
+      </w:r>
+      <w:r>
+        <w:rPr>
+          <w:rFonts w:ascii="Arial" w:eastAsia="Times New Roman" w:hAnsi="Arial" w:cs="Arial"/>
+          <w:sz w:val="20"/>
+          <w:szCs w:val="20"/>
+          <w:lang w:eastAsia="fr-FR"/>
+        </w:rPr>
+        <w:t xml:space="preserve">, </w:t>
+      </w:r>
+      <w:r>
+        <w:rPr>
+          <w:rFonts w:ascii="Arial" w:eastAsia="Times New Roman" w:hAnsi="Arial" w:cs="Arial"/>
+          <w:sz w:val="20"/>
+          <w:szCs w:val="20"/>
+          <w:lang w:eastAsia="fr-FR"/>
+        </w:rPr>
+        <w:t>Python</w:t>
+      </w:r>
+      <w:r>
+        <w:rPr>
+          <w:rFonts w:ascii="Arial" w:eastAsia="Times New Roman" w:hAnsi="Arial" w:cs="Arial"/>
+          <w:sz w:val="20"/>
+          <w:szCs w:val="20"/>
+          <w:lang w:eastAsia="fr-FR"/>
+        </w:rPr>
+        <w:t>…</w:t>
       </w:r>
     </w:p>
     <w:p>
       <w:pPr>
         <w:numPr>
-          <w:ilvl w:val="0"/>
+          <w:ilvl w:val="1"/>
           <w:numId w:val="7"/>
         </w:numPr>
         <w:spacing w:before="100" w:beforeAutospacing="1" w:after="100" w:afterAutospacing="1" w:line="240" w:lineRule="auto"/>
@@ -4547,107 +4781,113 @@
       <w:r>
         <w:rPr>
           <w:rFonts w:ascii="Arial" w:eastAsia="Times New Roman" w:hAnsi="Arial" w:cs="Arial"/>
-          <w:b/>
-          <w:bCs/>
           <w:sz w:val="20"/>
           <w:szCs w:val="20"/>
           <w:lang w:eastAsia="fr-FR"/>
         </w:rPr>
-        <w:t xml:space="preserve">Informatique </w:t>
-      </w:r>
-      <w:r>
-        <w:rPr>
-          <w:rFonts w:ascii="Arial" w:eastAsia="Times New Roman" w:hAnsi="Arial" w:cs="Arial"/>
-          <w:sz w:val="20"/>
-          <w:szCs w:val="20"/>
-          <w:lang w:eastAsia="fr-FR"/>
-        </w:rPr>
-        <w:t>: R, SAS, Python, ArcGIS, github</w:t>
-      </w:r>
-    </w:p>
-    <w:p>
-      <w:pPr>
-        <w:pStyle w:val="Paragraphedeliste"/>
+        <w:t xml:space="preserve">Grandes base de données : SNDS, chainage… </w:t>
+      </w:r>
+    </w:p>
+    <w:p>
+      <w:pPr>
         <w:numPr>
-          <w:ilvl w:val="0"/>
-          <w:numId w:val="8"/>
-        </w:numPr>
-        <w:spacing w:after="0"/>
-        <w:rPr>
-          <w:rFonts w:ascii="Arial" w:hAnsi="Arial" w:cs="Arial"/>
-          <w:b/>
-          <w:bCs/>
-        </w:rPr>
-      </w:pPr>
-      <w:r>
-        <w:rPr>
-          <w:rFonts w:ascii="Arial" w:hAnsi="Arial" w:cs="Arial"/>
-          <w:sz w:val="20"/>
-          <w:szCs w:val="20"/>
-        </w:rPr>
-        <w:t>Connaissance du SNDS</w:t>
-      </w:r>
-      <w:r>
-        <w:rPr>
-          <w:rFonts w:ascii="Arial" w:hAnsi="Arial" w:cs="Arial"/>
-          <w:sz w:val="20"/>
-          <w:szCs w:val="20"/>
-        </w:rPr>
-        <w:t xml:space="preserve"> </w:t>
-      </w:r>
-    </w:p>
-    <w:p>
-      <w:pPr>
-        <w:pStyle w:val="Paragraphedeliste"/>
-        <w:numPr>
-          <w:ilvl w:val="0"/>
+          <w:ilvl w:val="1"/>
           <w:numId w:val="7"/>
         </w:numPr>
-        <w:spacing w:after="0"/>
-        <w:rPr>
-          <w:rFonts w:ascii="Arial" w:hAnsi="Arial" w:cs="Arial"/>
-          <w:sz w:val="20"/>
-          <w:szCs w:val="20"/>
-        </w:rPr>
-      </w:pPr>
-      <w:r>
-        <w:rPr>
-          <w:rFonts w:ascii="Arial" w:hAnsi="Arial" w:cs="Arial"/>
-          <w:sz w:val="20"/>
-          <w:szCs w:val="20"/>
-        </w:rPr>
-        <w:t>Visualisation de données : ggplot2, mpsf, ArcQIS</w:t>
-      </w:r>
-    </w:p>
-    <w:p>
-      <w:pPr>
-        <w:pStyle w:val="Paragraphedeliste"/>
+        <w:spacing w:before="100" w:beforeAutospacing="1" w:after="100" w:afterAutospacing="1" w:line="240" w:lineRule="auto"/>
+        <w:rPr>
+          <w:rFonts w:ascii="Arial" w:eastAsia="Times New Roman" w:hAnsi="Arial" w:cs="Arial"/>
+          <w:sz w:val="20"/>
+          <w:szCs w:val="20"/>
+          <w:lang w:val="en-US" w:eastAsia="fr-FR"/>
+        </w:rPr>
+      </w:pPr>
+      <w:r>
+        <w:rPr>
+          <w:rFonts w:ascii="Arial" w:eastAsia="Times New Roman" w:hAnsi="Arial" w:cs="Arial"/>
+          <w:sz w:val="20"/>
+          <w:szCs w:val="20"/>
+          <w:lang w:val="en-US" w:eastAsia="fr-FR"/>
+        </w:rPr>
+        <w:t xml:space="preserve">Visualisation : </w:t>
+      </w:r>
+      <w:r>
+        <w:rPr>
+          <w:rFonts w:ascii="Arial" w:eastAsia="Times New Roman" w:hAnsi="Arial" w:cs="Arial"/>
+          <w:sz w:val="20"/>
+          <w:szCs w:val="20"/>
+          <w:lang w:val="en-US" w:eastAsia="fr-FR"/>
+        </w:rPr>
+        <w:t>R (ggplot2, plotly, mpsf),</w:t>
+      </w:r>
+      <w:r>
+        <w:rPr>
+          <w:rFonts w:ascii="Arial" w:eastAsia="Times New Roman" w:hAnsi="Arial" w:cs="Arial"/>
+          <w:sz w:val="20"/>
+          <w:szCs w:val="20"/>
+          <w:lang w:val="en-US" w:eastAsia="fr-FR"/>
+        </w:rPr>
+        <w:t xml:space="preserve"> A</w:t>
+      </w:r>
+      <w:r>
+        <w:rPr>
+          <w:rFonts w:ascii="Arial" w:eastAsia="Times New Roman" w:hAnsi="Arial" w:cs="Arial"/>
+          <w:sz w:val="20"/>
+          <w:szCs w:val="20"/>
+          <w:lang w:val="en-US" w:eastAsia="fr-FR"/>
+        </w:rPr>
+        <w:t>rcGIS</w:t>
+      </w:r>
+    </w:p>
+    <w:p>
+      <w:pPr>
         <w:numPr>
-          <w:ilvl w:val="0"/>
+          <w:ilvl w:val="1"/>
           <w:numId w:val="7"/>
         </w:numPr>
-        <w:spacing w:after="0"/>
-        <w:rPr>
-          <w:rFonts w:ascii="Arial" w:hAnsi="Arial" w:cs="Arial"/>
-          <w:b/>
-          <w:bCs/>
-        </w:rPr>
-      </w:pPr>
-      <w:r>
-        <w:rPr>
-          <w:rFonts w:ascii="Arial" w:hAnsi="Arial" w:cs="Arial"/>
-          <w:sz w:val="20"/>
-          <w:szCs w:val="20"/>
-        </w:rPr>
-        <w:t xml:space="preserve">Développement d’outils : applications, packages, </w:t>
-      </w:r>
-      <w:r>
-        <w:rPr>
-          <w:rFonts w:ascii="Arial" w:hAnsi="Arial" w:cs="Arial"/>
-          <w:sz w:val="20"/>
-          <w:szCs w:val="20"/>
-        </w:rPr>
-        <w:t>rapports automatisés</w:t>
+        <w:spacing w:before="100" w:beforeAutospacing="1" w:after="100" w:afterAutospacing="1" w:line="240" w:lineRule="auto"/>
+        <w:rPr>
+          <w:rFonts w:ascii="Arial" w:eastAsia="Times New Roman" w:hAnsi="Arial" w:cs="Arial"/>
+          <w:sz w:val="20"/>
+          <w:szCs w:val="20"/>
+          <w:lang w:eastAsia="fr-FR"/>
+        </w:rPr>
+      </w:pPr>
+      <w:r>
+        <w:rPr>
+          <w:rFonts w:ascii="Arial" w:eastAsia="Times New Roman" w:hAnsi="Arial" w:cs="Arial"/>
+          <w:sz w:val="20"/>
+          <w:szCs w:val="20"/>
+          <w:lang w:eastAsia="fr-FR"/>
+        </w:rPr>
+        <w:t xml:space="preserve">Développement : packages R, Shiny, </w:t>
+      </w:r>
+      <w:r>
+        <w:rPr>
+          <w:rFonts w:ascii="Arial" w:eastAsia="Times New Roman" w:hAnsi="Arial" w:cs="Arial"/>
+          <w:sz w:val="20"/>
+          <w:szCs w:val="20"/>
+          <w:lang w:eastAsia="fr-FR"/>
+        </w:rPr>
+        <w:t xml:space="preserve">rapports </w:t>
+      </w:r>
+      <w:r>
+        <w:rPr>
+          <w:rFonts w:ascii="Arial" w:eastAsia="Times New Roman" w:hAnsi="Arial" w:cs="Arial"/>
+          <w:sz w:val="20"/>
+          <w:szCs w:val="20"/>
+          <w:lang w:eastAsia="fr-FR"/>
+        </w:rPr>
+        <w:t>R</w:t>
+      </w:r>
+      <w:r>
+        <w:rPr>
+          <w:rFonts w:ascii="Arial" w:eastAsia="Times New Roman" w:hAnsi="Arial" w:cs="Arial"/>
+          <w:sz w:val="20"/>
+          <w:szCs w:val="20"/>
+          <w:lang w:eastAsia="fr-FR"/>
+        </w:rPr>
+        <w:t>markdown</w:t>
       </w:r>
     </w:p>
     <w:p>
@@ -4657,11 +4897,18 @@
           <w:rFonts w:cs="Arial"/>
         </w:rPr>
       </w:pPr>
-      <w:r>
+    </w:p>
+    <w:p>
+      <w:pPr>
+        <w:pStyle w:val="Titre1"/>
         <w:rPr>
           <w:rFonts w:cs="Arial"/>
         </w:rPr>
-        <w:lastRenderedPageBreak/>
+      </w:pPr>
+      <w:r>
+        <w:rPr>
+          <w:rFonts w:cs="Arial"/>
+        </w:rPr>
         <w:t>LANGUES</w:t>
       </w:r>
     </w:p>
@@ -4720,6 +4967,14 @@
         </w:rPr>
         <w:t>nglais : C1/C2</w:t>
       </w:r>
+    </w:p>
+    <w:p>
+      <w:pPr>
+        <w:pStyle w:val="Titre1"/>
+        <w:rPr>
+          <w:rFonts w:cs="Arial"/>
+        </w:rPr>
+      </w:pPr>
     </w:p>
     <w:p>
       <w:pPr>
@@ -4924,7 +5179,7 @@
         <w:rFonts w:ascii="Symbol" w:hAnsi="Symbol" w:hint="default"/>
       </w:rPr>
     </w:lvl>
-    <w:lvl w:ilvl="1" w:tplc="040C0003" w:tentative="1">
+    <w:lvl w:ilvl="1" w:tplc="040C0003">
       <w:start w:val="1"/>
       <w:numFmt w:val="bullet"/>
       <w:lvlText w:val="o"/>

--- a/CV.docx
+++ b/CV.docx
@@ -89,7 +89,7 @@
                           <a14:useLocalDpi xmlns:a14="http://schemas.microsoft.com/office/drawing/2010/main" val="0"/>
                         </a:ext>
                         <a:ext uri="{96DAC541-7B7A-43D3-8B79-37D633B846F1}">
-                          <asvg:svgBlip xmlns="" xmlns:cx="http://schemas.microsoft.com/office/drawing/2014/chartex" xmlns:cx1="http://schemas.microsoft.com/office/drawing/2015/9/8/chartex" xmlns:cx2="http://schemas.microsoft.com/office/drawing/2015/10/21/chartex" xmlns:cx3="http://schemas.microsoft.com/office/drawing/2016/5/9/chartex" xmlns:cx4="http://schemas.microsoft.com/office/drawing/2016/5/10/chartex" xmlns:cx5="http://schemas.microsoft.com/office/drawing/2016/5/11/chartex" xmlns:cx6="http://schemas.microsoft.com/office/drawing/2016/5/12/chartex" xmlns:cx7="http://schemas.microsoft.com/office/drawing/2016/5/13/chartex" xmlns:cx8="http://schemas.microsoft.com/office/drawing/2016/5/14/chartex" xmlns:aink="http://schemas.microsoft.com/office/drawing/2016/ink" xmlns:am3d="http://schemas.microsoft.com/office/drawing/2017/model3d" xmlns:o="urn:schemas-microsoft-com:office:office" xmlns:oel="http://schemas.microsoft.com/office/2019/extlst" xmlns:v="urn:schemas-microsoft-com:vml" xmlns:w10="urn:schemas-microsoft-com:office:word" xmlns:w="http://schemas.openxmlformats.org/wordprocessingml/2006/main" xmlns:w16cex="http://schemas.microsoft.com/office/word/2018/wordml/cex" xmlns:w16cid="http://schemas.microsoft.com/office/word/2016/wordml/cid" xmlns:w16="http://schemas.microsoft.com/office/word/2018/wordml" xmlns:w16du="http://schemas.microsoft.com/office/word/2023/wordml/word16du" xmlns:w16sdtdh="http://schemas.microsoft.com/office/word/2020/wordml/sdtdatahash" xmlns:w16sdtfl="http://schemas.microsoft.com/office/word/2024/wordml/sdtformatlock" xmlns:w16se="http://schemas.microsoft.com/office/word/2015/wordml/symex" xmlns:asvg="http://schemas.microsoft.com/office/drawing/2016/SVG/main" r:embed="rId11"/>
+                          <asvg:svgBlip xmlns:asvg="http://schemas.microsoft.com/office/drawing/2016/SVG/main" xmlns:w16se="http://schemas.microsoft.com/office/word/2015/wordml/symex" xmlns:w16sdtfl="http://schemas.microsoft.com/office/word/2024/wordml/sdtformatlock" xmlns:w16sdtdh="http://schemas.microsoft.com/office/word/2020/wordml/sdtdatahash" xmlns:w16du="http://schemas.microsoft.com/office/word/2023/wordml/word16du" xmlns:w16="http://schemas.microsoft.com/office/word/2018/wordml" xmlns:w16cid="http://schemas.microsoft.com/office/word/2016/wordml/cid" xmlns:w16cex="http://schemas.microsoft.com/office/word/2018/wordml/cex" xmlns:w="http://schemas.openxmlformats.org/wordprocessingml/2006/main" xmlns:w10="urn:schemas-microsoft-com:office:word" xmlns:v="urn:schemas-microsoft-com:vml" xmlns:oel="http://schemas.microsoft.com/office/2019/extlst" xmlns:o="urn:schemas-microsoft-com:office:office" xmlns:am3d="http://schemas.microsoft.com/office/drawing/2017/model3d" xmlns:aink="http://schemas.microsoft.com/office/drawing/2016/ink" xmlns:cx8="http://schemas.microsoft.com/office/drawing/2016/5/14/chartex" xmlns:cx7="http://schemas.microsoft.com/office/drawing/2016/5/13/chartex" xmlns:cx6="http://schemas.microsoft.com/office/drawing/2016/5/12/chartex" xmlns:cx5="http://schemas.microsoft.com/office/drawing/2016/5/11/chartex" xmlns:cx4="http://schemas.microsoft.com/office/drawing/2016/5/10/chartex" xmlns:cx3="http://schemas.microsoft.com/office/drawing/2016/5/9/chartex" xmlns:cx2="http://schemas.microsoft.com/office/drawing/2015/10/21/chartex" xmlns:cx1="http://schemas.microsoft.com/office/drawing/2015/9/8/chartex" xmlns:cx="http://schemas.microsoft.com/office/drawing/2014/chartex" xmlns="" r:embed="rId11"/>
                         </a:ext>
                       </a:extLst>
                     </a:blip>
@@ -151,7 +151,7 @@
                           <a14:useLocalDpi xmlns:a14="http://schemas.microsoft.com/office/drawing/2010/main" val="0"/>
                         </a:ext>
                         <a:ext uri="{96DAC541-7B7A-43D3-8B79-37D633B846F1}">
-                          <asvg:svgBlip xmlns="" xmlns:cx="http://schemas.microsoft.com/office/drawing/2014/chartex" xmlns:cx1="http://schemas.microsoft.com/office/drawing/2015/9/8/chartex" xmlns:cx2="http://schemas.microsoft.com/office/drawing/2015/10/21/chartex" xmlns:cx3="http://schemas.microsoft.com/office/drawing/2016/5/9/chartex" xmlns:cx4="http://schemas.microsoft.com/office/drawing/2016/5/10/chartex" xmlns:cx5="http://schemas.microsoft.com/office/drawing/2016/5/11/chartex" xmlns:cx6="http://schemas.microsoft.com/office/drawing/2016/5/12/chartex" xmlns:cx7="http://schemas.microsoft.com/office/drawing/2016/5/13/chartex" xmlns:cx8="http://schemas.microsoft.com/office/drawing/2016/5/14/chartex" xmlns:aink="http://schemas.microsoft.com/office/drawing/2016/ink" xmlns:am3d="http://schemas.microsoft.com/office/drawing/2017/model3d" xmlns:o="urn:schemas-microsoft-com:office:office" xmlns:oel="http://schemas.microsoft.com/office/2019/extlst" xmlns:v="urn:schemas-microsoft-com:vml" xmlns:w10="urn:schemas-microsoft-com:office:word" xmlns:w="http://schemas.openxmlformats.org/wordprocessingml/2006/main" xmlns:w16cex="http://schemas.microsoft.com/office/word/2018/wordml/cex" xmlns:w16cid="http://schemas.microsoft.com/office/word/2016/wordml/cid" xmlns:w16="http://schemas.microsoft.com/office/word/2018/wordml" xmlns:w16du="http://schemas.microsoft.com/office/word/2023/wordml/word16du" xmlns:w16sdtdh="http://schemas.microsoft.com/office/word/2020/wordml/sdtdatahash" xmlns:w16sdtfl="http://schemas.microsoft.com/office/word/2024/wordml/sdtformatlock" xmlns:w16se="http://schemas.microsoft.com/office/word/2015/wordml/symex" xmlns:asvg="http://schemas.microsoft.com/office/drawing/2016/SVG/main" r:embed="rId9"/>
+                          <asvg:svgBlip xmlns:asvg="http://schemas.microsoft.com/office/drawing/2016/SVG/main" xmlns:w16se="http://schemas.microsoft.com/office/word/2015/wordml/symex" xmlns:w16sdtfl="http://schemas.microsoft.com/office/word/2024/wordml/sdtformatlock" xmlns:w16sdtdh="http://schemas.microsoft.com/office/word/2020/wordml/sdtdatahash" xmlns:w16du="http://schemas.microsoft.com/office/word/2023/wordml/word16du" xmlns:w16="http://schemas.microsoft.com/office/word/2018/wordml" xmlns:w16cid="http://schemas.microsoft.com/office/word/2016/wordml/cid" xmlns:w16cex="http://schemas.microsoft.com/office/word/2018/wordml/cex" xmlns:w="http://schemas.openxmlformats.org/wordprocessingml/2006/main" xmlns:w10="urn:schemas-microsoft-com:office:word" xmlns:v="urn:schemas-microsoft-com:vml" xmlns:oel="http://schemas.microsoft.com/office/2019/extlst" xmlns:o="urn:schemas-microsoft-com:office:office" xmlns:am3d="http://schemas.microsoft.com/office/drawing/2017/model3d" xmlns:aink="http://schemas.microsoft.com/office/drawing/2016/ink" xmlns:cx8="http://schemas.microsoft.com/office/drawing/2016/5/14/chartex" xmlns:cx7="http://schemas.microsoft.com/office/drawing/2016/5/13/chartex" xmlns:cx6="http://schemas.microsoft.com/office/drawing/2016/5/12/chartex" xmlns:cx5="http://schemas.microsoft.com/office/drawing/2016/5/11/chartex" xmlns:cx4="http://schemas.microsoft.com/office/drawing/2016/5/10/chartex" xmlns:cx3="http://schemas.microsoft.com/office/drawing/2016/5/9/chartex" xmlns:cx2="http://schemas.microsoft.com/office/drawing/2015/10/21/chartex" xmlns:cx1="http://schemas.microsoft.com/office/drawing/2015/9/8/chartex" xmlns:cx="http://schemas.microsoft.com/office/drawing/2014/chartex" xmlns="" r:embed="rId9"/>
                         </a:ext>
                       </a:extLst>
                     </a:blip>
@@ -219,7 +219,7 @@
                           <a14:useLocalDpi xmlns:a14="http://schemas.microsoft.com/office/drawing/2010/main" val="0"/>
                         </a:ext>
                         <a:ext uri="{96DAC541-7B7A-43D3-8B79-37D633B846F1}">
-                          <asvg:svgBlip xmlns="" xmlns:cx="http://schemas.microsoft.com/office/drawing/2014/chartex" xmlns:cx1="http://schemas.microsoft.com/office/drawing/2015/9/8/chartex" xmlns:cx2="http://schemas.microsoft.com/office/drawing/2015/10/21/chartex" xmlns:cx3="http://schemas.microsoft.com/office/drawing/2016/5/9/chartex" xmlns:cx4="http://schemas.microsoft.com/office/drawing/2016/5/10/chartex" xmlns:cx5="http://schemas.microsoft.com/office/drawing/2016/5/11/chartex" xmlns:cx6="http://schemas.microsoft.com/office/drawing/2016/5/12/chartex" xmlns:cx7="http://schemas.microsoft.com/office/drawing/2016/5/13/chartex" xmlns:cx8="http://schemas.microsoft.com/office/drawing/2016/5/14/chartex" xmlns:aink="http://schemas.microsoft.com/office/drawing/2016/ink" xmlns:am3d="http://schemas.microsoft.com/office/drawing/2017/model3d" xmlns:o="urn:schemas-microsoft-com:office:office" xmlns:oel="http://schemas.microsoft.com/office/2019/extlst" xmlns:v="urn:schemas-microsoft-com:vml" xmlns:w10="urn:schemas-microsoft-com:office:word" xmlns:w="http://schemas.openxmlformats.org/wordprocessingml/2006/main" xmlns:w16cex="http://schemas.microsoft.com/office/word/2018/wordml/cex" xmlns:w16cid="http://schemas.microsoft.com/office/word/2016/wordml/cid" xmlns:w16="http://schemas.microsoft.com/office/word/2018/wordml" xmlns:w16du="http://schemas.microsoft.com/office/word/2023/wordml/word16du" xmlns:w16sdtdh="http://schemas.microsoft.com/office/word/2020/wordml/sdtdatahash" xmlns:w16sdtfl="http://schemas.microsoft.com/office/word/2024/wordml/sdtformatlock" xmlns:w16se="http://schemas.microsoft.com/office/word/2015/wordml/symex" xmlns:asvg="http://schemas.microsoft.com/office/drawing/2016/SVG/main" r:embed="rId14"/>
+                          <asvg:svgBlip xmlns:asvg="http://schemas.microsoft.com/office/drawing/2016/SVG/main" xmlns:w16se="http://schemas.microsoft.com/office/word/2015/wordml/symex" xmlns:w16sdtfl="http://schemas.microsoft.com/office/word/2024/wordml/sdtformatlock" xmlns:w16sdtdh="http://schemas.microsoft.com/office/word/2020/wordml/sdtdatahash" xmlns:w16du="http://schemas.microsoft.com/office/word/2023/wordml/word16du" xmlns:w16="http://schemas.microsoft.com/office/word/2018/wordml" xmlns:w16cid="http://schemas.microsoft.com/office/word/2016/wordml/cid" xmlns:w16cex="http://schemas.microsoft.com/office/word/2018/wordml/cex" xmlns:w="http://schemas.openxmlformats.org/wordprocessingml/2006/main" xmlns:w10="urn:schemas-microsoft-com:office:word" xmlns:v="urn:schemas-microsoft-com:vml" xmlns:oel="http://schemas.microsoft.com/office/2019/extlst" xmlns:o="urn:schemas-microsoft-com:office:office" xmlns:am3d="http://schemas.microsoft.com/office/drawing/2017/model3d" xmlns:aink="http://schemas.microsoft.com/office/drawing/2016/ink" xmlns:cx8="http://schemas.microsoft.com/office/drawing/2016/5/14/chartex" xmlns:cx7="http://schemas.microsoft.com/office/drawing/2016/5/13/chartex" xmlns:cx6="http://schemas.microsoft.com/office/drawing/2016/5/12/chartex" xmlns:cx5="http://schemas.microsoft.com/office/drawing/2016/5/11/chartex" xmlns:cx4="http://schemas.microsoft.com/office/drawing/2016/5/10/chartex" xmlns:cx3="http://schemas.microsoft.com/office/drawing/2016/5/9/chartex" xmlns:cx2="http://schemas.microsoft.com/office/drawing/2015/10/21/chartex" xmlns:cx1="http://schemas.microsoft.com/office/drawing/2015/9/8/chartex" xmlns:cx="http://schemas.microsoft.com/office/drawing/2014/chartex" xmlns="" r:embed="rId14"/>
                         </a:ext>
                       </a:extLst>
                     </a:blip>
@@ -1806,8 +1806,6 @@
           <w:rFonts w:cs="Arial"/>
         </w:rPr>
       </w:pPr>
-      <w:bookmarkStart w:id="0" w:name="_GoBack"/>
-      <w:bookmarkEnd w:id="0"/>
       <w:r>
         <w:rPr>
           <w:rFonts w:cs="Arial"/>
@@ -2135,11 +2133,13 @@
         <w:pStyle w:val="Titre1"/>
         <w:rPr>
           <w:rFonts w:cs="Arial"/>
+          <w:lang w:val="en-US"/>
         </w:rPr>
       </w:pPr>
       <w:r>
         <w:rPr>
           <w:rFonts w:cs="Arial"/>
+          <w:lang w:val="en-US"/>
         </w:rPr>
         <w:t>FORMATION CONTINUE</w:t>
       </w:r>
@@ -2233,7 +2233,16 @@
           <w:sz w:val="20"/>
           <w:lang w:val="en-US"/>
         </w:rPr>
-        <w:t>– Aout 202</w:t>
+        <w:t>– Aou</w:t>
+      </w:r>
+      <w:r>
+        <w:rPr>
+          <w:rFonts w:ascii="Arial" w:hAnsi="Arial" w:cs="Arial"/>
+          <w:bCs/>
+          <w:sz w:val="20"/>
+          <w:lang w:val="en-US"/>
+        </w:rPr>
+        <w:t>t 202</w:t>
       </w:r>
       <w:r>
         <w:rPr>
@@ -2298,7 +2307,25 @@
           <w:sz w:val="20"/>
           <w:lang w:val="en-US"/>
         </w:rPr>
-        <w:t xml:space="preserve">0,5 j)  </w:t>
+        <w:t>0,5 j</w:t>
+      </w:r>
+      <w:r>
+        <w:rPr>
+          <w:rFonts w:ascii="Arial" w:hAnsi="Arial" w:cs="Arial"/>
+          <w:bCs/>
+          <w:sz w:val="20"/>
+          <w:lang w:val="en-US"/>
+        </w:rPr>
+        <w:t>our</w:t>
+      </w:r>
+      <w:r>
+        <w:rPr>
+          <w:rFonts w:ascii="Arial" w:hAnsi="Arial" w:cs="Arial"/>
+          <w:bCs/>
+          <w:sz w:val="20"/>
+          <w:lang w:val="en-US"/>
+        </w:rPr>
+        <w:t xml:space="preserve">)  </w:t>
       </w:r>
     </w:p>
     <w:p>
@@ -2405,7 +2432,7 @@
         <w:spacing w:after="0"/>
         <w:rPr>
           <w:rFonts w:ascii="Arial" w:hAnsi="Arial" w:cs="Arial"/>
-          <w:b/>
+          <w:bCs/>
           <w:sz w:val="20"/>
         </w:rPr>
       </w:pPr>
@@ -2448,6 +2475,33 @@
           <w:sz w:val="20"/>
         </w:rPr>
         <w:t>– Aout 2025</w:t>
+      </w:r>
+    </w:p>
+    <w:p>
+      <w:pPr>
+        <w:spacing w:after="0"/>
+        <w:rPr>
+          <w:rFonts w:ascii="Arial" w:hAnsi="Arial" w:cs="Arial"/>
+          <w:b/>
+          <w:sz w:val="20"/>
+        </w:rPr>
+      </w:pPr>
+      <w:r>
+        <w:rPr>
+          <w:rFonts w:ascii="Arial" w:hAnsi="Arial" w:cs="Arial"/>
+          <w:b/>
+          <w:bCs/>
+          <w:sz w:val="20"/>
+        </w:rPr>
+        <w:t>Introduction to Pharmacoepidemiology</w:t>
+      </w:r>
+      <w:r>
+        <w:rPr>
+          <w:rFonts w:ascii="Arial" w:hAnsi="Arial" w:cs="Arial"/>
+          <w:bCs/>
+          <w:sz w:val="20"/>
+        </w:rPr>
+        <w:t xml:space="preserve"> (0,5 jour)</w:t>
       </w:r>
     </w:p>
     <w:p>
@@ -3336,7 +3390,31 @@
           <w:szCs w:val="20"/>
           <w:lang w:val="en-US"/>
         </w:rPr>
-        <w:t xml:space="preserve">Washington, DC, USA                                                                                Août 2025 </w:t>
+        <w:t xml:space="preserve">Washington, DC, USA                                                   </w:t>
+      </w:r>
+      <w:r>
+        <w:rPr>
+          <w:rStyle w:val="normaltextrun"/>
+          <w:rFonts w:ascii="Arial" w:hAnsi="Arial" w:cs="Arial"/>
+          <w:bCs/>
+          <w:sz w:val="20"/>
+          <w:szCs w:val="20"/>
+          <w:lang w:val="en-US"/>
+        </w:rPr>
+        <w:t xml:space="preserve">                             Aou</w:t>
+      </w:r>
+      <w:bookmarkStart w:id="0" w:name="_GoBack"/>
+      <w:bookmarkEnd w:id="0"/>
+      <w:r>
+        <w:rPr>
+          <w:rStyle w:val="normaltextrun"/>
+          <w:rFonts w:ascii="Arial" w:hAnsi="Arial" w:cs="Arial"/>
+          <w:bCs/>
+          <w:sz w:val="20"/>
+          <w:szCs w:val="20"/>
+          <w:lang w:val="en-US"/>
+        </w:rPr>
+        <w:t xml:space="preserve">t 2025 </w:t>
       </w:r>
       <w:r>
         <w:rPr>

--- a/CV.docx
+++ b/CV.docx
@@ -89,7 +89,7 @@
                           <a14:useLocalDpi xmlns:a14="http://schemas.microsoft.com/office/drawing/2010/main" val="0"/>
                         </a:ext>
                         <a:ext uri="{96DAC541-7B7A-43D3-8B79-37D633B846F1}">
-                          <asvg:svgBlip xmlns:asvg="http://schemas.microsoft.com/office/drawing/2016/SVG/main" xmlns:w16se="http://schemas.microsoft.com/office/word/2015/wordml/symex" xmlns:w16sdtfl="http://schemas.microsoft.com/office/word/2024/wordml/sdtformatlock" xmlns:w16sdtdh="http://schemas.microsoft.com/office/word/2020/wordml/sdtdatahash" xmlns:w16du="http://schemas.microsoft.com/office/word/2023/wordml/word16du" xmlns:w16="http://schemas.microsoft.com/office/word/2018/wordml" xmlns:w16cid="http://schemas.microsoft.com/office/word/2016/wordml/cid" xmlns:w16cex="http://schemas.microsoft.com/office/word/2018/wordml/cex" xmlns:w="http://schemas.openxmlformats.org/wordprocessingml/2006/main" xmlns:w10="urn:schemas-microsoft-com:office:word" xmlns:v="urn:schemas-microsoft-com:vml" xmlns:oel="http://schemas.microsoft.com/office/2019/extlst" xmlns:o="urn:schemas-microsoft-com:office:office" xmlns:am3d="http://schemas.microsoft.com/office/drawing/2017/model3d" xmlns:aink="http://schemas.microsoft.com/office/drawing/2016/ink" xmlns:cx8="http://schemas.microsoft.com/office/drawing/2016/5/14/chartex" xmlns:cx7="http://schemas.microsoft.com/office/drawing/2016/5/13/chartex" xmlns:cx6="http://schemas.microsoft.com/office/drawing/2016/5/12/chartex" xmlns:cx5="http://schemas.microsoft.com/office/drawing/2016/5/11/chartex" xmlns:cx4="http://schemas.microsoft.com/office/drawing/2016/5/10/chartex" xmlns:cx3="http://schemas.microsoft.com/office/drawing/2016/5/9/chartex" xmlns:cx2="http://schemas.microsoft.com/office/drawing/2015/10/21/chartex" xmlns:cx1="http://schemas.microsoft.com/office/drawing/2015/9/8/chartex" xmlns:cx="http://schemas.microsoft.com/office/drawing/2014/chartex" xmlns="" r:embed="rId11"/>
+                          <asvg:svgBlip xmlns="" xmlns:cx="http://schemas.microsoft.com/office/drawing/2014/chartex" xmlns:cx1="http://schemas.microsoft.com/office/drawing/2015/9/8/chartex" xmlns:cx2="http://schemas.microsoft.com/office/drawing/2015/10/21/chartex" xmlns:cx3="http://schemas.microsoft.com/office/drawing/2016/5/9/chartex" xmlns:cx4="http://schemas.microsoft.com/office/drawing/2016/5/10/chartex" xmlns:cx5="http://schemas.microsoft.com/office/drawing/2016/5/11/chartex" xmlns:cx6="http://schemas.microsoft.com/office/drawing/2016/5/12/chartex" xmlns:cx7="http://schemas.microsoft.com/office/drawing/2016/5/13/chartex" xmlns:cx8="http://schemas.microsoft.com/office/drawing/2016/5/14/chartex" xmlns:aink="http://schemas.microsoft.com/office/drawing/2016/ink" xmlns:am3d="http://schemas.microsoft.com/office/drawing/2017/model3d" xmlns:o="urn:schemas-microsoft-com:office:office" xmlns:oel="http://schemas.microsoft.com/office/2019/extlst" xmlns:v="urn:schemas-microsoft-com:vml" xmlns:w10="urn:schemas-microsoft-com:office:word" xmlns:w="http://schemas.openxmlformats.org/wordprocessingml/2006/main" xmlns:w16cex="http://schemas.microsoft.com/office/word/2018/wordml/cex" xmlns:w16cid="http://schemas.microsoft.com/office/word/2016/wordml/cid" xmlns:w16="http://schemas.microsoft.com/office/word/2018/wordml" xmlns:w16du="http://schemas.microsoft.com/office/word/2023/wordml/word16du" xmlns:w16sdtdh="http://schemas.microsoft.com/office/word/2020/wordml/sdtdatahash" xmlns:w16sdtfl="http://schemas.microsoft.com/office/word/2024/wordml/sdtformatlock" xmlns:w16se="http://schemas.microsoft.com/office/word/2015/wordml/symex" xmlns:asvg="http://schemas.microsoft.com/office/drawing/2016/SVG/main" r:embed="rId11"/>
                         </a:ext>
                       </a:extLst>
                     </a:blip>
@@ -151,7 +151,7 @@
                           <a14:useLocalDpi xmlns:a14="http://schemas.microsoft.com/office/drawing/2010/main" val="0"/>
                         </a:ext>
                         <a:ext uri="{96DAC541-7B7A-43D3-8B79-37D633B846F1}">
-                          <asvg:svgBlip xmlns:asvg="http://schemas.microsoft.com/office/drawing/2016/SVG/main" xmlns:w16se="http://schemas.microsoft.com/office/word/2015/wordml/symex" xmlns:w16sdtfl="http://schemas.microsoft.com/office/word/2024/wordml/sdtformatlock" xmlns:w16sdtdh="http://schemas.microsoft.com/office/word/2020/wordml/sdtdatahash" xmlns:w16du="http://schemas.microsoft.com/office/word/2023/wordml/word16du" xmlns:w16="http://schemas.microsoft.com/office/word/2018/wordml" xmlns:w16cid="http://schemas.microsoft.com/office/word/2016/wordml/cid" xmlns:w16cex="http://schemas.microsoft.com/office/word/2018/wordml/cex" xmlns:w="http://schemas.openxmlformats.org/wordprocessingml/2006/main" xmlns:w10="urn:schemas-microsoft-com:office:word" xmlns:v="urn:schemas-microsoft-com:vml" xmlns:oel="http://schemas.microsoft.com/office/2019/extlst" xmlns:o="urn:schemas-microsoft-com:office:office" xmlns:am3d="http://schemas.microsoft.com/office/drawing/2017/model3d" xmlns:aink="http://schemas.microsoft.com/office/drawing/2016/ink" xmlns:cx8="http://schemas.microsoft.com/office/drawing/2016/5/14/chartex" xmlns:cx7="http://schemas.microsoft.com/office/drawing/2016/5/13/chartex" xmlns:cx6="http://schemas.microsoft.com/office/drawing/2016/5/12/chartex" xmlns:cx5="http://schemas.microsoft.com/office/drawing/2016/5/11/chartex" xmlns:cx4="http://schemas.microsoft.com/office/drawing/2016/5/10/chartex" xmlns:cx3="http://schemas.microsoft.com/office/drawing/2016/5/9/chartex" xmlns:cx2="http://schemas.microsoft.com/office/drawing/2015/10/21/chartex" xmlns:cx1="http://schemas.microsoft.com/office/drawing/2015/9/8/chartex" xmlns:cx="http://schemas.microsoft.com/office/drawing/2014/chartex" xmlns="" r:embed="rId9"/>
+                          <asvg:svgBlip xmlns="" xmlns:cx="http://schemas.microsoft.com/office/drawing/2014/chartex" xmlns:cx1="http://schemas.microsoft.com/office/drawing/2015/9/8/chartex" xmlns:cx2="http://schemas.microsoft.com/office/drawing/2015/10/21/chartex" xmlns:cx3="http://schemas.microsoft.com/office/drawing/2016/5/9/chartex" xmlns:cx4="http://schemas.microsoft.com/office/drawing/2016/5/10/chartex" xmlns:cx5="http://schemas.microsoft.com/office/drawing/2016/5/11/chartex" xmlns:cx6="http://schemas.microsoft.com/office/drawing/2016/5/12/chartex" xmlns:cx7="http://schemas.microsoft.com/office/drawing/2016/5/13/chartex" xmlns:cx8="http://schemas.microsoft.com/office/drawing/2016/5/14/chartex" xmlns:aink="http://schemas.microsoft.com/office/drawing/2016/ink" xmlns:am3d="http://schemas.microsoft.com/office/drawing/2017/model3d" xmlns:o="urn:schemas-microsoft-com:office:office" xmlns:oel="http://schemas.microsoft.com/office/2019/extlst" xmlns:v="urn:schemas-microsoft-com:vml" xmlns:w10="urn:schemas-microsoft-com:office:word" xmlns:w="http://schemas.openxmlformats.org/wordprocessingml/2006/main" xmlns:w16cex="http://schemas.microsoft.com/office/word/2018/wordml/cex" xmlns:w16cid="http://schemas.microsoft.com/office/word/2016/wordml/cid" xmlns:w16="http://schemas.microsoft.com/office/word/2018/wordml" xmlns:w16du="http://schemas.microsoft.com/office/word/2023/wordml/word16du" xmlns:w16sdtdh="http://schemas.microsoft.com/office/word/2020/wordml/sdtdatahash" xmlns:w16sdtfl="http://schemas.microsoft.com/office/word/2024/wordml/sdtformatlock" xmlns:w16se="http://schemas.microsoft.com/office/word/2015/wordml/symex" xmlns:asvg="http://schemas.microsoft.com/office/drawing/2016/SVG/main" r:embed="rId9"/>
                         </a:ext>
                       </a:extLst>
                     </a:blip>
@@ -219,7 +219,7 @@
                           <a14:useLocalDpi xmlns:a14="http://schemas.microsoft.com/office/drawing/2010/main" val="0"/>
                         </a:ext>
                         <a:ext uri="{96DAC541-7B7A-43D3-8B79-37D633B846F1}">
-                          <asvg:svgBlip xmlns:asvg="http://schemas.microsoft.com/office/drawing/2016/SVG/main" xmlns:w16se="http://schemas.microsoft.com/office/word/2015/wordml/symex" xmlns:w16sdtfl="http://schemas.microsoft.com/office/word/2024/wordml/sdtformatlock" xmlns:w16sdtdh="http://schemas.microsoft.com/office/word/2020/wordml/sdtdatahash" xmlns:w16du="http://schemas.microsoft.com/office/word/2023/wordml/word16du" xmlns:w16="http://schemas.microsoft.com/office/word/2018/wordml" xmlns:w16cid="http://schemas.microsoft.com/office/word/2016/wordml/cid" xmlns:w16cex="http://schemas.microsoft.com/office/word/2018/wordml/cex" xmlns:w="http://schemas.openxmlformats.org/wordprocessingml/2006/main" xmlns:w10="urn:schemas-microsoft-com:office:word" xmlns:v="urn:schemas-microsoft-com:vml" xmlns:oel="http://schemas.microsoft.com/office/2019/extlst" xmlns:o="urn:schemas-microsoft-com:office:office" xmlns:am3d="http://schemas.microsoft.com/office/drawing/2017/model3d" xmlns:aink="http://schemas.microsoft.com/office/drawing/2016/ink" xmlns:cx8="http://schemas.microsoft.com/office/drawing/2016/5/14/chartex" xmlns:cx7="http://schemas.microsoft.com/office/drawing/2016/5/13/chartex" xmlns:cx6="http://schemas.microsoft.com/office/drawing/2016/5/12/chartex" xmlns:cx5="http://schemas.microsoft.com/office/drawing/2016/5/11/chartex" xmlns:cx4="http://schemas.microsoft.com/office/drawing/2016/5/10/chartex" xmlns:cx3="http://schemas.microsoft.com/office/drawing/2016/5/9/chartex" xmlns:cx2="http://schemas.microsoft.com/office/drawing/2015/10/21/chartex" xmlns:cx1="http://schemas.microsoft.com/office/drawing/2015/9/8/chartex" xmlns:cx="http://schemas.microsoft.com/office/drawing/2014/chartex" xmlns="" r:embed="rId14"/>
+                          <asvg:svgBlip xmlns="" xmlns:cx="http://schemas.microsoft.com/office/drawing/2014/chartex" xmlns:cx1="http://schemas.microsoft.com/office/drawing/2015/9/8/chartex" xmlns:cx2="http://schemas.microsoft.com/office/drawing/2015/10/21/chartex" xmlns:cx3="http://schemas.microsoft.com/office/drawing/2016/5/9/chartex" xmlns:cx4="http://schemas.microsoft.com/office/drawing/2016/5/10/chartex" xmlns:cx5="http://schemas.microsoft.com/office/drawing/2016/5/11/chartex" xmlns:cx6="http://schemas.microsoft.com/office/drawing/2016/5/12/chartex" xmlns:cx7="http://schemas.microsoft.com/office/drawing/2016/5/13/chartex" xmlns:cx8="http://schemas.microsoft.com/office/drawing/2016/5/14/chartex" xmlns:aink="http://schemas.microsoft.com/office/drawing/2016/ink" xmlns:am3d="http://schemas.microsoft.com/office/drawing/2017/model3d" xmlns:o="urn:schemas-microsoft-com:office:office" xmlns:oel="http://schemas.microsoft.com/office/2019/extlst" xmlns:v="urn:schemas-microsoft-com:vml" xmlns:w10="urn:schemas-microsoft-com:office:word" xmlns:w="http://schemas.openxmlformats.org/wordprocessingml/2006/main" xmlns:w16cex="http://schemas.microsoft.com/office/word/2018/wordml/cex" xmlns:w16cid="http://schemas.microsoft.com/office/word/2016/wordml/cid" xmlns:w16="http://schemas.microsoft.com/office/word/2018/wordml" xmlns:w16du="http://schemas.microsoft.com/office/word/2023/wordml/word16du" xmlns:w16sdtdh="http://schemas.microsoft.com/office/word/2020/wordml/sdtdatahash" xmlns:w16sdtfl="http://schemas.microsoft.com/office/word/2024/wordml/sdtformatlock" xmlns:w16se="http://schemas.microsoft.com/office/word/2015/wordml/symex" xmlns:asvg="http://schemas.microsoft.com/office/drawing/2016/SVG/main" r:embed="rId14"/>
                         </a:ext>
                       </a:extLst>
                     </a:blip>
@@ -2259,7 +2259,7 @@
         <w:spacing w:after="0"/>
         <w:rPr>
           <w:rFonts w:ascii="Arial" w:hAnsi="Arial" w:cs="Arial"/>
-          <w:b/>
+          <w:bCs/>
           <w:sz w:val="20"/>
           <w:lang w:val="en-US"/>
         </w:rPr>
@@ -2335,9 +2335,45 @@
           <w:rFonts w:ascii="Arial" w:hAnsi="Arial" w:cs="Arial"/>
           <w:b/>
           <w:sz w:val="20"/>
-          <w:lang w:val="en-US"/>
-        </w:rPr>
-      </w:pPr>
+        </w:rPr>
+      </w:pPr>
+      <w:r>
+        <w:rPr>
+          <w:rFonts w:ascii="Arial" w:hAnsi="Arial" w:cs="Arial"/>
+          <w:b/>
+          <w:bCs/>
+          <w:sz w:val="20"/>
+        </w:rPr>
+        <w:t>Introduction du Drug Utilization</w:t>
+      </w:r>
+      <w:r>
+        <w:rPr>
+          <w:rFonts w:ascii="Arial" w:hAnsi="Arial" w:cs="Arial"/>
+          <w:bCs/>
+          <w:sz w:val="20"/>
+        </w:rPr>
+        <w:t xml:space="preserve"> (0,5 j</w:t>
+      </w:r>
+      <w:r>
+        <w:rPr>
+          <w:rFonts w:ascii="Arial" w:hAnsi="Arial" w:cs="Arial"/>
+          <w:bCs/>
+          <w:sz w:val="20"/>
+        </w:rPr>
+        <w:t>our)</w:t>
+      </w:r>
+    </w:p>
+    <w:p>
+      <w:pPr>
+        <w:spacing w:after="0"/>
+        <w:rPr>
+          <w:rFonts w:ascii="Arial" w:hAnsi="Arial" w:cs="Arial"/>
+          <w:b/>
+          <w:sz w:val="20"/>
+        </w:rPr>
+      </w:pPr>
+      <w:bookmarkStart w:id="0" w:name="_GoBack"/>
+      <w:bookmarkEnd w:id="0"/>
     </w:p>
     <w:p>
       <w:pPr>
@@ -3403,8 +3439,6 @@
         </w:rPr>
         <w:t xml:space="preserve">                             Aou</w:t>
       </w:r>
-      <w:bookmarkStart w:id="0" w:name="_GoBack"/>
-      <w:bookmarkEnd w:id="0"/>
       <w:r>
         <w:rPr>
           <w:rStyle w:val="normaltextrun"/>

--- a/CV.docx
+++ b/CV.docx
@@ -1,6 +1,6 @@
 
 <file path=word/document.xml><?xml version="1.0" encoding="utf-8"?>
-<w:document xmlns:wpc="http://schemas.microsoft.com/office/word/2010/wordprocessingCanvas" xmlns:mc="http://schemas.openxmlformats.org/markup-compatibility/2006" xmlns:o="urn:schemas-microsoft-com:office:office" xmlns:r="http://schemas.openxmlformats.org/officeDocument/2006/relationships" xmlns:m="http://schemas.openxmlformats.org/officeDocument/2006/math" xmlns:v="urn:schemas-microsoft-com:vml" xmlns:wp14="http://schemas.microsoft.com/office/word/2010/wordprocessingDrawing" xmlns:wp="http://schemas.openxmlformats.org/drawingml/2006/wordprocessingDrawing" xmlns:w10="urn:schemas-microsoft-com:office:word" xmlns:w="http://schemas.openxmlformats.org/wordprocessingml/2006/main" xmlns:w14="http://schemas.microsoft.com/office/word/2010/wordml" xmlns:w15="http://schemas.microsoft.com/office/word/2012/wordml" xmlns:wpg="http://schemas.microsoft.com/office/word/2010/wordprocessingGroup" xmlns:wpi="http://schemas.microsoft.com/office/word/2010/wordprocessingInk" xmlns:wne="http://schemas.microsoft.com/office/word/2006/wordml" xmlns:wps="http://schemas.microsoft.com/office/word/2010/wordprocessingShape" mc:Ignorable="w14 w15 wp14">
+<w:document xmlns:wpc="http://schemas.microsoft.com/office/word/2010/wordprocessingCanvas" xmlns:cx="http://schemas.microsoft.com/office/drawing/2014/chartex" xmlns:cx1="http://schemas.microsoft.com/office/drawing/2015/9/8/chartex" xmlns:cx2="http://schemas.microsoft.com/office/drawing/2015/10/21/chartex" xmlns:cx3="http://schemas.microsoft.com/office/drawing/2016/5/9/chartex" xmlns:cx4="http://schemas.microsoft.com/office/drawing/2016/5/10/chartex" xmlns:cx5="http://schemas.microsoft.com/office/drawing/2016/5/11/chartex" xmlns:cx6="http://schemas.microsoft.com/office/drawing/2016/5/12/chartex" xmlns:cx7="http://schemas.microsoft.com/office/drawing/2016/5/13/chartex" xmlns:cx8="http://schemas.microsoft.com/office/drawing/2016/5/14/chartex" xmlns:mc="http://schemas.openxmlformats.org/markup-compatibility/2006" xmlns:aink="http://schemas.microsoft.com/office/drawing/2016/ink" xmlns:am3d="http://schemas.microsoft.com/office/drawing/2017/model3d" xmlns:o="urn:schemas-microsoft-com:office:office" xmlns:oel="http://schemas.microsoft.com/office/2019/extlst" xmlns:r="http://schemas.openxmlformats.org/officeDocument/2006/relationships" xmlns:m="http://schemas.openxmlformats.org/officeDocument/2006/math" xmlns:v="urn:schemas-microsoft-com:vml" xmlns:wp14="http://schemas.microsoft.com/office/word/2010/wordprocessingDrawing" xmlns:wp="http://schemas.openxmlformats.org/drawingml/2006/wordprocessingDrawing" xmlns:w10="urn:schemas-microsoft-com:office:word" xmlns:w="http://schemas.openxmlformats.org/wordprocessingml/2006/main" xmlns:w14="http://schemas.microsoft.com/office/word/2010/wordml" xmlns:w15="http://schemas.microsoft.com/office/word/2012/wordml" xmlns:w16cex="http://schemas.microsoft.com/office/word/2018/wordml/cex" xmlns:w16cid="http://schemas.microsoft.com/office/word/2016/wordml/cid" xmlns:w16="http://schemas.microsoft.com/office/word/2018/wordml" xmlns:w16du="http://schemas.microsoft.com/office/word/2023/wordml/word16du" xmlns:w16sdtdh="http://schemas.microsoft.com/office/word/2020/wordml/sdtdatahash" xmlns:w16sdtfl="http://schemas.microsoft.com/office/word/2024/wordml/sdtformatlock" xmlns:w16se="http://schemas.microsoft.com/office/word/2015/wordml/symex" xmlns:wpg="http://schemas.microsoft.com/office/word/2010/wordprocessingGroup" xmlns:wpi="http://schemas.microsoft.com/office/word/2010/wordprocessingInk" xmlns:wne="http://schemas.microsoft.com/office/word/2006/wordml" xmlns:wps="http://schemas.microsoft.com/office/word/2010/wordprocessingShape" mc:Ignorable="w14 w15 w16se w16cid w16 w16cex w16sdtdh w16sdtfl w16du wp14">
   <w:body>
     <w:p>
       <w:pPr>
@@ -32,6 +32,7 @@
           <w:lang w:val="en-US"/>
         </w:rPr>
       </w:pPr>
+      <w:proofErr w:type="spellStart"/>
       <w:r>
         <w:rPr>
           <w:rFonts w:ascii="Arial" w:hAnsi="Arial" w:cs="Arial"/>
@@ -41,6 +42,7 @@
         </w:rPr>
         <w:t>Biostatisticien</w:t>
       </w:r>
+      <w:proofErr w:type="spellEnd"/>
     </w:p>
     <w:p>
       <w:pPr>
@@ -89,7 +91,7 @@
                           <a14:useLocalDpi xmlns:a14="http://schemas.microsoft.com/office/drawing/2010/main" val="0"/>
                         </a:ext>
                         <a:ext uri="{96DAC541-7B7A-43D3-8B79-37D633B846F1}">
-                          <asvg:svgBlip xmlns="" xmlns:cx="http://schemas.microsoft.com/office/drawing/2014/chartex" xmlns:cx1="http://schemas.microsoft.com/office/drawing/2015/9/8/chartex" xmlns:cx2="http://schemas.microsoft.com/office/drawing/2015/10/21/chartex" xmlns:cx3="http://schemas.microsoft.com/office/drawing/2016/5/9/chartex" xmlns:cx4="http://schemas.microsoft.com/office/drawing/2016/5/10/chartex" xmlns:cx5="http://schemas.microsoft.com/office/drawing/2016/5/11/chartex" xmlns:cx6="http://schemas.microsoft.com/office/drawing/2016/5/12/chartex" xmlns:cx7="http://schemas.microsoft.com/office/drawing/2016/5/13/chartex" xmlns:cx8="http://schemas.microsoft.com/office/drawing/2016/5/14/chartex" xmlns:aink="http://schemas.microsoft.com/office/drawing/2016/ink" xmlns:am3d="http://schemas.microsoft.com/office/drawing/2017/model3d" xmlns:o="urn:schemas-microsoft-com:office:office" xmlns:oel="http://schemas.microsoft.com/office/2019/extlst" xmlns:v="urn:schemas-microsoft-com:vml" xmlns:w10="urn:schemas-microsoft-com:office:word" xmlns:w="http://schemas.openxmlformats.org/wordprocessingml/2006/main" xmlns:w16cex="http://schemas.microsoft.com/office/word/2018/wordml/cex" xmlns:w16cid="http://schemas.microsoft.com/office/word/2016/wordml/cid" xmlns:w16="http://schemas.microsoft.com/office/word/2018/wordml" xmlns:w16du="http://schemas.microsoft.com/office/word/2023/wordml/word16du" xmlns:w16sdtdh="http://schemas.microsoft.com/office/word/2020/wordml/sdtdatahash" xmlns:w16sdtfl="http://schemas.microsoft.com/office/word/2024/wordml/sdtformatlock" xmlns:w16se="http://schemas.microsoft.com/office/word/2015/wordml/symex" xmlns:asvg="http://schemas.microsoft.com/office/drawing/2016/SVG/main" r:embed="rId11"/>
+                          <asvg:svgBlip xmlns:asvg="http://schemas.microsoft.com/office/drawing/2016/SVG/main" r:embed="rId8"/>
                         </a:ext>
                       </a:extLst>
                     </a:blip>
@@ -145,13 +147,13 @@
                     <pic:cNvPicPr/>
                   </pic:nvPicPr>
                   <pic:blipFill>
-                    <a:blip r:embed="rId12" cstate="print">
+                    <a:blip r:embed="rId9" cstate="print">
                       <a:extLst>
                         <a:ext uri="{28A0092B-C50C-407E-A947-70E740481C1C}">
                           <a14:useLocalDpi xmlns:a14="http://schemas.microsoft.com/office/drawing/2010/main" val="0"/>
                         </a:ext>
                         <a:ext uri="{96DAC541-7B7A-43D3-8B79-37D633B846F1}">
-                          <asvg:svgBlip xmlns="" xmlns:cx="http://schemas.microsoft.com/office/drawing/2014/chartex" xmlns:cx1="http://schemas.microsoft.com/office/drawing/2015/9/8/chartex" xmlns:cx2="http://schemas.microsoft.com/office/drawing/2015/10/21/chartex" xmlns:cx3="http://schemas.microsoft.com/office/drawing/2016/5/9/chartex" xmlns:cx4="http://schemas.microsoft.com/office/drawing/2016/5/10/chartex" xmlns:cx5="http://schemas.microsoft.com/office/drawing/2016/5/11/chartex" xmlns:cx6="http://schemas.microsoft.com/office/drawing/2016/5/12/chartex" xmlns:cx7="http://schemas.microsoft.com/office/drawing/2016/5/13/chartex" xmlns:cx8="http://schemas.microsoft.com/office/drawing/2016/5/14/chartex" xmlns:aink="http://schemas.microsoft.com/office/drawing/2016/ink" xmlns:am3d="http://schemas.microsoft.com/office/drawing/2017/model3d" xmlns:o="urn:schemas-microsoft-com:office:office" xmlns:oel="http://schemas.microsoft.com/office/2019/extlst" xmlns:v="urn:schemas-microsoft-com:vml" xmlns:w10="urn:schemas-microsoft-com:office:word" xmlns:w="http://schemas.openxmlformats.org/wordprocessingml/2006/main" xmlns:w16cex="http://schemas.microsoft.com/office/word/2018/wordml/cex" xmlns:w16cid="http://schemas.microsoft.com/office/word/2016/wordml/cid" xmlns:w16="http://schemas.microsoft.com/office/word/2018/wordml" xmlns:w16du="http://schemas.microsoft.com/office/word/2023/wordml/word16du" xmlns:w16sdtdh="http://schemas.microsoft.com/office/word/2020/wordml/sdtdatahash" xmlns:w16sdtfl="http://schemas.microsoft.com/office/word/2024/wordml/sdtformatlock" xmlns:w16se="http://schemas.microsoft.com/office/word/2015/wordml/symex" xmlns:asvg="http://schemas.microsoft.com/office/drawing/2016/SVG/main" r:embed="rId9"/>
+                          <asvg:svgBlip xmlns:asvg="http://schemas.microsoft.com/office/drawing/2016/SVG/main" r:embed="rId10"/>
                         </a:ext>
                       </a:extLst>
                     </a:blip>
@@ -213,13 +215,13 @@
                     <pic:cNvPicPr/>
                   </pic:nvPicPr>
                   <pic:blipFill>
-                    <a:blip r:embed="rId13" cstate="print">
+                    <a:blip r:embed="rId11" cstate="print">
                       <a:extLst>
                         <a:ext uri="{28A0092B-C50C-407E-A947-70E740481C1C}">
                           <a14:useLocalDpi xmlns:a14="http://schemas.microsoft.com/office/drawing/2010/main" val="0"/>
                         </a:ext>
                         <a:ext uri="{96DAC541-7B7A-43D3-8B79-37D633B846F1}">
-                          <asvg:svgBlip xmlns="" xmlns:cx="http://schemas.microsoft.com/office/drawing/2014/chartex" xmlns:cx1="http://schemas.microsoft.com/office/drawing/2015/9/8/chartex" xmlns:cx2="http://schemas.microsoft.com/office/drawing/2015/10/21/chartex" xmlns:cx3="http://schemas.microsoft.com/office/drawing/2016/5/9/chartex" xmlns:cx4="http://schemas.microsoft.com/office/drawing/2016/5/10/chartex" xmlns:cx5="http://schemas.microsoft.com/office/drawing/2016/5/11/chartex" xmlns:cx6="http://schemas.microsoft.com/office/drawing/2016/5/12/chartex" xmlns:cx7="http://schemas.microsoft.com/office/drawing/2016/5/13/chartex" xmlns:cx8="http://schemas.microsoft.com/office/drawing/2016/5/14/chartex" xmlns:aink="http://schemas.microsoft.com/office/drawing/2016/ink" xmlns:am3d="http://schemas.microsoft.com/office/drawing/2017/model3d" xmlns:o="urn:schemas-microsoft-com:office:office" xmlns:oel="http://schemas.microsoft.com/office/2019/extlst" xmlns:v="urn:schemas-microsoft-com:vml" xmlns:w10="urn:schemas-microsoft-com:office:word" xmlns:w="http://schemas.openxmlformats.org/wordprocessingml/2006/main" xmlns:w16cex="http://schemas.microsoft.com/office/word/2018/wordml/cex" xmlns:w16cid="http://schemas.microsoft.com/office/word/2016/wordml/cid" xmlns:w16="http://schemas.microsoft.com/office/word/2018/wordml" xmlns:w16du="http://schemas.microsoft.com/office/word/2023/wordml/word16du" xmlns:w16sdtdh="http://schemas.microsoft.com/office/word/2020/wordml/sdtdatahash" xmlns:w16sdtfl="http://schemas.microsoft.com/office/word/2024/wordml/sdtformatlock" xmlns:w16se="http://schemas.microsoft.com/office/word/2015/wordml/symex" xmlns:asvg="http://schemas.microsoft.com/office/drawing/2016/SVG/main" r:embed="rId14"/>
+                          <asvg:svgBlip xmlns:asvg="http://schemas.microsoft.com/office/drawing/2016/SVG/main" r:embed="rId12"/>
                         </a:ext>
                       </a:extLst>
                     </a:blip>
@@ -277,7 +279,7 @@
           <w:lang w:eastAsia="fr-FR"/>
         </w:rPr>
         <w:drawing>
-          <wp:anchor distT="0" distB="0" distL="114300" distR="114300" simplePos="0" relativeHeight="251661312" behindDoc="0" locked="0" layoutInCell="1" allowOverlap="1" wp14:anchorId="0F5533F9" wp14:editId="1FD1779D">
+          <wp:anchor distT="0" distB="0" distL="114300" distR="114300" simplePos="0" relativeHeight="251661312" behindDoc="0" locked="0" layoutInCell="1" allowOverlap="1" wp14:anchorId="0F5533F9" wp14:editId="7B18E064">
             <wp:simplePos x="0" y="0"/>
             <wp:positionH relativeFrom="column">
               <wp:posOffset>1386205</wp:posOffset>
@@ -300,12 +302,12 @@
                     <pic:cNvPicPr/>
                   </pic:nvPicPr>
                   <pic:blipFill>
-                    <a:blip r:embed="rId15" cstate="print">
+                    <a:blip r:embed="rId13" cstate="print">
                       <a:biLevel thresh="50000"/>
                       <a:extLst>
                         <a:ext uri="{BEBA8EAE-BF5A-486C-A8C5-ECC9F3942E4B}">
                           <a14:imgProps xmlns:a14="http://schemas.microsoft.com/office/drawing/2010/main">
-                            <a14:imgLayer r:embed="rId16">
+                            <a14:imgLayer r:embed="rId14">
                               <a14:imgEffect>
                                 <a14:saturation sat="400000"/>
                               </a14:imgEffect>
@@ -380,7 +382,7 @@
                     </pic:cNvPicPr>
                   </pic:nvPicPr>
                   <pic:blipFill>
-                    <a:blip r:embed="rId17" cstate="print">
+                    <a:blip r:embed="rId15" cstate="print">
                       <a:extLst>
                         <a:ext uri="{28A0092B-C50C-407E-A947-70E740481C1C}">
                           <a14:useLocalDpi xmlns:a14="http://schemas.microsoft.com/office/drawing/2010/main" val="0"/>
@@ -417,7 +419,7 @@
           </wp:anchor>
         </w:drawing>
       </w:r>
-      <w:hyperlink r:id="rId18" w:history="1">
+      <w:hyperlink r:id="rId16" w:history="1">
         <w:r>
           <w:rPr>
             <w:rStyle w:val="Lienhypertexte"/>
@@ -566,7 +568,8 @@
         </w:rPr>
         <w:t xml:space="preserve">    </w:t>
       </w:r>
-      <w:hyperlink r:id="rId19" w:history="1">
+      <w:hyperlink r:id="rId17" w:history="1">
+        <w:proofErr w:type="spellStart"/>
         <w:r>
           <w:rPr>
             <w:rStyle w:val="Lienhypertexte"/>
@@ -577,6 +580,7 @@
           </w:rPr>
           <w:t>hugo-marthinet</w:t>
         </w:r>
+        <w:proofErr w:type="spellEnd"/>
       </w:hyperlink>
       <w:r>
         <w:rPr>
@@ -605,7 +609,8 @@
         </w:rPr>
         <w:t xml:space="preserve">      </w:t>
       </w:r>
-      <w:hyperlink r:id="rId20" w:history="1">
+      <w:hyperlink r:id="rId18" w:history="1">
+        <w:proofErr w:type="spellStart"/>
         <w:r>
           <w:rPr>
             <w:rStyle w:val="Lienhypertexte"/>
@@ -616,6 +621,7 @@
           </w:rPr>
           <w:t>HugoMrth</w:t>
         </w:r>
+        <w:proofErr w:type="spellEnd"/>
       </w:hyperlink>
       <w:r>
         <w:rPr>
@@ -624,6 +630,7 @@
         </w:rPr>
         <w:t xml:space="preserve">       </w:t>
       </w:r>
+      <w:proofErr w:type="gramStart"/>
       <w:r>
         <w:rPr>
           <w:rFonts w:ascii="Arial" w:hAnsi="Arial" w:cs="Arial"/>
@@ -631,7 +638,17 @@
           <w:szCs w:val="24"/>
           <w:lang w:val="en-US"/>
         </w:rPr>
-        <w:t>ORCID : 0009-0000-5965-3514</w:t>
+        <w:t>ORCID :</w:t>
+      </w:r>
+      <w:proofErr w:type="gramEnd"/>
+      <w:r>
+        <w:rPr>
+          <w:rFonts w:ascii="Arial" w:hAnsi="Arial" w:cs="Arial"/>
+          <w:sz w:val="20"/>
+          <w:szCs w:val="24"/>
+          <w:lang w:val="en-US"/>
+        </w:rPr>
+        <w:t xml:space="preserve"> 0009-0000-5965-3514</w:t>
       </w:r>
     </w:p>
     <w:p>
@@ -715,6 +732,7 @@
           <w:bCs/>
         </w:rPr>
       </w:pPr>
+      <w:proofErr w:type="spellStart"/>
       <w:r>
         <w:rPr>
           <w:rStyle w:val="t-14"/>
@@ -724,6 +742,7 @@
         </w:rPr>
         <w:t>Epimentis</w:t>
       </w:r>
+      <w:proofErr w:type="spellEnd"/>
     </w:p>
     <w:p>
       <w:pPr>
@@ -740,7 +759,43 @@
           <w:sz w:val="20"/>
           <w:szCs w:val="20"/>
         </w:rPr>
-        <w:t>Biostatisticien – Data Analyst                                                                                                   Février 2026</w:t>
+        <w:t xml:space="preserve">Biostatisticien – Data </w:t>
+      </w:r>
+      <w:proofErr w:type="spellStart"/>
+      <w:r>
+        <w:rPr>
+          <w:rFonts w:ascii="Arial" w:hAnsi="Arial" w:cs="Arial"/>
+          <w:sz w:val="20"/>
+          <w:szCs w:val="20"/>
+        </w:rPr>
+        <w:t>Analyst</w:t>
+      </w:r>
+      <w:proofErr w:type="spellEnd"/>
+      <w:r>
+        <w:rPr>
+          <w:rFonts w:ascii="Arial" w:hAnsi="Arial" w:cs="Arial"/>
+          <w:sz w:val="20"/>
+          <w:szCs w:val="20"/>
+        </w:rPr>
+        <w:t xml:space="preserve">                                                                                                   </w:t>
+      </w:r>
+      <w:proofErr w:type="gramStart"/>
+      <w:r>
+        <w:rPr>
+          <w:rFonts w:ascii="Arial" w:hAnsi="Arial" w:cs="Arial"/>
+          <w:sz w:val="20"/>
+          <w:szCs w:val="20"/>
+        </w:rPr>
+        <w:t>Février</w:t>
+      </w:r>
+      <w:proofErr w:type="gramEnd"/>
+      <w:r>
+        <w:rPr>
+          <w:rFonts w:ascii="Arial" w:hAnsi="Arial" w:cs="Arial"/>
+          <w:sz w:val="20"/>
+          <w:szCs w:val="20"/>
+        </w:rPr>
+        <w:t xml:space="preserve"> 2026</w:t>
       </w:r>
       <w:r>
         <w:rPr>
@@ -921,6 +976,7 @@
           <w:lang w:val="en-US"/>
         </w:rPr>
       </w:pPr>
+      <w:proofErr w:type="spellStart"/>
       <w:r>
         <w:rPr>
           <w:rStyle w:val="t-14"/>
@@ -929,16 +985,87 @@
           <w:bCs/>
           <w:lang w:val="en-US"/>
         </w:rPr>
-        <w:t xml:space="preserve">Laboratoire RESHAPE </w:t>
-      </w:r>
-      <w:r>
-        <w:rPr>
-          <w:rFonts w:ascii="Arial" w:hAnsi="Arial" w:cs="Arial"/>
-          <w:b/>
-          <w:bCs/>
-          <w:lang w:val="en-US"/>
-        </w:rPr>
-        <w:t>(RESearch on HealthcAre PErformance) – U1290 Inserm-UCBL</w:t>
+        <w:t>Laboratoire</w:t>
+      </w:r>
+      <w:proofErr w:type="spellEnd"/>
+      <w:r>
+        <w:rPr>
+          <w:rStyle w:val="t-14"/>
+          <w:rFonts w:ascii="Arial" w:hAnsi="Arial" w:cs="Arial"/>
+          <w:b/>
+          <w:bCs/>
+          <w:lang w:val="en-US"/>
+        </w:rPr>
+        <w:t xml:space="preserve"> RESHAPE </w:t>
+      </w:r>
+      <w:r>
+        <w:rPr>
+          <w:rFonts w:ascii="Arial" w:hAnsi="Arial" w:cs="Arial"/>
+          <w:b/>
+          <w:bCs/>
+          <w:lang w:val="en-US"/>
+        </w:rPr>
+        <w:t>(</w:t>
+      </w:r>
+      <w:proofErr w:type="spellStart"/>
+      <w:r>
+        <w:rPr>
+          <w:rFonts w:ascii="Arial" w:hAnsi="Arial" w:cs="Arial"/>
+          <w:b/>
+          <w:bCs/>
+          <w:lang w:val="en-US"/>
+        </w:rPr>
+        <w:t>RESearch</w:t>
+      </w:r>
+      <w:proofErr w:type="spellEnd"/>
+      <w:r>
+        <w:rPr>
+          <w:rFonts w:ascii="Arial" w:hAnsi="Arial" w:cs="Arial"/>
+          <w:b/>
+          <w:bCs/>
+          <w:lang w:val="en-US"/>
+        </w:rPr>
+        <w:t xml:space="preserve"> on </w:t>
+      </w:r>
+      <w:proofErr w:type="spellStart"/>
+      <w:r>
+        <w:rPr>
+          <w:rFonts w:ascii="Arial" w:hAnsi="Arial" w:cs="Arial"/>
+          <w:b/>
+          <w:bCs/>
+          <w:lang w:val="en-US"/>
+        </w:rPr>
+        <w:t>HealthcAre</w:t>
+      </w:r>
+      <w:proofErr w:type="spellEnd"/>
+      <w:r>
+        <w:rPr>
+          <w:rFonts w:ascii="Arial" w:hAnsi="Arial" w:cs="Arial"/>
+          <w:b/>
+          <w:bCs/>
+          <w:lang w:val="en-US"/>
+        </w:rPr>
+        <w:t xml:space="preserve"> </w:t>
+      </w:r>
+      <w:proofErr w:type="spellStart"/>
+      <w:r>
+        <w:rPr>
+          <w:rFonts w:ascii="Arial" w:hAnsi="Arial" w:cs="Arial"/>
+          <w:b/>
+          <w:bCs/>
+          <w:lang w:val="en-US"/>
+        </w:rPr>
+        <w:t>PErformance</w:t>
+      </w:r>
+      <w:proofErr w:type="spellEnd"/>
+      <w:r>
+        <w:rPr>
+          <w:rFonts w:ascii="Arial" w:hAnsi="Arial" w:cs="Arial"/>
+          <w:b/>
+          <w:bCs/>
+          <w:lang w:val="en-US"/>
+        </w:rPr>
+        <w:t>) – U1290 Inserm-UCBL</w:t>
       </w:r>
     </w:p>
     <w:p>
@@ -988,15 +1115,33 @@
           <w:sz w:val="20"/>
           <w:szCs w:val="20"/>
         </w:rPr>
-        <w:t xml:space="preserve">  J</w:t>
-      </w:r>
-      <w:r>
-        <w:rPr>
-          <w:rFonts w:ascii="Arial" w:hAnsi="Arial" w:cs="Arial"/>
-          <w:sz w:val="20"/>
-          <w:szCs w:val="20"/>
-        </w:rPr>
-        <w:t xml:space="preserve">uin </w:t>
+        <w:t xml:space="preserve">  </w:t>
+      </w:r>
+      <w:proofErr w:type="gramStart"/>
+      <w:r>
+        <w:rPr>
+          <w:rFonts w:ascii="Arial" w:hAnsi="Arial" w:cs="Arial"/>
+          <w:sz w:val="20"/>
+          <w:szCs w:val="20"/>
+        </w:rPr>
+        <w:t>J</w:t>
+      </w:r>
+      <w:r>
+        <w:rPr>
+          <w:rFonts w:ascii="Arial" w:hAnsi="Arial" w:cs="Arial"/>
+          <w:sz w:val="20"/>
+          <w:szCs w:val="20"/>
+        </w:rPr>
+        <w:t>uin</w:t>
+      </w:r>
+      <w:proofErr w:type="gramEnd"/>
+      <w:r>
+        <w:rPr>
+          <w:rFonts w:ascii="Arial" w:hAnsi="Arial" w:cs="Arial"/>
+          <w:sz w:val="20"/>
+          <w:szCs w:val="20"/>
+        </w:rPr>
+        <w:t xml:space="preserve"> </w:t>
       </w:r>
       <w:r>
         <w:rPr>
@@ -1580,6 +1725,7 @@
         </w:rPr>
         <w:t xml:space="preserve">                             </w:t>
       </w:r>
+      <w:proofErr w:type="gramStart"/>
       <w:r>
         <w:rPr>
           <w:rStyle w:val="pvs-entitycaption-wrapper"/>
@@ -1607,6 +1753,7 @@
         </w:rPr>
         <w:t>il</w:t>
       </w:r>
+      <w:proofErr w:type="gramEnd"/>
       <w:r>
         <w:rPr>
           <w:rStyle w:val="pvs-entitycaption-wrapper"/>
@@ -1625,6 +1772,7 @@
         </w:rPr>
         <w:t xml:space="preserve">uin 2017, </w:t>
       </w:r>
+      <w:proofErr w:type="spellStart"/>
       <w:r>
         <w:rPr>
           <w:rStyle w:val="pvs-entitycaption-wrapper"/>
@@ -1652,6 +1800,7 @@
         </w:rPr>
         <w:t>let</w:t>
       </w:r>
+      <w:proofErr w:type="spellEnd"/>
       <w:r>
         <w:rPr>
           <w:rStyle w:val="pvs-entitycaption-wrapper"/>
@@ -1856,7 +2005,25 @@
           <w:sz w:val="20"/>
           <w:szCs w:val="20"/>
         </w:rPr>
-        <w:t>Réserviste spécialiste – Expert Haut Niveau Statistique                                                        Octobre 2025</w:t>
+        <w:t xml:space="preserve">Réserviste spécialiste – Expert Haut Niveau Statistique                                                        </w:t>
+      </w:r>
+      <w:proofErr w:type="gramStart"/>
+      <w:r>
+        <w:rPr>
+          <w:rFonts w:ascii="Arial" w:hAnsi="Arial" w:cs="Arial"/>
+          <w:sz w:val="20"/>
+          <w:szCs w:val="20"/>
+        </w:rPr>
+        <w:t>Octobre</w:t>
+      </w:r>
+      <w:proofErr w:type="gramEnd"/>
+      <w:r>
+        <w:rPr>
+          <w:rFonts w:ascii="Arial" w:hAnsi="Arial" w:cs="Arial"/>
+          <w:sz w:val="20"/>
+          <w:szCs w:val="20"/>
+        </w:rPr>
+        <w:t xml:space="preserve"> 2025</w:t>
       </w:r>
       <w:r>
         <w:rPr>
@@ -2012,15 +2179,35 @@
           <w:sz w:val="20"/>
           <w:szCs w:val="20"/>
         </w:rPr>
-        <w:t xml:space="preserve"> (SSD)</w:t>
-      </w:r>
-      <w:r>
-        <w:rPr>
-          <w:rFonts w:ascii="Arial" w:hAnsi="Arial" w:cs="Arial"/>
-          <w:sz w:val="20"/>
-          <w:szCs w:val="20"/>
-        </w:rPr>
-        <w:t xml:space="preserve">                                  </w:t>
+        <w:t xml:space="preserve"> (</w:t>
+      </w:r>
+      <w:proofErr w:type="gramStart"/>
+      <w:r>
+        <w:rPr>
+          <w:rFonts w:ascii="Arial" w:hAnsi="Arial" w:cs="Arial"/>
+          <w:b/>
+          <w:bCs/>
+          <w:sz w:val="20"/>
+          <w:szCs w:val="20"/>
+        </w:rPr>
+        <w:t>SSD)</w:t>
+      </w:r>
+      <w:r>
+        <w:rPr>
+          <w:rFonts w:ascii="Arial" w:hAnsi="Arial" w:cs="Arial"/>
+          <w:sz w:val="20"/>
+          <w:szCs w:val="20"/>
+        </w:rPr>
+        <w:t xml:space="preserve">   </w:t>
+      </w:r>
+      <w:proofErr w:type="gramEnd"/>
+      <w:r>
+        <w:rPr>
+          <w:rFonts w:ascii="Arial" w:hAnsi="Arial" w:cs="Arial"/>
+          <w:sz w:val="20"/>
+          <w:szCs w:val="20"/>
+        </w:rPr>
+        <w:t xml:space="preserve">                               </w:t>
       </w:r>
       <w:r>
         <w:rPr>
@@ -2141,7 +2328,7 @@
           <w:rFonts w:cs="Arial"/>
           <w:lang w:val="en-US"/>
         </w:rPr>
-        <w:t>FORMATION CONTINUE</w:t>
+        <w:t>HABILITATION &amp; CERTIFICATION</w:t>
       </w:r>
     </w:p>
     <w:p>
@@ -2149,299 +2336,155 @@
         <w:spacing w:after="0"/>
         <w:rPr>
           <w:rFonts w:ascii="Arial" w:hAnsi="Arial" w:cs="Arial"/>
-          <w:bCs/>
-          <w:sz w:val="20"/>
-          <w:lang w:val="en-US"/>
-        </w:rPr>
-      </w:pPr>
-      <w:r>
-        <w:rPr>
-          <w:rFonts w:ascii="Arial" w:hAnsi="Arial" w:cs="Arial"/>
-          <w:b/>
-          <w:sz w:val="20"/>
-          <w:lang w:val="en-US"/>
-        </w:rPr>
-        <w:t xml:space="preserve">Addressing Unmeasured </w:t>
-      </w:r>
-      <w:r>
-        <w:rPr>
-          <w:rFonts w:ascii="Arial" w:hAnsi="Arial" w:cs="Arial"/>
-          <w:b/>
-          <w:sz w:val="20"/>
-          <w:lang w:val="en-US"/>
-        </w:rPr>
-        <w:t>Confounding through Study Design and Analysis</w:t>
-      </w:r>
-      <w:r>
-        <w:rPr>
-          <w:rFonts w:ascii="Arial" w:hAnsi="Arial" w:cs="Arial"/>
-          <w:b/>
-          <w:sz w:val="20"/>
-          <w:lang w:val="en-US"/>
+          <w:sz w:val="20"/>
+          <w:szCs w:val="20"/>
+        </w:rPr>
+      </w:pPr>
+      <w:r>
+        <w:rPr>
+          <w:rFonts w:ascii="Arial" w:hAnsi="Arial" w:cs="Arial"/>
+          <w:b/>
+          <w:sz w:val="20"/>
+        </w:rPr>
+        <w:t>Formation complète SNIIRAM-SNDS</w:t>
+      </w:r>
+      <w:r>
+        <w:rPr>
+          <w:rFonts w:ascii="Arial" w:hAnsi="Arial" w:cs="Arial"/>
+          <w:b/>
+          <w:sz w:val="20"/>
         </w:rPr>
         <w:t xml:space="preserve"> </w:t>
       </w:r>
       <w:r>
         <w:rPr>
           <w:rFonts w:ascii="Arial" w:hAnsi="Arial" w:cs="Arial"/>
-          <w:bCs/>
-          <w:sz w:val="20"/>
-          <w:lang w:val="en-US"/>
-        </w:rPr>
-        <w:t>(</w:t>
-      </w:r>
-      <w:r>
-        <w:rPr>
-          <w:rFonts w:ascii="Arial" w:hAnsi="Arial" w:cs="Arial"/>
-          <w:bCs/>
-          <w:sz w:val="20"/>
-          <w:lang w:val="en-US"/>
-        </w:rPr>
-        <w:t xml:space="preserve">0,5 jour)      </w:t>
-      </w:r>
-      <w:r>
-        <w:rPr>
-          <w:rFonts w:ascii="Arial" w:hAnsi="Arial" w:cs="Arial"/>
-          <w:b/>
-          <w:sz w:val="20"/>
-          <w:lang w:val="en-US"/>
-        </w:rPr>
-        <w:t xml:space="preserve"> ISPE 202</w:t>
-      </w:r>
-      <w:r>
-        <w:rPr>
-          <w:rFonts w:ascii="Arial" w:hAnsi="Arial" w:cs="Arial"/>
-          <w:b/>
-          <w:sz w:val="20"/>
-          <w:lang w:val="en-US"/>
-        </w:rPr>
-        <w:t>6</w:t>
-      </w:r>
-      <w:r>
-        <w:rPr>
-          <w:rFonts w:ascii="Arial" w:hAnsi="Arial" w:cs="Arial"/>
-          <w:b/>
-          <w:sz w:val="20"/>
-          <w:lang w:val="en-US"/>
+          <w:b/>
+          <w:sz w:val="20"/>
+        </w:rPr>
+        <w:t xml:space="preserve">– Accès permanent </w:t>
+      </w:r>
+      <w:r>
+        <w:rPr>
+          <w:rFonts w:ascii="Arial" w:hAnsi="Arial" w:cs="Arial"/>
+          <w:bCs/>
+          <w:sz w:val="20"/>
+        </w:rPr>
+        <w:t xml:space="preserve">(5 </w:t>
+      </w:r>
+      <w:proofErr w:type="gramStart"/>
+      <w:r>
+        <w:rPr>
+          <w:rFonts w:ascii="Arial" w:hAnsi="Arial" w:cs="Arial"/>
+          <w:bCs/>
+          <w:sz w:val="20"/>
+        </w:rPr>
+        <w:t>jours)</w:t>
+      </w:r>
+      <w:r>
+        <w:rPr>
+          <w:rFonts w:ascii="Arial" w:hAnsi="Arial" w:cs="Arial"/>
+          <w:bCs/>
+          <w:sz w:val="18"/>
+          <w:szCs w:val="20"/>
         </w:rPr>
         <w:t xml:space="preserve"> </w:t>
       </w:r>
       <w:r>
         <w:rPr>
           <w:rFonts w:ascii="Arial" w:hAnsi="Arial" w:cs="Arial"/>
-          <w:bCs/>
-          <w:sz w:val="20"/>
-          <w:lang w:val="en-US"/>
-        </w:rPr>
-        <w:t>– Aou</w:t>
-      </w:r>
-      <w:r>
-        <w:rPr>
-          <w:rFonts w:ascii="Arial" w:hAnsi="Arial" w:cs="Arial"/>
-          <w:bCs/>
-          <w:sz w:val="20"/>
-          <w:lang w:val="en-US"/>
-        </w:rPr>
-        <w:t>t 202</w:t>
-      </w:r>
-      <w:r>
-        <w:rPr>
-          <w:rFonts w:ascii="Arial" w:hAnsi="Arial" w:cs="Arial"/>
-          <w:bCs/>
-          <w:sz w:val="20"/>
-          <w:lang w:val="en-US"/>
-        </w:rPr>
-        <w:t>6</w:t>
-      </w:r>
-    </w:p>
-    <w:p>
-      <w:pPr>
-        <w:spacing w:after="0"/>
-        <w:rPr>
-          <w:rFonts w:ascii="Arial" w:hAnsi="Arial" w:cs="Arial"/>
-          <w:bCs/>
-          <w:sz w:val="20"/>
-          <w:lang w:val="en-US"/>
-        </w:rPr>
-      </w:pPr>
-      <w:r>
-        <w:rPr>
-          <w:rFonts w:ascii="Arial" w:hAnsi="Arial" w:cs="Arial"/>
-          <w:b/>
-          <w:sz w:val="20"/>
-          <w:lang w:val="en-US"/>
-        </w:rPr>
-        <w:t>Defining and Estimatin</w:t>
-      </w:r>
-      <w:r>
-        <w:rPr>
-          <w:rFonts w:ascii="Arial" w:hAnsi="Arial" w:cs="Arial"/>
-          <w:b/>
-          <w:sz w:val="20"/>
-          <w:lang w:val="en-US"/>
-        </w:rPr>
-        <w:t>g the Effects of Dynamic Treatment Strategies using RWD</w:t>
-      </w:r>
-      <w:r>
-        <w:rPr>
-          <w:rFonts w:ascii="Arial" w:hAnsi="Arial" w:cs="Arial"/>
-          <w:b/>
-          <w:sz w:val="20"/>
-          <w:lang w:val="en-US"/>
+          <w:b/>
+          <w:bCs/>
+          <w:sz w:val="18"/>
+          <w:szCs w:val="20"/>
+        </w:rPr>
+        <w:t xml:space="preserve">  </w:t>
+      </w:r>
+      <w:proofErr w:type="gramEnd"/>
+      <w:r>
+        <w:rPr>
+          <w:rFonts w:ascii="Arial" w:hAnsi="Arial" w:cs="Arial"/>
+          <w:b/>
+          <w:bCs/>
+          <w:sz w:val="18"/>
+          <w:szCs w:val="20"/>
         </w:rPr>
         <w:t xml:space="preserve"> </w:t>
       </w:r>
       <w:r>
         <w:rPr>
           <w:rFonts w:ascii="Arial" w:hAnsi="Arial" w:cs="Arial"/>
-          <w:bCs/>
-          <w:sz w:val="20"/>
-          <w:lang w:val="en-US"/>
-        </w:rPr>
-        <w:t>(</w:t>
-      </w:r>
-      <w:r>
-        <w:rPr>
-          <w:rFonts w:ascii="Arial" w:hAnsi="Arial" w:cs="Arial"/>
-          <w:bCs/>
-          <w:sz w:val="20"/>
-          <w:lang w:val="en-US"/>
-        </w:rPr>
-        <w:t>0,5 j</w:t>
-      </w:r>
-      <w:r>
-        <w:rPr>
-          <w:rFonts w:ascii="Arial" w:hAnsi="Arial" w:cs="Arial"/>
-          <w:bCs/>
-          <w:sz w:val="20"/>
-          <w:lang w:val="en-US"/>
-        </w:rPr>
-        <w:t>our</w:t>
-      </w:r>
-      <w:r>
-        <w:rPr>
-          <w:rFonts w:ascii="Arial" w:hAnsi="Arial" w:cs="Arial"/>
-          <w:bCs/>
-          <w:sz w:val="20"/>
-          <w:lang w:val="en-US"/>
-        </w:rPr>
-        <w:t xml:space="preserve">)  </w:t>
-      </w:r>
-    </w:p>
-    <w:p>
-      <w:pPr>
-        <w:spacing w:after="0"/>
-        <w:rPr>
-          <w:rFonts w:ascii="Arial" w:hAnsi="Arial" w:cs="Arial"/>
-          <w:b/>
-          <w:sz w:val="20"/>
-        </w:rPr>
-      </w:pPr>
-      <w:r>
-        <w:rPr>
-          <w:rFonts w:ascii="Arial" w:hAnsi="Arial" w:cs="Arial"/>
-          <w:b/>
-          <w:bCs/>
-          <w:sz w:val="20"/>
-        </w:rPr>
-        <w:t>Introduction du Drug Utilization</w:t>
-      </w:r>
-      <w:r>
-        <w:rPr>
-          <w:rFonts w:ascii="Arial" w:hAnsi="Arial" w:cs="Arial"/>
-          <w:bCs/>
-          <w:sz w:val="20"/>
-        </w:rPr>
-        <w:t xml:space="preserve"> (0,5 j</w:t>
-      </w:r>
-      <w:r>
-        <w:rPr>
-          <w:rFonts w:ascii="Arial" w:hAnsi="Arial" w:cs="Arial"/>
-          <w:bCs/>
-          <w:sz w:val="20"/>
-        </w:rPr>
-        <w:t>our)</w:t>
-      </w:r>
-    </w:p>
-    <w:p>
-      <w:pPr>
-        <w:spacing w:after="0"/>
-        <w:rPr>
-          <w:rFonts w:ascii="Arial" w:hAnsi="Arial" w:cs="Arial"/>
-          <w:b/>
-          <w:sz w:val="20"/>
-        </w:rPr>
-      </w:pPr>
-      <w:bookmarkStart w:id="0" w:name="_GoBack"/>
-      <w:bookmarkEnd w:id="0"/>
-    </w:p>
-    <w:p>
-      <w:pPr>
-        <w:spacing w:after="0"/>
-        <w:rPr>
-          <w:rFonts w:ascii="Arial" w:hAnsi="Arial" w:cs="Arial"/>
-          <w:sz w:val="20"/>
-        </w:rPr>
-      </w:pPr>
-      <w:r>
-        <w:rPr>
-          <w:rFonts w:ascii="Arial" w:hAnsi="Arial" w:cs="Arial"/>
-          <w:b/>
-          <w:sz w:val="20"/>
-        </w:rPr>
-        <w:t>Évaluation d'impact des politiques publiques</w:t>
-      </w:r>
-      <w:r>
-        <w:rPr>
-          <w:rFonts w:ascii="Arial" w:hAnsi="Arial" w:cs="Arial"/>
-          <w:b/>
-          <w:sz w:val="20"/>
+          <w:b/>
+          <w:bCs/>
+          <w:sz w:val="18"/>
+          <w:szCs w:val="20"/>
+        </w:rPr>
+        <w:t xml:space="preserve">                </w:t>
+      </w:r>
+      <w:r>
+        <w:rPr>
+          <w:rFonts w:ascii="Arial" w:hAnsi="Arial" w:cs="Arial"/>
+          <w:b/>
+          <w:sz w:val="20"/>
+          <w:szCs w:val="20"/>
+        </w:rPr>
+        <w:t>Institut 4.10</w:t>
+      </w:r>
+      <w:r>
+        <w:rPr>
+          <w:rFonts w:ascii="Arial" w:hAnsi="Arial" w:cs="Arial"/>
+          <w:sz w:val="20"/>
+          <w:szCs w:val="20"/>
+        </w:rPr>
+        <w:t xml:space="preserve"> – </w:t>
+      </w:r>
+      <w:proofErr w:type="spellStart"/>
+      <w:r>
+        <w:rPr>
+          <w:rFonts w:ascii="Arial" w:hAnsi="Arial" w:cs="Arial"/>
+          <w:sz w:val="20"/>
+          <w:szCs w:val="20"/>
+        </w:rPr>
+        <w:t>D</w:t>
+      </w:r>
+      <w:r>
+        <w:rPr>
+          <w:rFonts w:ascii="Arial" w:hAnsi="Arial" w:cs="Arial"/>
+          <w:sz w:val="20"/>
+          <w:szCs w:val="20"/>
+        </w:rPr>
+        <w:t>e</w:t>
+      </w:r>
+      <w:r>
+        <w:rPr>
+          <w:rFonts w:ascii="Arial" w:hAnsi="Arial" w:cs="Arial"/>
+          <w:sz w:val="20"/>
+          <w:szCs w:val="20"/>
+        </w:rPr>
+        <w:t>c</w:t>
+      </w:r>
+      <w:proofErr w:type="spellEnd"/>
+      <w:r>
+        <w:rPr>
+          <w:rFonts w:ascii="Arial" w:hAnsi="Arial" w:cs="Arial"/>
+          <w:sz w:val="20"/>
+          <w:szCs w:val="20"/>
         </w:rPr>
         <w:t xml:space="preserve"> </w:t>
       </w:r>
       <w:r>
         <w:rPr>
           <w:rFonts w:ascii="Arial" w:hAnsi="Arial" w:cs="Arial"/>
-          <w:bCs/>
-          <w:sz w:val="20"/>
-        </w:rPr>
-        <w:t>(3 jours)</w:t>
-      </w:r>
-      <w:r>
-        <w:rPr>
-          <w:rFonts w:ascii="Arial" w:hAnsi="Arial" w:cs="Arial"/>
-          <w:b/>
-          <w:sz w:val="20"/>
-        </w:rPr>
-        <w:t xml:space="preserve">                           </w:t>
-      </w:r>
-      <w:r>
-        <w:rPr>
-          <w:rFonts w:ascii="Arial" w:hAnsi="Arial" w:cs="Arial"/>
-          <w:b/>
-          <w:sz w:val="20"/>
-        </w:rPr>
-        <w:t xml:space="preserve"> </w:t>
-      </w:r>
-      <w:r>
-        <w:rPr>
-          <w:rFonts w:ascii="Arial" w:hAnsi="Arial" w:cs="Arial"/>
-          <w:b/>
-          <w:sz w:val="20"/>
-        </w:rPr>
-        <w:t xml:space="preserve">               ENSAE/ENSAI </w:t>
-      </w:r>
-      <w:r>
-        <w:rPr>
-          <w:rFonts w:ascii="Arial" w:hAnsi="Arial" w:cs="Arial"/>
-          <w:sz w:val="20"/>
-        </w:rPr>
-        <w:t xml:space="preserve">– </w:t>
-      </w:r>
-      <w:r>
-        <w:rPr>
-          <w:rFonts w:ascii="Arial" w:hAnsi="Arial" w:cs="Arial"/>
-          <w:sz w:val="20"/>
+          <w:sz w:val="20"/>
+          <w:szCs w:val="20"/>
+        </w:rPr>
+        <w:t xml:space="preserve">2021 et </w:t>
+      </w:r>
+      <w:r>
+        <w:rPr>
+          <w:rFonts w:ascii="Arial" w:hAnsi="Arial" w:cs="Arial"/>
+          <w:sz w:val="20"/>
+          <w:szCs w:val="20"/>
         </w:rPr>
         <w:t>N</w:t>
       </w:r>
@@ -2449,279 +2492,9 @@
         <w:rPr>
           <w:rFonts w:ascii="Arial" w:hAnsi="Arial" w:cs="Arial"/>
           <w:sz w:val="20"/>
-        </w:rPr>
-        <w:t>ovembre 2025</w:t>
-      </w:r>
-    </w:p>
-    <w:p>
-      <w:pPr>
-        <w:spacing w:after="0"/>
-        <w:rPr>
-          <w:rFonts w:ascii="Arial" w:hAnsi="Arial" w:cs="Arial"/>
-          <w:b/>
-          <w:sz w:val="20"/>
-        </w:rPr>
-      </w:pPr>
-    </w:p>
-    <w:p>
-      <w:pPr>
-        <w:spacing w:after="0"/>
-        <w:rPr>
-          <w:rFonts w:ascii="Arial" w:hAnsi="Arial" w:cs="Arial"/>
-          <w:bCs/>
-          <w:sz w:val="20"/>
-        </w:rPr>
-      </w:pPr>
-      <w:r>
-        <w:rPr>
-          <w:rFonts w:ascii="Arial" w:hAnsi="Arial" w:cs="Arial"/>
-          <w:b/>
-          <w:sz w:val="20"/>
-        </w:rPr>
-        <w:t xml:space="preserve">Applied Sensitivity Analyses in Pharmacoepidemiolgy Database Studies </w:t>
-      </w:r>
-      <w:r>
-        <w:rPr>
-          <w:rFonts w:ascii="Arial" w:hAnsi="Arial" w:cs="Arial"/>
-          <w:bCs/>
-          <w:sz w:val="20"/>
-        </w:rPr>
-        <w:t>(</w:t>
-      </w:r>
-      <w:r>
-        <w:rPr>
-          <w:rFonts w:ascii="Arial" w:hAnsi="Arial" w:cs="Arial"/>
-          <w:bCs/>
-          <w:sz w:val="20"/>
-        </w:rPr>
-        <w:t xml:space="preserve">0,5 jour)      </w:t>
-      </w:r>
-      <w:r>
-        <w:rPr>
-          <w:rFonts w:ascii="Arial" w:hAnsi="Arial" w:cs="Arial"/>
-          <w:b/>
-          <w:sz w:val="20"/>
-        </w:rPr>
-        <w:t xml:space="preserve">     ISPE 2025 </w:t>
-      </w:r>
-      <w:r>
-        <w:rPr>
-          <w:rFonts w:ascii="Arial" w:hAnsi="Arial" w:cs="Arial"/>
-          <w:bCs/>
-          <w:sz w:val="20"/>
-        </w:rPr>
-        <w:t>– Aout 2025</w:t>
-      </w:r>
-    </w:p>
-    <w:p>
-      <w:pPr>
-        <w:spacing w:after="0"/>
-        <w:rPr>
-          <w:rFonts w:ascii="Arial" w:hAnsi="Arial" w:cs="Arial"/>
-          <w:b/>
-          <w:sz w:val="20"/>
-        </w:rPr>
-      </w:pPr>
-      <w:r>
-        <w:rPr>
-          <w:rFonts w:ascii="Arial" w:hAnsi="Arial" w:cs="Arial"/>
-          <w:b/>
-          <w:bCs/>
-          <w:sz w:val="20"/>
-        </w:rPr>
-        <w:t>Introduction to Pharmacoepidemiology</w:t>
-      </w:r>
-      <w:r>
-        <w:rPr>
-          <w:rFonts w:ascii="Arial" w:hAnsi="Arial" w:cs="Arial"/>
-          <w:bCs/>
-          <w:sz w:val="20"/>
-        </w:rPr>
-        <w:t xml:space="preserve"> (0,5 jour)</w:t>
-      </w:r>
-    </w:p>
-    <w:p>
-      <w:pPr>
-        <w:spacing w:after="0"/>
-        <w:rPr>
-          <w:rFonts w:ascii="Arial" w:hAnsi="Arial" w:cs="Arial"/>
-          <w:b/>
-          <w:sz w:val="20"/>
-        </w:rPr>
-      </w:pPr>
-    </w:p>
-    <w:p>
-      <w:pPr>
-        <w:spacing w:after="0"/>
-        <w:rPr>
-          <w:rFonts w:ascii="Arial" w:hAnsi="Arial" w:cs="Arial"/>
-          <w:sz w:val="20"/>
-          <w:szCs w:val="20"/>
-        </w:rPr>
-      </w:pPr>
-      <w:r>
-        <w:rPr>
-          <w:rFonts w:ascii="Arial" w:hAnsi="Arial" w:cs="Arial"/>
-          <w:b/>
-          <w:sz w:val="20"/>
-        </w:rPr>
-        <w:t>Formation complète SNIIRAM-SNDS</w:t>
-      </w:r>
-      <w:r>
-        <w:rPr>
-          <w:rFonts w:ascii="Arial" w:hAnsi="Arial" w:cs="Arial"/>
-          <w:b/>
-          <w:sz w:val="20"/>
-        </w:rPr>
-        <w:t xml:space="preserve"> </w:t>
-      </w:r>
-      <w:r>
-        <w:rPr>
-          <w:rFonts w:ascii="Arial" w:hAnsi="Arial" w:cs="Arial"/>
-          <w:bCs/>
-          <w:sz w:val="20"/>
-        </w:rPr>
-        <w:t>(5 jours)</w:t>
-      </w:r>
-      <w:r>
-        <w:rPr>
-          <w:rFonts w:ascii="Arial" w:hAnsi="Arial" w:cs="Arial"/>
-          <w:bCs/>
-          <w:sz w:val="18"/>
-          <w:szCs w:val="20"/>
-        </w:rPr>
-        <w:t xml:space="preserve"> </w:t>
-      </w:r>
-      <w:r>
-        <w:rPr>
-          <w:rFonts w:ascii="Arial" w:hAnsi="Arial" w:cs="Arial"/>
-          <w:b/>
-          <w:bCs/>
-          <w:sz w:val="18"/>
-          <w:szCs w:val="20"/>
-        </w:rPr>
-        <w:t xml:space="preserve">                              </w:t>
-      </w:r>
-      <w:r>
-        <w:rPr>
-          <w:rFonts w:ascii="Arial" w:hAnsi="Arial" w:cs="Arial"/>
-          <w:b/>
-          <w:bCs/>
-          <w:sz w:val="18"/>
-          <w:szCs w:val="20"/>
-        </w:rPr>
-        <w:t xml:space="preserve"> </w:t>
-      </w:r>
-      <w:r>
-        <w:rPr>
-          <w:rFonts w:ascii="Arial" w:hAnsi="Arial" w:cs="Arial"/>
-          <w:b/>
-          <w:bCs/>
-          <w:sz w:val="18"/>
-          <w:szCs w:val="20"/>
-        </w:rPr>
-        <w:t xml:space="preserve"> </w:t>
-      </w:r>
-      <w:r>
-        <w:rPr>
-          <w:rFonts w:ascii="Arial" w:hAnsi="Arial" w:cs="Arial"/>
-          <w:b/>
-          <w:bCs/>
-          <w:sz w:val="18"/>
-          <w:szCs w:val="20"/>
-        </w:rPr>
-        <w:t xml:space="preserve"> </w:t>
-      </w:r>
-      <w:r>
-        <w:rPr>
-          <w:rFonts w:ascii="Arial" w:hAnsi="Arial" w:cs="Arial"/>
-          <w:b/>
-          <w:bCs/>
-          <w:sz w:val="18"/>
-          <w:szCs w:val="20"/>
-        </w:rPr>
-        <w:t xml:space="preserve"> </w:t>
-      </w:r>
-      <w:r>
-        <w:rPr>
-          <w:rFonts w:ascii="Arial" w:hAnsi="Arial" w:cs="Arial"/>
-          <w:b/>
-          <w:sz w:val="20"/>
-          <w:szCs w:val="20"/>
-        </w:rPr>
-        <w:t>Institut 4.10</w:t>
-      </w:r>
-      <w:r>
-        <w:rPr>
-          <w:rFonts w:ascii="Arial" w:hAnsi="Arial" w:cs="Arial"/>
-          <w:sz w:val="20"/>
-          <w:szCs w:val="20"/>
-        </w:rPr>
-        <w:t xml:space="preserve"> – </w:t>
-      </w:r>
-      <w:r>
-        <w:rPr>
-          <w:rFonts w:ascii="Arial" w:hAnsi="Arial" w:cs="Arial"/>
-          <w:sz w:val="20"/>
-          <w:szCs w:val="20"/>
-        </w:rPr>
-        <w:t>D</w:t>
-      </w:r>
-      <w:r>
-        <w:rPr>
-          <w:rFonts w:ascii="Arial" w:hAnsi="Arial" w:cs="Arial"/>
-          <w:sz w:val="20"/>
-          <w:szCs w:val="20"/>
-        </w:rPr>
-        <w:t>éc</w:t>
-      </w:r>
-      <w:r>
-        <w:rPr>
-          <w:rFonts w:ascii="Arial" w:hAnsi="Arial" w:cs="Arial"/>
-          <w:sz w:val="20"/>
-          <w:szCs w:val="20"/>
-        </w:rPr>
-        <w:t>embre</w:t>
-      </w:r>
-      <w:r>
-        <w:rPr>
-          <w:rFonts w:ascii="Arial" w:hAnsi="Arial" w:cs="Arial"/>
-          <w:sz w:val="20"/>
-          <w:szCs w:val="20"/>
-        </w:rPr>
-        <w:t xml:space="preserve"> 2021 et </w:t>
-      </w:r>
-      <w:r>
-        <w:rPr>
-          <w:rFonts w:ascii="Arial" w:hAnsi="Arial" w:cs="Arial"/>
-          <w:sz w:val="20"/>
-          <w:szCs w:val="20"/>
-        </w:rPr>
-        <w:t>N</w:t>
-      </w:r>
-      <w:r>
-        <w:rPr>
-          <w:rFonts w:ascii="Arial" w:hAnsi="Arial" w:cs="Arial"/>
-          <w:sz w:val="20"/>
-          <w:szCs w:val="20"/>
-        </w:rPr>
-        <w:t>ov</w:t>
-      </w:r>
-      <w:r>
-        <w:rPr>
-          <w:rFonts w:ascii="Arial" w:hAnsi="Arial" w:cs="Arial"/>
-          <w:sz w:val="20"/>
-          <w:szCs w:val="20"/>
-        </w:rPr>
-        <w:t>embre</w:t>
-      </w:r>
-      <w:r>
-        <w:rPr>
-          <w:rFonts w:ascii="Arial" w:hAnsi="Arial" w:cs="Arial"/>
-          <w:sz w:val="20"/>
-          <w:szCs w:val="20"/>
-        </w:rPr>
-        <w:t xml:space="preserve"> 2023 </w:t>
+          <w:szCs w:val="20"/>
+        </w:rPr>
+        <w:t xml:space="preserve">ov 2023 </w:t>
       </w:r>
     </w:p>
     <w:p>
@@ -2809,6 +2582,672 @@
     </w:p>
     <w:p>
       <w:pPr>
+        <w:spacing w:after="0"/>
+        <w:rPr>
+          <w:rFonts w:ascii="Arial" w:hAnsi="Arial" w:cs="Arial"/>
+          <w:bCs/>
+          <w:sz w:val="20"/>
+          <w:szCs w:val="20"/>
+        </w:rPr>
+      </w:pPr>
+    </w:p>
+    <w:p>
+      <w:pPr>
+        <w:pStyle w:val="Titre1"/>
+        <w:rPr>
+          <w:rFonts w:cs="Arial"/>
+          <w:lang w:val="en-US"/>
+        </w:rPr>
+      </w:pPr>
+      <w:r>
+        <w:rPr>
+          <w:rFonts w:cs="Arial"/>
+          <w:lang w:val="en-US"/>
+        </w:rPr>
+        <w:t>FORMATION CONTINUE</w:t>
+      </w:r>
+    </w:p>
+    <w:p>
+      <w:pPr>
+        <w:spacing w:after="0"/>
+        <w:rPr>
+          <w:rFonts w:ascii="Arial" w:hAnsi="Arial" w:cs="Arial"/>
+          <w:bCs/>
+          <w:sz w:val="20"/>
+          <w:lang w:val="en-US"/>
+        </w:rPr>
+      </w:pPr>
+      <w:r>
+        <w:rPr>
+          <w:rFonts w:ascii="Arial" w:hAnsi="Arial" w:cs="Arial"/>
+          <w:b/>
+          <w:sz w:val="20"/>
+          <w:lang w:val="en-US"/>
+        </w:rPr>
+        <w:t xml:space="preserve">Addressing Unmeasured </w:t>
+      </w:r>
+      <w:r>
+        <w:rPr>
+          <w:rFonts w:ascii="Arial" w:hAnsi="Arial" w:cs="Arial"/>
+          <w:b/>
+          <w:sz w:val="20"/>
+          <w:lang w:val="en-US"/>
+        </w:rPr>
+        <w:t>Confounding through Study Design and Analysis</w:t>
+      </w:r>
+      <w:r>
+        <w:rPr>
+          <w:rFonts w:ascii="Arial" w:hAnsi="Arial" w:cs="Arial"/>
+          <w:b/>
+          <w:sz w:val="20"/>
+          <w:lang w:val="en-US"/>
+        </w:rPr>
+        <w:t xml:space="preserve"> </w:t>
+      </w:r>
+      <w:r>
+        <w:rPr>
+          <w:rFonts w:ascii="Arial" w:hAnsi="Arial" w:cs="Arial"/>
+          <w:bCs/>
+          <w:sz w:val="20"/>
+          <w:lang w:val="en-US"/>
+        </w:rPr>
+        <w:t>(</w:t>
+      </w:r>
+      <w:r>
+        <w:rPr>
+          <w:rFonts w:ascii="Arial" w:hAnsi="Arial" w:cs="Arial"/>
+          <w:bCs/>
+          <w:sz w:val="20"/>
+          <w:lang w:val="en-US"/>
+        </w:rPr>
+        <w:t xml:space="preserve">0,5 </w:t>
+      </w:r>
+      <w:proofErr w:type="gramStart"/>
+      <w:r>
+        <w:rPr>
+          <w:rFonts w:ascii="Arial" w:hAnsi="Arial" w:cs="Arial"/>
+          <w:bCs/>
+          <w:sz w:val="20"/>
+          <w:lang w:val="en-US"/>
+        </w:rPr>
+        <w:t xml:space="preserve">jour)   </w:t>
+      </w:r>
+      <w:proofErr w:type="gramEnd"/>
+      <w:r>
+        <w:rPr>
+          <w:rFonts w:ascii="Arial" w:hAnsi="Arial" w:cs="Arial"/>
+          <w:bCs/>
+          <w:sz w:val="20"/>
+          <w:lang w:val="en-US"/>
+        </w:rPr>
+        <w:t xml:space="preserve">   </w:t>
+      </w:r>
+      <w:r>
+        <w:rPr>
+          <w:rFonts w:ascii="Arial" w:hAnsi="Arial" w:cs="Arial"/>
+          <w:b/>
+          <w:sz w:val="20"/>
+          <w:lang w:val="en-US"/>
+        </w:rPr>
+        <w:t xml:space="preserve"> ISPE 202</w:t>
+      </w:r>
+      <w:r>
+        <w:rPr>
+          <w:rFonts w:ascii="Arial" w:hAnsi="Arial" w:cs="Arial"/>
+          <w:b/>
+          <w:sz w:val="20"/>
+          <w:lang w:val="en-US"/>
+        </w:rPr>
+        <w:t>6</w:t>
+      </w:r>
+      <w:r>
+        <w:rPr>
+          <w:rFonts w:ascii="Arial" w:hAnsi="Arial" w:cs="Arial"/>
+          <w:b/>
+          <w:sz w:val="20"/>
+          <w:lang w:val="en-US"/>
+        </w:rPr>
+        <w:t xml:space="preserve"> </w:t>
+      </w:r>
+      <w:r>
+        <w:rPr>
+          <w:rFonts w:ascii="Arial" w:hAnsi="Arial" w:cs="Arial"/>
+          <w:bCs/>
+          <w:sz w:val="20"/>
+          <w:lang w:val="en-US"/>
+        </w:rPr>
+        <w:t xml:space="preserve">– </w:t>
+      </w:r>
+      <w:proofErr w:type="spellStart"/>
+      <w:r>
+        <w:rPr>
+          <w:rFonts w:ascii="Arial" w:hAnsi="Arial" w:cs="Arial"/>
+          <w:bCs/>
+          <w:sz w:val="20"/>
+          <w:lang w:val="en-US"/>
+        </w:rPr>
+        <w:t>Ao</w:t>
+      </w:r>
+      <w:r>
+        <w:rPr>
+          <w:rFonts w:ascii="Arial" w:hAnsi="Arial" w:cs="Arial"/>
+          <w:bCs/>
+          <w:sz w:val="20"/>
+          <w:lang w:val="en-US"/>
+        </w:rPr>
+        <w:t>û</w:t>
+      </w:r>
+      <w:r>
+        <w:rPr>
+          <w:rFonts w:ascii="Arial" w:hAnsi="Arial" w:cs="Arial"/>
+          <w:bCs/>
+          <w:sz w:val="20"/>
+          <w:lang w:val="en-US"/>
+        </w:rPr>
+        <w:t>t</w:t>
+      </w:r>
+      <w:proofErr w:type="spellEnd"/>
+      <w:r>
+        <w:rPr>
+          <w:rFonts w:ascii="Arial" w:hAnsi="Arial" w:cs="Arial"/>
+          <w:bCs/>
+          <w:sz w:val="20"/>
+          <w:lang w:val="en-US"/>
+        </w:rPr>
+        <w:t xml:space="preserve"> 202</w:t>
+      </w:r>
+      <w:r>
+        <w:rPr>
+          <w:rFonts w:ascii="Arial" w:hAnsi="Arial" w:cs="Arial"/>
+          <w:bCs/>
+          <w:sz w:val="20"/>
+          <w:lang w:val="en-US"/>
+        </w:rPr>
+        <w:t>6</w:t>
+      </w:r>
+    </w:p>
+    <w:p>
+      <w:pPr>
+        <w:spacing w:after="0"/>
+        <w:rPr>
+          <w:rFonts w:ascii="Arial" w:hAnsi="Arial" w:cs="Arial"/>
+          <w:bCs/>
+          <w:sz w:val="20"/>
+          <w:lang w:val="en-US"/>
+        </w:rPr>
+      </w:pPr>
+      <w:r>
+        <w:rPr>
+          <w:rFonts w:ascii="Arial" w:hAnsi="Arial" w:cs="Arial"/>
+          <w:b/>
+          <w:sz w:val="20"/>
+          <w:lang w:val="en-US"/>
+        </w:rPr>
+        <w:t>Defining and Estimatin</w:t>
+      </w:r>
+      <w:r>
+        <w:rPr>
+          <w:rFonts w:ascii="Arial" w:hAnsi="Arial" w:cs="Arial"/>
+          <w:b/>
+          <w:sz w:val="20"/>
+          <w:lang w:val="en-US"/>
+        </w:rPr>
+        <w:t>g the Effects of Dynamic Treatment Strategies using RWD</w:t>
+      </w:r>
+      <w:r>
+        <w:rPr>
+          <w:rFonts w:ascii="Arial" w:hAnsi="Arial" w:cs="Arial"/>
+          <w:b/>
+          <w:sz w:val="20"/>
+          <w:lang w:val="en-US"/>
+        </w:rPr>
+        <w:t xml:space="preserve"> </w:t>
+      </w:r>
+      <w:r>
+        <w:rPr>
+          <w:rFonts w:ascii="Arial" w:hAnsi="Arial" w:cs="Arial"/>
+          <w:bCs/>
+          <w:sz w:val="20"/>
+          <w:lang w:val="en-US"/>
+        </w:rPr>
+        <w:t>(</w:t>
+      </w:r>
+      <w:r>
+        <w:rPr>
+          <w:rFonts w:ascii="Arial" w:hAnsi="Arial" w:cs="Arial"/>
+          <w:bCs/>
+          <w:sz w:val="20"/>
+          <w:lang w:val="en-US"/>
+        </w:rPr>
+        <w:t>0,5 j</w:t>
+      </w:r>
+      <w:r>
+        <w:rPr>
+          <w:rFonts w:ascii="Arial" w:hAnsi="Arial" w:cs="Arial"/>
+          <w:bCs/>
+          <w:sz w:val="20"/>
+          <w:lang w:val="en-US"/>
+        </w:rPr>
+        <w:t>our</w:t>
+      </w:r>
+      <w:r>
+        <w:rPr>
+          <w:rFonts w:ascii="Arial" w:hAnsi="Arial" w:cs="Arial"/>
+          <w:bCs/>
+          <w:sz w:val="20"/>
+          <w:lang w:val="en-US"/>
+        </w:rPr>
+        <w:t xml:space="preserve">)  </w:t>
+      </w:r>
+    </w:p>
+    <w:p>
+      <w:pPr>
+        <w:spacing w:after="0"/>
+        <w:rPr>
+          <w:rFonts w:ascii="Arial" w:hAnsi="Arial" w:cs="Arial"/>
+          <w:b/>
+          <w:sz w:val="20"/>
+        </w:rPr>
+      </w:pPr>
+      <w:r>
+        <w:rPr>
+          <w:rFonts w:ascii="Arial" w:hAnsi="Arial" w:cs="Arial"/>
+          <w:b/>
+          <w:bCs/>
+          <w:sz w:val="20"/>
+        </w:rPr>
+        <w:t xml:space="preserve">Introduction du Drug </w:t>
+      </w:r>
+      <w:proofErr w:type="spellStart"/>
+      <w:r>
+        <w:rPr>
+          <w:rFonts w:ascii="Arial" w:hAnsi="Arial" w:cs="Arial"/>
+          <w:b/>
+          <w:bCs/>
+          <w:sz w:val="20"/>
+        </w:rPr>
+        <w:t>Utilization</w:t>
+      </w:r>
+      <w:proofErr w:type="spellEnd"/>
+      <w:r>
+        <w:rPr>
+          <w:rFonts w:ascii="Arial" w:hAnsi="Arial" w:cs="Arial"/>
+          <w:bCs/>
+          <w:sz w:val="20"/>
+        </w:rPr>
+        <w:t xml:space="preserve"> (0,5 j</w:t>
+      </w:r>
+      <w:r>
+        <w:rPr>
+          <w:rFonts w:ascii="Arial" w:hAnsi="Arial" w:cs="Arial"/>
+          <w:bCs/>
+          <w:sz w:val="20"/>
+        </w:rPr>
+        <w:t>our)</w:t>
+      </w:r>
+    </w:p>
+    <w:p>
+      <w:pPr>
+        <w:spacing w:after="0"/>
+        <w:rPr>
+          <w:rFonts w:ascii="Arial" w:hAnsi="Arial" w:cs="Arial"/>
+          <w:b/>
+          <w:sz w:val="20"/>
+        </w:rPr>
+      </w:pPr>
+    </w:p>
+    <w:p>
+      <w:pPr>
+        <w:spacing w:after="0"/>
+        <w:rPr>
+          <w:rFonts w:ascii="Arial" w:hAnsi="Arial" w:cs="Arial"/>
+          <w:sz w:val="20"/>
+        </w:rPr>
+      </w:pPr>
+      <w:r>
+        <w:rPr>
+          <w:rFonts w:ascii="Arial" w:hAnsi="Arial" w:cs="Arial"/>
+          <w:b/>
+          <w:sz w:val="20"/>
+        </w:rPr>
+        <w:t>Évaluation d'impact des politiques publiques</w:t>
+      </w:r>
+      <w:r>
+        <w:rPr>
+          <w:rFonts w:ascii="Arial" w:hAnsi="Arial" w:cs="Arial"/>
+          <w:b/>
+          <w:sz w:val="20"/>
+        </w:rPr>
+        <w:t xml:space="preserve"> </w:t>
+      </w:r>
+      <w:r>
+        <w:rPr>
+          <w:rFonts w:ascii="Arial" w:hAnsi="Arial" w:cs="Arial"/>
+          <w:bCs/>
+          <w:sz w:val="20"/>
+        </w:rPr>
+        <w:t xml:space="preserve">(3 </w:t>
+      </w:r>
+      <w:proofErr w:type="gramStart"/>
+      <w:r>
+        <w:rPr>
+          <w:rFonts w:ascii="Arial" w:hAnsi="Arial" w:cs="Arial"/>
+          <w:bCs/>
+          <w:sz w:val="20"/>
+        </w:rPr>
+        <w:t>jours)</w:t>
+      </w:r>
+      <w:r>
+        <w:rPr>
+          <w:rFonts w:ascii="Arial" w:hAnsi="Arial" w:cs="Arial"/>
+          <w:b/>
+          <w:sz w:val="20"/>
+        </w:rPr>
+        <w:t xml:space="preserve">   </w:t>
+      </w:r>
+      <w:proofErr w:type="gramEnd"/>
+      <w:r>
+        <w:rPr>
+          <w:rFonts w:ascii="Arial" w:hAnsi="Arial" w:cs="Arial"/>
+          <w:b/>
+          <w:sz w:val="20"/>
+        </w:rPr>
+        <w:t xml:space="preserve">                        </w:t>
+      </w:r>
+      <w:r>
+        <w:rPr>
+          <w:rFonts w:ascii="Arial" w:hAnsi="Arial" w:cs="Arial"/>
+          <w:b/>
+          <w:sz w:val="20"/>
+        </w:rPr>
+        <w:t xml:space="preserve"> </w:t>
+      </w:r>
+      <w:r>
+        <w:rPr>
+          <w:rFonts w:ascii="Arial" w:hAnsi="Arial" w:cs="Arial"/>
+          <w:b/>
+          <w:sz w:val="20"/>
+        </w:rPr>
+        <w:t xml:space="preserve">               </w:t>
+      </w:r>
+      <w:r>
+        <w:rPr>
+          <w:rFonts w:ascii="Arial" w:hAnsi="Arial" w:cs="Arial"/>
+          <w:b/>
+          <w:sz w:val="20"/>
+        </w:rPr>
+        <w:t xml:space="preserve">          </w:t>
+      </w:r>
+      <w:r>
+        <w:rPr>
+          <w:rFonts w:ascii="Arial" w:hAnsi="Arial" w:cs="Arial"/>
+          <w:b/>
+          <w:sz w:val="20"/>
+        </w:rPr>
+        <w:t xml:space="preserve">ENSAE/ENSAI </w:t>
+      </w:r>
+      <w:r>
+        <w:rPr>
+          <w:rFonts w:ascii="Arial" w:hAnsi="Arial" w:cs="Arial"/>
+          <w:sz w:val="20"/>
+        </w:rPr>
+        <w:t xml:space="preserve">– </w:t>
+      </w:r>
+      <w:r>
+        <w:rPr>
+          <w:rFonts w:ascii="Arial" w:hAnsi="Arial" w:cs="Arial"/>
+          <w:sz w:val="20"/>
+        </w:rPr>
+        <w:t>N</w:t>
+      </w:r>
+      <w:r>
+        <w:rPr>
+          <w:rFonts w:ascii="Arial" w:hAnsi="Arial" w:cs="Arial"/>
+          <w:sz w:val="20"/>
+        </w:rPr>
+        <w:t>ov</w:t>
+      </w:r>
+      <w:r>
+        <w:rPr>
+          <w:rFonts w:ascii="Arial" w:hAnsi="Arial" w:cs="Arial"/>
+          <w:sz w:val="20"/>
+        </w:rPr>
+        <w:t xml:space="preserve"> </w:t>
+      </w:r>
+      <w:r>
+        <w:rPr>
+          <w:rFonts w:ascii="Arial" w:hAnsi="Arial" w:cs="Arial"/>
+          <w:sz w:val="20"/>
+        </w:rPr>
+        <w:t>2025</w:t>
+      </w:r>
+    </w:p>
+    <w:p>
+      <w:pPr>
+        <w:spacing w:after="0"/>
+        <w:rPr>
+          <w:rFonts w:ascii="Arial" w:hAnsi="Arial" w:cs="Arial"/>
+          <w:b/>
+          <w:sz w:val="20"/>
+        </w:rPr>
+      </w:pPr>
+    </w:p>
+    <w:p>
+      <w:pPr>
+        <w:spacing w:after="0"/>
+        <w:rPr>
+          <w:rFonts w:ascii="Arial" w:hAnsi="Arial" w:cs="Arial"/>
+          <w:bCs/>
+          <w:sz w:val="20"/>
+        </w:rPr>
+      </w:pPr>
+      <w:proofErr w:type="spellStart"/>
+      <w:r>
+        <w:rPr>
+          <w:rFonts w:ascii="Arial" w:hAnsi="Arial" w:cs="Arial"/>
+          <w:b/>
+          <w:sz w:val="20"/>
+        </w:rPr>
+        <w:t>Applied</w:t>
+      </w:r>
+      <w:proofErr w:type="spellEnd"/>
+      <w:r>
+        <w:rPr>
+          <w:rFonts w:ascii="Arial" w:hAnsi="Arial" w:cs="Arial"/>
+          <w:b/>
+          <w:sz w:val="20"/>
+        </w:rPr>
+        <w:t xml:space="preserve"> </w:t>
+      </w:r>
+      <w:proofErr w:type="spellStart"/>
+      <w:r>
+        <w:rPr>
+          <w:rFonts w:ascii="Arial" w:hAnsi="Arial" w:cs="Arial"/>
+          <w:b/>
+          <w:sz w:val="20"/>
+        </w:rPr>
+        <w:t>Sensitivity</w:t>
+      </w:r>
+      <w:proofErr w:type="spellEnd"/>
+      <w:r>
+        <w:rPr>
+          <w:rFonts w:ascii="Arial" w:hAnsi="Arial" w:cs="Arial"/>
+          <w:b/>
+          <w:sz w:val="20"/>
+        </w:rPr>
+        <w:t xml:space="preserve"> Analyses in </w:t>
+      </w:r>
+      <w:proofErr w:type="spellStart"/>
+      <w:r>
+        <w:rPr>
+          <w:rFonts w:ascii="Arial" w:hAnsi="Arial" w:cs="Arial"/>
+          <w:b/>
+          <w:sz w:val="20"/>
+        </w:rPr>
+        <w:t>Pharmacoepidemiolgy</w:t>
+      </w:r>
+      <w:proofErr w:type="spellEnd"/>
+      <w:r>
+        <w:rPr>
+          <w:rFonts w:ascii="Arial" w:hAnsi="Arial" w:cs="Arial"/>
+          <w:b/>
+          <w:sz w:val="20"/>
+        </w:rPr>
+        <w:t xml:space="preserve"> </w:t>
+      </w:r>
+      <w:proofErr w:type="spellStart"/>
+      <w:r>
+        <w:rPr>
+          <w:rFonts w:ascii="Arial" w:hAnsi="Arial" w:cs="Arial"/>
+          <w:b/>
+          <w:sz w:val="20"/>
+        </w:rPr>
+        <w:t>Database</w:t>
+      </w:r>
+      <w:proofErr w:type="spellEnd"/>
+      <w:r>
+        <w:rPr>
+          <w:rFonts w:ascii="Arial" w:hAnsi="Arial" w:cs="Arial"/>
+          <w:b/>
+          <w:sz w:val="20"/>
+        </w:rPr>
+        <w:t xml:space="preserve"> </w:t>
+      </w:r>
+      <w:proofErr w:type="spellStart"/>
+      <w:r>
+        <w:rPr>
+          <w:rFonts w:ascii="Arial" w:hAnsi="Arial" w:cs="Arial"/>
+          <w:b/>
+          <w:sz w:val="20"/>
+        </w:rPr>
+        <w:t>Studies</w:t>
+      </w:r>
+      <w:proofErr w:type="spellEnd"/>
+      <w:r>
+        <w:rPr>
+          <w:rFonts w:ascii="Arial" w:hAnsi="Arial" w:cs="Arial"/>
+          <w:b/>
+          <w:sz w:val="20"/>
+        </w:rPr>
+        <w:t xml:space="preserve"> </w:t>
+      </w:r>
+      <w:r>
+        <w:rPr>
+          <w:rFonts w:ascii="Arial" w:hAnsi="Arial" w:cs="Arial"/>
+          <w:bCs/>
+          <w:sz w:val="20"/>
+        </w:rPr>
+        <w:t>(</w:t>
+      </w:r>
+      <w:r>
+        <w:rPr>
+          <w:rFonts w:ascii="Arial" w:hAnsi="Arial" w:cs="Arial"/>
+          <w:bCs/>
+          <w:sz w:val="20"/>
+        </w:rPr>
+        <w:t xml:space="preserve">0,5 </w:t>
+      </w:r>
+      <w:proofErr w:type="gramStart"/>
+      <w:r>
+        <w:rPr>
+          <w:rFonts w:ascii="Arial" w:hAnsi="Arial" w:cs="Arial"/>
+          <w:bCs/>
+          <w:sz w:val="20"/>
+        </w:rPr>
+        <w:t xml:space="preserve">jour)   </w:t>
+      </w:r>
+      <w:proofErr w:type="gramEnd"/>
+      <w:r>
+        <w:rPr>
+          <w:rFonts w:ascii="Arial" w:hAnsi="Arial" w:cs="Arial"/>
+          <w:bCs/>
+          <w:sz w:val="20"/>
+        </w:rPr>
+        <w:t xml:space="preserve">   </w:t>
+      </w:r>
+      <w:r>
+        <w:rPr>
+          <w:rFonts w:ascii="Arial" w:hAnsi="Arial" w:cs="Arial"/>
+          <w:b/>
+          <w:sz w:val="20"/>
+        </w:rPr>
+        <w:t xml:space="preserve">     ISPE 2025 </w:t>
+      </w:r>
+      <w:r>
+        <w:rPr>
+          <w:rFonts w:ascii="Arial" w:hAnsi="Arial" w:cs="Arial"/>
+          <w:bCs/>
+          <w:sz w:val="20"/>
+        </w:rPr>
+        <w:t>– Ao</w:t>
+      </w:r>
+      <w:r>
+        <w:rPr>
+          <w:rFonts w:ascii="Arial" w:hAnsi="Arial" w:cs="Arial"/>
+          <w:bCs/>
+          <w:sz w:val="20"/>
+        </w:rPr>
+        <w:t>û</w:t>
+      </w:r>
+      <w:r>
+        <w:rPr>
+          <w:rFonts w:ascii="Arial" w:hAnsi="Arial" w:cs="Arial"/>
+          <w:bCs/>
+          <w:sz w:val="20"/>
+        </w:rPr>
+        <w:t>t 2025</w:t>
+      </w:r>
+    </w:p>
+    <w:p>
+      <w:pPr>
+        <w:spacing w:after="0"/>
+        <w:rPr>
+          <w:rFonts w:ascii="Arial" w:hAnsi="Arial" w:cs="Arial"/>
+          <w:b/>
+          <w:sz w:val="20"/>
+        </w:rPr>
+      </w:pPr>
+      <w:r>
+        <w:rPr>
+          <w:rFonts w:ascii="Arial" w:hAnsi="Arial" w:cs="Arial"/>
+          <w:b/>
+          <w:bCs/>
+          <w:sz w:val="20"/>
+        </w:rPr>
+        <w:t xml:space="preserve">Introduction to </w:t>
+      </w:r>
+      <w:proofErr w:type="spellStart"/>
+      <w:r>
+        <w:rPr>
+          <w:rFonts w:ascii="Arial" w:hAnsi="Arial" w:cs="Arial"/>
+          <w:b/>
+          <w:bCs/>
+          <w:sz w:val="20"/>
+        </w:rPr>
+        <w:t>Pharmacoepidemiology</w:t>
+      </w:r>
+      <w:proofErr w:type="spellEnd"/>
+      <w:r>
+        <w:rPr>
+          <w:rFonts w:ascii="Arial" w:hAnsi="Arial" w:cs="Arial"/>
+          <w:bCs/>
+          <w:sz w:val="20"/>
+        </w:rPr>
+        <w:t xml:space="preserve"> (0,5 jour)</w:t>
+      </w:r>
+    </w:p>
+    <w:p>
+      <w:pPr>
+        <w:spacing w:after="0"/>
+        <w:rPr>
+          <w:rFonts w:ascii="Arial" w:hAnsi="Arial" w:cs="Arial"/>
+          <w:b/>
+          <w:sz w:val="20"/>
+        </w:rPr>
+      </w:pPr>
+    </w:p>
+    <w:p>
+      <w:pPr>
         <w:rPr>
           <w:rFonts w:ascii="Arial" w:hAnsi="Arial" w:cs="Arial"/>
           <w:bCs/>
@@ -2855,6 +3294,7 @@
           <w:lang w:val="en-US"/>
         </w:rPr>
       </w:pPr>
+      <w:proofErr w:type="spellStart"/>
       <w:r>
         <w:rPr>
           <w:rFonts w:ascii="Arial" w:hAnsi="Arial" w:cs="Arial"/>
@@ -2864,6 +3304,7 @@
         </w:rPr>
         <w:t>Baltazard</w:t>
       </w:r>
+      <w:proofErr w:type="spellEnd"/>
       <w:r>
         <w:rPr>
           <w:rFonts w:ascii="Arial" w:hAnsi="Arial" w:cs="Arial"/>
@@ -2882,7 +3323,7 @@
         </w:rPr>
         <w:t xml:space="preserve"> et al. (2025) </w:t>
       </w:r>
-      <w:hyperlink r:id="rId21" w:history="1">
+      <w:hyperlink r:id="rId19" w:history="1">
         <w:r>
           <w:rPr>
             <w:rStyle w:val="Lienhypertexte"/>
@@ -2946,7 +3387,7 @@
         </w:rPr>
         <w:t xml:space="preserve">. </w:t>
       </w:r>
-      <w:hyperlink r:id="rId22" w:tgtFrame="_blank" w:history="1">
+      <w:hyperlink r:id="rId20" w:tgtFrame="_blank" w:history="1">
         <w:r>
           <w:rPr>
             <w:rStyle w:val="Lienhypertexte"/>
@@ -2989,7 +3430,29 @@
           <w:sz w:val="20"/>
           <w:szCs w:val="20"/>
         </w:rPr>
-        <w:t>Formation en soins critiques et préparation opérationnelle avant projection sur un poste d’évacuation aéromédicale en opérations extérieures. Etude par questionnaire auprès de 82 médecins au cours de l’opération Barkhane.</w:t>
+        <w:t xml:space="preserve">Formation en soins critiques et préparation opérationnelle avant projection sur un poste d’évacuation </w:t>
+      </w:r>
+      <w:proofErr w:type="spellStart"/>
+      <w:r>
+        <w:rPr>
+          <w:rFonts w:ascii="Arial" w:hAnsi="Arial" w:cs="Arial"/>
+          <w:b/>
+          <w:i/>
+          <w:sz w:val="20"/>
+          <w:szCs w:val="20"/>
+        </w:rPr>
+        <w:t>aéromédicale</w:t>
+      </w:r>
+      <w:proofErr w:type="spellEnd"/>
+      <w:r>
+        <w:rPr>
+          <w:rFonts w:ascii="Arial" w:hAnsi="Arial" w:cs="Arial"/>
+          <w:b/>
+          <w:i/>
+          <w:sz w:val="20"/>
+          <w:szCs w:val="20"/>
+        </w:rPr>
+        <w:t xml:space="preserve"> en opérations extérieures. Etude par questionnaire auprès de 82 médecins au cours de l’opération Barkhane.</w:t>
       </w:r>
       <w:r>
         <w:rPr>
@@ -3008,7 +3471,7 @@
         </w:rPr>
         <w:t xml:space="preserve">Médecine et Armées Vol.51 No.3. </w:t>
       </w:r>
-      <w:hyperlink r:id="rId23" w:tgtFrame="_blank" w:history="1">
+      <w:hyperlink r:id="rId21" w:tgtFrame="_blank" w:history="1">
         <w:r>
           <w:rPr>
             <w:rStyle w:val="Lienhypertexte"/>
@@ -3040,7 +3503,27 @@
           <w:szCs w:val="20"/>
           <w:lang w:val="en-US"/>
         </w:rPr>
-        <w:t xml:space="preserve">Imfeld, C., Daurat, M., Marthinet, H. (2025). </w:t>
+        <w:t xml:space="preserve">Imfeld, C., </w:t>
+      </w:r>
+      <w:proofErr w:type="spellStart"/>
+      <w:r>
+        <w:rPr>
+          <w:rFonts w:ascii="Arial" w:hAnsi="Arial" w:cs="Arial"/>
+          <w:sz w:val="20"/>
+          <w:szCs w:val="20"/>
+          <w:lang w:val="en-US"/>
+        </w:rPr>
+        <w:t>Daurat</w:t>
+      </w:r>
+      <w:proofErr w:type="spellEnd"/>
+      <w:r>
+        <w:rPr>
+          <w:rFonts w:ascii="Arial" w:hAnsi="Arial" w:cs="Arial"/>
+          <w:sz w:val="20"/>
+          <w:szCs w:val="20"/>
+          <w:lang w:val="en-US"/>
+        </w:rPr>
+        <w:t xml:space="preserve">, M., Marthinet, H. (2025). </w:t>
       </w:r>
       <w:r>
         <w:rPr>
@@ -3079,7 +3562,7 @@
         </w:rPr>
         <w:t xml:space="preserve">Médecine et Armées Vol.51 No.1. </w:t>
       </w:r>
-      <w:hyperlink r:id="rId24" w:tgtFrame="_blank" w:history="1">
+      <w:hyperlink r:id="rId22" w:tgtFrame="_blank" w:history="1">
         <w:r>
           <w:rPr>
             <w:rStyle w:val="Lienhypertexte"/>
@@ -3105,14 +3588,25 @@
           <w:lang w:val="en-US"/>
         </w:rPr>
       </w:pPr>
-      <w:r>
-        <w:rPr>
-          <w:rFonts w:ascii="Arial" w:hAnsi="Arial" w:cs="Arial"/>
-          <w:sz w:val="20"/>
-          <w:szCs w:val="20"/>
-          <w:lang w:val="en-US"/>
-        </w:rPr>
-        <w:t>Chêne, L.</w:t>
+      <w:proofErr w:type="spellStart"/>
+      <w:r>
+        <w:rPr>
+          <w:rFonts w:ascii="Arial" w:hAnsi="Arial" w:cs="Arial"/>
+          <w:sz w:val="20"/>
+          <w:szCs w:val="20"/>
+          <w:lang w:val="en-US"/>
+        </w:rPr>
+        <w:t>Chêne</w:t>
+      </w:r>
+      <w:proofErr w:type="spellEnd"/>
+      <w:r>
+        <w:rPr>
+          <w:rFonts w:ascii="Arial" w:hAnsi="Arial" w:cs="Arial"/>
+          <w:sz w:val="20"/>
+          <w:szCs w:val="20"/>
+          <w:lang w:val="en-US"/>
+        </w:rPr>
+        <w:t>, L.</w:t>
       </w:r>
       <w:r>
         <w:rPr>
@@ -3203,7 +3697,7 @@
         </w:rPr>
         <w:t xml:space="preserve">(1). </w:t>
       </w:r>
-      <w:hyperlink r:id="rId25" w:history="1">
+      <w:hyperlink r:id="rId23" w:history="1">
         <w:r>
           <w:rPr>
             <w:rStyle w:val="Lienhypertexte"/>
@@ -3224,12 +3718,9 @@
           <w:numId w:val="6"/>
         </w:numPr>
         <w:rPr>
-          <w:rStyle w:val="Lienhypertexte"/>
-          <w:rFonts w:ascii="Arial" w:hAnsi="Arial" w:cs="Arial"/>
-          <w:color w:val="auto"/>
-          <w:sz w:val="20"/>
-          <w:szCs w:val="20"/>
-          <w:u w:val="none"/>
+          <w:rFonts w:ascii="Arial" w:hAnsi="Arial" w:cs="Arial"/>
+          <w:sz w:val="20"/>
+          <w:szCs w:val="20"/>
           <w:lang w:val="en-US"/>
         </w:rPr>
       </w:pPr>
@@ -3250,6 +3741,7 @@
         </w:rPr>
         <w:t xml:space="preserve">(2024). </w:t>
       </w:r>
+      <w:proofErr w:type="spellStart"/>
       <w:r>
         <w:rPr>
           <w:rFonts w:ascii="Arial" w:hAnsi="Arial" w:cs="Arial"/>
@@ -3259,7 +3751,19 @@
           <w:szCs w:val="20"/>
           <w:lang w:val="en-US"/>
         </w:rPr>
-        <w:t>MSProfileR: An Open-Source Software for Quality Control of Matrix-Assisted Laser Desorption Ionization–Time of Flight Spectra.</w:t>
+        <w:t>MSProfileR</w:t>
+      </w:r>
+      <w:proofErr w:type="spellEnd"/>
+      <w:r>
+        <w:rPr>
+          <w:rFonts w:ascii="Arial" w:hAnsi="Arial" w:cs="Arial"/>
+          <w:b/>
+          <w:i/>
+          <w:sz w:val="20"/>
+          <w:szCs w:val="20"/>
+          <w:lang w:val="en-US"/>
+        </w:rPr>
+        <w:t>: An Open-Source Software for Quality Control of Matrix-Assisted Laser Desorption Ionization–Time of Flight Spectra.</w:t>
       </w:r>
       <w:r>
         <w:rPr>
@@ -3308,7 +3812,7 @@
         </w:rPr>
         <w:t xml:space="preserve">(2), 39. </w:t>
       </w:r>
-      <w:hyperlink r:id="rId26" w:history="1">
+      <w:hyperlink r:id="rId24" w:history="1">
         <w:r>
           <w:rPr>
             <w:rStyle w:val="Lienhypertexte"/>
@@ -3341,20 +3845,6 @@
           <w:szCs w:val="20"/>
           <w:lang w:val="en-US"/>
         </w:rPr>
-      </w:pPr>
-      <w:r>
-        <w:rPr>
-          <w:lang w:val="en-US"/>
-        </w:rPr>
-        <w:t>PRESENTATIONS EN CONGRES</w:t>
-      </w:r>
-    </w:p>
-    <w:p>
-      <w:pPr>
-        <w:rPr>
-          <w:rFonts w:ascii="Arial" w:hAnsi="Arial" w:cs="Arial"/>
-          <w:lang w:val="en-US"/>
-        </w:rPr>
         <w:sectPr>
           <w:pgSz w:w="11906" w:h="16838"/>
           <w:pgMar w:top="720" w:right="720" w:bottom="720" w:left="720" w:header="708" w:footer="708" w:gutter="0"/>
@@ -3362,6 +3852,18 @@
           <w:docGrid w:linePitch="360"/>
         </w:sectPr>
       </w:pPr>
+      <w:r>
+        <w:rPr>
+          <w:lang w:val="en-US"/>
+        </w:rPr>
+        <w:t>PRESENTATIONS EN CONGRE</w:t>
+      </w:r>
+      <w:r>
+        <w:rPr>
+          <w:lang w:val="en-US"/>
+        </w:rPr>
+        <w:t xml:space="preserve">S </w:t>
+      </w:r>
     </w:p>
     <w:p>
       <w:pPr>
@@ -3437,7 +3939,7 @@
           <w:szCs w:val="20"/>
           <w:lang w:val="en-US"/>
         </w:rPr>
-        <w:t xml:space="preserve">                             Aou</w:t>
+        <w:t xml:space="preserve">                             </w:t>
       </w:r>
       <w:r>
         <w:rPr>
@@ -3448,7 +3950,7 @@
           <w:szCs w:val="20"/>
           <w:lang w:val="en-US"/>
         </w:rPr>
-        <w:t xml:space="preserve">t 2025 </w:t>
+        <w:t xml:space="preserve">        </w:t>
       </w:r>
       <w:r>
         <w:rPr>
@@ -3459,6 +3961,17 @@
           <w:szCs w:val="20"/>
           <w:lang w:val="en-US"/>
         </w:rPr>
+        <w:t xml:space="preserve">2025 </w:t>
+      </w:r>
+      <w:r>
+        <w:rPr>
+          <w:rStyle w:val="normaltextrun"/>
+          <w:rFonts w:ascii="Arial" w:hAnsi="Arial" w:cs="Arial"/>
+          <w:bCs/>
+          <w:sz w:val="20"/>
+          <w:szCs w:val="20"/>
+          <w:lang w:val="en-US"/>
+        </w:rPr>
         <w:t>« </w:t>
       </w:r>
       <w:r>
@@ -3493,7 +4006,6 @@
     </w:p>
     <w:p>
       <w:pPr>
-        <w:ind w:right="-57"/>
         <w:jc w:val="both"/>
         <w:rPr>
           <w:rStyle w:val="normaltextrun"/>
@@ -3562,18 +4074,25 @@
       <w:r>
         <w:rPr>
           <w:rStyle w:val="normaltextrun"/>
-          <w:rFonts w:ascii="Arial" w:hAnsi="Arial" w:cs="Arial"/>
-          <w:bCs/>
-          <w:sz w:val="20"/>
-          <w:szCs w:val="20"/>
-        </w:rPr>
-        <w:t xml:space="preserve">Mars 2025 </w:t>
+          <w:rFonts w:cs="Arial"/>
+          <w:sz w:val="20"/>
+          <w:szCs w:val="20"/>
+        </w:rPr>
+        <w:t xml:space="preserve">    </w:t>
       </w:r>
       <w:r>
         <w:rPr>
           <w:rStyle w:val="normaltextrun"/>
           <w:rFonts w:ascii="Arial" w:hAnsi="Arial" w:cs="Arial"/>
-          <w:bCs/>
+          <w:sz w:val="20"/>
+          <w:szCs w:val="20"/>
+        </w:rPr>
+        <w:t xml:space="preserve">2025 </w:t>
+      </w:r>
+      <w:r>
+        <w:rPr>
+          <w:rStyle w:val="normaltextrun"/>
+          <w:rFonts w:ascii="Arial" w:hAnsi="Arial" w:cs="Arial"/>
           <w:sz w:val="20"/>
           <w:szCs w:val="20"/>
         </w:rPr>
@@ -3583,24 +4102,27 @@
         <w:rPr>
           <w:rStyle w:val="normaltextrun"/>
           <w:rFonts w:ascii="Arial" w:hAnsi="Arial" w:cs="Arial"/>
-          <w:bCs/>
           <w:sz w:val="20"/>
           <w:szCs w:val="20"/>
         </w:rPr>
         <w:t>Conséquences des pénuries de médicaments cardiovasculaires sur la prise en charge des patients atteints de maladie chronique en France entre 2014 et 2019</w:t>
       </w:r>
-    </w:p>
-    <w:p>
-      <w:pPr>
+      <w:r>
+        <w:rPr>
+          <w:lang w:val="en-US"/>
+        </w:rPr>
+        <w:t xml:space="preserve"> </w:t>
+      </w:r>
+      <w:r>
         <w:rPr>
           <w:rStyle w:val="normaltextrun"/>
           <w:rFonts w:ascii="Arial" w:hAnsi="Arial" w:cs="Arial"/>
-          <w:b/>
-          <w:bCs/>
-          <w:sz w:val="20"/>
-          <w:szCs w:val="20"/>
-        </w:rPr>
-      </w:pPr>
+          <w:sz w:val="20"/>
+          <w:szCs w:val="20"/>
+          <w:lang w:val="en-US"/>
+        </w:rPr>
+        <w:t>»</w:t>
+      </w:r>
     </w:p>
     <w:p>
       <w:pPr>
@@ -3615,17 +4137,6 @@
           <w:docGrid w:linePitch="360"/>
         </w:sectPr>
       </w:pPr>
-      <w:r>
-        <w:rPr>
-          <w:rStyle w:val="normaltextrun"/>
-          <w:rFonts w:ascii="Arial" w:hAnsi="Arial" w:cs="Arial"/>
-          <w:b/>
-          <w:bCs/>
-          <w:sz w:val="20"/>
-          <w:szCs w:val="20"/>
-        </w:rPr>
-        <w:t xml:space="preserve">  </w:t>
-      </w:r>
     </w:p>
     <w:p>
       <w:pPr>
@@ -4224,11 +4735,20 @@
         <w:ind w:right="-57"/>
         <w:rPr>
           <w:rFonts w:ascii="Arial" w:hAnsi="Arial" w:cs="Arial"/>
-          <w:b/>
-          <w:sz w:val="20"/>
-          <w:szCs w:val="20"/>
-        </w:rPr>
-      </w:pPr>
+          <w:bCs/>
+          <w:sz w:val="20"/>
+          <w:szCs w:val="20"/>
+        </w:rPr>
+      </w:pPr>
+      <w:r>
+        <w:rPr>
+          <w:rFonts w:ascii="Arial" w:hAnsi="Arial" w:cs="Arial"/>
+          <w:bCs/>
+          <w:sz w:val="20"/>
+          <w:szCs w:val="20"/>
+        </w:rPr>
+        <w:t>IUT STID</w:t>
+      </w:r>
     </w:p>
     <w:p>
       <w:pPr>
@@ -4494,7 +5014,27 @@
           <w:sz w:val="20"/>
           <w:szCs w:val="20"/>
         </w:rPr>
-        <w:t>Inférence causale : IPTW, appariement, HdPS…</w:t>
+        <w:t xml:space="preserve">Inférence causale : IPTW, appariement, </w:t>
+      </w:r>
+      <w:proofErr w:type="spellStart"/>
+      <w:r>
+        <w:rPr>
+          <w:rStyle w:val="agcmg"/>
+          <w:rFonts w:ascii="Arial" w:hAnsi="Arial" w:cs="Arial"/>
+          <w:sz w:val="20"/>
+          <w:szCs w:val="20"/>
+        </w:rPr>
+        <w:t>HdPS</w:t>
+      </w:r>
+      <w:proofErr w:type="spellEnd"/>
+      <w:r>
+        <w:rPr>
+          <w:rStyle w:val="agcmg"/>
+          <w:rFonts w:ascii="Arial" w:hAnsi="Arial" w:cs="Arial"/>
+          <w:sz w:val="20"/>
+          <w:szCs w:val="20"/>
+        </w:rPr>
+        <w:t>…</w:t>
       </w:r>
     </w:p>
     <w:p>
@@ -4588,8 +5128,20 @@
           <w:szCs w:val="20"/>
           <w:lang w:val="en-US"/>
         </w:rPr>
-        <w:t>Analyses de sensibilité</w:t>
-      </w:r>
+        <w:t xml:space="preserve">Analyses de </w:t>
+      </w:r>
+      <w:proofErr w:type="spellStart"/>
+      <w:r>
+        <w:rPr>
+          <w:rStyle w:val="agcmg"/>
+          <w:rFonts w:ascii="Arial" w:hAnsi="Arial" w:cs="Arial"/>
+          <w:sz w:val="20"/>
+          <w:szCs w:val="20"/>
+          <w:lang w:val="en-US"/>
+        </w:rPr>
+        <w:t>sensibilité</w:t>
+      </w:r>
+      <w:proofErr w:type="spellEnd"/>
     </w:p>
     <w:p>
       <w:pPr>
@@ -4606,6 +5158,7 @@
           <w:lang w:val="en-US"/>
         </w:rPr>
       </w:pPr>
+      <w:proofErr w:type="gramStart"/>
       <w:r>
         <w:rPr>
           <w:rFonts w:ascii="Arial" w:hAnsi="Arial" w:cs="Arial"/>
@@ -4625,6 +5178,7 @@
         </w:rPr>
         <w:t xml:space="preserve"> :</w:t>
       </w:r>
+      <w:proofErr w:type="gramEnd"/>
     </w:p>
     <w:p>
       <w:pPr>
@@ -4641,6 +5195,7 @@
           <w:lang w:val="en-US"/>
         </w:rPr>
       </w:pPr>
+      <w:proofErr w:type="spellStart"/>
       <w:r>
         <w:rPr>
           <w:rFonts w:ascii="Arial" w:hAnsi="Arial" w:cs="Arial"/>
@@ -4650,6 +5205,7 @@
         </w:rPr>
         <w:t>Pharmacoépidémiologie</w:t>
       </w:r>
+      <w:proofErr w:type="spellEnd"/>
     </w:p>
     <w:p>
       <w:pPr>
@@ -4890,6 +5446,7 @@
           <w:lang w:eastAsia="fr-FR"/>
         </w:rPr>
       </w:pPr>
+      <w:proofErr w:type="gramStart"/>
       <w:r>
         <w:rPr>
           <w:rFonts w:ascii="Arial" w:eastAsia="Times New Roman" w:hAnsi="Arial" w:cs="Arial"/>
@@ -4897,7 +5454,17 @@
           <w:szCs w:val="20"/>
           <w:lang w:eastAsia="fr-FR"/>
         </w:rPr>
-        <w:t xml:space="preserve">Grandes base de données : SNDS, chainage… </w:t>
+        <w:t>Grandes base</w:t>
+      </w:r>
+      <w:proofErr w:type="gramEnd"/>
+      <w:r>
+        <w:rPr>
+          <w:rFonts w:ascii="Arial" w:eastAsia="Times New Roman" w:hAnsi="Arial" w:cs="Arial"/>
+          <w:sz w:val="20"/>
+          <w:szCs w:val="20"/>
+          <w:lang w:eastAsia="fr-FR"/>
+        </w:rPr>
+        <w:t xml:space="preserve"> de données : SNDS, chainage… </w:t>
       </w:r>
     </w:p>
     <w:p>
@@ -4914,6 +5481,8 @@
           <w:lang w:val="en-US" w:eastAsia="fr-FR"/>
         </w:rPr>
       </w:pPr>
+      <w:proofErr w:type="spellStart"/>
+      <w:proofErr w:type="gramStart"/>
       <w:r>
         <w:rPr>
           <w:rFonts w:ascii="Arial" w:eastAsia="Times New Roman" w:hAnsi="Arial" w:cs="Arial"/>
@@ -4921,8 +5490,9 @@
           <w:szCs w:val="20"/>
           <w:lang w:val="en-US" w:eastAsia="fr-FR"/>
         </w:rPr>
-        <w:t xml:space="preserve">Visualisation : </w:t>
-      </w:r>
+        <w:t>Visualisation</w:t>
+      </w:r>
+      <w:proofErr w:type="spellEnd"/>
       <w:r>
         <w:rPr>
           <w:rFonts w:ascii="Arial" w:eastAsia="Times New Roman" w:hAnsi="Arial" w:cs="Arial"/>
@@ -4930,7 +5500,66 @@
           <w:szCs w:val="20"/>
           <w:lang w:val="en-US" w:eastAsia="fr-FR"/>
         </w:rPr>
-        <w:t>R (ggplot2, plotly, mpsf),</w:t>
+        <w:t> :</w:t>
+      </w:r>
+      <w:proofErr w:type="gramEnd"/>
+      <w:r>
+        <w:rPr>
+          <w:rFonts w:ascii="Arial" w:eastAsia="Times New Roman" w:hAnsi="Arial" w:cs="Arial"/>
+          <w:sz w:val="20"/>
+          <w:szCs w:val="20"/>
+          <w:lang w:val="en-US" w:eastAsia="fr-FR"/>
+        </w:rPr>
+        <w:t xml:space="preserve"> </w:t>
+      </w:r>
+      <w:r>
+        <w:rPr>
+          <w:rFonts w:ascii="Arial" w:eastAsia="Times New Roman" w:hAnsi="Arial" w:cs="Arial"/>
+          <w:sz w:val="20"/>
+          <w:szCs w:val="20"/>
+          <w:lang w:val="en-US" w:eastAsia="fr-FR"/>
+        </w:rPr>
+        <w:t xml:space="preserve">R (ggplot2, </w:t>
+      </w:r>
+      <w:proofErr w:type="spellStart"/>
+      <w:r>
+        <w:rPr>
+          <w:rFonts w:ascii="Arial" w:eastAsia="Times New Roman" w:hAnsi="Arial" w:cs="Arial"/>
+          <w:sz w:val="20"/>
+          <w:szCs w:val="20"/>
+          <w:lang w:val="en-US" w:eastAsia="fr-FR"/>
+        </w:rPr>
+        <w:t>plotly</w:t>
+      </w:r>
+      <w:proofErr w:type="spellEnd"/>
+      <w:r>
+        <w:rPr>
+          <w:rFonts w:ascii="Arial" w:eastAsia="Times New Roman" w:hAnsi="Arial" w:cs="Arial"/>
+          <w:sz w:val="20"/>
+          <w:szCs w:val="20"/>
+          <w:lang w:val="en-US" w:eastAsia="fr-FR"/>
+        </w:rPr>
+        <w:t xml:space="preserve">, </w:t>
+      </w:r>
+      <w:proofErr w:type="spellStart"/>
+      <w:r>
+        <w:rPr>
+          <w:rFonts w:ascii="Arial" w:eastAsia="Times New Roman" w:hAnsi="Arial" w:cs="Arial"/>
+          <w:sz w:val="20"/>
+          <w:szCs w:val="20"/>
+          <w:lang w:val="en-US" w:eastAsia="fr-FR"/>
+        </w:rPr>
+        <w:t>mpsf</w:t>
+      </w:r>
+      <w:proofErr w:type="spellEnd"/>
+      <w:r>
+        <w:rPr>
+          <w:rFonts w:ascii="Arial" w:eastAsia="Times New Roman" w:hAnsi="Arial" w:cs="Arial"/>
+          <w:sz w:val="20"/>
+          <w:szCs w:val="20"/>
+          <w:lang w:val="en-US" w:eastAsia="fr-FR"/>
+        </w:rPr>
+        <w:t>),</w:t>
       </w:r>
       <w:r>
         <w:rPr>
@@ -4983,6 +5612,7 @@
         </w:rPr>
         <w:t xml:space="preserve">rapports </w:t>
       </w:r>
+      <w:proofErr w:type="spellStart"/>
       <w:r>
         <w:rPr>
           <w:rFonts w:ascii="Arial" w:eastAsia="Times New Roman" w:hAnsi="Arial" w:cs="Arial"/>
@@ -5001,6 +5631,7 @@
         </w:rPr>
         <w:t>markdown</w:t>
       </w:r>
+      <w:proofErr w:type="spellEnd"/>
     </w:p>
     <w:p>
       <w:pPr>
@@ -5224,7 +5855,7 @@
 </file>
 
 <file path=word/endnotes.xml><?xml version="1.0" encoding="utf-8"?>
-<w:endnotes xmlns:wpc="http://schemas.microsoft.com/office/word/2010/wordprocessingCanvas" xmlns:mc="http://schemas.openxmlformats.org/markup-compatibility/2006" xmlns:o="urn:schemas-microsoft-com:office:office" xmlns:r="http://schemas.openxmlformats.org/officeDocument/2006/relationships" xmlns:m="http://schemas.openxmlformats.org/officeDocument/2006/math" xmlns:v="urn:schemas-microsoft-com:vml" xmlns:wp14="http://schemas.microsoft.com/office/word/2010/wordprocessingDrawing" xmlns:wp="http://schemas.openxmlformats.org/drawingml/2006/wordprocessingDrawing" xmlns:w10="urn:schemas-microsoft-com:office:word" xmlns:w="http://schemas.openxmlformats.org/wordprocessingml/2006/main" xmlns:w14="http://schemas.microsoft.com/office/word/2010/wordml" xmlns:w15="http://schemas.microsoft.com/office/word/2012/wordml" xmlns:wpg="http://schemas.microsoft.com/office/word/2010/wordprocessingGroup" xmlns:wpi="http://schemas.microsoft.com/office/word/2010/wordprocessingInk" xmlns:wne="http://schemas.microsoft.com/office/word/2006/wordml" xmlns:wps="http://schemas.microsoft.com/office/word/2010/wordprocessingShape" mc:Ignorable="w14 w15 wp14">
+<w:endnotes xmlns:wpc="http://schemas.microsoft.com/office/word/2010/wordprocessingCanvas" xmlns:cx="http://schemas.microsoft.com/office/drawing/2014/chartex" xmlns:cx1="http://schemas.microsoft.com/office/drawing/2015/9/8/chartex" xmlns:cx2="http://schemas.microsoft.com/office/drawing/2015/10/21/chartex" xmlns:cx3="http://schemas.microsoft.com/office/drawing/2016/5/9/chartex" xmlns:cx4="http://schemas.microsoft.com/office/drawing/2016/5/10/chartex" xmlns:cx5="http://schemas.microsoft.com/office/drawing/2016/5/11/chartex" xmlns:cx6="http://schemas.microsoft.com/office/drawing/2016/5/12/chartex" xmlns:cx7="http://schemas.microsoft.com/office/drawing/2016/5/13/chartex" xmlns:cx8="http://schemas.microsoft.com/office/drawing/2016/5/14/chartex" xmlns:mc="http://schemas.openxmlformats.org/markup-compatibility/2006" xmlns:aink="http://schemas.microsoft.com/office/drawing/2016/ink" xmlns:am3d="http://schemas.microsoft.com/office/drawing/2017/model3d" xmlns:o="urn:schemas-microsoft-com:office:office" xmlns:oel="http://schemas.microsoft.com/office/2019/extlst" xmlns:r="http://schemas.openxmlformats.org/officeDocument/2006/relationships" xmlns:m="http://schemas.openxmlformats.org/officeDocument/2006/math" xmlns:v="urn:schemas-microsoft-com:vml" xmlns:wp14="http://schemas.microsoft.com/office/word/2010/wordprocessingDrawing" xmlns:wp="http://schemas.openxmlformats.org/drawingml/2006/wordprocessingDrawing" xmlns:w10="urn:schemas-microsoft-com:office:word" xmlns:w="http://schemas.openxmlformats.org/wordprocessingml/2006/main" xmlns:w14="http://schemas.microsoft.com/office/word/2010/wordml" xmlns:w15="http://schemas.microsoft.com/office/word/2012/wordml" xmlns:w16cex="http://schemas.microsoft.com/office/word/2018/wordml/cex" xmlns:w16cid="http://schemas.microsoft.com/office/word/2016/wordml/cid" xmlns:w16="http://schemas.microsoft.com/office/word/2018/wordml" xmlns:w16du="http://schemas.microsoft.com/office/word/2023/wordml/word16du" xmlns:w16sdtdh="http://schemas.microsoft.com/office/word/2020/wordml/sdtdatahash" xmlns:w16sdtfl="http://schemas.microsoft.com/office/word/2024/wordml/sdtformatlock" xmlns:w16se="http://schemas.microsoft.com/office/word/2015/wordml/symex" xmlns:wpg="http://schemas.microsoft.com/office/word/2010/wordprocessingGroup" xmlns:wpi="http://schemas.microsoft.com/office/word/2010/wordprocessingInk" xmlns:wne="http://schemas.microsoft.com/office/word/2006/wordml" xmlns:wps="http://schemas.microsoft.com/office/word/2010/wordprocessingShape" mc:Ignorable="w14 w15 w16se w16cid w16 w16cex w16sdtdh w16sdtfl w16du wp14">
   <w:endnote w:type="separator" w:id="-1">
     <w:p>
       <w:pPr>
@@ -5249,7 +5880,7 @@
 </file>
 
 <file path=word/footnotes.xml><?xml version="1.0" encoding="utf-8"?>
-<w:footnotes xmlns:wpc="http://schemas.microsoft.com/office/word/2010/wordprocessingCanvas" xmlns:mc="http://schemas.openxmlformats.org/markup-compatibility/2006" xmlns:o="urn:schemas-microsoft-com:office:office" xmlns:r="http://schemas.openxmlformats.org/officeDocument/2006/relationships" xmlns:m="http://schemas.openxmlformats.org/officeDocument/2006/math" xmlns:v="urn:schemas-microsoft-com:vml" xmlns:wp14="http://schemas.microsoft.com/office/word/2010/wordprocessingDrawing" xmlns:wp="http://schemas.openxmlformats.org/drawingml/2006/wordprocessingDrawing" xmlns:w10="urn:schemas-microsoft-com:office:word" xmlns:w="http://schemas.openxmlformats.org/wordprocessingml/2006/main" xmlns:w14="http://schemas.microsoft.com/office/word/2010/wordml" xmlns:w15="http://schemas.microsoft.com/office/word/2012/wordml" xmlns:wpg="http://schemas.microsoft.com/office/word/2010/wordprocessingGroup" xmlns:wpi="http://schemas.microsoft.com/office/word/2010/wordprocessingInk" xmlns:wne="http://schemas.microsoft.com/office/word/2006/wordml" xmlns:wps="http://schemas.microsoft.com/office/word/2010/wordprocessingShape" mc:Ignorable="w14 w15 wp14">
+<w:footnotes xmlns:wpc="http://schemas.microsoft.com/office/word/2010/wordprocessingCanvas" xmlns:cx="http://schemas.microsoft.com/office/drawing/2014/chartex" xmlns:cx1="http://schemas.microsoft.com/office/drawing/2015/9/8/chartex" xmlns:cx2="http://schemas.microsoft.com/office/drawing/2015/10/21/chartex" xmlns:cx3="http://schemas.microsoft.com/office/drawing/2016/5/9/chartex" xmlns:cx4="http://schemas.microsoft.com/office/drawing/2016/5/10/chartex" xmlns:cx5="http://schemas.microsoft.com/office/drawing/2016/5/11/chartex" xmlns:cx6="http://schemas.microsoft.com/office/drawing/2016/5/12/chartex" xmlns:cx7="http://schemas.microsoft.com/office/drawing/2016/5/13/chartex" xmlns:cx8="http://schemas.microsoft.com/office/drawing/2016/5/14/chartex" xmlns:mc="http://schemas.openxmlformats.org/markup-compatibility/2006" xmlns:aink="http://schemas.microsoft.com/office/drawing/2016/ink" xmlns:am3d="http://schemas.microsoft.com/office/drawing/2017/model3d" xmlns:o="urn:schemas-microsoft-com:office:office" xmlns:oel="http://schemas.microsoft.com/office/2019/extlst" xmlns:r="http://schemas.openxmlformats.org/officeDocument/2006/relationships" xmlns:m="http://schemas.openxmlformats.org/officeDocument/2006/math" xmlns:v="urn:schemas-microsoft-com:vml" xmlns:wp14="http://schemas.microsoft.com/office/word/2010/wordprocessingDrawing" xmlns:wp="http://schemas.openxmlformats.org/drawingml/2006/wordprocessingDrawing" xmlns:w10="urn:schemas-microsoft-com:office:word" xmlns:w="http://schemas.openxmlformats.org/wordprocessingml/2006/main" xmlns:w14="http://schemas.microsoft.com/office/word/2010/wordml" xmlns:w15="http://schemas.microsoft.com/office/word/2012/wordml" xmlns:w16cex="http://schemas.microsoft.com/office/word/2018/wordml/cex" xmlns:w16cid="http://schemas.microsoft.com/office/word/2016/wordml/cid" xmlns:w16="http://schemas.microsoft.com/office/word/2018/wordml" xmlns:w16du="http://schemas.microsoft.com/office/word/2023/wordml/word16du" xmlns:w16sdtdh="http://schemas.microsoft.com/office/word/2020/wordml/sdtdatahash" xmlns:w16sdtfl="http://schemas.microsoft.com/office/word/2024/wordml/sdtformatlock" xmlns:w16se="http://schemas.microsoft.com/office/word/2015/wordml/symex" xmlns:wpg="http://schemas.microsoft.com/office/word/2010/wordprocessingGroup" xmlns:wpi="http://schemas.microsoft.com/office/word/2010/wordprocessingInk" xmlns:wne="http://schemas.microsoft.com/office/word/2006/wordml" xmlns:wps="http://schemas.microsoft.com/office/word/2010/wordprocessingShape" mc:Ignorable="w14 w15 w16se w16cid w16 w16cex w16sdtdh w16sdtfl w16du wp14">
   <w:footnote w:type="separator" w:id="-1">
     <w:p>
       <w:pPr>
@@ -5274,7 +5905,7 @@
 </file>
 
 <file path=word/numbering.xml><?xml version="1.0" encoding="utf-8"?>
-<w:numbering xmlns:wpc="http://schemas.microsoft.com/office/word/2010/wordprocessingCanvas" xmlns:mc="http://schemas.openxmlformats.org/markup-compatibility/2006" xmlns:o="urn:schemas-microsoft-com:office:office" xmlns:r="http://schemas.openxmlformats.org/officeDocument/2006/relationships" xmlns:m="http://schemas.openxmlformats.org/officeDocument/2006/math" xmlns:v="urn:schemas-microsoft-com:vml" xmlns:wp14="http://schemas.microsoft.com/office/word/2010/wordprocessingDrawing" xmlns:wp="http://schemas.openxmlformats.org/drawingml/2006/wordprocessingDrawing" xmlns:w10="urn:schemas-microsoft-com:office:word" xmlns:w="http://schemas.openxmlformats.org/wordprocessingml/2006/main" xmlns:w14="http://schemas.microsoft.com/office/word/2010/wordml" xmlns:w15="http://schemas.microsoft.com/office/word/2012/wordml" xmlns:wpg="http://schemas.microsoft.com/office/word/2010/wordprocessingGroup" xmlns:wpi="http://schemas.microsoft.com/office/word/2010/wordprocessingInk" xmlns:wne="http://schemas.microsoft.com/office/word/2006/wordml" xmlns:wps="http://schemas.microsoft.com/office/word/2010/wordprocessingShape" mc:Ignorable="w14 w15 wp14">
+<w:numbering xmlns:wpc="http://schemas.microsoft.com/office/word/2010/wordprocessingCanvas" xmlns:cx="http://schemas.microsoft.com/office/drawing/2014/chartex" xmlns:cx1="http://schemas.microsoft.com/office/drawing/2015/9/8/chartex" xmlns:cx2="http://schemas.microsoft.com/office/drawing/2015/10/21/chartex" xmlns:cx3="http://schemas.microsoft.com/office/drawing/2016/5/9/chartex" xmlns:cx4="http://schemas.microsoft.com/office/drawing/2016/5/10/chartex" xmlns:cx5="http://schemas.microsoft.com/office/drawing/2016/5/11/chartex" xmlns:cx6="http://schemas.microsoft.com/office/drawing/2016/5/12/chartex" xmlns:cx7="http://schemas.microsoft.com/office/drawing/2016/5/13/chartex" xmlns:cx8="http://schemas.microsoft.com/office/drawing/2016/5/14/chartex" xmlns:mc="http://schemas.openxmlformats.org/markup-compatibility/2006" xmlns:aink="http://schemas.microsoft.com/office/drawing/2016/ink" xmlns:am3d="http://schemas.microsoft.com/office/drawing/2017/model3d" xmlns:o="urn:schemas-microsoft-com:office:office" xmlns:oel="http://schemas.microsoft.com/office/2019/extlst" xmlns:r="http://schemas.openxmlformats.org/officeDocument/2006/relationships" xmlns:m="http://schemas.openxmlformats.org/officeDocument/2006/math" xmlns:v="urn:schemas-microsoft-com:vml" xmlns:wp14="http://schemas.microsoft.com/office/word/2010/wordprocessingDrawing" xmlns:wp="http://schemas.openxmlformats.org/drawingml/2006/wordprocessingDrawing" xmlns:w10="urn:schemas-microsoft-com:office:word" xmlns:w="http://schemas.openxmlformats.org/wordprocessingml/2006/main" xmlns:w14="http://schemas.microsoft.com/office/word/2010/wordml" xmlns:w15="http://schemas.microsoft.com/office/word/2012/wordml" xmlns:w16cex="http://schemas.microsoft.com/office/word/2018/wordml/cex" xmlns:w16cid="http://schemas.microsoft.com/office/word/2016/wordml/cid" xmlns:w16="http://schemas.microsoft.com/office/word/2018/wordml" xmlns:w16du="http://schemas.microsoft.com/office/word/2023/wordml/word16du" xmlns:w16sdtdh="http://schemas.microsoft.com/office/word/2020/wordml/sdtdatahash" xmlns:w16sdtfl="http://schemas.microsoft.com/office/word/2024/wordml/sdtformatlock" xmlns:w16se="http://schemas.microsoft.com/office/word/2015/wordml/symex" xmlns:wpg="http://schemas.microsoft.com/office/word/2010/wordprocessingGroup" xmlns:wpi="http://schemas.microsoft.com/office/word/2010/wordprocessingInk" xmlns:wne="http://schemas.microsoft.com/office/word/2006/wordml" xmlns:wps="http://schemas.microsoft.com/office/word/2010/wordprocessingShape" mc:Ignorable="w14 w15 w16se w16cid w16 w16cex w16sdtdh w16sdtfl w16du wp14">
   <w:abstractNum w:abstractNumId="0" w15:restartNumberingAfterBreak="0">
     <w:nsid w:val="02EA69AD"/>
     <w:multiLevelType w:val="hybridMultilevel"/>
@@ -7268,62 +7899,62 @@
       </w:rPr>
     </w:lvl>
   </w:abstractNum>
-  <w:num w:numId="1">
+  <w:num w:numId="1" w16cid:durableId="1194538177">
     <w:abstractNumId w:val="4"/>
   </w:num>
-  <w:num w:numId="2">
+  <w:num w:numId="2" w16cid:durableId="343556358">
     <w:abstractNumId w:val="15"/>
   </w:num>
-  <w:num w:numId="3">
+  <w:num w:numId="3" w16cid:durableId="279840648">
     <w:abstractNumId w:val="11"/>
   </w:num>
-  <w:num w:numId="4">
+  <w:num w:numId="4" w16cid:durableId="1789811426">
     <w:abstractNumId w:val="9"/>
   </w:num>
-  <w:num w:numId="5">
+  <w:num w:numId="5" w16cid:durableId="1913272667">
     <w:abstractNumId w:val="10"/>
   </w:num>
-  <w:num w:numId="6">
+  <w:num w:numId="6" w16cid:durableId="1752195559">
     <w:abstractNumId w:val="1"/>
   </w:num>
-  <w:num w:numId="7">
+  <w:num w:numId="7" w16cid:durableId="1500462398">
     <w:abstractNumId w:val="0"/>
   </w:num>
-  <w:num w:numId="8">
+  <w:num w:numId="8" w16cid:durableId="1668752910">
     <w:abstractNumId w:val="2"/>
   </w:num>
-  <w:num w:numId="9">
+  <w:num w:numId="9" w16cid:durableId="880939005">
     <w:abstractNumId w:val="14"/>
   </w:num>
-  <w:num w:numId="10">
+  <w:num w:numId="10" w16cid:durableId="1650596922">
     <w:abstractNumId w:val="16"/>
   </w:num>
-  <w:num w:numId="11">
+  <w:num w:numId="11" w16cid:durableId="680663826">
     <w:abstractNumId w:val="6"/>
   </w:num>
-  <w:num w:numId="12">
+  <w:num w:numId="12" w16cid:durableId="370963316">
     <w:abstractNumId w:val="12"/>
   </w:num>
-  <w:num w:numId="13">
+  <w:num w:numId="13" w16cid:durableId="2127116634">
     <w:abstractNumId w:val="3"/>
   </w:num>
-  <w:num w:numId="14">
+  <w:num w:numId="14" w16cid:durableId="1085882461">
     <w:abstractNumId w:val="8"/>
   </w:num>
-  <w:num w:numId="15">
+  <w:num w:numId="15" w16cid:durableId="1025407510">
     <w:abstractNumId w:val="7"/>
   </w:num>
-  <w:num w:numId="16">
+  <w:num w:numId="16" w16cid:durableId="1036271411">
     <w:abstractNumId w:val="5"/>
   </w:num>
-  <w:num w:numId="17">
+  <w:num w:numId="17" w16cid:durableId="141392472">
     <w:abstractNumId w:val="13"/>
   </w:num>
 </w:numbering>
 </file>
 
 <file path=word/styles.xml><?xml version="1.0" encoding="utf-8"?>
-<w:styles xmlns:mc="http://schemas.openxmlformats.org/markup-compatibility/2006" xmlns:r="http://schemas.openxmlformats.org/officeDocument/2006/relationships" xmlns:w="http://schemas.openxmlformats.org/wordprocessingml/2006/main" xmlns:w14="http://schemas.microsoft.com/office/word/2010/wordml" xmlns:w15="http://schemas.microsoft.com/office/word/2012/wordml" mc:Ignorable="w14 w15">
+<w:styles xmlns:mc="http://schemas.openxmlformats.org/markup-compatibility/2006" xmlns:r="http://schemas.openxmlformats.org/officeDocument/2006/relationships" xmlns:w="http://schemas.openxmlformats.org/wordprocessingml/2006/main" xmlns:w14="http://schemas.microsoft.com/office/word/2010/wordml" xmlns:w15="http://schemas.microsoft.com/office/word/2012/wordml" xmlns:w16cex="http://schemas.microsoft.com/office/word/2018/wordml/cex" xmlns:w16cid="http://schemas.microsoft.com/office/word/2016/wordml/cid" xmlns:w16="http://schemas.microsoft.com/office/word/2018/wordml" xmlns:w16du="http://schemas.microsoft.com/office/word/2023/wordml/word16du" xmlns:w16sdtdh="http://schemas.microsoft.com/office/word/2020/wordml/sdtdatahash" xmlns:w16sdtfl="http://schemas.microsoft.com/office/word/2024/wordml/sdtformatlock" xmlns:w16se="http://schemas.microsoft.com/office/word/2015/wordml/symex" mc:Ignorable="w14 w15 w16se w16cid w16 w16cex w16sdtdh w16sdtfl w16du">
   <w:docDefaults>
     <w:rPrDefault>
       <w:rPr>
@@ -7339,7 +7970,7 @@
       </w:pPr>
     </w:pPrDefault>
   </w:docDefaults>
-  <w:latentStyles w:defLockedState="0" w:defUIPriority="99" w:defSemiHidden="0" w:defUnhideWhenUsed="0" w:defQFormat="0" w:count="371">
+  <w:latentStyles w:defLockedState="0" w:defUIPriority="99" w:defSemiHidden="0" w:defUnhideWhenUsed="0" w:defQFormat="0" w:count="376">
     <w:lsdException w:name="Normal" w:uiPriority="0" w:qFormat="1"/>
     <w:lsdException w:name="heading 1" w:uiPriority="9" w:qFormat="1"/>
     <w:lsdException w:name="heading 2" w:semiHidden="1" w:uiPriority="9" w:unhideWhenUsed="1" w:qFormat="1"/>
@@ -7711,6 +8342,11 @@
     <w:lsdException w:name="List Table 5 Dark Accent 6" w:uiPriority="50"/>
     <w:lsdException w:name="List Table 6 Colorful Accent 6" w:uiPriority="51"/>
     <w:lsdException w:name="List Table 7 Colorful Accent 6" w:uiPriority="52"/>
+    <w:lsdException w:name="Mention" w:semiHidden="1" w:unhideWhenUsed="1"/>
+    <w:lsdException w:name="Smart Hyperlink" w:semiHidden="1" w:unhideWhenUsed="1"/>
+    <w:lsdException w:name="Hashtag" w:semiHidden="1" w:unhideWhenUsed="1"/>
+    <w:lsdException w:name="Unresolved Mention" w:semiHidden="1" w:unhideWhenUsed="1"/>
+    <w:lsdException w:name="Smart Link" w:semiHidden="1" w:unhideWhenUsed="1"/>
   </w:latentStyles>
   <w:style w:type="paragraph" w:default="1" w:styleId="Normal">
     <w:name w:val="Normal"/>
@@ -7743,7 +8379,6 @@
   <w:style w:type="character" w:default="1" w:styleId="Policepardfaut">
     <w:name w:val="Default Paragraph Font"/>
     <w:uiPriority w:val="1"/>
-    <w:semiHidden/>
     <w:unhideWhenUsed/>
   </w:style>
   <w:style w:type="table" w:default="1" w:styleId="TableauNormal">
